--- a/documents/הצעת המחקר .docx
+++ b/documents/הצעת המחקר .docx
@@ -16,6 +16,7 @@
       <w:r>
         <w:rPr>
           <w:rFonts w:asciiTheme="minorBidi" w:eastAsia="Alef" w:hAnsiTheme="minorBidi" w:cstheme="minorBidi"/>
+          <w:noProof/>
           <w:sz w:val="36"/>
           <w:szCs w:val="36"/>
           <w:shd w:val="clear" w:color="auto" w:fill="F8F9FA"/>
@@ -1301,16 +1302,7 @@
                 <w:noProof/>
                 <w:rtl/>
               </w:rPr>
-              <w:t>ה</w:t>
-            </w:r>
-            <w:r>
-              <w:rPr>
-                <w:rStyle w:val="Hyperlink"/>
-                <w:rFonts w:hint="eastAsia"/>
-                <w:noProof/>
-                <w:rtl/>
-              </w:rPr>
-              <w:t>גדרת</w:t>
+              <w:t>הגדרת</w:t>
             </w:r>
             <w:r>
               <w:rPr>
@@ -1447,25 +1439,7 @@
                 <w:noProof/>
                 <w:rtl/>
               </w:rPr>
-              <w:t>לפונק</w:t>
-            </w:r>
-            <w:r>
-              <w:rPr>
-                <w:rStyle w:val="Hyperlink"/>
-                <w:rFonts w:hint="eastAsia"/>
-                <w:noProof/>
-                <w:rtl/>
-              </w:rPr>
-              <w:t>צ</w:t>
-            </w:r>
-            <w:r>
-              <w:rPr>
-                <w:rStyle w:val="Hyperlink"/>
-                <w:rFonts w:hint="eastAsia"/>
-                <w:noProof/>
-                <w:rtl/>
-              </w:rPr>
-              <w:t>יות</w:t>
+              <w:t>לפונקציות</w:t>
             </w:r>
             <w:r>
               <w:rPr>
@@ -2166,54 +2140,7 @@
       <w:pPr>
         <w:bidi/>
         <w:rPr>
-          <w:rFonts w:asciiTheme="minorBidi" w:eastAsia="Alef" w:hAnsiTheme="minorBidi" w:cstheme="minorBidi"/>
-          <w:sz w:val="36"/>
-          <w:szCs w:val="36"/>
-          <w:shd w:val="clear" w:color="auto" w:fill="F8F9FA"/>
-          <w:rtl/>
-        </w:rPr>
-      </w:pPr>
-    </w:p>
-    <w:p>
-      <w:pPr>
-        <w:bidi/>
-        <w:rPr>
-          <w:rFonts w:asciiTheme="minorBidi" w:eastAsia="Alef" w:hAnsiTheme="minorBidi" w:cstheme="minorBidi"/>
-          <w:sz w:val="36"/>
-          <w:szCs w:val="36"/>
-          <w:shd w:val="clear" w:color="auto" w:fill="F8F9FA"/>
-        </w:rPr>
-      </w:pPr>
-    </w:p>
-    <w:p>
-      <w:pPr>
-        <w:bidi/>
-        <w:rPr>
-          <w:rFonts w:asciiTheme="minorBidi" w:eastAsia="Alef" w:hAnsiTheme="minorBidi" w:cstheme="minorBidi"/>
-          <w:sz w:val="36"/>
-          <w:szCs w:val="36"/>
-          <w:shd w:val="clear" w:color="auto" w:fill="F8F9FA"/>
-          <w:rtl/>
-        </w:rPr>
-      </w:pPr>
-    </w:p>
-    <w:p>
-      <w:pPr>
-        <w:bidi/>
-        <w:rPr>
-          <w:rFonts w:asciiTheme="minorBidi" w:eastAsia="Alef" w:hAnsiTheme="minorBidi" w:cstheme="minorBidi"/>
-          <w:sz w:val="36"/>
-          <w:szCs w:val="36"/>
-          <w:shd w:val="clear" w:color="auto" w:fill="F8F9FA"/>
-          <w:rtl/>
-        </w:rPr>
-      </w:pPr>
-    </w:p>
-    <w:p>
-      <w:pPr>
-        <w:bidi/>
-        <w:rPr>
-          <w:rFonts w:asciiTheme="minorBidi" w:eastAsia="Alef" w:hAnsiTheme="minorBidi" w:cstheme="minorBidi"/>
+          <w:rFonts w:asciiTheme="minorBidi" w:eastAsia="Alef" w:hAnsiTheme="minorBidi" w:cstheme="minorBidi" w:hint="cs"/>
           <w:sz w:val="28"/>
           <w:szCs w:val="28"/>
           <w:shd w:val="clear" w:color="auto" w:fill="F8F9FA"/>
@@ -2241,6 +2168,7 @@
           <w:rtl/>
           <w:lang w:val="en-US"/>
         </w:rPr>
+        <w:lastRenderedPageBreak/>
         <w:t>נושא העבודה</w:t>
       </w:r>
       <w:bookmarkEnd w:id="2"/>
@@ -2673,17 +2601,7 @@
           <w:rtl/>
           <w:lang w:val="en-US"/>
         </w:rPr>
-        <w:t>ב</w:t>
-      </w:r>
-      <w:r>
-        <w:rPr>
-          <w:rFonts w:asciiTheme="minorBidi" w:hAnsiTheme="minorBidi" w:cstheme="minorBidi"/>
-          <w:sz w:val="28"/>
-          <w:szCs w:val="28"/>
-          <w:rtl/>
-          <w:lang w:val="en-US"/>
-        </w:rPr>
-        <w:t>דומיינים פונקציונליים</w:t>
+        <w:t>בדומיינים פונקציונליים</w:t>
       </w:r>
       <w:r>
         <w:rPr>
@@ -2726,17 +2644,7 @@
           <w:rtl/>
           <w:lang w:val="en-US"/>
         </w:rPr>
-        <w:t>ב</w:t>
-      </w:r>
-      <w:r>
-        <w:rPr>
-          <w:rFonts w:asciiTheme="minorBidi" w:hAnsiTheme="minorBidi" w:cstheme="minorBidi"/>
-          <w:sz w:val="28"/>
-          <w:szCs w:val="28"/>
-          <w:rtl/>
-          <w:lang w:val="en-US"/>
-        </w:rPr>
-        <w:t>דומיינים פונקציונליים</w:t>
+        <w:t>בדומיינים פונקציונליים</w:t>
       </w:r>
       <w:r>
         <w:rPr>
@@ -2848,37 +2756,15 @@
         </w:rPr>
         <w:t xml:space="preserve"> מתפקדים כמתגים ביולוגיים שאחראים על העברת אותות לצמיחת התא. המוטציות נוטות להופיע בדומיינים שאחראים על כיבוי המתג או על הפעלתו (כמו דומיין ה-</w:t>
       </w:r>
-      <w:proofErr w:type="spellStart"/>
-      <w:r>
-        <w:rPr>
-          <w:rFonts w:asciiTheme="minorBidi" w:hAnsiTheme="minorBidi" w:cstheme="minorBidi"/>
-          <w:sz w:val="28"/>
-          <w:szCs w:val="28"/>
-          <w:shd w:val="clear" w:color="auto" w:fill="F8F9FA"/>
-        </w:rPr>
-        <w:t>Tyrosine</w:t>
-      </w:r>
-      <w:proofErr w:type="spellEnd"/>
-      <w:r>
-        <w:rPr>
-          <w:rFonts w:asciiTheme="minorBidi" w:hAnsiTheme="minorBidi" w:cstheme="minorBidi"/>
-          <w:sz w:val="28"/>
-          <w:szCs w:val="28"/>
-          <w:shd w:val="clear" w:color="auto" w:fill="F8F9FA"/>
-        </w:rPr>
-        <w:t xml:space="preserve"> </w:t>
-      </w:r>
-      <w:proofErr w:type="spellStart"/>
-      <w:r>
-        <w:rPr>
-          <w:rFonts w:asciiTheme="minorBidi" w:hAnsiTheme="minorBidi" w:cstheme="minorBidi"/>
-          <w:sz w:val="28"/>
-          <w:szCs w:val="28"/>
-          <w:shd w:val="clear" w:color="auto" w:fill="F8F9FA"/>
-        </w:rPr>
-        <w:t>Kinase</w:t>
-      </w:r>
-      <w:proofErr w:type="spellEnd"/>
+      <w:r>
+        <w:rPr>
+          <w:rFonts w:asciiTheme="minorBidi" w:hAnsiTheme="minorBidi" w:cstheme="minorBidi"/>
+          <w:sz w:val="28"/>
+          <w:szCs w:val="28"/>
+          <w:shd w:val="clear" w:color="auto" w:fill="F8F9FA"/>
+        </w:rPr>
+        <w:t>Tyrosine Kinase</w:t>
+      </w:r>
       <w:r>
         <w:rPr>
           <w:rFonts w:asciiTheme="minorBidi" w:hAnsiTheme="minorBidi" w:cstheme="minorBidi"/>
@@ -2946,7 +2832,6 @@
         </w:rPr>
         <w:t>). כאשר מתרחשת מוטציה בדיוק באזורים הרגישים הללו, המבנה המרחבי של החלבון משתנה כך שהוא נתקע במצב "פועל" (</w:t>
       </w:r>
-      <w:proofErr w:type="spellStart"/>
       <w:r>
         <w:rPr>
           <w:rFonts w:asciiTheme="minorBidi" w:hAnsiTheme="minorBidi" w:cstheme="minorBidi"/>
@@ -2956,7 +2841,6 @@
         </w:rPr>
         <w:t>On</w:t>
       </w:r>
-      <w:proofErr w:type="spellEnd"/>
       <w:r>
         <w:rPr>
           <w:rFonts w:asciiTheme="minorBidi" w:hAnsiTheme="minorBidi" w:cstheme="minorBidi"/>
@@ -2990,7 +2874,6 @@
           <w:bCs/>
           <w:color w:val="000000"/>
         </w:rPr>
-        <w:lastRenderedPageBreak/>
         <w:t>KRAS</w:t>
       </w:r>
       <w:bookmarkEnd w:id="8"/>
@@ -3027,7 +2910,6 @@
         </w:rPr>
         <w:t xml:space="preserve"> הוא </w:t>
       </w:r>
-      <w:proofErr w:type="spellStart"/>
       <w:r>
         <w:rPr>
           <w:sz w:val="28"/>
@@ -3035,32 +2917,13 @@
         </w:rPr>
         <w:t>GTPase</w:t>
       </w:r>
-      <w:proofErr w:type="spellEnd"/>
-      <w:r>
-        <w:rPr>
-          <w:sz w:val="28"/>
-          <w:szCs w:val="28"/>
-          <w:rtl/>
-        </w:rPr>
-        <w:t xml:space="preserve"> המעורב בהעברת אותות </w:t>
-      </w:r>
-      <w:proofErr w:type="spellStart"/>
-      <w:r>
-        <w:rPr>
-          <w:sz w:val="28"/>
-          <w:szCs w:val="28"/>
-          <w:rtl/>
-        </w:rPr>
-        <w:t>תוך־תאיים</w:t>
-      </w:r>
-      <w:proofErr w:type="spellEnd"/>
-      <w:r>
-        <w:rPr>
-          <w:sz w:val="28"/>
-          <w:szCs w:val="28"/>
-          <w:rtl/>
-        </w:rPr>
-        <w:t xml:space="preserve"> הקשורים לגדילה וחלוקה.</w:t>
+      <w:r>
+        <w:rPr>
+          <w:sz w:val="28"/>
+          <w:szCs w:val="28"/>
+          <w:rtl/>
+        </w:rPr>
+        <w:t xml:space="preserve"> המעורב בהעברת אותות תוך־תאיים הקשורים לגדילה וחלוקה.</w:t>
       </w:r>
       <w:r>
         <w:rPr>
@@ -3108,23 +2971,15 @@
           <w:szCs w:val="28"/>
           <w:rtl/>
         </w:rPr>
+        <w:lastRenderedPageBreak/>
         <w:t xml:space="preserve">אזורי </w:t>
       </w:r>
-      <w:proofErr w:type="spellStart"/>
-      <w:r>
-        <w:rPr>
-          <w:sz w:val="28"/>
-          <w:szCs w:val="28"/>
-        </w:rPr>
-        <w:t>Switch</w:t>
-      </w:r>
-      <w:proofErr w:type="spellEnd"/>
-      <w:r>
-        <w:rPr>
-          <w:sz w:val="28"/>
-          <w:szCs w:val="28"/>
-        </w:rPr>
-        <w:t xml:space="preserve"> I</w:t>
+      <w:r>
+        <w:rPr>
+          <w:sz w:val="28"/>
+          <w:szCs w:val="28"/>
+        </w:rPr>
+        <w:t>Switch I</w:t>
       </w:r>
       <w:r>
         <w:rPr>
@@ -3134,21 +2989,12 @@
         </w:rPr>
         <w:t xml:space="preserve"> ו-</w:t>
       </w:r>
-      <w:proofErr w:type="spellStart"/>
-      <w:r>
-        <w:rPr>
-          <w:sz w:val="28"/>
-          <w:szCs w:val="28"/>
-        </w:rPr>
-        <w:t>Switch</w:t>
-      </w:r>
-      <w:proofErr w:type="spellEnd"/>
-      <w:r>
-        <w:rPr>
-          <w:sz w:val="28"/>
-          <w:szCs w:val="28"/>
-        </w:rPr>
-        <w:t xml:space="preserve"> II</w:t>
+      <w:r>
+        <w:rPr>
+          <w:sz w:val="28"/>
+          <w:szCs w:val="28"/>
+        </w:rPr>
+        <w:t>Switch II</w:t>
       </w:r>
       <w:r>
         <w:rPr>
@@ -3250,85 +3096,15 @@
           <w:szCs w:val="28"/>
           <w:rtl/>
         </w:rPr>
-        <w:t xml:space="preserve"> הוא קולטן </w:t>
-      </w:r>
-      <w:proofErr w:type="spellStart"/>
-      <w:r>
-        <w:rPr>
-          <w:sz w:val="28"/>
-          <w:szCs w:val="28"/>
-          <w:rtl/>
-        </w:rPr>
-        <w:t>טירוזין</w:t>
-      </w:r>
-      <w:proofErr w:type="spellEnd"/>
-      <w:r>
-        <w:rPr>
-          <w:sz w:val="28"/>
-          <w:szCs w:val="28"/>
-          <w:rtl/>
-        </w:rPr>
-        <w:t xml:space="preserve"> </w:t>
-      </w:r>
-      <w:proofErr w:type="spellStart"/>
-      <w:r>
-        <w:rPr>
-          <w:sz w:val="28"/>
-          <w:szCs w:val="28"/>
-          <w:rtl/>
-        </w:rPr>
-        <w:t>קינאז</w:t>
-      </w:r>
-      <w:proofErr w:type="spellEnd"/>
-      <w:r>
-        <w:rPr>
-          <w:sz w:val="28"/>
-          <w:szCs w:val="28"/>
-          <w:rtl/>
-        </w:rPr>
-        <w:t xml:space="preserve"> (</w:t>
-      </w:r>
-      <w:proofErr w:type="spellStart"/>
-      <w:r>
-        <w:rPr>
-          <w:sz w:val="28"/>
-          <w:szCs w:val="28"/>
-        </w:rPr>
-        <w:t>Receptor</w:t>
-      </w:r>
-      <w:proofErr w:type="spellEnd"/>
-      <w:r>
-        <w:rPr>
-          <w:sz w:val="28"/>
-          <w:szCs w:val="28"/>
-        </w:rPr>
-        <w:t xml:space="preserve"> </w:t>
-      </w:r>
-      <w:proofErr w:type="spellStart"/>
-      <w:r>
-        <w:rPr>
-          <w:sz w:val="28"/>
-          <w:szCs w:val="28"/>
-        </w:rPr>
-        <w:t>Tyrosine</w:t>
-      </w:r>
-      <w:proofErr w:type="spellEnd"/>
-      <w:r>
-        <w:rPr>
-          <w:sz w:val="28"/>
-          <w:szCs w:val="28"/>
-        </w:rPr>
-        <w:t xml:space="preserve"> </w:t>
-      </w:r>
-      <w:proofErr w:type="spellStart"/>
-      <w:r>
-        <w:rPr>
-          <w:sz w:val="28"/>
-          <w:szCs w:val="28"/>
-        </w:rPr>
-        <w:t>Kinase</w:t>
-      </w:r>
-      <w:proofErr w:type="spellEnd"/>
+        <w:t xml:space="preserve"> הוא קולטן טירוזין קינאז (</w:t>
+      </w:r>
+      <w:r>
+        <w:rPr>
+          <w:sz w:val="28"/>
+          <w:szCs w:val="28"/>
+        </w:rPr>
+        <w:t>Receptor Tyrosine Kinase</w:t>
+      </w:r>
       <w:r>
         <w:rPr>
           <w:sz w:val="28"/>
@@ -3352,126 +3128,60 @@
           <w:szCs w:val="28"/>
           <w:rtl/>
         </w:rPr>
-        <w:t xml:space="preserve">הוא כולל מספר </w:t>
-      </w:r>
-      <w:proofErr w:type="spellStart"/>
-      <w:r>
-        <w:rPr>
-          <w:sz w:val="28"/>
-          <w:szCs w:val="28"/>
-          <w:rtl/>
-        </w:rPr>
-        <w:t>דומיינים</w:t>
-      </w:r>
-      <w:proofErr w:type="spellEnd"/>
-      <w:r>
-        <w:rPr>
-          <w:sz w:val="28"/>
-          <w:szCs w:val="28"/>
-          <w:rtl/>
-        </w:rPr>
-        <w:t>:</w:t>
-      </w:r>
-    </w:p>
-    <w:p>
-      <w:pPr>
-        <w:bidi/>
-        <w:rPr>
-          <w:sz w:val="28"/>
-          <w:szCs w:val="28"/>
-        </w:rPr>
-      </w:pPr>
-      <w:r>
-        <w:rPr>
-          <w:sz w:val="28"/>
-          <w:szCs w:val="28"/>
-          <w:rtl/>
-        </w:rPr>
-        <w:t xml:space="preserve">דומיין חוץ-תאי לקישור </w:t>
-      </w:r>
-      <w:proofErr w:type="spellStart"/>
-      <w:r>
-        <w:rPr>
-          <w:sz w:val="28"/>
-          <w:szCs w:val="28"/>
-          <w:rtl/>
-        </w:rPr>
-        <w:t>ליגנד</w:t>
-      </w:r>
-      <w:proofErr w:type="spellEnd"/>
-    </w:p>
-    <w:p>
-      <w:pPr>
-        <w:bidi/>
-        <w:rPr>
-          <w:sz w:val="28"/>
-          <w:szCs w:val="28"/>
-        </w:rPr>
-      </w:pPr>
-      <w:r>
-        <w:rPr>
-          <w:sz w:val="28"/>
-          <w:szCs w:val="28"/>
-          <w:rtl/>
-        </w:rPr>
-        <w:t xml:space="preserve">דומיין </w:t>
-      </w:r>
-      <w:proofErr w:type="spellStart"/>
-      <w:r>
-        <w:rPr>
-          <w:sz w:val="28"/>
-          <w:szCs w:val="28"/>
-          <w:rtl/>
-        </w:rPr>
-        <w:t>טרנסממברנלי</w:t>
-      </w:r>
-      <w:proofErr w:type="spellEnd"/>
-    </w:p>
-    <w:p>
-      <w:pPr>
-        <w:bidi/>
-        <w:rPr>
-          <w:sz w:val="28"/>
-          <w:szCs w:val="28"/>
-          <w:rtl/>
-        </w:rPr>
-      </w:pPr>
-      <w:r>
-        <w:rPr>
-          <w:sz w:val="28"/>
-          <w:szCs w:val="28"/>
-          <w:rtl/>
-        </w:rPr>
-        <w:t xml:space="preserve">דומיין </w:t>
-      </w:r>
-      <w:proofErr w:type="spellStart"/>
-      <w:r>
-        <w:rPr>
-          <w:sz w:val="28"/>
-          <w:szCs w:val="28"/>
-          <w:rtl/>
-        </w:rPr>
-        <w:t>קינאז</w:t>
-      </w:r>
-      <w:proofErr w:type="spellEnd"/>
-      <w:r>
-        <w:rPr>
-          <w:sz w:val="28"/>
-          <w:szCs w:val="28"/>
-          <w:rtl/>
-        </w:rPr>
-        <w:t xml:space="preserve"> </w:t>
-      </w:r>
-      <w:proofErr w:type="spellStart"/>
-      <w:r>
-        <w:rPr>
-          <w:sz w:val="28"/>
-          <w:szCs w:val="28"/>
-          <w:rtl/>
-        </w:rPr>
-        <w:t>תוך־תאי</w:t>
-      </w:r>
-      <w:proofErr w:type="spellEnd"/>
+        <w:t>הוא כולל מספר דומיינים:</w:t>
+      </w:r>
+    </w:p>
+    <w:p>
+      <w:pPr>
+        <w:bidi/>
+        <w:rPr>
+          <w:sz w:val="28"/>
+          <w:szCs w:val="28"/>
+        </w:rPr>
+      </w:pPr>
+      <w:r>
+        <w:rPr>
+          <w:sz w:val="28"/>
+          <w:szCs w:val="28"/>
+          <w:rtl/>
+        </w:rPr>
+        <w:t>דומיין חוץ-תאי לקישור ליגנד</w:t>
+      </w:r>
+    </w:p>
+    <w:p>
+      <w:pPr>
+        <w:bidi/>
+        <w:rPr>
+          <w:sz w:val="28"/>
+          <w:szCs w:val="28"/>
+        </w:rPr>
+      </w:pPr>
+      <w:r>
+        <w:rPr>
+          <w:sz w:val="28"/>
+          <w:szCs w:val="28"/>
+          <w:rtl/>
+        </w:rPr>
+        <w:t>דומיין טרנסממברנלי</w:t>
+      </w:r>
+    </w:p>
+    <w:p>
+      <w:pPr>
+        <w:bidi/>
+        <w:rPr>
+          <w:sz w:val="28"/>
+          <w:szCs w:val="28"/>
+          <w:rtl/>
+        </w:rPr>
+      </w:pPr>
+      <w:r>
+        <w:rPr>
+          <w:sz w:val="28"/>
+          <w:szCs w:val="28"/>
+          <w:rtl/>
+        </w:rPr>
+        <w:t>דומיין קינאז תוך־תאי</w:t>
+      </w:r>
     </w:p>
     <w:p>
       <w:pPr>
@@ -3498,43 +3208,7 @@
           <w:szCs w:val="28"/>
           <w:rtl/>
         </w:rPr>
-        <w:t xml:space="preserve">מוטציות סרטניות רבות מתרחשות </w:t>
-      </w:r>
-      <w:proofErr w:type="spellStart"/>
-      <w:r>
-        <w:rPr>
-          <w:sz w:val="28"/>
-          <w:szCs w:val="28"/>
-          <w:rtl/>
-        </w:rPr>
-        <w:t>בדומיין</w:t>
-      </w:r>
-      <w:proofErr w:type="spellEnd"/>
-      <w:r>
-        <w:rPr>
-          <w:sz w:val="28"/>
-          <w:szCs w:val="28"/>
-          <w:rtl/>
-        </w:rPr>
-        <w:t xml:space="preserve"> </w:t>
-      </w:r>
-      <w:proofErr w:type="spellStart"/>
-      <w:r>
-        <w:rPr>
-          <w:sz w:val="28"/>
-          <w:szCs w:val="28"/>
-          <w:rtl/>
-        </w:rPr>
-        <w:t>הקינאז</w:t>
-      </w:r>
-      <w:proofErr w:type="spellEnd"/>
-      <w:r>
-        <w:rPr>
-          <w:sz w:val="28"/>
-          <w:szCs w:val="28"/>
-          <w:rtl/>
-        </w:rPr>
-        <w:t xml:space="preserve"> וגורמות להפעלה קבועה של אותות גדילה.</w:t>
+        <w:t>מוטציות סרטניות רבות מתרחשות בדומיין הקינאז וגורמות להפעלה קבועה של אותות גדילה.</w:t>
       </w:r>
     </w:p>
     <w:p>
@@ -3665,23 +3339,6 @@
     </w:p>
     <w:p>
       <w:pPr>
-        <w:bidi/>
-        <w:rPr>
-          <w:rFonts w:asciiTheme="minorBidi" w:hAnsiTheme="minorBidi" w:cstheme="minorBidi"/>
-        </w:rPr>
-      </w:pPr>
-    </w:p>
-    <w:p>
-      <w:pPr>
-        <w:pStyle w:val="Heading1"/>
-        <w:bidi/>
-        <w:rPr>
-          <w:rFonts w:asciiTheme="minorBidi" w:hAnsiTheme="minorBidi" w:cstheme="minorBidi"/>
-        </w:rPr>
-      </w:pPr>
-    </w:p>
-    <w:p>
-      <w:pPr>
         <w:pStyle w:val="Heading2"/>
         <w:bidi/>
         <w:rPr>
@@ -3702,19 +3359,9 @@
         </w:rPr>
         <w:t>. הגדרת המבנה (</w:t>
       </w:r>
-      <w:proofErr w:type="spellStart"/>
-      <w:r>
-        <w:t>Data</w:t>
-      </w:r>
-      <w:proofErr w:type="spellEnd"/>
-      <w:r>
-        <w:t xml:space="preserve"> </w:t>
-      </w:r>
-      <w:proofErr w:type="spellStart"/>
-      <w:r>
-        <w:t>Structures</w:t>
-      </w:r>
-      <w:proofErr w:type="spellEnd"/>
+      <w:r>
+        <w:t>Data Structures</w:t>
+      </w:r>
       <w:r>
         <w:rPr>
           <w:rtl/>
@@ -3742,7 +3389,6 @@
         </w:rPr>
         <w:t xml:space="preserve">לפני הפונקציות, הגדרת שני מילונים: </w:t>
       </w:r>
-      <w:proofErr w:type="spellStart"/>
       <w:r>
         <w:rPr>
           <w:sz w:val="28"/>
@@ -3751,7 +3397,6 @@
         </w:rPr>
         <w:t>EGFR_domains</w:t>
       </w:r>
-      <w:proofErr w:type="spellEnd"/>
       <w:r>
         <w:rPr>
           <w:rFonts w:hint="cs"/>
@@ -3762,7 +3407,6 @@
         </w:rPr>
         <w:t xml:space="preserve"> ו-</w:t>
       </w:r>
-      <w:proofErr w:type="spellStart"/>
       <w:r>
         <w:rPr>
           <w:sz w:val="28"/>
@@ -3771,7 +3415,6 @@
         </w:rPr>
         <w:t>KRAS_domains</w:t>
       </w:r>
-      <w:proofErr w:type="spellEnd"/>
       <w:r>
         <w:rPr>
           <w:rFonts w:hint="cs"/>
@@ -3798,13 +3441,12 @@
           <w:szCs w:val="28"/>
           <w:rtl/>
         </w:rPr>
-        <w:lastRenderedPageBreak/>
         <w:t>המטרה: מילונים שמייצגים טווחים של חומצות אמינו. המפתח הוא הטווח (התחלה וסוף) והערך הוא מונה שמתחיל ב-0.</w:t>
       </w:r>
     </w:p>
     <w:p>
       <w:pPr>
-        <w:pStyle w:val="Heading1"/>
+        <w:pStyle w:val="Heading2"/>
         <w:bidi/>
       </w:pPr>
       <w:bookmarkStart w:id="17" w:name="_ne5ou9fdmxey" w:colFirst="0" w:colLast="0"/>
@@ -3847,7 +3489,6 @@
         </w:rPr>
         <w:t xml:space="preserve">פונקציית חילוץ המוטציות: </w:t>
       </w:r>
-      <w:proofErr w:type="spellStart"/>
       <w:r>
         <w:rPr>
           <w:b/>
@@ -3857,7 +3498,6 @@
         </w:rPr>
         <w:t>get_list_of_all_protein_changes</w:t>
       </w:r>
-      <w:proofErr w:type="spellEnd"/>
     </w:p>
     <w:p>
       <w:pPr>
@@ -3922,6 +3562,7 @@
           <w:szCs w:val="28"/>
           <w:rtl/>
         </w:rPr>
+        <w:lastRenderedPageBreak/>
         <w:t xml:space="preserve">התוצאה: רשימה נקייה של שמות מוטציות (למשל: </w:t>
       </w:r>
       <w:r>
@@ -3971,7 +3612,6 @@
         </w:rPr>
         <w:t xml:space="preserve">פונקציית המרת טקסט למספרים: </w:t>
       </w:r>
-      <w:proofErr w:type="spellStart"/>
       <w:r>
         <w:rPr>
           <w:rFonts w:eastAsia="Roboto Mono"/>
@@ -3982,7 +3622,6 @@
         </w:rPr>
         <w:t>get_mutation_indices</w:t>
       </w:r>
-      <w:proofErr w:type="spellEnd"/>
     </w:p>
     <w:p>
       <w:pPr>
@@ -4000,7 +3639,6 @@
         </w:rPr>
         <w:t>מה היא עושה: משתמשת ב"ביטויים רגולריים" (</w:t>
       </w:r>
-      <w:proofErr w:type="spellStart"/>
       <w:r>
         <w:rPr>
           <w:rFonts w:eastAsia="Roboto Mono"/>
@@ -4009,7 +3647,6 @@
         </w:rPr>
         <w:t>re</w:t>
       </w:r>
-      <w:proofErr w:type="spellEnd"/>
       <w:r>
         <w:rPr>
           <w:sz w:val="28"/>
@@ -4150,7 +3787,6 @@
         </w:rPr>
         <w:t xml:space="preserve">פונקציית הספירה והשיוך: </w:t>
       </w:r>
-      <w:proofErr w:type="spellStart"/>
       <w:r>
         <w:rPr>
           <w:rFonts w:eastAsia="Roboto Mono"/>
@@ -4161,7 +3797,6 @@
         </w:rPr>
         <w:t>update_domain_counts</w:t>
       </w:r>
-      <w:proofErr w:type="spellEnd"/>
     </w:p>
     <w:p>
       <w:pPr>
@@ -4287,29 +3922,7 @@
           <w:szCs w:val="28"/>
           <w:rtl/>
         </w:rPr>
-        <w:t xml:space="preserve">חיבור של </w:t>
-      </w:r>
-      <w:proofErr w:type="spellStart"/>
-      <w:r>
-        <w:rPr>
-          <w:b/>
-          <w:bCs/>
-          <w:sz w:val="28"/>
-          <w:szCs w:val="28"/>
-          <w:rtl/>
-        </w:rPr>
-        <w:t>הכל</w:t>
-      </w:r>
-      <w:proofErr w:type="spellEnd"/>
-      <w:r>
-        <w:rPr>
-          <w:b/>
-          <w:bCs/>
-          <w:sz w:val="28"/>
-          <w:szCs w:val="28"/>
-          <w:rtl/>
-        </w:rPr>
-        <w:t xml:space="preserve"> ביחד</w:t>
+        <w:t>חיבור של הכל ביחד</w:t>
       </w:r>
     </w:p>
     <w:p>
@@ -4476,7 +4089,6 @@
           <w:szCs w:val="28"/>
         </w:rPr>
       </w:pPr>
-      <w:proofErr w:type="spellStart"/>
       <w:r>
         <w:rPr>
           <w:sz w:val="28"/>
@@ -4484,7 +4096,6 @@
         </w:rPr>
         <w:t>UniProt</w:t>
       </w:r>
-      <w:proofErr w:type="spellEnd"/>
       <w:r>
         <w:rPr>
           <w:sz w:val="28"/>
@@ -4501,7 +4112,6 @@
         </w:rPr>
         <w:br/>
       </w:r>
-      <w:proofErr w:type="spellStart"/>
       <w:r>
         <w:rPr>
           <w:sz w:val="28"/>
@@ -4509,7 +4119,6 @@
         </w:rPr>
         <w:t>cbioportal</w:t>
       </w:r>
-      <w:proofErr w:type="spellEnd"/>
       <w:r>
         <w:rPr>
           <w:sz w:val="28"/>
@@ -4540,20 +4149,354 @@
           <w:sz w:val="36"/>
           <w:szCs w:val="36"/>
           <w:shd w:val="clear" w:color="auto" w:fill="F8F9FA"/>
+          <w:rtl/>
         </w:rPr>
       </w:pPr>
       <w:bookmarkStart w:id="34" w:name="_Toc227282093"/>
       <w:r>
+        <w:rPr>
+          <w:rFonts w:asciiTheme="minorBidi" w:eastAsia="Alef" w:hAnsiTheme="minorBidi" w:cstheme="minorBidi" w:hint="cs"/>
+          <w:sz w:val="36"/>
+          <w:szCs w:val="36"/>
+          <w:shd w:val="clear" w:color="auto" w:fill="F8F9FA"/>
+          <w:rtl/>
+        </w:rPr>
+        <w:lastRenderedPageBreak/>
+        <w:t xml:space="preserve">ניתוח התוצאות </w:t>
+      </w:r>
+    </w:p>
+    <w:p>
+      <w:pPr>
+        <w:bidi/>
+        <w:rPr>
+          <w:sz w:val="28"/>
+          <w:szCs w:val="28"/>
+          <w:rtl/>
+          <w:lang w:val="en-US"/>
+        </w:rPr>
+      </w:pPr>
+      <w:r>
+        <w:rPr>
+          <w:rFonts w:hint="cs"/>
+          <w:sz w:val="28"/>
+          <w:szCs w:val="28"/>
+          <w:rtl/>
+        </w:rPr>
+        <w:t>לאחר שיהיה לנו את רשימ</w:t>
+      </w:r>
+      <w:r>
+        <w:rPr>
+          <w:rFonts w:hint="cs"/>
+          <w:sz w:val="28"/>
+          <w:szCs w:val="28"/>
+          <w:rtl/>
+          <w:lang w:val="en-US"/>
+        </w:rPr>
+        <w:t xml:space="preserve">ת כמות המוטציות בכל דומיין, אנחנו נצטרך לבדוק לאיזה דומיינים יש </w:t>
+      </w:r>
+      <w:r>
+        <w:rPr>
+          <w:rFonts w:hint="cs"/>
+          <w:sz w:val="28"/>
+          <w:szCs w:val="28"/>
+          <w:rtl/>
+          <w:lang w:val="en-US"/>
+        </w:rPr>
+        <w:t>כמות מוטציות חריגה</w:t>
+      </w:r>
+      <w:r>
+        <w:rPr>
+          <w:rFonts w:hint="cs"/>
+          <w:sz w:val="28"/>
+          <w:szCs w:val="28"/>
+          <w:rtl/>
+          <w:lang w:val="en-US"/>
+        </w:rPr>
+        <w:t xml:space="preserve">. </w:t>
+      </w:r>
+      <w:r>
+        <w:rPr>
+          <w:sz w:val="28"/>
+          <w:szCs w:val="28"/>
+          <w:rtl/>
+          <w:lang w:val="en-US"/>
+        </w:rPr>
+        <w:t xml:space="preserve">הניתוח חייב לקחת בחשבון את אורך הדומיין, שכן דומיין ארוך יותר עשוי להכיל יותר מוטציות </w:t>
+      </w:r>
+      <w:r>
+        <w:rPr>
+          <w:rFonts w:hint="cs"/>
+          <w:sz w:val="28"/>
+          <w:szCs w:val="28"/>
+          <w:rtl/>
+          <w:lang w:val="en-US"/>
+        </w:rPr>
+        <w:t xml:space="preserve">באופן </w:t>
+      </w:r>
+      <w:r>
+        <w:rPr>
+          <w:rFonts w:hint="cs"/>
+          <w:sz w:val="28"/>
+          <w:szCs w:val="28"/>
+          <w:rtl/>
+          <w:lang w:val="en-US"/>
+        </w:rPr>
+        <w:t>אקראי</w:t>
+      </w:r>
+      <w:r>
+        <w:rPr>
+          <w:sz w:val="28"/>
+          <w:szCs w:val="28"/>
+          <w:rtl/>
+          <w:lang w:val="en-US"/>
+        </w:rPr>
+        <w:t>.</w:t>
+      </w:r>
+      <w:r>
+        <w:rPr>
+          <w:sz w:val="28"/>
+          <w:szCs w:val="28"/>
+          <w:rtl/>
+          <w:lang w:val="en-US"/>
+        </w:rPr>
+        <w:br/>
+      </w:r>
+      <w:r>
+        <w:rPr>
+          <w:rFonts w:hint="cs"/>
+          <w:sz w:val="28"/>
+          <w:szCs w:val="28"/>
+          <w:rtl/>
+          <w:lang w:val="en-US"/>
+        </w:rPr>
+        <w:t>לשם כך</w:t>
+      </w:r>
+      <w:r>
+        <w:rPr>
+          <w:rFonts w:hint="cs"/>
+          <w:sz w:val="28"/>
+          <w:szCs w:val="28"/>
+          <w:rtl/>
+          <w:lang w:val="en-US"/>
+        </w:rPr>
+        <w:t xml:space="preserve"> נשתמש ב</w:t>
+      </w:r>
+      <w:r>
+        <w:rPr>
+          <w:rFonts w:hint="cs"/>
+          <w:sz w:val="28"/>
+          <w:szCs w:val="28"/>
+          <w:rtl/>
+          <w:lang w:val="en-US"/>
+        </w:rPr>
+        <w:t>רגרסיה לוגיסטית.</w:t>
+      </w:r>
+      <w:r>
+        <w:rPr>
+          <w:sz w:val="28"/>
+          <w:szCs w:val="28"/>
+          <w:rtl/>
+          <w:lang w:val="en-US"/>
+        </w:rPr>
+        <w:br/>
+      </w:r>
+    </w:p>
+    <w:p>
+      <w:pPr>
+        <w:bidi/>
+        <w:rPr>
+          <w:sz w:val="28"/>
+          <w:szCs w:val="28"/>
+          <w:rtl/>
+          <w:lang w:val="en-US"/>
+        </w:rPr>
+      </w:pPr>
+      <w:r>
+        <w:rPr>
+          <w:sz w:val="28"/>
+          <w:szCs w:val="28"/>
+          <w:rtl/>
+          <w:lang w:val="en-US"/>
+        </w:rPr>
+        <w:t>רגרסיה לוגיסטית היא מודל סטטיסטי המשמש לחיזוי ההסתברות של משתנה בינארי (משתנה שיכול לקבל אחת משתי תוצאות: 0 או 1). בפרויקט שלנו:</w:t>
+      </w:r>
+      <w:r>
+        <w:rPr>
+          <w:rFonts w:hint="cs"/>
+          <w:sz w:val="28"/>
+          <w:szCs w:val="28"/>
+          <w:rtl/>
+          <w:lang w:val="en-US"/>
+        </w:rPr>
+        <w:t xml:space="preserve"> </w:t>
+      </w:r>
+      <w:r>
+        <w:rPr>
+          <w:sz w:val="28"/>
+          <w:szCs w:val="28"/>
+          <w:rtl/>
+          <w:lang w:val="en-US"/>
+        </w:rPr>
+        <w:br/>
+      </w:r>
+      <w:r>
+        <w:rPr>
+          <w:sz w:val="28"/>
+          <w:szCs w:val="28"/>
+          <w:rtl/>
+          <w:lang w:val="en-US"/>
+        </w:rPr>
+        <w:t>המשתנה התלוי (</w:t>
+      </w:r>
+      <w:r>
+        <w:rPr>
+          <w:sz w:val="28"/>
+          <w:szCs w:val="28"/>
+          <w:lang w:val="en-US"/>
+        </w:rPr>
+        <w:t>Y</w:t>
+      </w:r>
+      <w:r>
+        <w:rPr>
+          <w:sz w:val="28"/>
+          <w:szCs w:val="28"/>
+          <w:rtl/>
+          <w:lang w:val="en-US"/>
+        </w:rPr>
+        <w:t>): האם עמדה מסוימת בחלבון עברה מוטציה? (1 = כן, 0 = לא).</w:t>
+      </w:r>
+      <w:r>
+        <w:rPr>
+          <w:rFonts w:hint="cs"/>
+          <w:sz w:val="28"/>
+          <w:szCs w:val="28"/>
+          <w:rtl/>
+          <w:lang w:val="en-US"/>
+        </w:rPr>
+        <w:t xml:space="preserve"> </w:t>
+      </w:r>
+      <w:r>
+        <w:rPr>
+          <w:sz w:val="28"/>
+          <w:szCs w:val="28"/>
+          <w:rtl/>
+          <w:lang w:val="en-US"/>
+        </w:rPr>
+        <w:t>המשתנה הבלתי תלוי (</w:t>
+      </w:r>
+      <w:r>
+        <w:rPr>
+          <w:sz w:val="28"/>
+          <w:szCs w:val="28"/>
+          <w:lang w:val="en-US"/>
+        </w:rPr>
+        <w:t>X</w:t>
+      </w:r>
+      <w:r>
+        <w:rPr>
+          <w:sz w:val="28"/>
+          <w:szCs w:val="28"/>
+          <w:rtl/>
+          <w:lang w:val="en-US"/>
+        </w:rPr>
+        <w:t>): האם העמדה נמצאת בתוך דומיין פונקציונלי מסוים? (1 = כן, 0 = לא).</w:t>
+      </w:r>
+      <w:r>
+        <w:rPr>
+          <w:rFonts w:hint="cs"/>
+          <w:sz w:val="28"/>
+          <w:szCs w:val="28"/>
+          <w:rtl/>
+          <w:lang w:val="en-US"/>
+        </w:rPr>
+        <w:t xml:space="preserve"> </w:t>
+      </w:r>
+    </w:p>
+    <w:p>
+      <w:pPr>
+        <w:bidi/>
+        <w:rPr>
+          <w:rFonts w:hint="cs"/>
+          <w:sz w:val="28"/>
+          <w:szCs w:val="28"/>
+          <w:rtl/>
+          <w:lang w:val="en-US"/>
+        </w:rPr>
+      </w:pPr>
+      <w:r>
+        <w:rPr>
+          <w:sz w:val="28"/>
+          <w:szCs w:val="28"/>
+          <w:rtl/>
+          <w:lang w:val="en-US"/>
+        </w:rPr>
+        <w:t>באמצעות המודל, נוכל לחשב את ה-</w:t>
+      </w:r>
+      <w:r>
+        <w:rPr>
+          <w:sz w:val="28"/>
+          <w:szCs w:val="28"/>
+          <w:lang w:val="en-US"/>
+        </w:rPr>
+        <w:t>Odds Ratio</w:t>
+      </w:r>
+      <w:r>
+        <w:rPr>
+          <w:sz w:val="28"/>
+          <w:szCs w:val="28"/>
+          <w:rtl/>
+          <w:lang w:val="en-US"/>
+        </w:rPr>
+        <w:t xml:space="preserve"> (יחס הסיכויים). מדד זה יגיד לנו פי כמה גדול הסיכוי למצוא מוטציה בתוך דומיין מסוים לעומת שאר החלבון. אם יחס הסיכויים גדול מ-1 באופן מובהק, נוכל להסיק שהדומיין הוא אכן </w:t>
+      </w:r>
+      <w:r>
+        <w:rPr>
+          <w:sz w:val="28"/>
+          <w:szCs w:val="28"/>
+          <w:lang w:val="en-US"/>
+        </w:rPr>
+        <w:t>Hotspot</w:t>
+      </w:r>
+      <w:r>
+        <w:rPr>
+          <w:sz w:val="28"/>
+          <w:szCs w:val="28"/>
+          <w:rtl/>
+          <w:lang w:val="en-US"/>
+        </w:rPr>
+        <w:t xml:space="preserve"> שנבחר על ידי הברירה הטבעית של הגידול, ולא רק </w:t>
+      </w:r>
+      <w:r>
+        <w:rPr>
+          <w:rFonts w:hint="cs"/>
+          <w:sz w:val="28"/>
+          <w:szCs w:val="28"/>
+          <w:rtl/>
+          <w:lang w:val="en-US"/>
+        </w:rPr>
+        <w:t>דומיין עם הרבה מוטציות עקב אורכו.</w:t>
+      </w:r>
+      <w:r>
+        <w:rPr>
+          <w:sz w:val="28"/>
+          <w:szCs w:val="28"/>
+          <w:rtl/>
+          <w:lang w:val="en-US"/>
+        </w:rPr>
+        <w:br/>
+      </w:r>
+    </w:p>
+    <w:p>
+      <w:pPr>
+        <w:pStyle w:val="Heading1"/>
+        <w:bidi/>
         <w:rPr>
           <w:rFonts w:asciiTheme="minorBidi" w:eastAsia="Alef" w:hAnsiTheme="minorBidi" w:cstheme="minorBidi"/>
           <w:sz w:val="36"/>
           <w:szCs w:val="36"/>
           <w:shd w:val="clear" w:color="auto" w:fill="F8F9FA"/>
-          <w:rtl/>
-        </w:rPr>
-        <w:t xml:space="preserve">תכנון אופן </w:t>
-      </w:r>
-      <w:proofErr w:type="spellStart"/>
+        </w:rPr>
+      </w:pPr>
       <w:r>
         <w:rPr>
           <w:rFonts w:asciiTheme="minorBidi" w:eastAsia="Alef" w:hAnsiTheme="minorBidi" w:cstheme="minorBidi"/>
@@ -4562,18 +4505,7 @@
           <w:shd w:val="clear" w:color="auto" w:fill="F8F9FA"/>
           <w:rtl/>
         </w:rPr>
-        <w:t>הולידציה</w:t>
-      </w:r>
-      <w:proofErr w:type="spellEnd"/>
-      <w:r>
-        <w:rPr>
-          <w:rFonts w:asciiTheme="minorBidi" w:eastAsia="Alef" w:hAnsiTheme="minorBidi" w:cstheme="minorBidi"/>
-          <w:sz w:val="36"/>
-          <w:szCs w:val="36"/>
-          <w:shd w:val="clear" w:color="auto" w:fill="F8F9FA"/>
-          <w:rtl/>
-        </w:rPr>
-        <w:t xml:space="preserve"> של הקוד והתוצאות</w:t>
+        <w:t>תכנון אופן הולידציה של הקוד והתוצאות</w:t>
       </w:r>
       <w:bookmarkEnd w:id="34"/>
     </w:p>
@@ -4644,7 +4576,6 @@
         </w:rPr>
         <w:t xml:space="preserve">בדיקה של ה </w:t>
       </w:r>
-      <w:proofErr w:type="spellStart"/>
       <w:r>
         <w:rPr>
           <w:sz w:val="28"/>
@@ -4653,7 +4584,6 @@
         </w:rPr>
         <w:t>hotspots</w:t>
       </w:r>
-      <w:proofErr w:type="spellEnd"/>
       <w:r>
         <w:rPr>
           <w:sz w:val="28"/>
@@ -4703,7 +4633,6 @@
       <w:pPr>
         <w:bidi/>
         <w:rPr>
-          <w:rFonts w:hint="cs"/>
           <w:sz w:val="28"/>
           <w:szCs w:val="28"/>
           <w:rtl/>
@@ -4747,23 +4676,13 @@
         </w:rPr>
         <w:t>c</w:t>
       </w:r>
-      <w:proofErr w:type="spellStart"/>
-      <w:r>
-        <w:rPr>
-          <w:sz w:val="28"/>
-          <w:szCs w:val="28"/>
-          <w:lang w:val="en-US"/>
-        </w:rPr>
-        <w:t>bioportal</w:t>
-      </w:r>
-      <w:proofErr w:type="spellEnd"/>
-      <w:r>
-        <w:rPr>
-          <w:sz w:val="28"/>
-          <w:szCs w:val="28"/>
-          <w:lang w:val="en-US"/>
-        </w:rPr>
-        <w:t>-</w:t>
+      <w:r>
+        <w:rPr>
+          <w:sz w:val="28"/>
+          <w:szCs w:val="28"/>
+          <w:lang w:val="en-US"/>
+        </w:rPr>
+        <w:t>bioportal-</w:t>
       </w:r>
       <w:hyperlink r:id="rId8" w:history="1">
         <w:r>
@@ -4781,43 +4700,77 @@
       <w:pPr>
         <w:bidi/>
         <w:rPr>
+          <w:sz w:val="28"/>
+          <w:szCs w:val="28"/>
+          <w:rtl/>
+          <w:lang w:val="en-US"/>
+        </w:rPr>
+      </w:pPr>
+      <w:r>
+        <w:rPr>
+          <w:sz w:val="28"/>
+          <w:szCs w:val="28"/>
+          <w:lang w:val="en-US"/>
+        </w:rPr>
+        <w:t>NIH</w:t>
+      </w:r>
+      <w:r>
+        <w:rPr>
           <w:rFonts w:hint="cs"/>
           <w:sz w:val="28"/>
           <w:szCs w:val="28"/>
           <w:rtl/>
           <w:lang w:val="en-US"/>
         </w:rPr>
-      </w:pPr>
-      <w:proofErr w:type="gramStart"/>
-      <w:r>
-        <w:rPr>
-          <w:sz w:val="28"/>
-          <w:szCs w:val="28"/>
-          <w:lang w:val="en-US"/>
-        </w:rPr>
-        <w:t>NIH</w:t>
-      </w:r>
-      <w:r>
-        <w:rPr>
-          <w:rFonts w:hint="cs"/>
-          <w:sz w:val="28"/>
-          <w:szCs w:val="28"/>
-          <w:rtl/>
-          <w:lang w:val="en-US"/>
-        </w:rPr>
-        <w:t>(</w:t>
-      </w:r>
-      <w:proofErr w:type="gramEnd"/>
-      <w:r>
-        <w:rPr>
-          <w:rFonts w:hint="cs"/>
-          <w:sz w:val="28"/>
-          <w:szCs w:val="28"/>
-          <w:rtl/>
-          <w:lang w:val="en-US"/>
-        </w:rPr>
-        <w:t>עדיין לא השתמשנו)</w:t>
-      </w:r>
+        <w:t>(עדיין לא השתמשנו)</w:t>
+      </w:r>
+    </w:p>
+    <w:p>
+      <w:pPr>
+        <w:bidi/>
+        <w:rPr>
+          <w:rFonts w:asciiTheme="minorBidi" w:eastAsia="Alef" w:hAnsiTheme="minorBidi" w:cstheme="minorBidi"/>
+          <w:sz w:val="28"/>
+          <w:szCs w:val="28"/>
+          <w:shd w:val="clear" w:color="auto" w:fill="F8F9FA"/>
+          <w:lang w:val="en-US"/>
+        </w:rPr>
+      </w:pPr>
+      <w:r>
+        <w:rPr>
+          <w:rFonts w:asciiTheme="minorBidi" w:eastAsia="Alef" w:hAnsiTheme="minorBidi" w:cstheme="minorBidi"/>
+          <w:sz w:val="28"/>
+          <w:szCs w:val="28"/>
+          <w:shd w:val="clear" w:color="auto" w:fill="F8F9FA"/>
+          <w:lang w:val="en-US"/>
+        </w:rPr>
+        <w:t xml:space="preserve">Logistic regression - </w:t>
+      </w:r>
+      <w:hyperlink r:id="rId9" w:history="1">
+        <w:r>
+          <w:rPr>
+            <w:rStyle w:val="Hyperlink"/>
+            <w:rFonts w:asciiTheme="minorBidi" w:eastAsia="Alef" w:hAnsiTheme="minorBidi" w:cstheme="minorBidi"/>
+            <w:sz w:val="28"/>
+            <w:szCs w:val="28"/>
+            <w:shd w:val="clear" w:color="auto" w:fill="F8F9FA"/>
+            <w:lang w:val="en-US"/>
+          </w:rPr>
+          <w:t>https://youtu.be/yIYKR4sgzI8?si=934UdgRSUNDIXlyC</w:t>
+        </w:r>
+      </w:hyperlink>
+    </w:p>
+    <w:p>
+      <w:pPr>
+        <w:bidi/>
+        <w:rPr>
+          <w:rFonts w:asciiTheme="minorBidi" w:eastAsia="Alef" w:hAnsiTheme="minorBidi" w:cstheme="minorBidi" w:hint="cs"/>
+          <w:sz w:val="36"/>
+          <w:szCs w:val="36"/>
+          <w:shd w:val="clear" w:color="auto" w:fill="F8F9FA"/>
+          <w:lang w:val="en-US"/>
+        </w:rPr>
+      </w:pPr>
     </w:p>
     <w:p>
       <w:pPr>
@@ -4827,6 +4780,7 @@
           <w:sz w:val="36"/>
           <w:szCs w:val="36"/>
           <w:shd w:val="clear" w:color="auto" w:fill="F8F9FA"/>
+          <w:lang w:val="en-US"/>
         </w:rPr>
       </w:pPr>
     </w:p>
@@ -4838,6 +4792,7 @@
           <w:sz w:val="36"/>
           <w:szCs w:val="36"/>
           <w:shd w:val="clear" w:color="auto" w:fill="F8F9FA"/>
+          <w:lang w:val="en-US"/>
         </w:rPr>
       </w:pPr>
     </w:p>
@@ -4849,6 +4804,7 @@
           <w:sz w:val="36"/>
           <w:szCs w:val="36"/>
           <w:shd w:val="clear" w:color="auto" w:fill="F8F9FA"/>
+          <w:lang w:val="en-US"/>
         </w:rPr>
       </w:pPr>
     </w:p>
@@ -4860,6 +4816,7 @@
           <w:sz w:val="36"/>
           <w:szCs w:val="36"/>
           <w:shd w:val="clear" w:color="auto" w:fill="F8F9FA"/>
+          <w:lang w:val="en-US"/>
         </w:rPr>
       </w:pPr>
     </w:p>
@@ -4871,6 +4828,7 @@
           <w:sz w:val="36"/>
           <w:szCs w:val="36"/>
           <w:shd w:val="clear" w:color="auto" w:fill="F8F9FA"/>
+          <w:lang w:val="en-US"/>
         </w:rPr>
       </w:pPr>
     </w:p>
@@ -4882,6 +4840,7 @@
           <w:sz w:val="36"/>
           <w:szCs w:val="36"/>
           <w:shd w:val="clear" w:color="auto" w:fill="F8F9FA"/>
+          <w:lang w:val="en-US"/>
         </w:rPr>
       </w:pPr>
     </w:p>
@@ -4893,6 +4852,7 @@
           <w:sz w:val="36"/>
           <w:szCs w:val="36"/>
           <w:shd w:val="clear" w:color="auto" w:fill="F8F9FA"/>
+          <w:lang w:val="en-US"/>
         </w:rPr>
       </w:pPr>
     </w:p>
@@ -4904,6 +4864,7 @@
           <w:sz w:val="36"/>
           <w:szCs w:val="36"/>
           <w:shd w:val="clear" w:color="auto" w:fill="F8F9FA"/>
+          <w:lang w:val="en-US"/>
         </w:rPr>
       </w:pPr>
     </w:p>
@@ -4915,6 +4876,7 @@
           <w:sz w:val="36"/>
           <w:szCs w:val="36"/>
           <w:shd w:val="clear" w:color="auto" w:fill="F8F9FA"/>
+          <w:lang w:val="en-US"/>
         </w:rPr>
       </w:pPr>
     </w:p>
@@ -4926,6 +4888,7 @@
           <w:sz w:val="36"/>
           <w:szCs w:val="36"/>
           <w:shd w:val="clear" w:color="auto" w:fill="F8F9FA"/>
+          <w:lang w:val="en-US"/>
         </w:rPr>
       </w:pPr>
     </w:p>
@@ -4937,6 +4900,7 @@
           <w:sz w:val="36"/>
           <w:szCs w:val="36"/>
           <w:shd w:val="clear" w:color="auto" w:fill="F8F9FA"/>
+          <w:lang w:val="en-US"/>
         </w:rPr>
       </w:pPr>
     </w:p>
@@ -4948,6 +4912,7 @@
           <w:sz w:val="36"/>
           <w:szCs w:val="36"/>
           <w:shd w:val="clear" w:color="auto" w:fill="F8F9FA"/>
+          <w:lang w:val="en-US"/>
         </w:rPr>
       </w:pPr>
     </w:p>
@@ -4959,6 +4924,7 @@
           <w:sz w:val="36"/>
           <w:szCs w:val="36"/>
           <w:shd w:val="clear" w:color="auto" w:fill="F8F9FA"/>
+          <w:lang w:val="en-US"/>
         </w:rPr>
       </w:pPr>
     </w:p>
@@ -4970,28 +4936,19 @@
           <w:sz w:val="36"/>
           <w:szCs w:val="36"/>
           <w:shd w:val="clear" w:color="auto" w:fill="F8F9FA"/>
-        </w:rPr>
-      </w:pPr>
-    </w:p>
-    <w:p>
-      <w:pPr>
-        <w:bidi/>
-        <w:rPr>
-          <w:rFonts w:asciiTheme="minorBidi" w:eastAsia="Alef" w:hAnsiTheme="minorBidi" w:cstheme="minorBidi"/>
+          <w:lang w:val="en-US"/>
+        </w:rPr>
+      </w:pPr>
+    </w:p>
+    <w:p>
+      <w:pPr>
+        <w:bidi/>
+        <w:rPr>
+          <w:rFonts w:asciiTheme="minorBidi" w:hAnsiTheme="minorBidi" w:cstheme="minorBidi"/>
           <w:sz w:val="36"/>
           <w:szCs w:val="36"/>
           <w:shd w:val="clear" w:color="auto" w:fill="F8F9FA"/>
-        </w:rPr>
-      </w:pPr>
-    </w:p>
-    <w:p>
-      <w:pPr>
-        <w:bidi/>
-        <w:rPr>
-          <w:rFonts w:asciiTheme="minorBidi" w:hAnsiTheme="minorBidi" w:cstheme="minorBidi"/>
-          <w:sz w:val="36"/>
-          <w:szCs w:val="36"/>
-          <w:shd w:val="clear" w:color="auto" w:fill="F8F9FA"/>
+          <w:lang w:val="en-US"/>
         </w:rPr>
       </w:pPr>
     </w:p>
@@ -6893,6 +6850,7 @@
   <w:style w:type="character" w:default="1" w:styleId="DefaultParagraphFont">
     <w:name w:val="Default Paragraph Font"/>
     <w:uiPriority w:val="1"/>
+    <w:semiHidden/>
     <w:unhideWhenUsed/>
   </w:style>
   <w:style w:type="table" w:default="1" w:styleId="TableNormal">

--- a/documents/הצעת המחקר .docx
+++ b/documents/הצעת המחקר .docx
@@ -2140,7 +2140,7 @@
       <w:pPr>
         <w:bidi/>
         <w:rPr>
-          <w:rFonts w:asciiTheme="minorBidi" w:eastAsia="Alef" w:hAnsiTheme="minorBidi" w:cstheme="minorBidi" w:hint="cs"/>
+          <w:rFonts w:asciiTheme="minorBidi" w:eastAsia="Alef" w:hAnsiTheme="minorBidi" w:cstheme="minorBidi"/>
           <w:sz w:val="28"/>
           <w:szCs w:val="28"/>
           <w:shd w:val="clear" w:color="auto" w:fill="F8F9FA"/>
@@ -2261,6 +2261,7 @@
           <w:rFonts w:asciiTheme="minorBidi" w:hAnsiTheme="minorBidi" w:cstheme="minorBidi"/>
           <w:sz w:val="28"/>
           <w:szCs w:val="28"/>
+          <w:rtl/>
         </w:rPr>
       </w:pPr>
       <w:r>
@@ -2306,6 +2307,561 @@
         </w:rPr>
         <w:t>)? ואם כן למה?</w:t>
       </w:r>
+    </w:p>
+    <w:p>
+      <w:pPr>
+        <w:bidi/>
+        <w:rPr>
+          <w:rFonts w:asciiTheme="minorBidi" w:hAnsiTheme="minorBidi" w:cstheme="minorBidi"/>
+          <w:sz w:val="28"/>
+          <w:szCs w:val="28"/>
+          <w:rtl/>
+        </w:rPr>
+      </w:pPr>
+    </w:p>
+    <w:p>
+      <w:pPr>
+        <w:pStyle w:val="Heading1"/>
+        <w:bidi/>
+        <w:rPr>
+          <w:sz w:val="36"/>
+          <w:szCs w:val="36"/>
+          <w:rtl/>
+        </w:rPr>
+      </w:pPr>
+      <w:r>
+        <w:rPr>
+          <w:rFonts w:hint="cs"/>
+          <w:sz w:val="36"/>
+          <w:szCs w:val="36"/>
+          <w:rtl/>
+        </w:rPr>
+        <w:t>רשימת מושגים</w:t>
+      </w:r>
+    </w:p>
+    <w:p>
+      <w:pPr>
+        <w:bidi/>
+        <w:rPr>
+          <w:sz w:val="28"/>
+          <w:szCs w:val="28"/>
+          <w:rtl/>
+        </w:rPr>
+      </w:pPr>
+      <w:r>
+        <w:rPr>
+          <w:b/>
+          <w:bCs/>
+          <w:sz w:val="28"/>
+          <w:szCs w:val="28"/>
+          <w:rtl/>
+        </w:rPr>
+        <w:t>שארית (</w:t>
+      </w:r>
+      <w:proofErr w:type="spellStart"/>
+      <w:r>
+        <w:rPr>
+          <w:b/>
+          <w:bCs/>
+          <w:sz w:val="28"/>
+          <w:szCs w:val="28"/>
+        </w:rPr>
+        <w:t>Residue</w:t>
+      </w:r>
+      <w:proofErr w:type="spellEnd"/>
+      <w:r>
+        <w:rPr>
+          <w:b/>
+          <w:bCs/>
+          <w:sz w:val="28"/>
+          <w:szCs w:val="28"/>
+          <w:rtl/>
+        </w:rPr>
+        <w:t>)</w:t>
+      </w:r>
+      <w:r>
+        <w:rPr>
+          <w:sz w:val="28"/>
+          <w:szCs w:val="28"/>
+          <w:rtl/>
+        </w:rPr>
+        <w:t xml:space="preserve">: יחידת בניין של חלבון (חומצת אמינו) כפי שהיא מופיעה בתוך שרשרת </w:t>
+      </w:r>
+      <w:proofErr w:type="spellStart"/>
+      <w:r>
+        <w:rPr>
+          <w:sz w:val="28"/>
+          <w:szCs w:val="28"/>
+          <w:rtl/>
+        </w:rPr>
+        <w:t>פוליפפטידית</w:t>
+      </w:r>
+      <w:proofErr w:type="spellEnd"/>
+      <w:r>
+        <w:rPr>
+          <w:sz w:val="28"/>
+          <w:szCs w:val="28"/>
+          <w:rtl/>
+        </w:rPr>
+        <w:t>. המונח "שארית" משמש לציון מיקום ספציפי ברצף החלבון המקופל (למשל: "שארית 12").</w:t>
+      </w:r>
+    </w:p>
+    <w:p>
+      <w:pPr>
+        <w:bidi/>
+        <w:rPr>
+          <w:sz w:val="28"/>
+          <w:szCs w:val="28"/>
+          <w:rtl/>
+        </w:rPr>
+      </w:pPr>
+      <w:r>
+        <w:rPr>
+          <w:b/>
+          <w:bCs/>
+          <w:sz w:val="28"/>
+          <w:szCs w:val="28"/>
+          <w:rtl/>
+        </w:rPr>
+        <w:t>דומיין פונקציונלי</w:t>
+      </w:r>
+      <w:r>
+        <w:rPr>
+          <w:b/>
+          <w:bCs/>
+          <w:sz w:val="28"/>
+          <w:szCs w:val="28"/>
+        </w:rPr>
+        <w:t xml:space="preserve"> </w:t>
+      </w:r>
+      <w:r>
+        <w:rPr>
+          <w:sz w:val="28"/>
+          <w:szCs w:val="28"/>
+          <w:lang w:val="en-US"/>
+        </w:rPr>
+        <w:t>:</w:t>
+      </w:r>
+      <w:r>
+        <w:rPr>
+          <w:b/>
+          <w:bCs/>
+          <w:sz w:val="28"/>
+          <w:szCs w:val="28"/>
+        </w:rPr>
+        <w:t>(</w:t>
+      </w:r>
+      <w:proofErr w:type="spellStart"/>
+      <w:r>
+        <w:rPr>
+          <w:b/>
+          <w:bCs/>
+          <w:sz w:val="28"/>
+          <w:szCs w:val="28"/>
+        </w:rPr>
+        <w:t>Functional</w:t>
+      </w:r>
+      <w:proofErr w:type="spellEnd"/>
+      <w:r>
+        <w:rPr>
+          <w:b/>
+          <w:bCs/>
+          <w:sz w:val="28"/>
+          <w:szCs w:val="28"/>
+        </w:rPr>
+        <w:t xml:space="preserve"> </w:t>
+      </w:r>
+      <w:proofErr w:type="spellStart"/>
+      <w:r>
+        <w:rPr>
+          <w:b/>
+          <w:bCs/>
+          <w:sz w:val="28"/>
+          <w:szCs w:val="28"/>
+        </w:rPr>
+        <w:t>Domain</w:t>
+      </w:r>
+      <w:proofErr w:type="spellEnd"/>
+      <w:r>
+        <w:rPr>
+          <w:b/>
+          <w:bCs/>
+          <w:sz w:val="28"/>
+          <w:szCs w:val="28"/>
+        </w:rPr>
+        <w:t>)</w:t>
+      </w:r>
+      <w:r>
+        <w:rPr>
+          <w:sz w:val="28"/>
+          <w:szCs w:val="28"/>
+        </w:rPr>
+        <w:t xml:space="preserve"> </w:t>
+      </w:r>
+      <w:r>
+        <w:rPr>
+          <w:sz w:val="28"/>
+          <w:szCs w:val="28"/>
+          <w:rtl/>
+        </w:rPr>
+        <w:t xml:space="preserve">יחידה מבנית בתוך החלבון שיש לה תפקיד ספציפי (כמו קישור למולקולה אחרת או פעילות אנזימטית). חלבונים מורכבים לרוב מכמה </w:t>
+      </w:r>
+      <w:proofErr w:type="spellStart"/>
+      <w:r>
+        <w:rPr>
+          <w:sz w:val="28"/>
+          <w:szCs w:val="28"/>
+          <w:rtl/>
+        </w:rPr>
+        <w:t>דומיינים</w:t>
+      </w:r>
+      <w:proofErr w:type="spellEnd"/>
+      <w:r>
+        <w:rPr>
+          <w:sz w:val="28"/>
+          <w:szCs w:val="28"/>
+          <w:rtl/>
+        </w:rPr>
+        <w:t xml:space="preserve"> הפועלים יחד</w:t>
+      </w:r>
+      <w:r>
+        <w:rPr>
+          <w:sz w:val="28"/>
+          <w:szCs w:val="28"/>
+        </w:rPr>
+        <w:t>.</w:t>
+      </w:r>
+    </w:p>
+    <w:p>
+      <w:pPr>
+        <w:bidi/>
+        <w:rPr>
+          <w:sz w:val="28"/>
+          <w:szCs w:val="28"/>
+          <w:rtl/>
+          <w:lang w:bidi="he"/>
+        </w:rPr>
+      </w:pPr>
+      <w:r>
+        <w:rPr>
+          <w:b/>
+          <w:bCs/>
+          <w:sz w:val="28"/>
+          <w:szCs w:val="28"/>
+          <w:rtl/>
+        </w:rPr>
+        <w:t>מוטציה</w:t>
+      </w:r>
+      <w:r>
+        <w:rPr>
+          <w:b/>
+          <w:bCs/>
+          <w:sz w:val="28"/>
+          <w:szCs w:val="28"/>
+        </w:rPr>
+        <w:t xml:space="preserve"> </w:t>
+      </w:r>
+      <w:r>
+        <w:rPr>
+          <w:b/>
+          <w:bCs/>
+          <w:sz w:val="28"/>
+          <w:szCs w:val="28"/>
+          <w:lang w:val="en-US"/>
+        </w:rPr>
+        <w:t>:</w:t>
+      </w:r>
+      <w:r>
+        <w:rPr>
+          <w:b/>
+          <w:bCs/>
+          <w:sz w:val="28"/>
+          <w:szCs w:val="28"/>
+        </w:rPr>
+        <w:t>(</w:t>
+      </w:r>
+      <w:proofErr w:type="spellStart"/>
+      <w:r>
+        <w:rPr>
+          <w:b/>
+          <w:bCs/>
+          <w:sz w:val="28"/>
+          <w:szCs w:val="28"/>
+        </w:rPr>
+        <w:t>Mutation</w:t>
+      </w:r>
+      <w:proofErr w:type="spellEnd"/>
+      <w:r>
+        <w:rPr>
+          <w:b/>
+          <w:bCs/>
+          <w:sz w:val="28"/>
+          <w:szCs w:val="28"/>
+        </w:rPr>
+        <w:t>)</w:t>
+      </w:r>
+      <w:r>
+        <w:rPr>
+          <w:sz w:val="28"/>
+          <w:szCs w:val="28"/>
+        </w:rPr>
+        <w:t xml:space="preserve"> </w:t>
+      </w:r>
+      <w:r>
+        <w:rPr>
+          <w:sz w:val="28"/>
+          <w:szCs w:val="28"/>
+          <w:rtl/>
+        </w:rPr>
+        <w:t>שינוי ברצף ה</w:t>
+      </w:r>
+      <w:r>
+        <w:rPr>
+          <w:sz w:val="28"/>
+          <w:szCs w:val="28"/>
+        </w:rPr>
+        <w:t>-</w:t>
+      </w:r>
+      <w:r>
+        <w:rPr>
+          <w:sz w:val="28"/>
+          <w:szCs w:val="28"/>
+          <w:lang w:val="en-US"/>
+        </w:rPr>
+        <w:t xml:space="preserve"> </w:t>
+      </w:r>
+      <w:r>
+        <w:rPr>
+          <w:sz w:val="28"/>
+          <w:szCs w:val="28"/>
+        </w:rPr>
+        <w:t xml:space="preserve">DNA </w:t>
+      </w:r>
+      <w:r>
+        <w:rPr>
+          <w:rFonts w:hint="cs"/>
+          <w:sz w:val="28"/>
+          <w:szCs w:val="28"/>
+          <w:rtl/>
+        </w:rPr>
+        <w:t xml:space="preserve"> </w:t>
+      </w:r>
+      <w:r>
+        <w:rPr>
+          <w:sz w:val="28"/>
+          <w:szCs w:val="28"/>
+          <w:rtl/>
+        </w:rPr>
+        <w:t xml:space="preserve">המוביל לשינוי בחומצת האמינו בחלבון. </w:t>
+      </w:r>
+      <w:r>
+        <w:rPr>
+          <w:rFonts w:hint="cs"/>
+          <w:sz w:val="28"/>
+          <w:szCs w:val="28"/>
+          <w:rtl/>
+        </w:rPr>
+        <w:t>מוטציות עלולות להשפיע על תפקוד החלבון ועל איכות ביצועו.</w:t>
+      </w:r>
+    </w:p>
+    <w:p>
+      <w:pPr>
+        <w:bidi/>
+        <w:rPr>
+          <w:sz w:val="28"/>
+          <w:szCs w:val="28"/>
+          <w:rtl/>
+        </w:rPr>
+      </w:pPr>
+      <w:r>
+        <w:rPr>
+          <w:b/>
+          <w:bCs/>
+          <w:sz w:val="28"/>
+          <w:szCs w:val="28"/>
+          <w:rtl/>
+        </w:rPr>
+        <w:t>מוקד מוטציות</w:t>
+      </w:r>
+      <w:r>
+        <w:rPr>
+          <w:b/>
+          <w:bCs/>
+          <w:sz w:val="28"/>
+          <w:szCs w:val="28"/>
+          <w:lang w:bidi="he"/>
+        </w:rPr>
+        <w:t xml:space="preserve"> </w:t>
+      </w:r>
+      <w:r>
+        <w:rPr>
+          <w:b/>
+          <w:bCs/>
+          <w:sz w:val="28"/>
+          <w:szCs w:val="28"/>
+          <w:lang w:val="en-US" w:bidi="he"/>
+        </w:rPr>
+        <w:t>:</w:t>
+      </w:r>
+      <w:r>
+        <w:rPr>
+          <w:b/>
+          <w:bCs/>
+          <w:sz w:val="28"/>
+          <w:szCs w:val="28"/>
+          <w:lang w:bidi="he"/>
+        </w:rPr>
+        <w:t>(</w:t>
+      </w:r>
+      <w:proofErr w:type="spellStart"/>
+      <w:r>
+        <w:rPr>
+          <w:b/>
+          <w:bCs/>
+          <w:sz w:val="28"/>
+          <w:szCs w:val="28"/>
+          <w:lang w:bidi="he"/>
+        </w:rPr>
+        <w:t>Hotspot</w:t>
+      </w:r>
+      <w:proofErr w:type="spellEnd"/>
+      <w:r>
+        <w:rPr>
+          <w:b/>
+          <w:bCs/>
+          <w:sz w:val="28"/>
+          <w:szCs w:val="28"/>
+          <w:lang w:bidi="he"/>
+        </w:rPr>
+        <w:t>)</w:t>
+      </w:r>
+      <w:r>
+        <w:rPr>
+          <w:sz w:val="28"/>
+          <w:szCs w:val="28"/>
+          <w:lang w:bidi="he"/>
+        </w:rPr>
+        <w:t xml:space="preserve"> </w:t>
+      </w:r>
+      <w:r>
+        <w:rPr>
+          <w:sz w:val="28"/>
+          <w:szCs w:val="28"/>
+          <w:rtl/>
+        </w:rPr>
+        <w:t>אזור ספציפי או עמדה מסוימת בחלבון שבהם מצטברות מוטציות בשכיחות גבוהה משמעותית משאר החלבון, לרוב בגלל שהן מעניקות יתרון הישרדותי לתא הסרטני</w:t>
+      </w:r>
+      <w:r>
+        <w:rPr>
+          <w:sz w:val="28"/>
+          <w:szCs w:val="28"/>
+          <w:lang w:bidi="he"/>
+        </w:rPr>
+        <w:t>.</w:t>
+      </w:r>
+    </w:p>
+    <w:p>
+      <w:pPr>
+        <w:bidi/>
+        <w:rPr>
+          <w:sz w:val="28"/>
+          <w:szCs w:val="28"/>
+          <w:rtl/>
+          <w:lang w:bidi="he"/>
+        </w:rPr>
+      </w:pPr>
+      <w:proofErr w:type="spellStart"/>
+      <w:r>
+        <w:rPr>
+          <w:b/>
+          <w:bCs/>
+          <w:sz w:val="28"/>
+          <w:szCs w:val="28"/>
+          <w:rtl/>
+        </w:rPr>
+        <w:t>אונקוגן</w:t>
+      </w:r>
+      <w:proofErr w:type="spellEnd"/>
+      <w:r>
+        <w:rPr>
+          <w:b/>
+          <w:bCs/>
+          <w:sz w:val="28"/>
+          <w:szCs w:val="28"/>
+        </w:rPr>
+        <w:t xml:space="preserve"> </w:t>
+      </w:r>
+      <w:r>
+        <w:rPr>
+          <w:sz w:val="28"/>
+          <w:szCs w:val="28"/>
+          <w:lang w:val="en-US"/>
+        </w:rPr>
+        <w:t>:</w:t>
+      </w:r>
+      <w:r>
+        <w:rPr>
+          <w:b/>
+          <w:bCs/>
+          <w:sz w:val="28"/>
+          <w:szCs w:val="28"/>
+        </w:rPr>
+        <w:t>(</w:t>
+      </w:r>
+      <w:proofErr w:type="spellStart"/>
+      <w:r>
+        <w:rPr>
+          <w:b/>
+          <w:bCs/>
+          <w:sz w:val="28"/>
+          <w:szCs w:val="28"/>
+        </w:rPr>
+        <w:t>Oncogene</w:t>
+      </w:r>
+      <w:proofErr w:type="spellEnd"/>
+      <w:r>
+        <w:rPr>
+          <w:b/>
+          <w:bCs/>
+          <w:sz w:val="28"/>
+          <w:szCs w:val="28"/>
+        </w:rPr>
+        <w:t>)</w:t>
+      </w:r>
+      <w:r>
+        <w:rPr>
+          <w:sz w:val="28"/>
+          <w:szCs w:val="28"/>
+        </w:rPr>
+        <w:t xml:space="preserve"> </w:t>
+      </w:r>
+      <w:r>
+        <w:rPr>
+          <w:sz w:val="28"/>
+          <w:szCs w:val="28"/>
+          <w:rtl/>
+        </w:rPr>
+        <w:t>גן שבמצבו התקין מסייע לצמיחת התא, אך כתוצאה ממוטציה הופך ל"גן סרטני" הגורם לחלוקת תאים בלתי מבוקרת</w:t>
+      </w:r>
+      <w:r>
+        <w:rPr>
+          <w:sz w:val="28"/>
+          <w:szCs w:val="28"/>
+        </w:rPr>
+        <w:t>.</w:t>
+      </w:r>
+    </w:p>
+    <w:p>
+      <w:pPr>
+        <w:bidi/>
+        <w:rPr>
+          <w:rFonts w:hint="cs"/>
+          <w:sz w:val="28"/>
+          <w:szCs w:val="28"/>
+          <w:rtl/>
+          <w:lang w:bidi="he"/>
+        </w:rPr>
+      </w:pPr>
     </w:p>
     <w:p>
       <w:pPr>
@@ -2634,6 +3190,7 @@
           <w:rtl/>
           <w:lang w:val="en-US"/>
         </w:rPr>
+        <w:lastRenderedPageBreak/>
         <w:t xml:space="preserve">4. הסבר על התופעה: אם אכן יש יותר מוטציות </w:t>
       </w:r>
       <w:r>
@@ -2756,6 +3313,7 @@
         </w:rPr>
         <w:t xml:space="preserve"> מתפקדים כמתגים ביולוגיים שאחראים על העברת אותות לצמיחת התא. המוטציות נוטות להופיע בדומיינים שאחראים על כיבוי המתג או על הפעלתו (כמו דומיין ה-</w:t>
       </w:r>
+      <w:proofErr w:type="spellStart"/>
       <w:r>
         <w:rPr>
           <w:rFonts w:asciiTheme="minorBidi" w:hAnsiTheme="minorBidi" w:cstheme="minorBidi"/>
@@ -2763,14 +3321,35 @@
           <w:szCs w:val="28"/>
           <w:shd w:val="clear" w:color="auto" w:fill="F8F9FA"/>
         </w:rPr>
-        <w:t>Tyrosine Kinase</w:t>
-      </w:r>
+        <w:t>Tyrosine</w:t>
+      </w:r>
+      <w:proofErr w:type="spellEnd"/>
       <w:r>
         <w:rPr>
           <w:rFonts w:asciiTheme="minorBidi" w:hAnsiTheme="minorBidi" w:cstheme="minorBidi"/>
           <w:sz w:val="28"/>
           <w:szCs w:val="28"/>
           <w:shd w:val="clear" w:color="auto" w:fill="F8F9FA"/>
+        </w:rPr>
+        <w:t xml:space="preserve"> </w:t>
+      </w:r>
+      <w:proofErr w:type="spellStart"/>
+      <w:r>
+        <w:rPr>
+          <w:rFonts w:asciiTheme="minorBidi" w:hAnsiTheme="minorBidi" w:cstheme="minorBidi"/>
+          <w:sz w:val="28"/>
+          <w:szCs w:val="28"/>
+          <w:shd w:val="clear" w:color="auto" w:fill="F8F9FA"/>
+        </w:rPr>
+        <w:t>Kinase</w:t>
+      </w:r>
+      <w:proofErr w:type="spellEnd"/>
+      <w:r>
+        <w:rPr>
+          <w:rFonts w:asciiTheme="minorBidi" w:hAnsiTheme="minorBidi" w:cstheme="minorBidi"/>
+          <w:sz w:val="28"/>
+          <w:szCs w:val="28"/>
+          <w:shd w:val="clear" w:color="auto" w:fill="F8F9FA"/>
           <w:rtl/>
         </w:rPr>
         <w:t xml:space="preserve"> ב-</w:t>
@@ -2832,6 +3411,7 @@
         </w:rPr>
         <w:t>). כאשר מתרחשת מוטציה בדיוק באזורים הרגישים הללו, המבנה המרחבי של החלבון משתנה כך שהוא נתקע במצב "פועל" (</w:t>
       </w:r>
+      <w:proofErr w:type="spellStart"/>
       <w:r>
         <w:rPr>
           <w:rFonts w:asciiTheme="minorBidi" w:hAnsiTheme="minorBidi" w:cstheme="minorBidi"/>
@@ -2841,6 +3421,7 @@
         </w:rPr>
         <w:t>On</w:t>
       </w:r>
+      <w:proofErr w:type="spellEnd"/>
       <w:r>
         <w:rPr>
           <w:rFonts w:asciiTheme="minorBidi" w:hAnsiTheme="minorBidi" w:cstheme="minorBidi"/>
@@ -2910,6 +3491,7 @@
         </w:rPr>
         <w:t xml:space="preserve"> הוא </w:t>
       </w:r>
+      <w:proofErr w:type="spellStart"/>
       <w:r>
         <w:rPr>
           <w:sz w:val="28"/>
@@ -2917,13 +3499,32 @@
         </w:rPr>
         <w:t>GTPase</w:t>
       </w:r>
-      <w:r>
-        <w:rPr>
-          <w:sz w:val="28"/>
-          <w:szCs w:val="28"/>
-          <w:rtl/>
-        </w:rPr>
-        <w:t xml:space="preserve"> המעורב בהעברת אותות תוך־תאיים הקשורים לגדילה וחלוקה.</w:t>
+      <w:proofErr w:type="spellEnd"/>
+      <w:r>
+        <w:rPr>
+          <w:sz w:val="28"/>
+          <w:szCs w:val="28"/>
+          <w:rtl/>
+        </w:rPr>
+        <w:t xml:space="preserve"> המעורב בהעברת אותות </w:t>
+      </w:r>
+      <w:proofErr w:type="spellStart"/>
+      <w:r>
+        <w:rPr>
+          <w:sz w:val="28"/>
+          <w:szCs w:val="28"/>
+          <w:rtl/>
+        </w:rPr>
+        <w:t>תוך־תאיים</w:t>
+      </w:r>
+      <w:proofErr w:type="spellEnd"/>
+      <w:r>
+        <w:rPr>
+          <w:sz w:val="28"/>
+          <w:szCs w:val="28"/>
+          <w:rtl/>
+        </w:rPr>
+        <w:t xml:space="preserve"> הקשורים לגדילה וחלוקה.</w:t>
       </w:r>
       <w:r>
         <w:rPr>
@@ -2971,64 +3572,634 @@
           <w:szCs w:val="28"/>
           <w:rtl/>
         </w:rPr>
+        <w:t xml:space="preserve">אזורי </w:t>
+      </w:r>
+      <w:proofErr w:type="spellStart"/>
+      <w:r>
+        <w:rPr>
+          <w:sz w:val="28"/>
+          <w:szCs w:val="28"/>
+        </w:rPr>
+        <w:t>Switch</w:t>
+      </w:r>
+      <w:proofErr w:type="spellEnd"/>
+      <w:r>
+        <w:rPr>
+          <w:sz w:val="28"/>
+          <w:szCs w:val="28"/>
+        </w:rPr>
+        <w:t xml:space="preserve"> I</w:t>
+      </w:r>
+      <w:r>
+        <w:rPr>
+          <w:sz w:val="28"/>
+          <w:szCs w:val="28"/>
+          <w:rtl/>
+        </w:rPr>
+        <w:t xml:space="preserve"> ו-</w:t>
+      </w:r>
+      <w:proofErr w:type="spellStart"/>
+      <w:r>
+        <w:rPr>
+          <w:sz w:val="28"/>
+          <w:szCs w:val="28"/>
+        </w:rPr>
+        <w:t>Switch</w:t>
+      </w:r>
+      <w:proofErr w:type="spellEnd"/>
+      <w:r>
+        <w:rPr>
+          <w:sz w:val="28"/>
+          <w:szCs w:val="28"/>
+        </w:rPr>
+        <w:t xml:space="preserve"> II</w:t>
+      </w:r>
+      <w:r>
+        <w:rPr>
+          <w:sz w:val="28"/>
+          <w:szCs w:val="28"/>
+          <w:rtl/>
+        </w:rPr>
+        <w:t xml:space="preserve"> (חשובים להפעלה/כיבוי החלבון)</w:t>
+      </w:r>
+      <w:r>
+        <w:rPr>
+          <w:sz w:val="28"/>
+          <w:szCs w:val="28"/>
+          <w:rtl/>
+        </w:rPr>
+        <w:br/>
+      </w:r>
+    </w:p>
+    <w:p>
+      <w:pPr>
+        <w:bidi/>
+        <w:rPr>
+          <w:rFonts w:hint="cs"/>
+          <w:sz w:val="28"/>
+          <w:szCs w:val="28"/>
+          <w:rtl/>
+        </w:rPr>
+      </w:pPr>
+      <w:r>
+        <w:rPr>
+          <w:sz w:val="28"/>
+          <w:szCs w:val="28"/>
+          <w:rtl/>
+        </w:rPr>
+        <w:t>מוטציות נפוצות (למשל בעמדות 12, 13, 61) פוגעות ביכולת הכיבוי של החלבון וגורמות לפעילות יתר סרטנית.</w:t>
+      </w:r>
+    </w:p>
+    <w:p>
+      <w:pPr>
+        <w:bidi/>
+        <w:rPr>
+          <w:sz w:val="28"/>
+          <w:szCs w:val="28"/>
+          <w:rtl/>
+        </w:rPr>
+      </w:pPr>
+    </w:p>
+    <w:p>
+      <w:pPr>
+        <w:bidi/>
+        <w:rPr>
+          <w:sz w:val="28"/>
+          <w:szCs w:val="28"/>
+          <w:lang w:val="en-US"/>
+        </w:rPr>
+      </w:pPr>
+      <w:r>
+        <w:rPr>
+          <w:sz w:val="28"/>
+          <w:szCs w:val="28"/>
+          <w:rtl/>
+        </w:rPr>
+        <w:t>החלבון</w:t>
+      </w:r>
+      <w:r>
+        <w:rPr>
+          <w:sz w:val="28"/>
+          <w:szCs w:val="28"/>
+          <w:lang w:val="en-US"/>
+        </w:rPr>
+        <w:t xml:space="preserve"> KRAS </w:t>
+      </w:r>
+      <w:r>
+        <w:rPr>
+          <w:sz w:val="28"/>
+          <w:szCs w:val="28"/>
+          <w:rtl/>
+        </w:rPr>
+        <w:t>הוא</w:t>
+      </w:r>
+      <w:r>
+        <w:rPr>
+          <w:sz w:val="28"/>
+          <w:szCs w:val="28"/>
+          <w:lang w:val="en-US"/>
+        </w:rPr>
+        <w:t xml:space="preserve"> GTPase </w:t>
+      </w:r>
+      <w:r>
+        <w:rPr>
+          <w:sz w:val="28"/>
+          <w:szCs w:val="28"/>
+          <w:rtl/>
+        </w:rPr>
+        <w:t>קריטי המתפקד כמתג מולקולרי המעביר אותות לצמיחה וחלוקת תאים. המבנה שלו מחולק לשני חלקים עיקריים, כאשר הראשון הוא ה</w:t>
+      </w:r>
+      <w:r>
+        <w:rPr>
+          <w:sz w:val="28"/>
+          <w:szCs w:val="28"/>
+          <w:lang w:val="en-US"/>
+        </w:rPr>
+        <w:t xml:space="preserve">-G-domain </w:t>
+      </w:r>
+      <w:r>
+        <w:rPr>
+          <w:sz w:val="28"/>
+          <w:szCs w:val="28"/>
+          <w:rtl/>
+        </w:rPr>
+        <w:t>המקיף את שאריות חומצות האמינו 1 עד 166. דומיין זה מהווה את הלב הקטליטי של החלבון ומכיל את אתר הקישור לנוקלאוטידים</w:t>
+      </w:r>
+      <w:r>
+        <w:rPr>
+          <w:sz w:val="28"/>
+          <w:szCs w:val="28"/>
+          <w:lang w:val="en-US"/>
+        </w:rPr>
+        <w:t xml:space="preserve"> GTP </w:t>
+      </w:r>
+      <w:r>
+        <w:rPr>
+          <w:sz w:val="28"/>
+          <w:szCs w:val="28"/>
+          <w:rtl/>
+        </w:rPr>
+        <w:t>ו</w:t>
+      </w:r>
+      <w:r>
+        <w:rPr>
+          <w:sz w:val="28"/>
+          <w:szCs w:val="28"/>
+          <w:lang w:val="en-US"/>
+        </w:rPr>
+        <w:t xml:space="preserve">-GDP. </w:t>
+      </w:r>
+      <w:r>
+        <w:rPr>
+          <w:sz w:val="28"/>
+          <w:szCs w:val="28"/>
+          <w:rtl/>
+        </w:rPr>
+        <w:t>בתוך ה</w:t>
+      </w:r>
+      <w:r>
+        <w:rPr>
+          <w:sz w:val="28"/>
+          <w:szCs w:val="28"/>
+          <w:lang w:val="en-US"/>
+        </w:rPr>
+        <w:t xml:space="preserve">-G-domain </w:t>
+      </w:r>
+      <w:r>
+        <w:rPr>
+          <w:sz w:val="28"/>
+          <w:szCs w:val="28"/>
+          <w:rtl/>
+        </w:rPr>
+        <w:t>נמצא ה</w:t>
+      </w:r>
+      <w:r>
+        <w:rPr>
+          <w:sz w:val="28"/>
+          <w:szCs w:val="28"/>
+          <w:lang w:val="en-US"/>
+        </w:rPr>
+        <w:t xml:space="preserve">-P-loop, </w:t>
+      </w:r>
+      <w:r>
+        <w:rPr>
+          <w:sz w:val="28"/>
+          <w:szCs w:val="28"/>
+          <w:rtl/>
+        </w:rPr>
+        <w:t xml:space="preserve">הממוקם בין שאריות 10 ל-14, שתפקידו המרכזי הוא לייצב את קבוצות הפוספט של הנוקלאוטיד הקשור. מוטציות בנקודה זו, במיוחד בעמדות 12 ו-13, הן מהגורמים השכיחים ביותר להפיכת החלבון </w:t>
+      </w:r>
+      <w:proofErr w:type="spellStart"/>
+      <w:r>
+        <w:rPr>
+          <w:sz w:val="28"/>
+          <w:szCs w:val="28"/>
+          <w:rtl/>
+        </w:rPr>
+        <w:t>לאונקוגני</w:t>
+      </w:r>
+      <w:proofErr w:type="spellEnd"/>
+      <w:r>
+        <w:rPr>
+          <w:sz w:val="28"/>
+          <w:szCs w:val="28"/>
+          <w:lang w:val="en-US"/>
+        </w:rPr>
+        <w:t>.</w:t>
+      </w:r>
+    </w:p>
+    <w:p>
+      <w:pPr>
+        <w:bidi/>
+        <w:rPr>
+          <w:sz w:val="28"/>
+          <w:szCs w:val="28"/>
+          <w:lang w:val="en-US"/>
+        </w:rPr>
+      </w:pPr>
+      <w:r>
+        <w:rPr>
+          <w:sz w:val="28"/>
+          <w:szCs w:val="28"/>
+          <w:rtl/>
+        </w:rPr>
+        <w:t>לצד ה</w:t>
+      </w:r>
+      <w:r>
+        <w:rPr>
+          <w:sz w:val="28"/>
+          <w:szCs w:val="28"/>
+          <w:lang w:val="en-US"/>
+        </w:rPr>
+        <w:t xml:space="preserve">-P-loop, </w:t>
+      </w:r>
+      <w:r>
+        <w:rPr>
+          <w:sz w:val="28"/>
+          <w:szCs w:val="28"/>
+          <w:rtl/>
+        </w:rPr>
+        <w:t>ה</w:t>
+      </w:r>
+      <w:r>
+        <w:rPr>
+          <w:sz w:val="28"/>
+          <w:szCs w:val="28"/>
+          <w:lang w:val="en-US"/>
+        </w:rPr>
+        <w:t xml:space="preserve">-G-domain </w:t>
+      </w:r>
+      <w:r>
+        <w:rPr>
+          <w:sz w:val="28"/>
+          <w:szCs w:val="28"/>
+          <w:rtl/>
+        </w:rPr>
+        <w:t>כולל שני אזורים דינמיים המכונים</w:t>
+      </w:r>
+      <w:r>
+        <w:rPr>
+          <w:sz w:val="28"/>
+          <w:szCs w:val="28"/>
+          <w:lang w:val="en-US"/>
+        </w:rPr>
+        <w:t xml:space="preserve"> Switch I </w:t>
+      </w:r>
+      <w:r>
+        <w:rPr>
+          <w:sz w:val="28"/>
+          <w:szCs w:val="28"/>
+          <w:rtl/>
+        </w:rPr>
+        <w:t>(שאריות 30–40) ו</w:t>
+      </w:r>
+      <w:r>
+        <w:rPr>
+          <w:sz w:val="28"/>
+          <w:szCs w:val="28"/>
+          <w:lang w:val="en-US"/>
+        </w:rPr>
+        <w:t xml:space="preserve">-Switch II </w:t>
+      </w:r>
+      <w:r>
+        <w:rPr>
+          <w:sz w:val="28"/>
+          <w:szCs w:val="28"/>
+          <w:rtl/>
+        </w:rPr>
+        <w:t>(שאריות 58–72). אזורים אלו משנים את צורתם המרחבית באופן קיצוני כאשר החלבון עובר ממצב כבוי</w:t>
+      </w:r>
+      <w:r>
+        <w:rPr>
+          <w:sz w:val="28"/>
+          <w:szCs w:val="28"/>
+          <w:lang w:val="en-US"/>
+        </w:rPr>
+        <w:t xml:space="preserve"> (</w:t>
+      </w:r>
+      <w:r>
+        <w:rPr>
+          <w:sz w:val="28"/>
+          <w:szCs w:val="28"/>
+          <w:rtl/>
+        </w:rPr>
+        <w:t>קשור ל</w:t>
+      </w:r>
+      <w:r>
+        <w:rPr>
+          <w:sz w:val="28"/>
+          <w:szCs w:val="28"/>
+          <w:lang w:val="en-US"/>
+        </w:rPr>
+        <w:t xml:space="preserve">-GDP) </w:t>
+      </w:r>
+      <w:r>
+        <w:rPr>
+          <w:sz w:val="28"/>
+          <w:szCs w:val="28"/>
+          <w:rtl/>
+        </w:rPr>
+        <w:t>למצב פעיל</w:t>
+      </w:r>
+      <w:r>
+        <w:rPr>
+          <w:sz w:val="28"/>
+          <w:szCs w:val="28"/>
+          <w:lang w:val="en-US"/>
+        </w:rPr>
+        <w:t xml:space="preserve"> (</w:t>
+      </w:r>
+      <w:r>
+        <w:rPr>
+          <w:sz w:val="28"/>
+          <w:szCs w:val="28"/>
+          <w:rtl/>
+        </w:rPr>
+        <w:t>קשור ל</w:t>
+      </w:r>
+      <w:r>
+        <w:rPr>
+          <w:sz w:val="28"/>
+          <w:szCs w:val="28"/>
+          <w:lang w:val="en-US"/>
+        </w:rPr>
+        <w:t xml:space="preserve">-GTP). </w:t>
+      </w:r>
+      <w:r>
+        <w:rPr>
+          <w:sz w:val="28"/>
+          <w:szCs w:val="28"/>
+          <w:rtl/>
+        </w:rPr>
+        <w:t>שינוי המבנה מאפשר ל</w:t>
+      </w:r>
+      <w:r>
+        <w:rPr>
+          <w:sz w:val="28"/>
+          <w:szCs w:val="28"/>
+          <w:lang w:val="en-US"/>
+        </w:rPr>
+        <w:t xml:space="preserve">-KRAS </w:t>
+      </w:r>
+      <w:r>
+        <w:rPr>
+          <w:sz w:val="28"/>
+          <w:szCs w:val="28"/>
+          <w:rtl/>
+        </w:rPr>
+        <w:t>לגייס ולהפעיל חלבוני מטרה במורד הזרם, כמו</w:t>
+      </w:r>
+      <w:r>
+        <w:rPr>
+          <w:sz w:val="28"/>
+          <w:szCs w:val="28"/>
+          <w:lang w:val="en-US"/>
+        </w:rPr>
+        <w:t xml:space="preserve"> RAF </w:t>
+      </w:r>
+      <w:r>
+        <w:rPr>
+          <w:sz w:val="28"/>
+          <w:szCs w:val="28"/>
+          <w:rtl/>
+        </w:rPr>
+        <w:t>או</w:t>
+      </w:r>
+      <w:r>
+        <w:rPr>
+          <w:sz w:val="28"/>
+          <w:szCs w:val="28"/>
+          <w:lang w:val="en-US"/>
+        </w:rPr>
+        <w:t xml:space="preserve"> PI3K. </w:t>
+      </w:r>
+      <w:r>
+        <w:rPr>
+          <w:sz w:val="28"/>
+          <w:szCs w:val="28"/>
+          <w:rtl/>
+        </w:rPr>
+        <w:t>מוטציה נפוצה נוספת מתרחשת בעמדה 61 שנמצאת בתוך</w:t>
+      </w:r>
+      <w:r>
+        <w:rPr>
+          <w:sz w:val="28"/>
+          <w:szCs w:val="28"/>
+          <w:lang w:val="en-US"/>
+        </w:rPr>
+        <w:t xml:space="preserve"> Switch II; </w:t>
+      </w:r>
+      <w:r>
+        <w:rPr>
+          <w:sz w:val="28"/>
+          <w:szCs w:val="28"/>
+          <w:rtl/>
+        </w:rPr>
+        <w:t xml:space="preserve">מוטציה זו פוגעת ביכולת ההידרוליזה של החלבון, כלומר ביכולתו לפרק </w:t>
+      </w:r>
+      <w:r>
+        <w:rPr>
+          <w:sz w:val="28"/>
+          <w:szCs w:val="28"/>
+          <w:rtl/>
+        </w:rPr>
         <w:lastRenderedPageBreak/>
-        <w:t xml:space="preserve">אזורי </w:t>
-      </w:r>
-      <w:r>
-        <w:rPr>
-          <w:sz w:val="28"/>
-          <w:szCs w:val="28"/>
-        </w:rPr>
-        <w:t>Switch I</w:t>
-      </w:r>
-      <w:r>
-        <w:rPr>
-          <w:sz w:val="28"/>
-          <w:szCs w:val="28"/>
-          <w:rtl/>
-        </w:rPr>
-        <w:t xml:space="preserve"> ו-</w:t>
-      </w:r>
-      <w:r>
-        <w:rPr>
-          <w:sz w:val="28"/>
-          <w:szCs w:val="28"/>
-        </w:rPr>
-        <w:t>Switch II</w:t>
-      </w:r>
-      <w:r>
-        <w:rPr>
-          <w:sz w:val="28"/>
-          <w:szCs w:val="28"/>
-          <w:rtl/>
-        </w:rPr>
-        <w:t xml:space="preserve"> (חשובים להפעלה/כיבוי החלבון)</w:t>
-      </w:r>
-      <w:r>
-        <w:rPr>
-          <w:sz w:val="28"/>
-          <w:szCs w:val="28"/>
-          <w:rtl/>
-        </w:rPr>
-        <w:br/>
-      </w:r>
-    </w:p>
-    <w:p>
-      <w:pPr>
-        <w:bidi/>
-        <w:rPr>
-          <w:sz w:val="28"/>
-          <w:szCs w:val="28"/>
-        </w:rPr>
-      </w:pPr>
-      <w:r>
-        <w:rPr>
-          <w:sz w:val="28"/>
-          <w:szCs w:val="28"/>
-          <w:rtl/>
-        </w:rPr>
-        <w:t>מוטציות נפוצות (למשל בעמדות 12, 13, 61) פוגעות ביכולת הכיבוי של החלבון וגורמות לפעילות יתר סרטנית.</w:t>
-      </w:r>
+        <w:t>את ה</w:t>
+      </w:r>
+      <w:r>
+        <w:rPr>
+          <w:sz w:val="28"/>
+          <w:szCs w:val="28"/>
+          <w:lang w:val="en-US"/>
+        </w:rPr>
+        <w:t xml:space="preserve">-GTP </w:t>
+      </w:r>
+      <w:r>
+        <w:rPr>
+          <w:sz w:val="28"/>
+          <w:szCs w:val="28"/>
+          <w:rtl/>
+        </w:rPr>
+        <w:t>ולכבות את עצמו, מה שמוביל לשליחת אותות גדילה בלתי פוסקים לגרעין התא</w:t>
+      </w:r>
+      <w:r>
+        <w:rPr>
+          <w:sz w:val="28"/>
+          <w:szCs w:val="28"/>
+          <w:lang w:val="en-US"/>
+        </w:rPr>
+        <w:t>.</w:t>
+      </w:r>
+    </w:p>
+    <w:p>
+      <w:pPr>
+        <w:bidi/>
+        <w:rPr>
+          <w:sz w:val="28"/>
+          <w:szCs w:val="28"/>
+          <w:lang w:val="en-US"/>
+        </w:rPr>
+      </w:pPr>
+      <w:r>
+        <w:rPr>
+          <w:sz w:val="28"/>
+          <w:szCs w:val="28"/>
+          <w:rtl/>
+        </w:rPr>
+        <w:t>החלק השני של החלבון הוא ה</w:t>
+      </w:r>
+      <w:r>
+        <w:rPr>
+          <w:sz w:val="28"/>
+          <w:szCs w:val="28"/>
+          <w:lang w:val="en-US"/>
+        </w:rPr>
+        <w:t xml:space="preserve">-Hypervariable Region, </w:t>
+      </w:r>
+      <w:r>
+        <w:rPr>
+          <w:sz w:val="28"/>
+          <w:szCs w:val="28"/>
+          <w:rtl/>
+        </w:rPr>
+        <w:t>או בקיצור</w:t>
+      </w:r>
+      <w:r>
+        <w:rPr>
+          <w:sz w:val="28"/>
+          <w:szCs w:val="28"/>
+          <w:lang w:val="en-US"/>
+        </w:rPr>
+        <w:t xml:space="preserve"> HVR, </w:t>
+      </w:r>
+      <w:r>
+        <w:rPr>
+          <w:sz w:val="28"/>
+          <w:szCs w:val="28"/>
+          <w:rtl/>
+        </w:rPr>
+        <w:t>המשתרע משארית 167 ועד סוף הרצף בשארית 189. בניגוד ל</w:t>
+      </w:r>
+      <w:r>
+        <w:rPr>
+          <w:sz w:val="28"/>
+          <w:szCs w:val="28"/>
+          <w:lang w:val="en-US"/>
+        </w:rPr>
+        <w:t xml:space="preserve">-G-domain </w:t>
+      </w:r>
+      <w:r>
+        <w:rPr>
+          <w:sz w:val="28"/>
+          <w:szCs w:val="28"/>
+          <w:rtl/>
+        </w:rPr>
+        <w:t>היציב, ה</w:t>
+      </w:r>
+      <w:r>
+        <w:rPr>
+          <w:sz w:val="28"/>
+          <w:szCs w:val="28"/>
+          <w:lang w:val="en-US"/>
+        </w:rPr>
+        <w:t xml:space="preserve">-HVR </w:t>
+      </w:r>
+      <w:r>
+        <w:rPr>
+          <w:sz w:val="28"/>
+          <w:szCs w:val="28"/>
+          <w:rtl/>
+        </w:rPr>
+        <w:t>הוא אזור גמיש ובלתי מקופל שתפקידו העיקרי הוא עיגון החלבון לממברנת התא, שם מתרחשת עיקר פעילותו. בקצה המרוחק של ה</w:t>
+      </w:r>
+      <w:r>
+        <w:rPr>
+          <w:sz w:val="28"/>
+          <w:szCs w:val="28"/>
+          <w:lang w:val="en-US"/>
+        </w:rPr>
+        <w:t xml:space="preserve">-HVR </w:t>
+      </w:r>
+      <w:r>
+        <w:rPr>
+          <w:sz w:val="28"/>
+          <w:szCs w:val="28"/>
+          <w:rtl/>
+        </w:rPr>
+        <w:t>נמצא רצף ה</w:t>
+      </w:r>
+      <w:r>
+        <w:rPr>
+          <w:sz w:val="28"/>
+          <w:szCs w:val="28"/>
+          <w:lang w:val="en-US"/>
+        </w:rPr>
+        <w:t xml:space="preserve">-CAAX </w:t>
+      </w:r>
+      <w:r>
+        <w:rPr>
+          <w:sz w:val="28"/>
+          <w:szCs w:val="28"/>
+          <w:rtl/>
+        </w:rPr>
+        <w:t xml:space="preserve">(שאריות 185–188), המשמש כאתר למודיפיקציות כימיות לאחר תרגום החלבון. בתהליך זה מתווספת קבוצה שומנית לשארית </w:t>
+      </w:r>
+      <w:proofErr w:type="spellStart"/>
+      <w:r>
+        <w:rPr>
+          <w:sz w:val="28"/>
+          <w:szCs w:val="28"/>
+          <w:rtl/>
+        </w:rPr>
+        <w:t>הציסטאין</w:t>
+      </w:r>
+      <w:proofErr w:type="spellEnd"/>
+      <w:r>
+        <w:rPr>
+          <w:sz w:val="28"/>
+          <w:szCs w:val="28"/>
+          <w:rtl/>
+        </w:rPr>
+        <w:t xml:space="preserve"> בעמדה 185, מה שמעניק לחלבון את ה"עוגן" הדרוש לו כדי להיצמד לממברנה ולהשתלב במסלולי העברת האותות התאיים</w:t>
+      </w:r>
+      <w:r>
+        <w:rPr>
+          <w:sz w:val="28"/>
+          <w:szCs w:val="28"/>
+          <w:lang w:val="en-US"/>
+        </w:rPr>
+        <w:t>.</w:t>
+      </w:r>
+    </w:p>
+    <w:p>
+      <w:pPr>
+        <w:bidi/>
+        <w:rPr>
+          <w:sz w:val="28"/>
+          <w:szCs w:val="28"/>
+          <w:lang w:val="en-US"/>
+        </w:rPr>
+      </w:pPr>
     </w:p>
     <w:p>
       <w:pPr>
@@ -3096,15 +4267,85 @@
           <w:szCs w:val="28"/>
           <w:rtl/>
         </w:rPr>
-        <w:t xml:space="preserve"> הוא קולטן טירוזין קינאז (</w:t>
-      </w:r>
-      <w:r>
-        <w:rPr>
-          <w:sz w:val="28"/>
-          <w:szCs w:val="28"/>
-        </w:rPr>
-        <w:t>Receptor Tyrosine Kinase</w:t>
-      </w:r>
+        <w:t xml:space="preserve"> הוא קולטן </w:t>
+      </w:r>
+      <w:proofErr w:type="spellStart"/>
+      <w:r>
+        <w:rPr>
+          <w:sz w:val="28"/>
+          <w:szCs w:val="28"/>
+          <w:rtl/>
+        </w:rPr>
+        <w:t>טירוזין</w:t>
+      </w:r>
+      <w:proofErr w:type="spellEnd"/>
+      <w:r>
+        <w:rPr>
+          <w:sz w:val="28"/>
+          <w:szCs w:val="28"/>
+          <w:rtl/>
+        </w:rPr>
+        <w:t xml:space="preserve"> </w:t>
+      </w:r>
+      <w:proofErr w:type="spellStart"/>
+      <w:r>
+        <w:rPr>
+          <w:sz w:val="28"/>
+          <w:szCs w:val="28"/>
+          <w:rtl/>
+        </w:rPr>
+        <w:t>קינאז</w:t>
+      </w:r>
+      <w:proofErr w:type="spellEnd"/>
+      <w:r>
+        <w:rPr>
+          <w:sz w:val="28"/>
+          <w:szCs w:val="28"/>
+          <w:rtl/>
+        </w:rPr>
+        <w:t xml:space="preserve"> (</w:t>
+      </w:r>
+      <w:proofErr w:type="spellStart"/>
+      <w:r>
+        <w:rPr>
+          <w:sz w:val="28"/>
+          <w:szCs w:val="28"/>
+        </w:rPr>
+        <w:t>Receptor</w:t>
+      </w:r>
+      <w:proofErr w:type="spellEnd"/>
+      <w:r>
+        <w:rPr>
+          <w:sz w:val="28"/>
+          <w:szCs w:val="28"/>
+        </w:rPr>
+        <w:t xml:space="preserve"> </w:t>
+      </w:r>
+      <w:proofErr w:type="spellStart"/>
+      <w:r>
+        <w:rPr>
+          <w:sz w:val="28"/>
+          <w:szCs w:val="28"/>
+        </w:rPr>
+        <w:t>Tyrosine</w:t>
+      </w:r>
+      <w:proofErr w:type="spellEnd"/>
+      <w:r>
+        <w:rPr>
+          <w:sz w:val="28"/>
+          <w:szCs w:val="28"/>
+        </w:rPr>
+        <w:t xml:space="preserve"> </w:t>
+      </w:r>
+      <w:proofErr w:type="spellStart"/>
+      <w:r>
+        <w:rPr>
+          <w:sz w:val="28"/>
+          <w:szCs w:val="28"/>
+        </w:rPr>
+        <w:t>Kinase</w:t>
+      </w:r>
+      <w:proofErr w:type="spellEnd"/>
       <w:r>
         <w:rPr>
           <w:sz w:val="28"/>
@@ -3128,60 +4369,126 @@
           <w:szCs w:val="28"/>
           <w:rtl/>
         </w:rPr>
-        <w:t>הוא כולל מספר דומיינים:</w:t>
-      </w:r>
-    </w:p>
-    <w:p>
-      <w:pPr>
-        <w:bidi/>
-        <w:rPr>
-          <w:sz w:val="28"/>
-          <w:szCs w:val="28"/>
-        </w:rPr>
-      </w:pPr>
-      <w:r>
-        <w:rPr>
-          <w:sz w:val="28"/>
-          <w:szCs w:val="28"/>
-          <w:rtl/>
-        </w:rPr>
-        <w:t>דומיין חוץ-תאי לקישור ליגנד</w:t>
-      </w:r>
-    </w:p>
-    <w:p>
-      <w:pPr>
-        <w:bidi/>
-        <w:rPr>
-          <w:sz w:val="28"/>
-          <w:szCs w:val="28"/>
-        </w:rPr>
-      </w:pPr>
-      <w:r>
-        <w:rPr>
-          <w:sz w:val="28"/>
-          <w:szCs w:val="28"/>
-          <w:rtl/>
-        </w:rPr>
-        <w:t>דומיין טרנסממברנלי</w:t>
-      </w:r>
-    </w:p>
-    <w:p>
-      <w:pPr>
-        <w:bidi/>
-        <w:rPr>
-          <w:sz w:val="28"/>
-          <w:szCs w:val="28"/>
-          <w:rtl/>
-        </w:rPr>
-      </w:pPr>
-      <w:r>
-        <w:rPr>
-          <w:sz w:val="28"/>
-          <w:szCs w:val="28"/>
-          <w:rtl/>
-        </w:rPr>
-        <w:t>דומיין קינאז תוך־תאי</w:t>
-      </w:r>
+        <w:t xml:space="preserve">הוא כולל מספר </w:t>
+      </w:r>
+      <w:proofErr w:type="spellStart"/>
+      <w:r>
+        <w:rPr>
+          <w:sz w:val="28"/>
+          <w:szCs w:val="28"/>
+          <w:rtl/>
+        </w:rPr>
+        <w:t>דומיינים</w:t>
+      </w:r>
+      <w:proofErr w:type="spellEnd"/>
+      <w:r>
+        <w:rPr>
+          <w:sz w:val="28"/>
+          <w:szCs w:val="28"/>
+          <w:rtl/>
+        </w:rPr>
+        <w:t>:</w:t>
+      </w:r>
+    </w:p>
+    <w:p>
+      <w:pPr>
+        <w:bidi/>
+        <w:rPr>
+          <w:sz w:val="28"/>
+          <w:szCs w:val="28"/>
+        </w:rPr>
+      </w:pPr>
+      <w:r>
+        <w:rPr>
+          <w:sz w:val="28"/>
+          <w:szCs w:val="28"/>
+          <w:rtl/>
+        </w:rPr>
+        <w:t xml:space="preserve">דומיין חוץ-תאי לקישור </w:t>
+      </w:r>
+      <w:proofErr w:type="spellStart"/>
+      <w:r>
+        <w:rPr>
+          <w:sz w:val="28"/>
+          <w:szCs w:val="28"/>
+          <w:rtl/>
+        </w:rPr>
+        <w:t>ליגנד</w:t>
+      </w:r>
+      <w:proofErr w:type="spellEnd"/>
+    </w:p>
+    <w:p>
+      <w:pPr>
+        <w:bidi/>
+        <w:rPr>
+          <w:sz w:val="28"/>
+          <w:szCs w:val="28"/>
+        </w:rPr>
+      </w:pPr>
+      <w:r>
+        <w:rPr>
+          <w:sz w:val="28"/>
+          <w:szCs w:val="28"/>
+          <w:rtl/>
+        </w:rPr>
+        <w:t xml:space="preserve">דומיין </w:t>
+      </w:r>
+      <w:proofErr w:type="spellStart"/>
+      <w:r>
+        <w:rPr>
+          <w:sz w:val="28"/>
+          <w:szCs w:val="28"/>
+          <w:rtl/>
+        </w:rPr>
+        <w:t>טרנסממברנלי</w:t>
+      </w:r>
+      <w:proofErr w:type="spellEnd"/>
+    </w:p>
+    <w:p>
+      <w:pPr>
+        <w:bidi/>
+        <w:rPr>
+          <w:sz w:val="28"/>
+          <w:szCs w:val="28"/>
+          <w:rtl/>
+        </w:rPr>
+      </w:pPr>
+      <w:r>
+        <w:rPr>
+          <w:sz w:val="28"/>
+          <w:szCs w:val="28"/>
+          <w:rtl/>
+        </w:rPr>
+        <w:t xml:space="preserve">דומיין </w:t>
+      </w:r>
+      <w:proofErr w:type="spellStart"/>
+      <w:r>
+        <w:rPr>
+          <w:sz w:val="28"/>
+          <w:szCs w:val="28"/>
+          <w:rtl/>
+        </w:rPr>
+        <w:t>קינאז</w:t>
+      </w:r>
+      <w:proofErr w:type="spellEnd"/>
+      <w:r>
+        <w:rPr>
+          <w:sz w:val="28"/>
+          <w:szCs w:val="28"/>
+          <w:rtl/>
+        </w:rPr>
+        <w:t xml:space="preserve"> </w:t>
+      </w:r>
+      <w:proofErr w:type="spellStart"/>
+      <w:r>
+        <w:rPr>
+          <w:sz w:val="28"/>
+          <w:szCs w:val="28"/>
+          <w:rtl/>
+        </w:rPr>
+        <w:t>תוך־תאי</w:t>
+      </w:r>
+      <w:proofErr w:type="spellEnd"/>
     </w:p>
     <w:p>
       <w:pPr>
@@ -3208,7 +4515,43 @@
           <w:szCs w:val="28"/>
           <w:rtl/>
         </w:rPr>
-        <w:t>מוטציות סרטניות רבות מתרחשות בדומיין הקינאז וגורמות להפעלה קבועה של אותות גדילה.</w:t>
+        <w:t xml:space="preserve">מוטציות סרטניות רבות מתרחשות </w:t>
+      </w:r>
+      <w:proofErr w:type="spellStart"/>
+      <w:r>
+        <w:rPr>
+          <w:sz w:val="28"/>
+          <w:szCs w:val="28"/>
+          <w:rtl/>
+        </w:rPr>
+        <w:t>בדומיין</w:t>
+      </w:r>
+      <w:proofErr w:type="spellEnd"/>
+      <w:r>
+        <w:rPr>
+          <w:sz w:val="28"/>
+          <w:szCs w:val="28"/>
+          <w:rtl/>
+        </w:rPr>
+        <w:t xml:space="preserve"> </w:t>
+      </w:r>
+      <w:proofErr w:type="spellStart"/>
+      <w:r>
+        <w:rPr>
+          <w:sz w:val="28"/>
+          <w:szCs w:val="28"/>
+          <w:rtl/>
+        </w:rPr>
+        <w:t>הקינאז</w:t>
+      </w:r>
+      <w:proofErr w:type="spellEnd"/>
+      <w:r>
+        <w:rPr>
+          <w:sz w:val="28"/>
+          <w:szCs w:val="28"/>
+          <w:rtl/>
+        </w:rPr>
+        <w:t xml:space="preserve"> וגורמות להפעלה קבועה של אותות גדילה.</w:t>
       </w:r>
     </w:p>
     <w:p>
@@ -3359,9 +4702,19 @@
         </w:rPr>
         <w:t>. הגדרת המבנה (</w:t>
       </w:r>
-      <w:r>
-        <w:t>Data Structures</w:t>
-      </w:r>
+      <w:proofErr w:type="spellStart"/>
+      <w:r>
+        <w:t>Data</w:t>
+      </w:r>
+      <w:proofErr w:type="spellEnd"/>
+      <w:r>
+        <w:t xml:space="preserve"> </w:t>
+      </w:r>
+      <w:proofErr w:type="spellStart"/>
+      <w:r>
+        <w:t>Structures</w:t>
+      </w:r>
+      <w:proofErr w:type="spellEnd"/>
       <w:r>
         <w:rPr>
           <w:rtl/>
@@ -3389,6 +4742,7 @@
         </w:rPr>
         <w:t xml:space="preserve">לפני הפונקציות, הגדרת שני מילונים: </w:t>
       </w:r>
+      <w:proofErr w:type="spellStart"/>
       <w:r>
         <w:rPr>
           <w:sz w:val="28"/>
@@ -3397,6 +4751,7 @@
         </w:rPr>
         <w:t>EGFR_domains</w:t>
       </w:r>
+      <w:proofErr w:type="spellEnd"/>
       <w:r>
         <w:rPr>
           <w:rFonts w:hint="cs"/>
@@ -3407,6 +4762,7 @@
         </w:rPr>
         <w:t xml:space="preserve"> ו-</w:t>
       </w:r>
+      <w:proofErr w:type="spellStart"/>
       <w:r>
         <w:rPr>
           <w:sz w:val="28"/>
@@ -3415,6 +4771,7 @@
         </w:rPr>
         <w:t>KRAS_domains</w:t>
       </w:r>
+      <w:proofErr w:type="spellEnd"/>
       <w:r>
         <w:rPr>
           <w:rFonts w:hint="cs"/>
@@ -3457,6 +4814,7 @@
           <w:rFonts w:hint="cs"/>
           <w:rtl/>
         </w:rPr>
+        <w:lastRenderedPageBreak/>
         <w:t xml:space="preserve">3. </w:t>
       </w:r>
       <w:r>
@@ -3489,6 +4847,7 @@
         </w:rPr>
         <w:t xml:space="preserve">פונקציית חילוץ המוטציות: </w:t>
       </w:r>
+      <w:proofErr w:type="spellStart"/>
       <w:r>
         <w:rPr>
           <w:b/>
@@ -3498,6 +4857,7 @@
         </w:rPr>
         <w:t>get_list_of_all_protein_changes</w:t>
       </w:r>
+      <w:proofErr w:type="spellEnd"/>
     </w:p>
     <w:p>
       <w:pPr>
@@ -3562,7 +4922,6 @@
           <w:szCs w:val="28"/>
           <w:rtl/>
         </w:rPr>
-        <w:lastRenderedPageBreak/>
         <w:t xml:space="preserve">התוצאה: רשימה נקייה של שמות מוטציות (למשל: </w:t>
       </w:r>
       <w:r>
@@ -3612,6 +4971,7 @@
         </w:rPr>
         <w:t xml:space="preserve">פונקציית המרת טקסט למספרים: </w:t>
       </w:r>
+      <w:proofErr w:type="spellStart"/>
       <w:r>
         <w:rPr>
           <w:rFonts w:eastAsia="Roboto Mono"/>
@@ -3622,6 +4982,7 @@
         </w:rPr>
         <w:t>get_mutation_indices</w:t>
       </w:r>
+      <w:proofErr w:type="spellEnd"/>
     </w:p>
     <w:p>
       <w:pPr>
@@ -3639,6 +5000,7 @@
         </w:rPr>
         <w:t>מה היא עושה: משתמשת ב"ביטויים רגולריים" (</w:t>
       </w:r>
+      <w:proofErr w:type="spellStart"/>
       <w:r>
         <w:rPr>
           <w:rFonts w:eastAsia="Roboto Mono"/>
@@ -3647,6 +5009,7 @@
         </w:rPr>
         <w:t>re</w:t>
       </w:r>
+      <w:proofErr w:type="spellEnd"/>
       <w:r>
         <w:rPr>
           <w:sz w:val="28"/>
@@ -3787,6 +5150,7 @@
         </w:rPr>
         <w:t xml:space="preserve">פונקציית הספירה והשיוך: </w:t>
       </w:r>
+      <w:proofErr w:type="spellStart"/>
       <w:r>
         <w:rPr>
           <w:rFonts w:eastAsia="Roboto Mono"/>
@@ -3797,6 +5161,7 @@
         </w:rPr>
         <w:t>update_domain_counts</w:t>
       </w:r>
+      <w:proofErr w:type="spellEnd"/>
     </w:p>
     <w:p>
       <w:pPr>
@@ -3922,7 +5287,29 @@
           <w:szCs w:val="28"/>
           <w:rtl/>
         </w:rPr>
-        <w:t>חיבור של הכל ביחד</w:t>
+        <w:t xml:space="preserve">חיבור של </w:t>
+      </w:r>
+      <w:proofErr w:type="spellStart"/>
+      <w:r>
+        <w:rPr>
+          <w:b/>
+          <w:bCs/>
+          <w:sz w:val="28"/>
+          <w:szCs w:val="28"/>
+          <w:rtl/>
+        </w:rPr>
+        <w:t>הכל</w:t>
+      </w:r>
+      <w:proofErr w:type="spellEnd"/>
+      <w:r>
+        <w:rPr>
+          <w:b/>
+          <w:bCs/>
+          <w:sz w:val="28"/>
+          <w:szCs w:val="28"/>
+          <w:rtl/>
+        </w:rPr>
+        <w:t xml:space="preserve"> ביחד</w:t>
       </w:r>
     </w:p>
     <w:p>
@@ -4089,6 +5476,7 @@
           <w:szCs w:val="28"/>
         </w:rPr>
       </w:pPr>
+      <w:proofErr w:type="spellStart"/>
       <w:r>
         <w:rPr>
           <w:sz w:val="28"/>
@@ -4096,6 +5484,7 @@
         </w:rPr>
         <w:t>UniProt</w:t>
       </w:r>
+      <w:proofErr w:type="spellEnd"/>
       <w:r>
         <w:rPr>
           <w:sz w:val="28"/>
@@ -4112,6 +5501,7 @@
         </w:rPr>
         <w:br/>
       </w:r>
+      <w:proofErr w:type="spellStart"/>
       <w:r>
         <w:rPr>
           <w:sz w:val="28"/>
@@ -4119,6 +5509,7 @@
         </w:rPr>
         <w:t>cbioportal</w:t>
       </w:r>
+      <w:proofErr w:type="spellEnd"/>
       <w:r>
         <w:rPr>
           <w:sz w:val="28"/>
@@ -4161,7 +5552,6 @@
           <w:shd w:val="clear" w:color="auto" w:fill="F8F9FA"/>
           <w:rtl/>
         </w:rPr>
-        <w:lastRenderedPageBreak/>
         <w:t xml:space="preserve">ניתוח התוצאות </w:t>
       </w:r>
     </w:p>
@@ -4192,8 +5582,9 @@
           <w:rtl/>
           <w:lang w:val="en-US"/>
         </w:rPr>
-        <w:t xml:space="preserve">ת כמות המוטציות בכל דומיין, אנחנו נצטרך לבדוק לאיזה דומיינים יש </w:t>
-      </w:r>
+        <w:t xml:space="preserve">ת כמות המוטציות בכל דומיין, אנחנו נצטרך לבדוק לאיזה </w:t>
+      </w:r>
+      <w:proofErr w:type="spellStart"/>
       <w:r>
         <w:rPr>
           <w:rFonts w:hint="cs"/>
@@ -4202,6 +5593,27 @@
           <w:rtl/>
           <w:lang w:val="en-US"/>
         </w:rPr>
+        <w:t>דומיינים</w:t>
+      </w:r>
+      <w:proofErr w:type="spellEnd"/>
+      <w:r>
+        <w:rPr>
+          <w:rFonts w:hint="cs"/>
+          <w:sz w:val="28"/>
+          <w:szCs w:val="28"/>
+          <w:rtl/>
+          <w:lang w:val="en-US"/>
+        </w:rPr>
+        <w:t xml:space="preserve"> יש </w:t>
+      </w:r>
+      <w:r>
+        <w:rPr>
+          <w:rFonts w:hint="cs"/>
+          <w:sz w:val="28"/>
+          <w:szCs w:val="28"/>
+          <w:rtl/>
+          <w:lang w:val="en-US"/>
+        </w:rPr>
         <w:t>כמות מוטציות חריגה</w:t>
       </w:r>
       <w:r>
@@ -4416,7 +5828,6 @@
       <w:pPr>
         <w:bidi/>
         <w:rPr>
-          <w:rFonts w:hint="cs"/>
           <w:sz w:val="28"/>
           <w:szCs w:val="28"/>
           <w:rtl/>
@@ -4505,7 +5916,29 @@
           <w:shd w:val="clear" w:color="auto" w:fill="F8F9FA"/>
           <w:rtl/>
         </w:rPr>
-        <w:t>תכנון אופן הולידציה של הקוד והתוצאות</w:t>
+        <w:t xml:space="preserve">תכנון אופן </w:t>
+      </w:r>
+      <w:proofErr w:type="spellStart"/>
+      <w:r>
+        <w:rPr>
+          <w:rFonts w:asciiTheme="minorBidi" w:eastAsia="Alef" w:hAnsiTheme="minorBidi" w:cstheme="minorBidi"/>
+          <w:sz w:val="36"/>
+          <w:szCs w:val="36"/>
+          <w:shd w:val="clear" w:color="auto" w:fill="F8F9FA"/>
+          <w:rtl/>
+        </w:rPr>
+        <w:t>הולידציה</w:t>
+      </w:r>
+      <w:proofErr w:type="spellEnd"/>
+      <w:r>
+        <w:rPr>
+          <w:rFonts w:asciiTheme="minorBidi" w:eastAsia="Alef" w:hAnsiTheme="minorBidi" w:cstheme="minorBidi"/>
+          <w:sz w:val="36"/>
+          <w:szCs w:val="36"/>
+          <w:shd w:val="clear" w:color="auto" w:fill="F8F9FA"/>
+          <w:rtl/>
+        </w:rPr>
+        <w:t xml:space="preserve"> של הקוד והתוצאות</w:t>
       </w:r>
       <w:bookmarkEnd w:id="34"/>
     </w:p>
@@ -4576,6 +6009,7 @@
         </w:rPr>
         <w:t xml:space="preserve">בדיקה של ה </w:t>
       </w:r>
+      <w:proofErr w:type="spellStart"/>
       <w:r>
         <w:rPr>
           <w:sz w:val="28"/>
@@ -4584,6 +6018,7 @@
         </w:rPr>
         <w:t>hotspots</w:t>
       </w:r>
+      <w:proofErr w:type="spellEnd"/>
       <w:r>
         <w:rPr>
           <w:sz w:val="28"/>
@@ -4625,6 +6060,7 @@
         <w:rPr>
           <w:rtl/>
         </w:rPr>
+        <w:lastRenderedPageBreak/>
         <w:t>ביבליוגרפיה</w:t>
       </w:r>
       <w:bookmarkEnd w:id="37"/>
@@ -4676,13 +6112,23 @@
         </w:rPr>
         <w:t>c</w:t>
       </w:r>
-      <w:r>
-        <w:rPr>
-          <w:sz w:val="28"/>
-          <w:szCs w:val="28"/>
-          <w:lang w:val="en-US"/>
-        </w:rPr>
-        <w:t>bioportal-</w:t>
+      <w:proofErr w:type="spellStart"/>
+      <w:r>
+        <w:rPr>
+          <w:sz w:val="28"/>
+          <w:szCs w:val="28"/>
+          <w:lang w:val="en-US"/>
+        </w:rPr>
+        <w:t>bioportal</w:t>
+      </w:r>
+      <w:proofErr w:type="spellEnd"/>
+      <w:r>
+        <w:rPr>
+          <w:sz w:val="28"/>
+          <w:szCs w:val="28"/>
+          <w:lang w:val="en-US"/>
+        </w:rPr>
+        <w:t>-</w:t>
       </w:r>
       <w:hyperlink r:id="rId8" w:history="1">
         <w:r>
@@ -4706,6 +6152,7 @@
           <w:lang w:val="en-US"/>
         </w:rPr>
       </w:pPr>
+      <w:proofErr w:type="gramStart"/>
       <w:r>
         <w:rPr>
           <w:sz w:val="28"/>
@@ -4722,7 +6169,18 @@
           <w:rtl/>
           <w:lang w:val="en-US"/>
         </w:rPr>
-        <w:t>(עדיין לא השתמשנו)</w:t>
+        <w:t>(</w:t>
+      </w:r>
+      <w:proofErr w:type="gramEnd"/>
+      <w:r>
+        <w:rPr>
+          <w:rFonts w:hint="cs"/>
+          <w:sz w:val="28"/>
+          <w:szCs w:val="28"/>
+          <w:rtl/>
+          <w:lang w:val="en-US"/>
+        </w:rPr>
+        <w:t>עדיין לא השתמשנו)</w:t>
       </w:r>
     </w:p>
     <w:p>
@@ -4764,19 +6222,78 @@
       <w:pPr>
         <w:bidi/>
         <w:rPr>
+          <w:rFonts w:asciiTheme="minorBidi" w:eastAsia="Alef" w:hAnsiTheme="minorBidi" w:cstheme="minorBidi"/>
+          <w:sz w:val="36"/>
+          <w:szCs w:val="36"/>
+          <w:shd w:val="clear" w:color="auto" w:fill="F8F9FA"/>
+          <w:lang w:val="en-US"/>
+        </w:rPr>
+      </w:pPr>
+      <w:r>
+        <w:rPr>
           <w:rFonts w:asciiTheme="minorBidi" w:eastAsia="Alef" w:hAnsiTheme="minorBidi" w:cstheme="minorBidi" w:hint="cs"/>
           <w:sz w:val="36"/>
           <w:szCs w:val="36"/>
           <w:shd w:val="clear" w:color="auto" w:fill="F8F9FA"/>
-          <w:lang w:val="en-US"/>
-        </w:rPr>
-      </w:pPr>
-    </w:p>
-    <w:p>
-      <w:pPr>
-        <w:bidi/>
+          <w:rtl/>
+          <w:lang w:val="en-US"/>
+        </w:rPr>
+        <w:t xml:space="preserve">מידע על </w:t>
+      </w:r>
+      <w:r>
         <w:rPr>
           <w:rFonts w:asciiTheme="minorBidi" w:eastAsia="Alef" w:hAnsiTheme="minorBidi" w:cstheme="minorBidi"/>
+          <w:sz w:val="36"/>
+          <w:szCs w:val="36"/>
+          <w:shd w:val="clear" w:color="auto" w:fill="F8F9FA"/>
+          <w:lang w:val="en-US"/>
+        </w:rPr>
+        <w:t>KRAS</w:t>
+      </w:r>
+    </w:p>
+    <w:p>
+      <w:pPr>
+        <w:bidi/>
+        <w:rPr>
+          <w:rFonts w:asciiTheme="minorBidi" w:eastAsia="Alef" w:hAnsiTheme="minorBidi" w:cstheme="minorBidi"/>
+          <w:sz w:val="36"/>
+          <w:szCs w:val="36"/>
+          <w:shd w:val="clear" w:color="auto" w:fill="F8F9FA"/>
+          <w:rtl/>
+          <w:lang w:val="en-US"/>
+        </w:rPr>
+      </w:pPr>
+      <w:hyperlink r:id="rId10" w:history="1">
+        <w:r>
+          <w:rPr>
+            <w:rStyle w:val="Hyperlink"/>
+            <w:rFonts w:asciiTheme="minorBidi" w:eastAsia="Alef" w:hAnsiTheme="minorBidi" w:cstheme="minorBidi"/>
+            <w:sz w:val="36"/>
+            <w:szCs w:val="36"/>
+            <w:shd w:val="clear" w:color="auto" w:fill="F8F9FA"/>
+            <w:lang w:val="en-US"/>
+          </w:rPr>
+          <w:t>https://pmc.ncbi.nlm.nih.gov/articles/PMC6965201</w:t>
+        </w:r>
+        <w:r>
+          <w:rPr>
+            <w:rStyle w:val="Hyperlink"/>
+            <w:rFonts w:asciiTheme="minorBidi" w:eastAsia="Alef" w:hAnsiTheme="minorBidi"/>
+            <w:sz w:val="36"/>
+            <w:szCs w:val="36"/>
+            <w:shd w:val="clear" w:color="auto" w:fill="F8F9FA"/>
+            <w:rtl/>
+            <w:lang w:val="en-US"/>
+          </w:rPr>
+          <w:t>/</w:t>
+        </w:r>
+      </w:hyperlink>
+    </w:p>
+    <w:p>
+      <w:pPr>
+        <w:bidi/>
+        <w:rPr>
+          <w:rFonts w:asciiTheme="minorBidi" w:eastAsia="Alef" w:hAnsiTheme="minorBidi" w:cstheme="minorBidi" w:hint="cs"/>
           <w:sz w:val="36"/>
           <w:szCs w:val="36"/>
           <w:shd w:val="clear" w:color="auto" w:fill="F8F9FA"/>
@@ -6850,7 +8367,6 @@
   <w:style w:type="character" w:default="1" w:styleId="DefaultParagraphFont">
     <w:name w:val="Default Paragraph Font"/>
     <w:uiPriority w:val="1"/>
-    <w:semiHidden/>
     <w:unhideWhenUsed/>
   </w:style>
   <w:style w:type="table" w:default="1" w:styleId="TableNormal">

--- a/documents/הצעת המחקר .docx
+++ b/documents/הצעת המחקר .docx
@@ -2358,7 +2358,6 @@
         </w:rPr>
         <w:t>שארית (</w:t>
       </w:r>
-      <w:proofErr w:type="spellStart"/>
       <w:r>
         <w:rPr>
           <w:b/>
@@ -2368,7 +2367,6 @@
         </w:rPr>
         <w:t>Residue</w:t>
       </w:r>
-      <w:proofErr w:type="spellEnd"/>
       <w:r>
         <w:rPr>
           <w:b/>
@@ -2385,25 +2383,7 @@
           <w:szCs w:val="28"/>
           <w:rtl/>
         </w:rPr>
-        <w:t xml:space="preserve">: יחידת בניין של חלבון (חומצת אמינו) כפי שהיא מופיעה בתוך שרשרת </w:t>
-      </w:r>
-      <w:proofErr w:type="spellStart"/>
-      <w:r>
-        <w:rPr>
-          <w:sz w:val="28"/>
-          <w:szCs w:val="28"/>
-          <w:rtl/>
-        </w:rPr>
-        <w:t>פוליפפטידית</w:t>
-      </w:r>
-      <w:proofErr w:type="spellEnd"/>
-      <w:r>
-        <w:rPr>
-          <w:sz w:val="28"/>
-          <w:szCs w:val="28"/>
-          <w:rtl/>
-        </w:rPr>
-        <w:t>. המונח "שארית" משמש לציון מיקום ספציפי ברצף החלבון המקופל (למשל: "שארית 12").</w:t>
+        <w:t>: יחידת בניין של חלבון (חומצת אמינו) כפי שהיא מופיעה בתוך שרשרת פוליפפטידית. המונח "שארית" משמש לציון מיקום ספציפי ברצף החלבון המקופל (למשל: "שארית 12").</w:t>
       </w:r>
     </w:p>
     <w:p>
@@ -2449,19 +2429,51 @@
           <w:sz w:val="28"/>
           <w:szCs w:val="28"/>
         </w:rPr>
-        <w:t>(</w:t>
-      </w:r>
-      <w:proofErr w:type="spellStart"/>
+        <w:t>(Functional Domain)</w:t>
+      </w:r>
+      <w:r>
+        <w:rPr>
+          <w:sz w:val="28"/>
+          <w:szCs w:val="28"/>
+        </w:rPr>
+        <w:t xml:space="preserve"> </w:t>
+      </w:r>
+      <w:r>
+        <w:rPr>
+          <w:sz w:val="28"/>
+          <w:szCs w:val="28"/>
+          <w:rtl/>
+        </w:rPr>
+        <w:t>יחידה מבנית בתוך החלבון שיש לה תפקיד ספציפי (כמו קישור למולקולה אחרת או פעילות אנזימטית). חלבונים מורכבים לרוב מכמה דומיינים הפועלים יחד</w:t>
+      </w:r>
+      <w:r>
+        <w:rPr>
+          <w:sz w:val="28"/>
+          <w:szCs w:val="28"/>
+        </w:rPr>
+        <w:t>.</w:t>
+      </w:r>
+    </w:p>
+    <w:p>
+      <w:pPr>
+        <w:bidi/>
+        <w:rPr>
+          <w:sz w:val="28"/>
+          <w:szCs w:val="28"/>
+          <w:rtl/>
+          <w:lang w:bidi="he"/>
+        </w:rPr>
+      </w:pPr>
       <w:r>
         <w:rPr>
           <w:b/>
           <w:bCs/>
           <w:sz w:val="28"/>
           <w:szCs w:val="28"/>
-        </w:rPr>
-        <w:t>Functional</w:t>
-      </w:r>
-      <w:proofErr w:type="spellEnd"/>
+          <w:rtl/>
+        </w:rPr>
+        <w:t>מוטציה</w:t>
+      </w:r>
       <w:r>
         <w:rPr>
           <w:b/>
@@ -2471,17 +2483,16 @@
         </w:rPr>
         <w:t xml:space="preserve"> </w:t>
       </w:r>
-      <w:proofErr w:type="spellStart"/>
       <w:r>
         <w:rPr>
           <w:b/>
           <w:bCs/>
           <w:sz w:val="28"/>
           <w:szCs w:val="28"/>
-        </w:rPr>
-        <w:t>Domain</w:t>
-      </w:r>
-      <w:proofErr w:type="spellEnd"/>
+          <w:lang w:val="en-US"/>
+        </w:rPr>
+        <w:t>:</w:t>
+      </w:r>
       <w:r>
         <w:rPr>
           <w:b/>
@@ -2489,7 +2500,7 @@
           <w:sz w:val="28"/>
           <w:szCs w:val="28"/>
         </w:rPr>
-        <w:t>)</w:t>
+        <w:t>(Mutation)</w:t>
       </w:r>
       <w:r>
         <w:rPr>
@@ -2504,42 +2515,64 @@
           <w:szCs w:val="28"/>
           <w:rtl/>
         </w:rPr>
-        <w:t xml:space="preserve">יחידה מבנית בתוך החלבון שיש לה תפקיד ספציפי (כמו קישור למולקולה אחרת או פעילות אנזימטית). חלבונים מורכבים לרוב מכמה </w:t>
-      </w:r>
-      <w:proofErr w:type="spellStart"/>
-      <w:r>
-        <w:rPr>
-          <w:sz w:val="28"/>
-          <w:szCs w:val="28"/>
-          <w:rtl/>
-        </w:rPr>
-        <w:t>דומיינים</w:t>
-      </w:r>
-      <w:proofErr w:type="spellEnd"/>
-      <w:r>
-        <w:rPr>
-          <w:sz w:val="28"/>
-          <w:szCs w:val="28"/>
-          <w:rtl/>
-        </w:rPr>
-        <w:t xml:space="preserve"> הפועלים יחד</w:t>
-      </w:r>
-      <w:r>
-        <w:rPr>
-          <w:sz w:val="28"/>
-          <w:szCs w:val="28"/>
-        </w:rPr>
-        <w:t>.</w:t>
-      </w:r>
-    </w:p>
-    <w:p>
-      <w:pPr>
-        <w:bidi/>
-        <w:rPr>
-          <w:sz w:val="28"/>
-          <w:szCs w:val="28"/>
-          <w:rtl/>
-          <w:lang w:bidi="he"/>
+        <w:t>שינוי ברצף ה</w:t>
+      </w:r>
+      <w:r>
+        <w:rPr>
+          <w:sz w:val="28"/>
+          <w:szCs w:val="28"/>
+        </w:rPr>
+        <w:t>-</w:t>
+      </w:r>
+      <w:r>
+        <w:rPr>
+          <w:sz w:val="28"/>
+          <w:szCs w:val="28"/>
+          <w:lang w:val="en-US"/>
+        </w:rPr>
+        <w:t xml:space="preserve"> </w:t>
+      </w:r>
+      <w:r>
+        <w:rPr>
+          <w:sz w:val="28"/>
+          <w:szCs w:val="28"/>
+        </w:rPr>
+        <w:t xml:space="preserve">DNA </w:t>
+      </w:r>
+      <w:r>
+        <w:rPr>
+          <w:rFonts w:hint="cs"/>
+          <w:sz w:val="28"/>
+          <w:szCs w:val="28"/>
+          <w:rtl/>
+        </w:rPr>
+        <w:t xml:space="preserve"> </w:t>
+      </w:r>
+      <w:r>
+        <w:rPr>
+          <w:sz w:val="28"/>
+          <w:szCs w:val="28"/>
+          <w:rtl/>
+        </w:rPr>
+        <w:t xml:space="preserve">המוביל לשינוי בחומצת האמינו בחלבון. </w:t>
+      </w:r>
+      <w:r>
+        <w:rPr>
+          <w:rFonts w:hint="cs"/>
+          <w:sz w:val="28"/>
+          <w:szCs w:val="28"/>
+          <w:rtl/>
+        </w:rPr>
+        <w:t>מוטציות עלולות להשפיע על תפקוד החלבון ועל איכות ביצועו.</w:t>
+      </w:r>
+    </w:p>
+    <w:p>
+      <w:pPr>
+        <w:bidi/>
+        <w:rPr>
+          <w:sz w:val="28"/>
+          <w:szCs w:val="28"/>
+          <w:rtl/>
         </w:rPr>
       </w:pPr>
       <w:r>
@@ -2550,7 +2583,7 @@
           <w:szCs w:val="28"/>
           <w:rtl/>
         </w:rPr>
-        <w:t>מוטציה</w:t>
+        <w:t>מוקד מוטציות</w:t>
       </w:r>
       <w:r>
         <w:rPr>
@@ -2558,6 +2591,7 @@
           <w:bCs/>
           <w:sz w:val="28"/>
           <w:szCs w:val="28"/>
+          <w:lang w:bidi="he"/>
         </w:rPr>
         <w:t xml:space="preserve"> </w:t>
       </w:r>
@@ -2567,7 +2601,7 @@
           <w:bCs/>
           <w:sz w:val="28"/>
           <w:szCs w:val="28"/>
-          <w:lang w:val="en-US"/>
+          <w:lang w:val="en-US" w:bidi="he"/>
         </w:rPr>
         <w:t>:</w:t>
       </w:r>
@@ -2577,20 +2611,55 @@
           <w:bCs/>
           <w:sz w:val="28"/>
           <w:szCs w:val="28"/>
-        </w:rPr>
-        <w:t>(</w:t>
-      </w:r>
-      <w:proofErr w:type="spellStart"/>
+          <w:lang w:bidi="he"/>
+        </w:rPr>
+        <w:t>(Hotspot)</w:t>
+      </w:r>
+      <w:r>
+        <w:rPr>
+          <w:sz w:val="28"/>
+          <w:szCs w:val="28"/>
+          <w:lang w:bidi="he"/>
+        </w:rPr>
+        <w:t xml:space="preserve"> </w:t>
+      </w:r>
+      <w:r>
+        <w:rPr>
+          <w:sz w:val="28"/>
+          <w:szCs w:val="28"/>
+          <w:rtl/>
+        </w:rPr>
+        <w:t>אזור ספציפי או עמדה מסוימת בחלבון שבהם מצטברות מוטציות בשכיחות גבוהה משמעותית משאר החלבון, לרוב בגלל שהן מעניקות יתרון הישרדותי לתא הסרטני</w:t>
+      </w:r>
+      <w:r>
+        <w:rPr>
+          <w:sz w:val="28"/>
+          <w:szCs w:val="28"/>
+          <w:lang w:bidi="he"/>
+        </w:rPr>
+        <w:t>.</w:t>
+      </w:r>
+    </w:p>
+    <w:p>
+      <w:pPr>
+        <w:bidi/>
+        <w:rPr>
+          <w:sz w:val="28"/>
+          <w:szCs w:val="28"/>
+          <w:rtl/>
+          <w:lang w:bidi="he"/>
+        </w:rPr>
+      </w:pPr>
       <w:r>
         <w:rPr>
           <w:b/>
           <w:bCs/>
           <w:sz w:val="28"/>
           <w:szCs w:val="28"/>
-        </w:rPr>
-        <w:t>Mutation</w:t>
-      </w:r>
-      <w:proofErr w:type="spellEnd"/>
+          <w:rtl/>
+        </w:rPr>
+        <w:t>אונקוגן</w:t>
+      </w:r>
       <w:r>
         <w:rPr>
           <w:b/>
@@ -2598,268 +2667,56 @@
           <w:sz w:val="28"/>
           <w:szCs w:val="28"/>
         </w:rPr>
-        <w:t>)</w:t>
-      </w:r>
-      <w:r>
-        <w:rPr>
-          <w:sz w:val="28"/>
-          <w:szCs w:val="28"/>
-        </w:rPr>
         <w:t xml:space="preserve"> </w:t>
       </w:r>
       <w:r>
         <w:rPr>
           <w:sz w:val="28"/>
           <w:szCs w:val="28"/>
-          <w:rtl/>
-        </w:rPr>
-        <w:t>שינוי ברצף ה</w:t>
-      </w:r>
-      <w:r>
-        <w:rPr>
-          <w:sz w:val="28"/>
-          <w:szCs w:val="28"/>
-        </w:rPr>
-        <w:t>-</w:t>
-      </w:r>
-      <w:r>
-        <w:rPr>
-          <w:sz w:val="28"/>
-          <w:szCs w:val="28"/>
-          <w:lang w:val="en-US"/>
-        </w:rPr>
-        <w:t xml:space="preserve"> </w:t>
-      </w:r>
-      <w:r>
-        <w:rPr>
-          <w:sz w:val="28"/>
-          <w:szCs w:val="28"/>
-        </w:rPr>
-        <w:t xml:space="preserve">DNA </w:t>
-      </w:r>
-      <w:r>
-        <w:rPr>
-          <w:rFonts w:hint="cs"/>
-          <w:sz w:val="28"/>
-          <w:szCs w:val="28"/>
-          <w:rtl/>
-        </w:rPr>
-        <w:t xml:space="preserve"> </w:t>
-      </w:r>
-      <w:r>
-        <w:rPr>
-          <w:sz w:val="28"/>
-          <w:szCs w:val="28"/>
-          <w:rtl/>
-        </w:rPr>
-        <w:t xml:space="preserve">המוביל לשינוי בחומצת האמינו בחלבון. </w:t>
-      </w:r>
-      <w:r>
-        <w:rPr>
-          <w:rFonts w:hint="cs"/>
-          <w:sz w:val="28"/>
-          <w:szCs w:val="28"/>
-          <w:rtl/>
-        </w:rPr>
-        <w:t>מוטציות עלולות להשפיע על תפקוד החלבון ועל איכות ביצועו.</w:t>
-      </w:r>
-    </w:p>
-    <w:p>
-      <w:pPr>
-        <w:bidi/>
-        <w:rPr>
-          <w:sz w:val="28"/>
-          <w:szCs w:val="28"/>
-          <w:rtl/>
-        </w:rPr>
-      </w:pPr>
+          <w:lang w:val="en-US"/>
+        </w:rPr>
+        <w:t>:</w:t>
+      </w:r>
       <w:r>
         <w:rPr>
           <w:b/>
           <w:bCs/>
           <w:sz w:val="28"/>
           <w:szCs w:val="28"/>
-          <w:rtl/>
-        </w:rPr>
-        <w:t>מוקד מוטציות</w:t>
-      </w:r>
-      <w:r>
-        <w:rPr>
-          <w:b/>
-          <w:bCs/>
-          <w:sz w:val="28"/>
-          <w:szCs w:val="28"/>
-          <w:lang w:bidi="he"/>
+        </w:rPr>
+        <w:t>(Oncogene)</w:t>
+      </w:r>
+      <w:r>
+        <w:rPr>
+          <w:sz w:val="28"/>
+          <w:szCs w:val="28"/>
         </w:rPr>
         <w:t xml:space="preserve"> </w:t>
       </w:r>
       <w:r>
         <w:rPr>
-          <w:b/>
-          <w:bCs/>
+          <w:sz w:val="28"/>
+          <w:szCs w:val="28"/>
+          <w:rtl/>
+        </w:rPr>
+        <w:t>גן שבמצבו התקין מסייע לצמיחת התא, אך כתוצאה ממוטציה הופך ל"גן סרטני" הגורם לחלוקת תאים בלתי מבוקרת</w:t>
+      </w:r>
+      <w:r>
+        <w:rPr>
+          <w:sz w:val="28"/>
+          <w:szCs w:val="28"/>
+        </w:rPr>
+        <w:t>.</w:t>
+      </w:r>
+    </w:p>
+    <w:p>
+      <w:pPr>
+        <w:bidi/>
+        <w:rPr>
+          <w:rFonts w:hint="cs"/>
           <w:sz w:val="28"/>
           <w:szCs w:val="28"/>
           <w:lang w:val="en-US" w:bidi="he"/>
-        </w:rPr>
-        <w:t>:</w:t>
-      </w:r>
-      <w:r>
-        <w:rPr>
-          <w:b/>
-          <w:bCs/>
-          <w:sz w:val="28"/>
-          <w:szCs w:val="28"/>
-          <w:lang w:bidi="he"/>
-        </w:rPr>
-        <w:t>(</w:t>
-      </w:r>
-      <w:proofErr w:type="spellStart"/>
-      <w:r>
-        <w:rPr>
-          <w:b/>
-          <w:bCs/>
-          <w:sz w:val="28"/>
-          <w:szCs w:val="28"/>
-          <w:lang w:bidi="he"/>
-        </w:rPr>
-        <w:t>Hotspot</w:t>
-      </w:r>
-      <w:proofErr w:type="spellEnd"/>
-      <w:r>
-        <w:rPr>
-          <w:b/>
-          <w:bCs/>
-          <w:sz w:val="28"/>
-          <w:szCs w:val="28"/>
-          <w:lang w:bidi="he"/>
-        </w:rPr>
-        <w:t>)</w:t>
-      </w:r>
-      <w:r>
-        <w:rPr>
-          <w:sz w:val="28"/>
-          <w:szCs w:val="28"/>
-          <w:lang w:bidi="he"/>
-        </w:rPr>
-        <w:t xml:space="preserve"> </w:t>
-      </w:r>
-      <w:r>
-        <w:rPr>
-          <w:sz w:val="28"/>
-          <w:szCs w:val="28"/>
-          <w:rtl/>
-        </w:rPr>
-        <w:t>אזור ספציפי או עמדה מסוימת בחלבון שבהם מצטברות מוטציות בשכיחות גבוהה משמעותית משאר החלבון, לרוב בגלל שהן מעניקות יתרון הישרדותי לתא הסרטני</w:t>
-      </w:r>
-      <w:r>
-        <w:rPr>
-          <w:sz w:val="28"/>
-          <w:szCs w:val="28"/>
-          <w:lang w:bidi="he"/>
-        </w:rPr>
-        <w:t>.</w:t>
-      </w:r>
-    </w:p>
-    <w:p>
-      <w:pPr>
-        <w:bidi/>
-        <w:rPr>
-          <w:sz w:val="28"/>
-          <w:szCs w:val="28"/>
-          <w:rtl/>
-          <w:lang w:bidi="he"/>
-        </w:rPr>
-      </w:pPr>
-      <w:proofErr w:type="spellStart"/>
-      <w:r>
-        <w:rPr>
-          <w:b/>
-          <w:bCs/>
-          <w:sz w:val="28"/>
-          <w:szCs w:val="28"/>
-          <w:rtl/>
-        </w:rPr>
-        <w:t>אונקוגן</w:t>
-      </w:r>
-      <w:proofErr w:type="spellEnd"/>
-      <w:r>
-        <w:rPr>
-          <w:b/>
-          <w:bCs/>
-          <w:sz w:val="28"/>
-          <w:szCs w:val="28"/>
-        </w:rPr>
-        <w:t xml:space="preserve"> </w:t>
-      </w:r>
-      <w:r>
-        <w:rPr>
-          <w:sz w:val="28"/>
-          <w:szCs w:val="28"/>
-          <w:lang w:val="en-US"/>
-        </w:rPr>
-        <w:t>:</w:t>
-      </w:r>
-      <w:r>
-        <w:rPr>
-          <w:b/>
-          <w:bCs/>
-          <w:sz w:val="28"/>
-          <w:szCs w:val="28"/>
-        </w:rPr>
-        <w:t>(</w:t>
-      </w:r>
-      <w:proofErr w:type="spellStart"/>
-      <w:r>
-        <w:rPr>
-          <w:b/>
-          <w:bCs/>
-          <w:sz w:val="28"/>
-          <w:szCs w:val="28"/>
-        </w:rPr>
-        <w:t>Oncogene</w:t>
-      </w:r>
-      <w:proofErr w:type="spellEnd"/>
-      <w:r>
-        <w:rPr>
-          <w:b/>
-          <w:bCs/>
-          <w:sz w:val="28"/>
-          <w:szCs w:val="28"/>
-        </w:rPr>
-        <w:t>)</w:t>
-      </w:r>
-      <w:r>
-        <w:rPr>
-          <w:sz w:val="28"/>
-          <w:szCs w:val="28"/>
-        </w:rPr>
-        <w:t xml:space="preserve"> </w:t>
-      </w:r>
-      <w:r>
-        <w:rPr>
-          <w:sz w:val="28"/>
-          <w:szCs w:val="28"/>
-          <w:rtl/>
-        </w:rPr>
-        <w:t>גן שבמצבו התקין מסייע לצמיחת התא, אך כתוצאה ממוטציה הופך ל"גן סרטני" הגורם לחלוקת תאים בלתי מבוקרת</w:t>
-      </w:r>
-      <w:r>
-        <w:rPr>
-          <w:sz w:val="28"/>
-          <w:szCs w:val="28"/>
-        </w:rPr>
-        <w:t>.</w:t>
-      </w:r>
-    </w:p>
-    <w:p>
-      <w:pPr>
-        <w:bidi/>
-        <w:rPr>
-          <w:rFonts w:hint="cs"/>
-          <w:sz w:val="28"/>
-          <w:szCs w:val="28"/>
-          <w:rtl/>
-          <w:lang w:bidi="he"/>
         </w:rPr>
       </w:pPr>
     </w:p>
@@ -3313,7 +3170,6 @@
         </w:rPr>
         <w:t xml:space="preserve"> מתפקדים כמתגים ביולוגיים שאחראים על העברת אותות לצמיחת התא. המוטציות נוטות להופיע בדומיינים שאחראים על כיבוי המתג או על הפעלתו (כמו דומיין ה-</w:t>
       </w:r>
-      <w:proofErr w:type="spellStart"/>
       <w:r>
         <w:rPr>
           <w:rFonts w:asciiTheme="minorBidi" w:hAnsiTheme="minorBidi" w:cstheme="minorBidi"/>
@@ -3321,19 +3177,18 @@
           <w:szCs w:val="28"/>
           <w:shd w:val="clear" w:color="auto" w:fill="F8F9FA"/>
         </w:rPr>
-        <w:t>Tyrosine</w:t>
-      </w:r>
-      <w:proofErr w:type="spellEnd"/>
+        <w:t>Tyrosine Kinase</w:t>
+      </w:r>
       <w:r>
         <w:rPr>
           <w:rFonts w:asciiTheme="minorBidi" w:hAnsiTheme="minorBidi" w:cstheme="minorBidi"/>
           <w:sz w:val="28"/>
           <w:szCs w:val="28"/>
           <w:shd w:val="clear" w:color="auto" w:fill="F8F9FA"/>
-        </w:rPr>
-        <w:t xml:space="preserve"> </w:t>
-      </w:r>
-      <w:proofErr w:type="spellStart"/>
+          <w:rtl/>
+        </w:rPr>
+        <w:t xml:space="preserve"> ב-</w:t>
+      </w:r>
       <w:r>
         <w:rPr>
           <w:rFonts w:asciiTheme="minorBidi" w:hAnsiTheme="minorBidi" w:cstheme="minorBidi"/>
@@ -3341,9 +3196,8 @@
           <w:szCs w:val="28"/>
           <w:shd w:val="clear" w:color="auto" w:fill="F8F9FA"/>
         </w:rPr>
-        <w:t>Kinase</w:t>
-      </w:r>
-      <w:proofErr w:type="spellEnd"/>
+        <w:t>EGFR</w:t>
+      </w:r>
       <w:r>
         <w:rPr>
           <w:rFonts w:asciiTheme="minorBidi" w:hAnsiTheme="minorBidi" w:cstheme="minorBidi"/>
@@ -3352,6 +3206,25 @@
           <w:shd w:val="clear" w:color="auto" w:fill="F8F9FA"/>
           <w:rtl/>
         </w:rPr>
+        <w:t xml:space="preserve"> או אתר קישור ה-</w:t>
+      </w:r>
+      <w:r>
+        <w:rPr>
+          <w:rFonts w:asciiTheme="minorBidi" w:hAnsiTheme="minorBidi" w:cstheme="minorBidi"/>
+          <w:sz w:val="28"/>
+          <w:szCs w:val="28"/>
+          <w:shd w:val="clear" w:color="auto" w:fill="F8F9FA"/>
+        </w:rPr>
+        <w:t>GTP</w:t>
+      </w:r>
+      <w:r>
+        <w:rPr>
+          <w:rFonts w:asciiTheme="minorBidi" w:hAnsiTheme="minorBidi" w:cstheme="minorBidi"/>
+          <w:sz w:val="28"/>
+          <w:szCs w:val="28"/>
+          <w:shd w:val="clear" w:color="auto" w:fill="F8F9FA"/>
+          <w:rtl/>
+        </w:rPr>
         <w:t xml:space="preserve"> ב-</w:t>
       </w:r>
       <w:r>
@@ -3361,7 +3234,7 @@
           <w:szCs w:val="28"/>
           <w:shd w:val="clear" w:color="auto" w:fill="F8F9FA"/>
         </w:rPr>
-        <w:t>EGFR</w:t>
+        <w:t>KRAS</w:t>
       </w:r>
       <w:r>
         <w:rPr>
@@ -3371,7 +3244,7 @@
           <w:shd w:val="clear" w:color="auto" w:fill="F8F9FA"/>
           <w:rtl/>
         </w:rPr>
-        <w:t xml:space="preserve"> או אתר קישור ה-</w:t>
+        <w:t>). כאשר מתרחשת מוטציה בדיוק באזורים הרגישים הללו, המבנה המרחבי של החלבון משתנה כך שהוא נתקע במצב "פועל" (</w:t>
       </w:r>
       <w:r>
         <w:rPr>
@@ -3380,48 +3253,8 @@
           <w:szCs w:val="28"/>
           <w:shd w:val="clear" w:color="auto" w:fill="F8F9FA"/>
         </w:rPr>
-        <w:t>GTP</w:t>
-      </w:r>
-      <w:r>
-        <w:rPr>
-          <w:rFonts w:asciiTheme="minorBidi" w:hAnsiTheme="minorBidi" w:cstheme="minorBidi"/>
-          <w:sz w:val="28"/>
-          <w:szCs w:val="28"/>
-          <w:shd w:val="clear" w:color="auto" w:fill="F8F9FA"/>
-          <w:rtl/>
-        </w:rPr>
-        <w:t xml:space="preserve"> ב-</w:t>
-      </w:r>
-      <w:r>
-        <w:rPr>
-          <w:rFonts w:asciiTheme="minorBidi" w:hAnsiTheme="minorBidi" w:cstheme="minorBidi"/>
-          <w:sz w:val="28"/>
-          <w:szCs w:val="28"/>
-          <w:shd w:val="clear" w:color="auto" w:fill="F8F9FA"/>
-        </w:rPr>
-        <w:t>KRAS</w:t>
-      </w:r>
-      <w:r>
-        <w:rPr>
-          <w:rFonts w:asciiTheme="minorBidi" w:hAnsiTheme="minorBidi" w:cstheme="minorBidi"/>
-          <w:sz w:val="28"/>
-          <w:szCs w:val="28"/>
-          <w:shd w:val="clear" w:color="auto" w:fill="F8F9FA"/>
-          <w:rtl/>
-        </w:rPr>
-        <w:t>). כאשר מתרחשת מוטציה בדיוק באזורים הרגישים הללו, המבנה המרחבי של החלבון משתנה כך שהוא נתקע במצב "פועל" (</w:t>
-      </w:r>
-      <w:proofErr w:type="spellStart"/>
-      <w:r>
-        <w:rPr>
-          <w:rFonts w:asciiTheme="minorBidi" w:hAnsiTheme="minorBidi" w:cstheme="minorBidi"/>
-          <w:sz w:val="28"/>
-          <w:szCs w:val="28"/>
-          <w:shd w:val="clear" w:color="auto" w:fill="F8F9FA"/>
-        </w:rPr>
         <w:t>On</w:t>
       </w:r>
-      <w:proofErr w:type="spellEnd"/>
       <w:r>
         <w:rPr>
           <w:rFonts w:asciiTheme="minorBidi" w:hAnsiTheme="minorBidi" w:cstheme="minorBidi"/>
@@ -3443,6 +3276,7 @@
           <w:b/>
           <w:bCs/>
           <w:color w:val="000000"/>
+          <w:rtl/>
         </w:rPr>
       </w:pPr>
       <w:bookmarkStart w:id="7" w:name="_1nwbkkmncqe7" w:colFirst="0" w:colLast="0"/>
@@ -3466,339 +3300,190 @@
           <w:sz w:val="28"/>
           <w:szCs w:val="28"/>
           <w:rtl/>
-        </w:rPr>
-      </w:pPr>
-      <w:r>
-        <w:rPr>
-          <w:sz w:val="28"/>
-          <w:szCs w:val="28"/>
-          <w:rtl/>
-        </w:rPr>
-        <w:t xml:space="preserve">החלבון </w:t>
-      </w:r>
-      <w:r>
-        <w:rPr>
-          <w:sz w:val="28"/>
-          <w:szCs w:val="28"/>
-        </w:rPr>
-        <w:t>KRAS</w:t>
-      </w:r>
-      <w:r>
-        <w:rPr>
-          <w:sz w:val="28"/>
-          <w:szCs w:val="28"/>
-          <w:rtl/>
-        </w:rPr>
-        <w:t xml:space="preserve"> הוא </w:t>
-      </w:r>
-      <w:proofErr w:type="spellStart"/>
-      <w:r>
-        <w:rPr>
-          <w:sz w:val="28"/>
-          <w:szCs w:val="28"/>
-        </w:rPr>
-        <w:t>GTPase</w:t>
-      </w:r>
-      <w:proofErr w:type="spellEnd"/>
-      <w:r>
-        <w:rPr>
-          <w:sz w:val="28"/>
-          <w:szCs w:val="28"/>
-          <w:rtl/>
-        </w:rPr>
-        <w:t xml:space="preserve"> המעורב בהעברת אותות </w:t>
-      </w:r>
-      <w:proofErr w:type="spellStart"/>
-      <w:r>
-        <w:rPr>
-          <w:sz w:val="28"/>
-          <w:szCs w:val="28"/>
-          <w:rtl/>
-        </w:rPr>
-        <w:t>תוך־תאיים</w:t>
-      </w:r>
-      <w:proofErr w:type="spellEnd"/>
-      <w:r>
-        <w:rPr>
-          <w:sz w:val="28"/>
-          <w:szCs w:val="28"/>
-          <w:rtl/>
-        </w:rPr>
-        <w:t xml:space="preserve"> הקשורים לגדילה וחלוקה.</w:t>
-      </w:r>
-      <w:r>
-        <w:rPr>
-          <w:sz w:val="28"/>
-          <w:szCs w:val="28"/>
-          <w:rtl/>
-        </w:rPr>
-        <w:br/>
-        <w:t>יש לו אזורים פונקציונליים חשובים כגון:</w:t>
-      </w:r>
-      <w:r>
-        <w:rPr>
-          <w:sz w:val="28"/>
-          <w:szCs w:val="28"/>
-          <w:rtl/>
-        </w:rPr>
-        <w:br/>
-      </w:r>
-      <w:r>
-        <w:rPr>
-          <w:sz w:val="28"/>
-          <w:szCs w:val="28"/>
-          <w:rtl/>
-        </w:rPr>
-        <w:t>אתר קישור ל-</w:t>
-      </w:r>
-      <w:r>
-        <w:rPr>
-          <w:sz w:val="28"/>
-          <w:szCs w:val="28"/>
-        </w:rPr>
-        <w:t>GTP/GDP</w:t>
-      </w:r>
-      <w:r>
-        <w:rPr>
-          <w:sz w:val="28"/>
-          <w:szCs w:val="28"/>
-          <w:rtl/>
-        </w:rPr>
-        <w:br/>
-      </w:r>
-      <w:r>
-        <w:rPr>
-          <w:sz w:val="28"/>
-          <w:szCs w:val="28"/>
-          <w:rtl/>
-        </w:rPr>
-        <w:t xml:space="preserve">אזורי </w:t>
-      </w:r>
-      <w:proofErr w:type="spellStart"/>
-      <w:r>
-        <w:rPr>
-          <w:sz w:val="28"/>
-          <w:szCs w:val="28"/>
-        </w:rPr>
-        <w:t>Switch</w:t>
-      </w:r>
-      <w:proofErr w:type="spellEnd"/>
-      <w:r>
-        <w:rPr>
-          <w:sz w:val="28"/>
-          <w:szCs w:val="28"/>
-        </w:rPr>
-        <w:t xml:space="preserve"> I</w:t>
-      </w:r>
-      <w:r>
-        <w:rPr>
-          <w:sz w:val="28"/>
-          <w:szCs w:val="28"/>
-          <w:rtl/>
+          <w:lang w:val="en-US"/>
+        </w:rPr>
+      </w:pPr>
+      <w:r>
+        <w:rPr>
+          <w:sz w:val="28"/>
+          <w:szCs w:val="28"/>
+          <w:rtl/>
+        </w:rPr>
+        <w:t>החלבון</w:t>
+      </w:r>
+      <w:r>
+        <w:rPr>
+          <w:sz w:val="28"/>
+          <w:szCs w:val="28"/>
+          <w:lang w:val="en-US"/>
+        </w:rPr>
+        <w:t xml:space="preserve"> KRAS </w:t>
+      </w:r>
+      <w:r>
+        <w:rPr>
+          <w:sz w:val="28"/>
+          <w:szCs w:val="28"/>
+          <w:rtl/>
+        </w:rPr>
+        <w:t>הוא</w:t>
+      </w:r>
+      <w:r>
+        <w:rPr>
+          <w:sz w:val="28"/>
+          <w:szCs w:val="28"/>
+          <w:lang w:val="en-US"/>
+        </w:rPr>
+        <w:t xml:space="preserve"> GTPase </w:t>
+      </w:r>
+      <w:r>
+        <w:rPr>
+          <w:sz w:val="28"/>
+          <w:szCs w:val="28"/>
+          <w:rtl/>
+        </w:rPr>
+        <w:t>קריטי המתפקד כמתג מולקולרי המעביר אותות לצמיחה וחלוקת תאים. המבנה שלו מחולק לשני חלקים עיקריים, כאשר הראשון הוא</w:t>
+      </w:r>
+      <w:r>
+        <w:rPr>
+          <w:rFonts w:hint="cs"/>
+          <w:sz w:val="28"/>
+          <w:szCs w:val="28"/>
+          <w:rtl/>
+        </w:rPr>
+        <w:t xml:space="preserve"> ה-</w:t>
+      </w:r>
+      <w:r>
+        <w:rPr>
+          <w:sz w:val="28"/>
+          <w:szCs w:val="28"/>
+          <w:lang w:val="en-US"/>
+        </w:rPr>
+        <w:t>G domain</w:t>
+      </w:r>
+      <w:r>
+        <w:rPr>
+          <w:rFonts w:hint="cs"/>
+          <w:sz w:val="28"/>
+          <w:szCs w:val="28"/>
+          <w:rtl/>
+          <w:lang w:val="en-US"/>
+        </w:rPr>
+        <w:t xml:space="preserve"> המקיף את שאריות </w:t>
+      </w:r>
+      <w:r>
+        <w:rPr>
+          <w:sz w:val="28"/>
+          <w:szCs w:val="28"/>
+          <w:rtl/>
+        </w:rPr>
+        <w:t>חומצות האמינו 1 עד 166. דומיין זה מהווה את הלב הקטליטי של החלבון ומכיל את אתר הקישור</w:t>
+      </w:r>
+      <w:r>
+        <w:rPr>
+          <w:rFonts w:hint="cs"/>
+          <w:sz w:val="28"/>
+          <w:szCs w:val="28"/>
+          <w:rtl/>
+        </w:rPr>
+        <w:t xml:space="preserve"> לנוקליאוטידים </w:t>
+      </w:r>
+      <w:r>
+        <w:rPr>
+          <w:sz w:val="28"/>
+          <w:szCs w:val="28"/>
+          <w:lang w:val="en-US"/>
+        </w:rPr>
+        <w:t>GTP</w:t>
+      </w:r>
+      <w:r>
+        <w:rPr>
+          <w:rFonts w:hint="cs"/>
+          <w:sz w:val="28"/>
+          <w:szCs w:val="28"/>
+          <w:rtl/>
+          <w:lang w:val="en-US"/>
         </w:rPr>
         <w:t xml:space="preserve"> ו-</w:t>
       </w:r>
-      <w:proofErr w:type="spellStart"/>
-      <w:r>
-        <w:rPr>
-          <w:sz w:val="28"/>
-          <w:szCs w:val="28"/>
-        </w:rPr>
-        <w:t>Switch</w:t>
-      </w:r>
-      <w:proofErr w:type="spellEnd"/>
-      <w:r>
-        <w:rPr>
-          <w:sz w:val="28"/>
-          <w:szCs w:val="28"/>
-        </w:rPr>
-        <w:t xml:space="preserve"> II</w:t>
-      </w:r>
-      <w:r>
-        <w:rPr>
-          <w:sz w:val="28"/>
-          <w:szCs w:val="28"/>
-          <w:rtl/>
-        </w:rPr>
-        <w:t xml:space="preserve"> (חשובים להפעלה/כיבוי החלבון)</w:t>
-      </w:r>
-      <w:r>
-        <w:rPr>
-          <w:sz w:val="28"/>
-          <w:szCs w:val="28"/>
-          <w:rtl/>
-        </w:rPr>
-        <w:br/>
-      </w:r>
-    </w:p>
-    <w:p>
-      <w:pPr>
-        <w:bidi/>
+      <w:r>
+        <w:rPr>
+          <w:sz w:val="28"/>
+          <w:szCs w:val="28"/>
+          <w:lang w:val="en-US"/>
+        </w:rPr>
+        <w:t>GDP</w:t>
+      </w:r>
+      <w:r>
         <w:rPr>
           <w:rFonts w:hint="cs"/>
           <w:sz w:val="28"/>
           <w:szCs w:val="28"/>
           <w:rtl/>
-        </w:rPr>
-      </w:pPr>
-      <w:r>
-        <w:rPr>
-          <w:sz w:val="28"/>
-          <w:szCs w:val="28"/>
-          <w:rtl/>
-        </w:rPr>
-        <w:t>מוטציות נפוצות (למשל בעמדות 12, 13, 61) פוגעות ביכולת הכיבוי של החלבון וגורמות לפעילות יתר סרטנית.</w:t>
-      </w:r>
-    </w:p>
-    <w:p>
-      <w:pPr>
-        <w:bidi/>
-        <w:rPr>
-          <w:sz w:val="28"/>
-          <w:szCs w:val="28"/>
-          <w:rtl/>
-        </w:rPr>
-      </w:pPr>
-    </w:p>
-    <w:p>
-      <w:pPr>
-        <w:bidi/>
-        <w:rPr>
-          <w:sz w:val="28"/>
-          <w:szCs w:val="28"/>
-          <w:lang w:val="en-US"/>
-        </w:rPr>
-      </w:pPr>
-      <w:r>
-        <w:rPr>
-          <w:sz w:val="28"/>
-          <w:szCs w:val="28"/>
-          <w:rtl/>
-        </w:rPr>
-        <w:t>החלבון</w:t>
-      </w:r>
-      <w:r>
-        <w:rPr>
-          <w:sz w:val="28"/>
-          <w:szCs w:val="28"/>
-          <w:lang w:val="en-US"/>
-        </w:rPr>
-        <w:t xml:space="preserve"> KRAS </w:t>
-      </w:r>
-      <w:r>
-        <w:rPr>
-          <w:sz w:val="28"/>
-          <w:szCs w:val="28"/>
-          <w:rtl/>
-        </w:rPr>
-        <w:t>הוא</w:t>
-      </w:r>
-      <w:r>
-        <w:rPr>
-          <w:sz w:val="28"/>
-          <w:szCs w:val="28"/>
-          <w:lang w:val="en-US"/>
-        </w:rPr>
-        <w:t xml:space="preserve"> GTPase </w:t>
-      </w:r>
-      <w:r>
-        <w:rPr>
-          <w:sz w:val="28"/>
-          <w:szCs w:val="28"/>
-          <w:rtl/>
-        </w:rPr>
-        <w:t>קריטי המתפקד כמתג מולקולרי המעביר אותות לצמיחה וחלוקת תאים. המבנה שלו מחולק לשני חלקים עיקריים, כאשר הראשון הוא ה</w:t>
-      </w:r>
-      <w:r>
-        <w:rPr>
-          <w:sz w:val="28"/>
-          <w:szCs w:val="28"/>
-          <w:lang w:val="en-US"/>
-        </w:rPr>
-        <w:t xml:space="preserve">-G-domain </w:t>
-      </w:r>
-      <w:r>
-        <w:rPr>
-          <w:sz w:val="28"/>
-          <w:szCs w:val="28"/>
-          <w:rtl/>
-        </w:rPr>
-        <w:t>המקיף את שאריות חומצות האמינו 1 עד 166. דומיין זה מהווה את הלב הקטליטי של החלבון ומכיל את אתר הקישור לנוקלאוטידים</w:t>
-      </w:r>
-      <w:r>
-        <w:rPr>
-          <w:sz w:val="28"/>
-          <w:szCs w:val="28"/>
-          <w:lang w:val="en-US"/>
-        </w:rPr>
-        <w:t xml:space="preserve"> GTP </w:t>
-      </w:r>
-      <w:r>
-        <w:rPr>
-          <w:sz w:val="28"/>
-          <w:szCs w:val="28"/>
-          <w:rtl/>
-        </w:rPr>
-        <w:t>ו</w:t>
-      </w:r>
-      <w:r>
-        <w:rPr>
-          <w:sz w:val="28"/>
-          <w:szCs w:val="28"/>
-          <w:lang w:val="en-US"/>
-        </w:rPr>
-        <w:t xml:space="preserve">-GDP. </w:t>
-      </w:r>
-      <w:r>
-        <w:rPr>
-          <w:sz w:val="28"/>
-          <w:szCs w:val="28"/>
-          <w:rtl/>
-        </w:rPr>
-        <w:t>בתוך ה</w:t>
-      </w:r>
-      <w:r>
-        <w:rPr>
-          <w:sz w:val="28"/>
-          <w:szCs w:val="28"/>
-          <w:lang w:val="en-US"/>
-        </w:rPr>
-        <w:t xml:space="preserve">-G-domain </w:t>
-      </w:r>
-      <w:r>
-        <w:rPr>
-          <w:sz w:val="28"/>
-          <w:szCs w:val="28"/>
-          <w:rtl/>
-        </w:rPr>
-        <w:t>נמצא ה</w:t>
-      </w:r>
-      <w:r>
-        <w:rPr>
-          <w:sz w:val="28"/>
-          <w:szCs w:val="28"/>
-          <w:lang w:val="en-US"/>
-        </w:rPr>
-        <w:t xml:space="preserve">-P-loop, </w:t>
-      </w:r>
-      <w:r>
-        <w:rPr>
-          <w:sz w:val="28"/>
-          <w:szCs w:val="28"/>
-          <w:rtl/>
-        </w:rPr>
-        <w:t xml:space="preserve">הממוקם בין שאריות 10 ל-14, שתפקידו המרכזי הוא לייצב את קבוצות הפוספט של הנוקלאוטיד הקשור. מוטציות בנקודה זו, במיוחד בעמדות 12 ו-13, הן מהגורמים השכיחים ביותר להפיכת החלבון </w:t>
-      </w:r>
-      <w:proofErr w:type="spellStart"/>
-      <w:r>
-        <w:rPr>
-          <w:sz w:val="28"/>
-          <w:szCs w:val="28"/>
-          <w:rtl/>
-        </w:rPr>
-        <w:t>לאונקוגני</w:t>
-      </w:r>
-      <w:proofErr w:type="spellEnd"/>
+          <w:lang w:val="en-US"/>
+        </w:rPr>
+        <w:t xml:space="preserve">. </w:t>
+      </w:r>
+      <w:r>
+        <w:rPr>
+          <w:sz w:val="28"/>
+          <w:szCs w:val="28"/>
+          <w:rtl/>
+        </w:rPr>
+        <w:t>בתוך</w:t>
+      </w:r>
+      <w:r>
+        <w:rPr>
+          <w:rFonts w:hint="cs"/>
+          <w:sz w:val="28"/>
+          <w:szCs w:val="28"/>
+          <w:rtl/>
+        </w:rPr>
+        <w:t xml:space="preserve"> ה </w:t>
+      </w:r>
+      <w:r>
+        <w:rPr>
+          <w:sz w:val="28"/>
+          <w:szCs w:val="28"/>
+          <w:lang w:val="en-US"/>
+        </w:rPr>
+        <w:t>G domain</w:t>
+      </w:r>
+      <w:r>
+        <w:rPr>
+          <w:rFonts w:hint="cs"/>
+          <w:sz w:val="28"/>
+          <w:szCs w:val="28"/>
+          <w:rtl/>
+          <w:lang w:val="en-US"/>
+        </w:rPr>
+        <w:t xml:space="preserve"> נמצא ה-</w:t>
+      </w:r>
+      <w:r>
+        <w:rPr>
+          <w:sz w:val="28"/>
+          <w:szCs w:val="28"/>
+          <w:lang w:val="en-US"/>
+        </w:rPr>
+        <w:t>P loop</w:t>
+      </w:r>
+      <w:r>
+        <w:rPr>
+          <w:rFonts w:hint="cs"/>
+          <w:sz w:val="28"/>
+          <w:szCs w:val="28"/>
+          <w:rtl/>
+          <w:lang w:val="en-US"/>
+        </w:rPr>
+        <w:t>, הממוקם בין שאריות 10 ל-14, שתפקידו המרכזי הוא לייצב את קבוצות הפוספט של הנוקליאוטיד הקשור.</w:t>
+      </w:r>
+      <w:r>
+        <w:rPr>
+          <w:sz w:val="28"/>
+          <w:szCs w:val="28"/>
+          <w:rtl/>
+        </w:rPr>
+        <w:t xml:space="preserve"> מוטציות בנקודה זו, במיוחד בעמדות 12 ו-13, הן מהגורמים השכיחים ביותר להפיכת החלבון לאונקוגני</w:t>
+      </w:r>
       <w:r>
         <w:rPr>
           <w:sz w:val="28"/>
@@ -3807,264 +3492,128 @@
         </w:rPr>
         <w:t>.</w:t>
       </w:r>
-    </w:p>
-    <w:p>
-      <w:pPr>
-        <w:bidi/>
-        <w:rPr>
-          <w:sz w:val="28"/>
-          <w:szCs w:val="28"/>
-          <w:lang w:val="en-US"/>
-        </w:rPr>
-      </w:pPr>
-      <w:r>
-        <w:rPr>
-          <w:sz w:val="28"/>
-          <w:szCs w:val="28"/>
-          <w:rtl/>
-        </w:rPr>
-        <w:t>לצד ה</w:t>
-      </w:r>
-      <w:r>
-        <w:rPr>
-          <w:sz w:val="28"/>
-          <w:szCs w:val="28"/>
-          <w:lang w:val="en-US"/>
-        </w:rPr>
-        <w:t xml:space="preserve">-P-loop, </w:t>
-      </w:r>
-      <w:r>
-        <w:rPr>
-          <w:sz w:val="28"/>
-          <w:szCs w:val="28"/>
-          <w:rtl/>
-        </w:rPr>
-        <w:t>ה</w:t>
-      </w:r>
-      <w:r>
-        <w:rPr>
-          <w:sz w:val="28"/>
-          <w:szCs w:val="28"/>
-          <w:lang w:val="en-US"/>
-        </w:rPr>
-        <w:t xml:space="preserve">-G-domain </w:t>
-      </w:r>
-      <w:r>
-        <w:rPr>
-          <w:sz w:val="28"/>
-          <w:szCs w:val="28"/>
-          <w:rtl/>
-        </w:rPr>
-        <w:t>כולל שני אזורים דינמיים המכונים</w:t>
-      </w:r>
-      <w:r>
-        <w:rPr>
-          <w:sz w:val="28"/>
-          <w:szCs w:val="28"/>
-          <w:lang w:val="en-US"/>
-        </w:rPr>
-        <w:t xml:space="preserve"> Switch I </w:t>
-      </w:r>
-      <w:r>
-        <w:rPr>
-          <w:sz w:val="28"/>
-          <w:szCs w:val="28"/>
-          <w:rtl/>
-        </w:rPr>
-        <w:t>(שאריות 30–40) ו</w:t>
-      </w:r>
-      <w:r>
-        <w:rPr>
-          <w:sz w:val="28"/>
-          <w:szCs w:val="28"/>
-          <w:lang w:val="en-US"/>
-        </w:rPr>
-        <w:t xml:space="preserve">-Switch II </w:t>
-      </w:r>
-      <w:r>
-        <w:rPr>
-          <w:sz w:val="28"/>
-          <w:szCs w:val="28"/>
-          <w:rtl/>
-        </w:rPr>
-        <w:t>(שאריות 58–72). אזורים אלו משנים את צורתם המרחבית באופן קיצוני כאשר החלבון עובר ממצב כבוי</w:t>
-      </w:r>
-      <w:r>
-        <w:rPr>
-          <w:sz w:val="28"/>
-          <w:szCs w:val="28"/>
-          <w:lang w:val="en-US"/>
-        </w:rPr>
-        <w:t xml:space="preserve"> (</w:t>
-      </w:r>
-      <w:r>
-        <w:rPr>
-          <w:sz w:val="28"/>
-          <w:szCs w:val="28"/>
-          <w:rtl/>
-        </w:rPr>
-        <w:t>קשור ל</w:t>
-      </w:r>
-      <w:r>
-        <w:rPr>
-          <w:sz w:val="28"/>
-          <w:szCs w:val="28"/>
-          <w:lang w:val="en-US"/>
-        </w:rPr>
-        <w:t xml:space="preserve">-GDP) </w:t>
-      </w:r>
-      <w:r>
-        <w:rPr>
-          <w:sz w:val="28"/>
-          <w:szCs w:val="28"/>
-          <w:rtl/>
-        </w:rPr>
-        <w:t>למצב פעיל</w:t>
-      </w:r>
-      <w:r>
-        <w:rPr>
-          <w:sz w:val="28"/>
-          <w:szCs w:val="28"/>
-          <w:lang w:val="en-US"/>
-        </w:rPr>
-        <w:t xml:space="preserve"> (</w:t>
-      </w:r>
-      <w:r>
-        <w:rPr>
-          <w:sz w:val="28"/>
-          <w:szCs w:val="28"/>
-          <w:rtl/>
-        </w:rPr>
-        <w:t>קשור ל</w:t>
-      </w:r>
-      <w:r>
-        <w:rPr>
-          <w:sz w:val="28"/>
-          <w:szCs w:val="28"/>
-          <w:lang w:val="en-US"/>
-        </w:rPr>
-        <w:t xml:space="preserve">-GTP). </w:t>
-      </w:r>
-      <w:r>
-        <w:rPr>
-          <w:sz w:val="28"/>
-          <w:szCs w:val="28"/>
-          <w:rtl/>
-        </w:rPr>
-        <w:t>שינוי המבנה מאפשר ל</w:t>
-      </w:r>
-      <w:r>
-        <w:rPr>
-          <w:sz w:val="28"/>
-          <w:szCs w:val="28"/>
-          <w:lang w:val="en-US"/>
-        </w:rPr>
-        <w:t xml:space="preserve">-KRAS </w:t>
-      </w:r>
-      <w:r>
-        <w:rPr>
-          <w:sz w:val="28"/>
-          <w:szCs w:val="28"/>
-          <w:rtl/>
-        </w:rPr>
-        <w:t>לגייס ולהפעיל חלבוני מטרה במורד הזרם, כמו</w:t>
-      </w:r>
-      <w:r>
-        <w:rPr>
-          <w:sz w:val="28"/>
-          <w:szCs w:val="28"/>
-          <w:lang w:val="en-US"/>
-        </w:rPr>
-        <w:t xml:space="preserve"> RAF </w:t>
-      </w:r>
-      <w:r>
-        <w:rPr>
-          <w:sz w:val="28"/>
-          <w:szCs w:val="28"/>
-          <w:rtl/>
-        </w:rPr>
-        <w:t>או</w:t>
-      </w:r>
-      <w:r>
-        <w:rPr>
-          <w:sz w:val="28"/>
-          <w:szCs w:val="28"/>
-          <w:lang w:val="en-US"/>
-        </w:rPr>
-        <w:t xml:space="preserve"> PI3K. </w:t>
-      </w:r>
-      <w:r>
-        <w:rPr>
-          <w:sz w:val="28"/>
-          <w:szCs w:val="28"/>
-          <w:rtl/>
-        </w:rPr>
-        <w:t>מוטציה נפוצה נוספת מתרחשת בעמדה 61 שנמצאת בתוך</w:t>
-      </w:r>
-      <w:r>
-        <w:rPr>
-          <w:sz w:val="28"/>
-          <w:szCs w:val="28"/>
-          <w:lang w:val="en-US"/>
-        </w:rPr>
-        <w:t xml:space="preserve"> Switch II; </w:t>
-      </w:r>
-      <w:r>
-        <w:rPr>
-          <w:sz w:val="28"/>
-          <w:szCs w:val="28"/>
-          <w:rtl/>
-        </w:rPr>
-        <w:t xml:space="preserve">מוטציה זו פוגעת ביכולת ההידרוליזה של החלבון, כלומר ביכולתו לפרק </w:t>
-      </w:r>
-      <w:r>
-        <w:rPr>
-          <w:sz w:val="28"/>
-          <w:szCs w:val="28"/>
-          <w:rtl/>
-        </w:rPr>
-        <w:lastRenderedPageBreak/>
-        <w:t>את ה</w:t>
-      </w:r>
-      <w:r>
-        <w:rPr>
-          <w:sz w:val="28"/>
-          <w:szCs w:val="28"/>
-          <w:lang w:val="en-US"/>
-        </w:rPr>
-        <w:t xml:space="preserve">-GTP </w:t>
-      </w:r>
-      <w:r>
-        <w:rPr>
-          <w:sz w:val="28"/>
-          <w:szCs w:val="28"/>
-          <w:rtl/>
-        </w:rPr>
-        <w:t>ולכבות את עצמו, מה שמוביל לשליחת אותות גדילה בלתי פוסקים לגרעין התא</w:t>
-      </w:r>
-      <w:r>
-        <w:rPr>
-          <w:sz w:val="28"/>
-          <w:szCs w:val="28"/>
-          <w:lang w:val="en-US"/>
-        </w:rPr>
-        <w:t>.</w:t>
-      </w:r>
-    </w:p>
-    <w:p>
-      <w:pPr>
-        <w:bidi/>
-        <w:rPr>
-          <w:sz w:val="28"/>
-          <w:szCs w:val="28"/>
-          <w:lang w:val="en-US"/>
-        </w:rPr>
-      </w:pPr>
-      <w:r>
-        <w:rPr>
-          <w:sz w:val="28"/>
-          <w:szCs w:val="28"/>
-          <w:rtl/>
+      <w:r>
+        <w:rPr>
+          <w:rFonts w:hint="cs"/>
+          <w:sz w:val="28"/>
+          <w:szCs w:val="28"/>
+          <w:rtl/>
+          <w:lang w:val="en-US"/>
+        </w:rPr>
+        <w:t xml:space="preserve"> </w:t>
+      </w:r>
+    </w:p>
+    <w:p>
+      <w:pPr>
+        <w:bidi/>
+        <w:rPr>
+          <w:sz w:val="28"/>
+          <w:szCs w:val="28"/>
+          <w:rtl/>
+          <w:lang w:val="en-US"/>
+        </w:rPr>
+      </w:pPr>
+      <w:r>
+        <w:rPr>
+          <w:rFonts w:hint="cs"/>
+          <w:sz w:val="28"/>
+          <w:szCs w:val="28"/>
+          <w:rtl/>
+          <w:lang w:val="en-US"/>
+        </w:rPr>
+        <w:t xml:space="preserve">לצד ה </w:t>
+      </w:r>
+      <w:r>
+        <w:rPr>
+          <w:sz w:val="28"/>
+          <w:szCs w:val="28"/>
+          <w:lang w:val="en-US"/>
+        </w:rPr>
+        <w:t>P loop</w:t>
+      </w:r>
+      <w:r>
+        <w:rPr>
+          <w:rFonts w:hint="cs"/>
+          <w:sz w:val="28"/>
+          <w:szCs w:val="28"/>
+          <w:rtl/>
+          <w:lang w:val="en-US"/>
+        </w:rPr>
+        <w:t>, ה</w:t>
+      </w:r>
+      <w:r>
+        <w:rPr>
+          <w:sz w:val="28"/>
+          <w:szCs w:val="28"/>
+          <w:lang w:val="en-US"/>
+        </w:rPr>
+        <w:t>G domain</w:t>
+      </w:r>
+      <w:r>
+        <w:rPr>
+          <w:rFonts w:hint="cs"/>
+          <w:sz w:val="28"/>
+          <w:szCs w:val="28"/>
+          <w:rtl/>
+          <w:lang w:val="en-US"/>
+        </w:rPr>
+        <w:t xml:space="preserve"> כולל שני אזורים דינמיים המכונים </w:t>
+      </w:r>
+      <w:r>
+        <w:rPr>
+          <w:sz w:val="28"/>
+          <w:szCs w:val="28"/>
+          <w:lang w:val="en-US"/>
+        </w:rPr>
+        <w:t>switch I</w:t>
+      </w:r>
+      <w:r>
+        <w:rPr>
+          <w:rFonts w:hint="cs"/>
+          <w:sz w:val="28"/>
+          <w:szCs w:val="28"/>
+          <w:rtl/>
+          <w:lang w:val="en-US"/>
+        </w:rPr>
+        <w:t xml:space="preserve"> (שאריות 30-40) ו-</w:t>
+      </w:r>
+      <w:r>
+        <w:rPr>
+          <w:sz w:val="28"/>
+          <w:szCs w:val="28"/>
+          <w:lang w:val="en-US"/>
+        </w:rPr>
+        <w:t>switch II</w:t>
+      </w:r>
+      <w:r>
+        <w:rPr>
+          <w:rFonts w:hint="cs"/>
+          <w:sz w:val="28"/>
+          <w:szCs w:val="28"/>
+          <w:rtl/>
+          <w:lang w:val="en-US"/>
+        </w:rPr>
+        <w:t xml:space="preserve"> (שאריות 58-72). אזורים אלו משנים את צורתם המרחבית באופן קיצוני כאשר החלבון עובר ממצב כבוי למצב פעיל.</w:t>
+      </w:r>
+    </w:p>
+    <w:p>
+      <w:pPr>
+        <w:bidi/>
+        <w:rPr>
+          <w:rFonts w:hint="cs"/>
+          <w:sz w:val="28"/>
+          <w:szCs w:val="28"/>
+          <w:rtl/>
+          <w:lang w:val="en-US"/>
+        </w:rPr>
+      </w:pPr>
+      <w:r>
+        <w:rPr>
+          <w:rFonts w:hint="cs"/>
+          <w:sz w:val="28"/>
+          <w:szCs w:val="28"/>
+          <w:rtl/>
+          <w:lang w:val="en-US"/>
         </w:rPr>
         <w:t>החלק השני של החלבון הוא ה</w:t>
       </w:r>
@@ -4074,139 +3623,1123 @@
           <w:szCs w:val="28"/>
           <w:lang w:val="en-US"/>
         </w:rPr>
-        <w:t xml:space="preserve">-Hypervariable Region, </w:t>
-      </w:r>
-      <w:r>
-        <w:rPr>
-          <w:sz w:val="28"/>
-          <w:szCs w:val="28"/>
-          <w:rtl/>
-        </w:rPr>
-        <w:t>או בקיצור</w:t>
-      </w:r>
-      <w:r>
-        <w:rPr>
-          <w:sz w:val="28"/>
-          <w:szCs w:val="28"/>
-          <w:lang w:val="en-US"/>
-        </w:rPr>
-        <w:t xml:space="preserve"> HVR, </w:t>
-      </w:r>
-      <w:r>
-        <w:rPr>
-          <w:sz w:val="28"/>
-          <w:szCs w:val="28"/>
-          <w:rtl/>
-        </w:rPr>
-        <w:t>המשתרע משארית 167 ועד סוף הרצף בשארית 189. בניגוד ל</w:t>
-      </w:r>
-      <w:r>
-        <w:rPr>
-          <w:sz w:val="28"/>
-          <w:szCs w:val="28"/>
-          <w:lang w:val="en-US"/>
-        </w:rPr>
-        <w:t xml:space="preserve">-G-domain </w:t>
-      </w:r>
-      <w:r>
-        <w:rPr>
-          <w:sz w:val="28"/>
-          <w:szCs w:val="28"/>
-          <w:rtl/>
-        </w:rPr>
-        <w:t>היציב, ה</w:t>
-      </w:r>
-      <w:r>
-        <w:rPr>
-          <w:sz w:val="28"/>
-          <w:szCs w:val="28"/>
-          <w:lang w:val="en-US"/>
-        </w:rPr>
-        <w:t xml:space="preserve">-HVR </w:t>
-      </w:r>
-      <w:r>
-        <w:rPr>
-          <w:sz w:val="28"/>
-          <w:szCs w:val="28"/>
-          <w:rtl/>
-        </w:rPr>
-        <w:t>הוא אזור גמיש ובלתי מקופל שתפקידו העיקרי הוא עיגון החלבון לממברנת התא, שם מתרחשת עיקר פעילותו. בקצה המרוחק של ה</w:t>
-      </w:r>
-      <w:r>
-        <w:rPr>
-          <w:sz w:val="28"/>
-          <w:szCs w:val="28"/>
-          <w:lang w:val="en-US"/>
-        </w:rPr>
-        <w:t xml:space="preserve">-HVR </w:t>
-      </w:r>
-      <w:r>
-        <w:rPr>
-          <w:sz w:val="28"/>
-          <w:szCs w:val="28"/>
-          <w:rtl/>
-        </w:rPr>
-        <w:t>נמצא רצף ה</w:t>
-      </w:r>
-      <w:r>
-        <w:rPr>
-          <w:sz w:val="28"/>
-          <w:szCs w:val="28"/>
-          <w:lang w:val="en-US"/>
-        </w:rPr>
-        <w:t xml:space="preserve">-CAAX </w:t>
-      </w:r>
-      <w:r>
-        <w:rPr>
-          <w:sz w:val="28"/>
-          <w:szCs w:val="28"/>
-          <w:rtl/>
-        </w:rPr>
-        <w:t xml:space="preserve">(שאריות 185–188), המשמש כאתר למודיפיקציות כימיות לאחר תרגום החלבון. בתהליך זה מתווספת קבוצה שומנית לשארית </w:t>
-      </w:r>
-      <w:proofErr w:type="spellStart"/>
-      <w:r>
-        <w:rPr>
-          <w:sz w:val="28"/>
-          <w:szCs w:val="28"/>
-          <w:rtl/>
-        </w:rPr>
-        <w:t>הציסטאין</w:t>
-      </w:r>
-      <w:proofErr w:type="spellEnd"/>
-      <w:r>
-        <w:rPr>
-          <w:sz w:val="28"/>
-          <w:szCs w:val="28"/>
-          <w:rtl/>
-        </w:rPr>
-        <w:t xml:space="preserve"> בעמדה 185, מה שמעניק לחלבון את ה"עוגן" הדרוש לו כדי להיצמד לממברנה ולהשתלב במסלולי העברת האותות התאיים</w:t>
-      </w:r>
-      <w:r>
-        <w:rPr>
-          <w:sz w:val="28"/>
-          <w:szCs w:val="28"/>
-          <w:lang w:val="en-US"/>
-        </w:rPr>
-        <w:t>.</w:t>
-      </w:r>
-    </w:p>
-    <w:p>
-      <w:pPr>
-        <w:bidi/>
-        <w:rPr>
-          <w:sz w:val="28"/>
-          <w:szCs w:val="28"/>
-          <w:lang w:val="en-US"/>
-        </w:rPr>
-      </w:pPr>
+        <w:t xml:space="preserve"> </w:t>
+      </w:r>
+      <w:r>
+        <w:rPr>
+          <w:sz w:val="28"/>
+          <w:szCs w:val="28"/>
+          <w:lang w:val="en-US"/>
+        </w:rPr>
+        <w:t>Hypervariable Region</w:t>
+      </w:r>
+      <w:r>
+        <w:rPr>
+          <w:sz w:val="28"/>
+          <w:szCs w:val="28"/>
+          <w:lang w:val="en-US"/>
+        </w:rPr>
+        <w:t>-</w:t>
+      </w:r>
+      <w:r>
+        <w:rPr>
+          <w:rFonts w:hint="cs"/>
+          <w:sz w:val="28"/>
+          <w:szCs w:val="28"/>
+          <w:rtl/>
+          <w:lang w:val="en-US"/>
+        </w:rPr>
+        <w:t xml:space="preserve">או בקיצור </w:t>
+      </w:r>
+      <w:r>
+        <w:rPr>
+          <w:sz w:val="28"/>
+          <w:szCs w:val="28"/>
+          <w:lang w:val="en-US"/>
+        </w:rPr>
+        <w:t>HVR</w:t>
+      </w:r>
+      <w:r>
+        <w:rPr>
+          <w:rFonts w:hint="cs"/>
+          <w:sz w:val="28"/>
+          <w:szCs w:val="28"/>
+          <w:rtl/>
+          <w:lang w:val="en-US"/>
+        </w:rPr>
+        <w:t xml:space="preserve">. הוא משתרע משארית 167 ועד סוף הרצף בשארית 188. בניגוד ל </w:t>
+      </w:r>
+      <w:r>
+        <w:rPr>
+          <w:sz w:val="28"/>
+          <w:szCs w:val="28"/>
+          <w:lang w:val="en-US"/>
+        </w:rPr>
+        <w:t>G domain</w:t>
+      </w:r>
+      <w:r>
+        <w:rPr>
+          <w:rFonts w:hint="cs"/>
+          <w:sz w:val="28"/>
+          <w:szCs w:val="28"/>
+          <w:rtl/>
+          <w:lang w:val="en-US"/>
+        </w:rPr>
+        <w:t xml:space="preserve"> היציב, ה</w:t>
+      </w:r>
+      <w:r>
+        <w:rPr>
+          <w:sz w:val="28"/>
+          <w:szCs w:val="28"/>
+          <w:lang w:val="en-US"/>
+        </w:rPr>
+        <w:t>HVR</w:t>
+      </w:r>
+      <w:r>
+        <w:rPr>
+          <w:rFonts w:hint="cs"/>
+          <w:sz w:val="28"/>
+          <w:szCs w:val="28"/>
+          <w:rtl/>
+          <w:lang w:val="en-US"/>
+        </w:rPr>
+        <w:t xml:space="preserve"> הוא אזור גמיש ובלתי מקופל שתפקידו העיקרי הוא עיגון החלבון לממברנת התא, שם מתרחשת עיקר פעילותו. בקצה המרוחק של ה</w:t>
+      </w:r>
+      <w:r>
+        <w:rPr>
+          <w:sz w:val="28"/>
+          <w:szCs w:val="28"/>
+          <w:lang w:val="en-US"/>
+        </w:rPr>
+        <w:t>HVR</w:t>
+      </w:r>
+      <w:r>
+        <w:rPr>
+          <w:rFonts w:hint="cs"/>
+          <w:sz w:val="28"/>
+          <w:szCs w:val="28"/>
+          <w:rtl/>
+          <w:lang w:val="en-US"/>
+        </w:rPr>
+        <w:t xml:space="preserve"> נמצא רצף ה</w:t>
+      </w:r>
+      <w:r>
+        <w:rPr>
+          <w:sz w:val="28"/>
+          <w:szCs w:val="28"/>
+          <w:lang w:val="en-US"/>
+        </w:rPr>
+        <w:t>CAAX</w:t>
+      </w:r>
+      <w:r>
+        <w:rPr>
+          <w:rFonts w:hint="cs"/>
+          <w:sz w:val="28"/>
+          <w:szCs w:val="28"/>
+          <w:rtl/>
+          <w:lang w:val="en-US"/>
+        </w:rPr>
+        <w:t>(שאריות 185-188), המשמש כאתר למודיפיקציות כימיות לאחר תגרום החלבון. בתהליך זה מתווספת קבוצה שומנית</w:t>
+      </w:r>
+      <w:r>
+        <w:rPr>
+          <w:rFonts w:hint="cs"/>
+          <w:sz w:val="28"/>
+          <w:szCs w:val="28"/>
+          <w:rtl/>
+          <w:lang w:val="en-US"/>
+        </w:rPr>
+        <w:t xml:space="preserve"> לשארית הציסטאין בעמדה 185, מה שמעניק לחלבון את התמיכה הדרושה לו כדי להיצמד לממברנה ולהשתלב במסלולי העברת האותות התאיים.</w:t>
+      </w:r>
+    </w:p>
+    <w:tbl>
+      <w:tblPr>
+        <w:bidiVisual/>
+        <w:tblW w:w="0" w:type="auto"/>
+        <w:tblCellSpacing w:w="15" w:type="dxa"/>
+        <w:tblCellMar>
+          <w:left w:w="0" w:type="dxa"/>
+          <w:right w:w="0" w:type="dxa"/>
+        </w:tblCellMar>
+        <w:tblLook w:val="04A0" w:firstRow="1" w:lastRow="0" w:firstColumn="1" w:lastColumn="0" w:noHBand="0" w:noVBand="1"/>
+      </w:tblPr>
+      <w:tblGrid>
+        <w:gridCol w:w="1795"/>
+        <w:gridCol w:w="2331"/>
+        <w:gridCol w:w="4728"/>
+      </w:tblGrid>
+      <w:tr>
+        <w:trPr>
+          <w:tblHeader/>
+          <w:tblCellSpacing w:w="15" w:type="dxa"/>
+        </w:trPr>
+        <w:tc>
+          <w:tcPr>
+            <w:tcW w:w="0" w:type="auto"/>
+            <w:tcBorders>
+              <w:top w:val="single" w:sz="6" w:space="0" w:color="auto"/>
+              <w:left w:val="single" w:sz="6" w:space="0" w:color="auto"/>
+              <w:bottom w:val="single" w:sz="6" w:space="0" w:color="auto"/>
+              <w:right w:val="single" w:sz="6" w:space="0" w:color="auto"/>
+            </w:tcBorders>
+            <w:tcMar>
+              <w:top w:w="240" w:type="dxa"/>
+              <w:left w:w="180" w:type="dxa"/>
+              <w:bottom w:w="240" w:type="dxa"/>
+              <w:right w:w="0" w:type="dxa"/>
+            </w:tcMar>
+            <w:vAlign w:val="center"/>
+            <w:hideMark/>
+          </w:tcPr>
+          <w:p>
+            <w:pPr>
+              <w:bidi/>
+              <w:rPr>
+                <w:sz w:val="28"/>
+                <w:szCs w:val="28"/>
+                <w:lang w:val="en-US"/>
+              </w:rPr>
+            </w:pPr>
+            <w:r>
+              <w:rPr>
+                <w:b/>
+                <w:bCs/>
+                <w:sz w:val="28"/>
+                <w:szCs w:val="28"/>
+                <w:rtl/>
+                <w:lang w:val="en-US"/>
+              </w:rPr>
+              <w:t>שם האזור</w:t>
+            </w:r>
+          </w:p>
+        </w:tc>
+        <w:tc>
+          <w:tcPr>
+            <w:tcW w:w="0" w:type="auto"/>
+            <w:tcBorders>
+              <w:top w:val="single" w:sz="6" w:space="0" w:color="auto"/>
+              <w:left w:val="single" w:sz="6" w:space="0" w:color="auto"/>
+              <w:bottom w:val="single" w:sz="6" w:space="0" w:color="auto"/>
+              <w:right w:val="single" w:sz="6" w:space="0" w:color="auto"/>
+            </w:tcBorders>
+            <w:tcMar>
+              <w:top w:w="240" w:type="dxa"/>
+              <w:left w:w="180" w:type="dxa"/>
+              <w:bottom w:w="240" w:type="dxa"/>
+              <w:right w:w="0" w:type="dxa"/>
+            </w:tcMar>
+            <w:vAlign w:val="center"/>
+            <w:hideMark/>
+          </w:tcPr>
+          <w:p>
+            <w:pPr>
+              <w:bidi/>
+              <w:rPr>
+                <w:sz w:val="28"/>
+                <w:szCs w:val="28"/>
+                <w:rtl/>
+                <w:lang w:val="en-US"/>
+              </w:rPr>
+            </w:pPr>
+            <w:r>
+              <w:rPr>
+                <w:b/>
+                <w:bCs/>
+                <w:sz w:val="28"/>
+                <w:szCs w:val="28"/>
+                <w:rtl/>
+                <w:lang w:val="en-US"/>
+              </w:rPr>
+              <w:t>טווח חומצות אמינו</w:t>
+            </w:r>
+          </w:p>
+        </w:tc>
+        <w:tc>
+          <w:tcPr>
+            <w:tcW w:w="0" w:type="auto"/>
+            <w:tcBorders>
+              <w:top w:val="single" w:sz="6" w:space="0" w:color="auto"/>
+              <w:left w:val="single" w:sz="6" w:space="0" w:color="auto"/>
+              <w:bottom w:val="single" w:sz="6" w:space="0" w:color="auto"/>
+              <w:right w:val="single" w:sz="6" w:space="0" w:color="auto"/>
+            </w:tcBorders>
+            <w:tcMar>
+              <w:top w:w="240" w:type="dxa"/>
+              <w:left w:w="0" w:type="dxa"/>
+              <w:bottom w:w="240" w:type="dxa"/>
+              <w:right w:w="0" w:type="dxa"/>
+            </w:tcMar>
+            <w:vAlign w:val="center"/>
+            <w:hideMark/>
+          </w:tcPr>
+          <w:p>
+            <w:pPr>
+              <w:bidi/>
+              <w:rPr>
+                <w:sz w:val="28"/>
+                <w:szCs w:val="28"/>
+                <w:rtl/>
+                <w:lang w:val="en-US"/>
+              </w:rPr>
+            </w:pPr>
+            <w:r>
+              <w:rPr>
+                <w:b/>
+                <w:bCs/>
+                <w:sz w:val="28"/>
+                <w:szCs w:val="28"/>
+                <w:rtl/>
+                <w:lang w:val="en-US"/>
+              </w:rPr>
+              <w:t>תפקיד מרכזי</w:t>
+            </w:r>
+          </w:p>
+        </w:tc>
+      </w:tr>
+      <w:tr>
+        <w:trPr>
+          <w:tblCellSpacing w:w="15" w:type="dxa"/>
+        </w:trPr>
+        <w:tc>
+          <w:tcPr>
+            <w:tcW w:w="0" w:type="auto"/>
+            <w:tcBorders>
+              <w:top w:val="single" w:sz="6" w:space="0" w:color="auto"/>
+              <w:left w:val="single" w:sz="6" w:space="0" w:color="auto"/>
+              <w:bottom w:val="single" w:sz="6" w:space="0" w:color="auto"/>
+              <w:right w:val="single" w:sz="6" w:space="0" w:color="auto"/>
+            </w:tcBorders>
+            <w:tcMar>
+              <w:top w:w="240" w:type="dxa"/>
+              <w:left w:w="180" w:type="dxa"/>
+              <w:bottom w:w="240" w:type="dxa"/>
+              <w:right w:w="0" w:type="dxa"/>
+            </w:tcMar>
+            <w:vAlign w:val="center"/>
+            <w:hideMark/>
+          </w:tcPr>
+          <w:p>
+            <w:pPr>
+              <w:bidi/>
+              <w:rPr>
+                <w:sz w:val="28"/>
+                <w:szCs w:val="28"/>
+                <w:rtl/>
+                <w:lang w:val="en-US"/>
+              </w:rPr>
+            </w:pPr>
+            <w:r>
+              <w:rPr>
+                <w:b/>
+                <w:bCs/>
+                <w:sz w:val="28"/>
+                <w:szCs w:val="28"/>
+                <w:lang w:val="en-US"/>
+              </w:rPr>
+              <w:t>G Domain</w:t>
+            </w:r>
+          </w:p>
+        </w:tc>
+        <w:tc>
+          <w:tcPr>
+            <w:tcW w:w="0" w:type="auto"/>
+            <w:tcBorders>
+              <w:top w:val="single" w:sz="6" w:space="0" w:color="auto"/>
+              <w:left w:val="single" w:sz="6" w:space="0" w:color="auto"/>
+              <w:bottom w:val="single" w:sz="6" w:space="0" w:color="auto"/>
+              <w:right w:val="single" w:sz="6" w:space="0" w:color="auto"/>
+            </w:tcBorders>
+            <w:tcMar>
+              <w:top w:w="240" w:type="dxa"/>
+              <w:left w:w="180" w:type="dxa"/>
+              <w:bottom w:w="240" w:type="dxa"/>
+              <w:right w:w="0" w:type="dxa"/>
+            </w:tcMar>
+            <w:vAlign w:val="center"/>
+            <w:hideMark/>
+          </w:tcPr>
+          <w:p>
+            <w:pPr>
+              <w:bidi/>
+              <w:rPr>
+                <w:sz w:val="28"/>
+                <w:szCs w:val="28"/>
+                <w:rtl/>
+                <w:lang w:val="en-US"/>
+              </w:rPr>
+            </w:pPr>
+            <w:r>
+              <w:rPr>
+                <w:sz w:val="28"/>
+                <w:szCs w:val="28"/>
+                <w:rtl/>
+                <w:lang w:val="en-US"/>
+              </w:rPr>
+              <w:t>1–166</w:t>
+            </w:r>
+          </w:p>
+        </w:tc>
+        <w:tc>
+          <w:tcPr>
+            <w:tcW w:w="0" w:type="auto"/>
+            <w:tcBorders>
+              <w:top w:val="single" w:sz="6" w:space="0" w:color="auto"/>
+              <w:left w:val="single" w:sz="6" w:space="0" w:color="auto"/>
+              <w:bottom w:val="single" w:sz="6" w:space="0" w:color="auto"/>
+              <w:right w:val="single" w:sz="6" w:space="0" w:color="auto"/>
+            </w:tcBorders>
+            <w:tcMar>
+              <w:top w:w="240" w:type="dxa"/>
+              <w:left w:w="0" w:type="dxa"/>
+              <w:bottom w:w="240" w:type="dxa"/>
+              <w:right w:w="0" w:type="dxa"/>
+            </w:tcMar>
+            <w:vAlign w:val="center"/>
+            <w:hideMark/>
+          </w:tcPr>
+          <w:p>
+            <w:pPr>
+              <w:bidi/>
+              <w:rPr>
+                <w:sz w:val="28"/>
+                <w:szCs w:val="28"/>
+                <w:rtl/>
+                <w:lang w:val="en-US"/>
+              </w:rPr>
+            </w:pPr>
+            <w:r>
+              <w:rPr>
+                <w:sz w:val="28"/>
+                <w:szCs w:val="28"/>
+                <w:rtl/>
+                <w:lang w:val="en-US"/>
+              </w:rPr>
+              <w:t>פעילות אנזימטית וקישור נוקלאוטידים</w:t>
+            </w:r>
+          </w:p>
+        </w:tc>
+      </w:tr>
+      <w:tr>
+        <w:trPr>
+          <w:tblCellSpacing w:w="15" w:type="dxa"/>
+        </w:trPr>
+        <w:tc>
+          <w:tcPr>
+            <w:tcW w:w="0" w:type="auto"/>
+            <w:tcBorders>
+              <w:top w:val="single" w:sz="6" w:space="0" w:color="auto"/>
+              <w:left w:val="single" w:sz="6" w:space="0" w:color="auto"/>
+              <w:bottom w:val="single" w:sz="6" w:space="0" w:color="auto"/>
+              <w:right w:val="single" w:sz="6" w:space="0" w:color="auto"/>
+            </w:tcBorders>
+            <w:tcMar>
+              <w:top w:w="240" w:type="dxa"/>
+              <w:left w:w="180" w:type="dxa"/>
+              <w:bottom w:w="240" w:type="dxa"/>
+              <w:right w:w="0" w:type="dxa"/>
+            </w:tcMar>
+            <w:vAlign w:val="center"/>
+            <w:hideMark/>
+          </w:tcPr>
+          <w:p>
+            <w:pPr>
+              <w:bidi/>
+              <w:rPr>
+                <w:sz w:val="28"/>
+                <w:szCs w:val="28"/>
+                <w:rtl/>
+                <w:lang w:val="en-US"/>
+              </w:rPr>
+            </w:pPr>
+            <w:r>
+              <w:rPr>
+                <w:b/>
+                <w:bCs/>
+                <w:sz w:val="28"/>
+                <w:szCs w:val="28"/>
+                <w:lang w:val="en-US"/>
+              </w:rPr>
+              <w:lastRenderedPageBreak/>
+              <w:t>P-loop</w:t>
+            </w:r>
+          </w:p>
+        </w:tc>
+        <w:tc>
+          <w:tcPr>
+            <w:tcW w:w="0" w:type="auto"/>
+            <w:tcBorders>
+              <w:top w:val="single" w:sz="6" w:space="0" w:color="auto"/>
+              <w:left w:val="single" w:sz="6" w:space="0" w:color="auto"/>
+              <w:bottom w:val="single" w:sz="6" w:space="0" w:color="auto"/>
+              <w:right w:val="single" w:sz="6" w:space="0" w:color="auto"/>
+            </w:tcBorders>
+            <w:tcMar>
+              <w:top w:w="240" w:type="dxa"/>
+              <w:left w:w="180" w:type="dxa"/>
+              <w:bottom w:w="240" w:type="dxa"/>
+              <w:right w:w="0" w:type="dxa"/>
+            </w:tcMar>
+            <w:vAlign w:val="center"/>
+            <w:hideMark/>
+          </w:tcPr>
+          <w:p>
+            <w:pPr>
+              <w:bidi/>
+              <w:rPr>
+                <w:sz w:val="28"/>
+                <w:szCs w:val="28"/>
+                <w:rtl/>
+                <w:lang w:val="en-US"/>
+              </w:rPr>
+            </w:pPr>
+            <w:r>
+              <w:rPr>
+                <w:sz w:val="28"/>
+                <w:szCs w:val="28"/>
+                <w:rtl/>
+                <w:lang w:val="en-US"/>
+              </w:rPr>
+              <w:t>10–14</w:t>
+            </w:r>
+          </w:p>
+        </w:tc>
+        <w:tc>
+          <w:tcPr>
+            <w:tcW w:w="0" w:type="auto"/>
+            <w:tcBorders>
+              <w:top w:val="single" w:sz="6" w:space="0" w:color="auto"/>
+              <w:left w:val="single" w:sz="6" w:space="0" w:color="auto"/>
+              <w:bottom w:val="single" w:sz="6" w:space="0" w:color="auto"/>
+              <w:right w:val="single" w:sz="6" w:space="0" w:color="auto"/>
+            </w:tcBorders>
+            <w:tcMar>
+              <w:top w:w="240" w:type="dxa"/>
+              <w:left w:w="0" w:type="dxa"/>
+              <w:bottom w:w="240" w:type="dxa"/>
+              <w:right w:w="0" w:type="dxa"/>
+            </w:tcMar>
+            <w:vAlign w:val="center"/>
+            <w:hideMark/>
+          </w:tcPr>
+          <w:p>
+            <w:pPr>
+              <w:bidi/>
+              <w:rPr>
+                <w:sz w:val="28"/>
+                <w:szCs w:val="28"/>
+                <w:rtl/>
+                <w:lang w:val="en-US"/>
+              </w:rPr>
+            </w:pPr>
+            <w:r>
+              <w:rPr>
+                <w:sz w:val="28"/>
+                <w:szCs w:val="28"/>
+                <w:rtl/>
+                <w:lang w:val="en-US"/>
+              </w:rPr>
+              <w:t>קשירת הפוספט של ה-</w:t>
+            </w:r>
+            <w:r>
+              <w:rPr>
+                <w:sz w:val="28"/>
+                <w:szCs w:val="28"/>
+                <w:lang w:val="en-US"/>
+              </w:rPr>
+              <w:t>GTP</w:t>
+            </w:r>
+          </w:p>
+        </w:tc>
+      </w:tr>
+      <w:tr>
+        <w:trPr>
+          <w:tblCellSpacing w:w="15" w:type="dxa"/>
+        </w:trPr>
+        <w:tc>
+          <w:tcPr>
+            <w:tcW w:w="0" w:type="auto"/>
+            <w:tcBorders>
+              <w:top w:val="single" w:sz="6" w:space="0" w:color="auto"/>
+              <w:left w:val="single" w:sz="6" w:space="0" w:color="auto"/>
+              <w:bottom w:val="single" w:sz="6" w:space="0" w:color="auto"/>
+              <w:right w:val="single" w:sz="6" w:space="0" w:color="auto"/>
+            </w:tcBorders>
+            <w:tcMar>
+              <w:top w:w="240" w:type="dxa"/>
+              <w:left w:w="180" w:type="dxa"/>
+              <w:bottom w:w="240" w:type="dxa"/>
+              <w:right w:w="0" w:type="dxa"/>
+            </w:tcMar>
+            <w:vAlign w:val="center"/>
+            <w:hideMark/>
+          </w:tcPr>
+          <w:p>
+            <w:pPr>
+              <w:bidi/>
+              <w:rPr>
+                <w:sz w:val="28"/>
+                <w:szCs w:val="28"/>
+                <w:rtl/>
+                <w:lang w:val="en-US"/>
+              </w:rPr>
+            </w:pPr>
+            <w:r>
+              <w:rPr>
+                <w:b/>
+                <w:bCs/>
+                <w:sz w:val="28"/>
+                <w:szCs w:val="28"/>
+                <w:lang w:val="en-US"/>
+              </w:rPr>
+              <w:t>Switch I</w:t>
+            </w:r>
+          </w:p>
+        </w:tc>
+        <w:tc>
+          <w:tcPr>
+            <w:tcW w:w="0" w:type="auto"/>
+            <w:tcBorders>
+              <w:top w:val="single" w:sz="6" w:space="0" w:color="auto"/>
+              <w:left w:val="single" w:sz="6" w:space="0" w:color="auto"/>
+              <w:bottom w:val="single" w:sz="6" w:space="0" w:color="auto"/>
+              <w:right w:val="single" w:sz="6" w:space="0" w:color="auto"/>
+            </w:tcBorders>
+            <w:tcMar>
+              <w:top w:w="240" w:type="dxa"/>
+              <w:left w:w="180" w:type="dxa"/>
+              <w:bottom w:w="240" w:type="dxa"/>
+              <w:right w:w="0" w:type="dxa"/>
+            </w:tcMar>
+            <w:vAlign w:val="center"/>
+            <w:hideMark/>
+          </w:tcPr>
+          <w:p>
+            <w:pPr>
+              <w:bidi/>
+              <w:rPr>
+                <w:sz w:val="28"/>
+                <w:szCs w:val="28"/>
+                <w:rtl/>
+                <w:lang w:val="en-US"/>
+              </w:rPr>
+            </w:pPr>
+            <w:r>
+              <w:rPr>
+                <w:sz w:val="28"/>
+                <w:szCs w:val="28"/>
+                <w:rtl/>
+                <w:lang w:val="en-US"/>
+              </w:rPr>
+              <w:t>30–40</w:t>
+            </w:r>
+          </w:p>
+        </w:tc>
+        <w:tc>
+          <w:tcPr>
+            <w:tcW w:w="0" w:type="auto"/>
+            <w:tcBorders>
+              <w:top w:val="single" w:sz="6" w:space="0" w:color="auto"/>
+              <w:left w:val="single" w:sz="6" w:space="0" w:color="auto"/>
+              <w:bottom w:val="single" w:sz="6" w:space="0" w:color="auto"/>
+              <w:right w:val="single" w:sz="6" w:space="0" w:color="auto"/>
+            </w:tcBorders>
+            <w:tcMar>
+              <w:top w:w="240" w:type="dxa"/>
+              <w:left w:w="0" w:type="dxa"/>
+              <w:bottom w:w="240" w:type="dxa"/>
+              <w:right w:w="0" w:type="dxa"/>
+            </w:tcMar>
+            <w:vAlign w:val="center"/>
+            <w:hideMark/>
+          </w:tcPr>
+          <w:p>
+            <w:pPr>
+              <w:bidi/>
+              <w:rPr>
+                <w:sz w:val="28"/>
+                <w:szCs w:val="28"/>
+                <w:rtl/>
+                <w:lang w:val="en-US"/>
+              </w:rPr>
+            </w:pPr>
+            <w:r>
+              <w:rPr>
+                <w:sz w:val="28"/>
+                <w:szCs w:val="28"/>
+                <w:rtl/>
+                <w:lang w:val="en-US"/>
+              </w:rPr>
+              <w:t>ממשק קישור לאפקטורים (זיהוי מצב "</w:t>
+            </w:r>
+            <w:r>
+              <w:rPr>
+                <w:sz w:val="28"/>
+                <w:szCs w:val="28"/>
+                <w:lang w:val="en-US"/>
+              </w:rPr>
+              <w:t>ON</w:t>
+            </w:r>
+            <w:r>
+              <w:rPr>
+                <w:sz w:val="28"/>
+                <w:szCs w:val="28"/>
+                <w:rtl/>
+                <w:lang w:val="en-US"/>
+              </w:rPr>
+              <w:t>")</w:t>
+            </w:r>
+          </w:p>
+        </w:tc>
+      </w:tr>
+      <w:tr>
+        <w:trPr>
+          <w:tblCellSpacing w:w="15" w:type="dxa"/>
+        </w:trPr>
+        <w:tc>
+          <w:tcPr>
+            <w:tcW w:w="0" w:type="auto"/>
+            <w:tcBorders>
+              <w:top w:val="single" w:sz="6" w:space="0" w:color="auto"/>
+              <w:left w:val="single" w:sz="6" w:space="0" w:color="auto"/>
+              <w:bottom w:val="single" w:sz="6" w:space="0" w:color="auto"/>
+              <w:right w:val="single" w:sz="6" w:space="0" w:color="auto"/>
+            </w:tcBorders>
+            <w:tcMar>
+              <w:top w:w="240" w:type="dxa"/>
+              <w:left w:w="180" w:type="dxa"/>
+              <w:bottom w:w="240" w:type="dxa"/>
+              <w:right w:w="0" w:type="dxa"/>
+            </w:tcMar>
+            <w:vAlign w:val="center"/>
+            <w:hideMark/>
+          </w:tcPr>
+          <w:p>
+            <w:pPr>
+              <w:bidi/>
+              <w:rPr>
+                <w:sz w:val="28"/>
+                <w:szCs w:val="28"/>
+                <w:rtl/>
+                <w:lang w:val="en-US"/>
+              </w:rPr>
+            </w:pPr>
+            <w:r>
+              <w:rPr>
+                <w:b/>
+                <w:bCs/>
+                <w:sz w:val="28"/>
+                <w:szCs w:val="28"/>
+                <w:lang w:val="en-US"/>
+              </w:rPr>
+              <w:t>Switch II</w:t>
+            </w:r>
+          </w:p>
+        </w:tc>
+        <w:tc>
+          <w:tcPr>
+            <w:tcW w:w="0" w:type="auto"/>
+            <w:tcBorders>
+              <w:top w:val="single" w:sz="6" w:space="0" w:color="auto"/>
+              <w:left w:val="single" w:sz="6" w:space="0" w:color="auto"/>
+              <w:bottom w:val="single" w:sz="6" w:space="0" w:color="auto"/>
+              <w:right w:val="single" w:sz="6" w:space="0" w:color="auto"/>
+            </w:tcBorders>
+            <w:tcMar>
+              <w:top w:w="240" w:type="dxa"/>
+              <w:left w:w="180" w:type="dxa"/>
+              <w:bottom w:w="240" w:type="dxa"/>
+              <w:right w:w="0" w:type="dxa"/>
+            </w:tcMar>
+            <w:vAlign w:val="center"/>
+            <w:hideMark/>
+          </w:tcPr>
+          <w:p>
+            <w:pPr>
+              <w:bidi/>
+              <w:rPr>
+                <w:sz w:val="28"/>
+                <w:szCs w:val="28"/>
+                <w:rtl/>
+                <w:lang w:val="en-US"/>
+              </w:rPr>
+            </w:pPr>
+            <w:r>
+              <w:rPr>
+                <w:sz w:val="28"/>
+                <w:szCs w:val="28"/>
+                <w:rtl/>
+                <w:lang w:val="en-US"/>
+              </w:rPr>
+              <w:t>58–72</w:t>
+            </w:r>
+          </w:p>
+        </w:tc>
+        <w:tc>
+          <w:tcPr>
+            <w:tcW w:w="0" w:type="auto"/>
+            <w:tcBorders>
+              <w:top w:val="single" w:sz="6" w:space="0" w:color="auto"/>
+              <w:left w:val="single" w:sz="6" w:space="0" w:color="auto"/>
+              <w:bottom w:val="single" w:sz="6" w:space="0" w:color="auto"/>
+              <w:right w:val="single" w:sz="6" w:space="0" w:color="auto"/>
+            </w:tcBorders>
+            <w:tcMar>
+              <w:top w:w="240" w:type="dxa"/>
+              <w:left w:w="0" w:type="dxa"/>
+              <w:bottom w:w="240" w:type="dxa"/>
+              <w:right w:w="0" w:type="dxa"/>
+            </w:tcMar>
+            <w:vAlign w:val="center"/>
+            <w:hideMark/>
+          </w:tcPr>
+          <w:p>
+            <w:pPr>
+              <w:bidi/>
+              <w:rPr>
+                <w:sz w:val="28"/>
+                <w:szCs w:val="28"/>
+                <w:rtl/>
+                <w:lang w:val="en-US"/>
+              </w:rPr>
+            </w:pPr>
+            <w:r>
+              <w:rPr>
+                <w:sz w:val="28"/>
+                <w:szCs w:val="28"/>
+                <w:rtl/>
+                <w:lang w:val="en-US"/>
+              </w:rPr>
+              <w:t>ויסות החלבון וקישור לאפקטורים</w:t>
+            </w:r>
+          </w:p>
+        </w:tc>
+      </w:tr>
+      <w:tr>
+        <w:trPr>
+          <w:tblCellSpacing w:w="15" w:type="dxa"/>
+        </w:trPr>
+        <w:tc>
+          <w:tcPr>
+            <w:tcW w:w="0" w:type="auto"/>
+            <w:tcBorders>
+              <w:top w:val="single" w:sz="6" w:space="0" w:color="auto"/>
+              <w:left w:val="single" w:sz="6" w:space="0" w:color="auto"/>
+              <w:bottom w:val="single" w:sz="6" w:space="0" w:color="auto"/>
+              <w:right w:val="single" w:sz="6" w:space="0" w:color="auto"/>
+            </w:tcBorders>
+            <w:tcMar>
+              <w:top w:w="240" w:type="dxa"/>
+              <w:left w:w="180" w:type="dxa"/>
+              <w:bottom w:w="240" w:type="dxa"/>
+              <w:right w:w="0" w:type="dxa"/>
+            </w:tcMar>
+            <w:vAlign w:val="center"/>
+            <w:hideMark/>
+          </w:tcPr>
+          <w:p>
+            <w:pPr>
+              <w:bidi/>
+              <w:rPr>
+                <w:sz w:val="28"/>
+                <w:szCs w:val="28"/>
+                <w:rtl/>
+                <w:lang w:val="en-US"/>
+              </w:rPr>
+            </w:pPr>
+            <w:r>
+              <w:rPr>
+                <w:b/>
+                <w:bCs/>
+                <w:sz w:val="28"/>
+                <w:szCs w:val="28"/>
+                <w:lang w:val="en-US"/>
+              </w:rPr>
+              <w:t>HVR</w:t>
+            </w:r>
+          </w:p>
+        </w:tc>
+        <w:tc>
+          <w:tcPr>
+            <w:tcW w:w="0" w:type="auto"/>
+            <w:tcBorders>
+              <w:top w:val="single" w:sz="6" w:space="0" w:color="auto"/>
+              <w:left w:val="single" w:sz="6" w:space="0" w:color="auto"/>
+              <w:bottom w:val="single" w:sz="6" w:space="0" w:color="auto"/>
+              <w:right w:val="single" w:sz="6" w:space="0" w:color="auto"/>
+            </w:tcBorders>
+            <w:tcMar>
+              <w:top w:w="240" w:type="dxa"/>
+              <w:left w:w="180" w:type="dxa"/>
+              <w:bottom w:w="240" w:type="dxa"/>
+              <w:right w:w="0" w:type="dxa"/>
+            </w:tcMar>
+            <w:vAlign w:val="center"/>
+            <w:hideMark/>
+          </w:tcPr>
+          <w:p>
+            <w:pPr>
+              <w:bidi/>
+              <w:rPr>
+                <w:sz w:val="28"/>
+                <w:szCs w:val="28"/>
+                <w:lang w:val="en-US"/>
+              </w:rPr>
+            </w:pPr>
+            <w:r>
+              <w:rPr>
+                <w:sz w:val="28"/>
+                <w:szCs w:val="28"/>
+                <w:rtl/>
+                <w:lang w:val="en-US"/>
+              </w:rPr>
+              <w:t>167–188</w:t>
+            </w:r>
+          </w:p>
+        </w:tc>
+        <w:tc>
+          <w:tcPr>
+            <w:tcW w:w="0" w:type="auto"/>
+            <w:tcBorders>
+              <w:top w:val="single" w:sz="6" w:space="0" w:color="auto"/>
+              <w:left w:val="single" w:sz="6" w:space="0" w:color="auto"/>
+              <w:bottom w:val="single" w:sz="6" w:space="0" w:color="auto"/>
+              <w:right w:val="single" w:sz="6" w:space="0" w:color="auto"/>
+            </w:tcBorders>
+            <w:tcMar>
+              <w:top w:w="240" w:type="dxa"/>
+              <w:left w:w="0" w:type="dxa"/>
+              <w:bottom w:w="240" w:type="dxa"/>
+              <w:right w:w="0" w:type="dxa"/>
+            </w:tcMar>
+            <w:vAlign w:val="center"/>
+            <w:hideMark/>
+          </w:tcPr>
+          <w:p>
+            <w:pPr>
+              <w:bidi/>
+              <w:rPr>
+                <w:sz w:val="28"/>
+                <w:szCs w:val="28"/>
+                <w:rtl/>
+                <w:lang w:val="en-US"/>
+              </w:rPr>
+            </w:pPr>
+            <w:r>
+              <w:rPr>
+                <w:sz w:val="28"/>
+                <w:szCs w:val="28"/>
+                <w:rtl/>
+                <w:lang w:val="en-US"/>
+              </w:rPr>
+              <w:t>עיגון ומיקום החלבון על ממברנת התא</w:t>
+            </w:r>
+          </w:p>
+        </w:tc>
+      </w:tr>
+      <w:tr>
+        <w:trPr>
+          <w:tblCellSpacing w:w="15" w:type="dxa"/>
+        </w:trPr>
+        <w:tc>
+          <w:tcPr>
+            <w:tcW w:w="0" w:type="auto"/>
+            <w:tcBorders>
+              <w:top w:val="single" w:sz="6" w:space="0" w:color="auto"/>
+              <w:left w:val="single" w:sz="6" w:space="0" w:color="auto"/>
+              <w:bottom w:val="single" w:sz="6" w:space="0" w:color="auto"/>
+              <w:right w:val="single" w:sz="6" w:space="0" w:color="auto"/>
+            </w:tcBorders>
+            <w:tcMar>
+              <w:top w:w="240" w:type="dxa"/>
+              <w:left w:w="180" w:type="dxa"/>
+              <w:bottom w:w="240" w:type="dxa"/>
+              <w:right w:w="0" w:type="dxa"/>
+            </w:tcMar>
+            <w:vAlign w:val="center"/>
+            <w:hideMark/>
+          </w:tcPr>
+          <w:p>
+            <w:pPr>
+              <w:bidi/>
+              <w:rPr>
+                <w:sz w:val="28"/>
+                <w:szCs w:val="28"/>
+                <w:rtl/>
+                <w:lang w:val="en-US"/>
+              </w:rPr>
+            </w:pPr>
+            <w:r>
+              <w:rPr>
+                <w:b/>
+                <w:bCs/>
+                <w:sz w:val="28"/>
+                <w:szCs w:val="28"/>
+                <w:lang w:val="en-US"/>
+              </w:rPr>
+              <w:t>CAAX Motif</w:t>
+            </w:r>
+          </w:p>
+        </w:tc>
+        <w:tc>
+          <w:tcPr>
+            <w:tcW w:w="0" w:type="auto"/>
+            <w:tcBorders>
+              <w:top w:val="single" w:sz="6" w:space="0" w:color="auto"/>
+              <w:left w:val="single" w:sz="6" w:space="0" w:color="auto"/>
+              <w:bottom w:val="single" w:sz="6" w:space="0" w:color="auto"/>
+              <w:right w:val="single" w:sz="6" w:space="0" w:color="auto"/>
+            </w:tcBorders>
+            <w:tcMar>
+              <w:top w:w="240" w:type="dxa"/>
+              <w:left w:w="180" w:type="dxa"/>
+              <w:bottom w:w="240" w:type="dxa"/>
+              <w:right w:w="0" w:type="dxa"/>
+            </w:tcMar>
+            <w:vAlign w:val="center"/>
+            <w:hideMark/>
+          </w:tcPr>
+          <w:p>
+            <w:pPr>
+              <w:bidi/>
+              <w:rPr>
+                <w:sz w:val="28"/>
+                <w:szCs w:val="28"/>
+                <w:rtl/>
+                <w:lang w:val="en-US"/>
+              </w:rPr>
+            </w:pPr>
+            <w:r>
+              <w:rPr>
+                <w:sz w:val="28"/>
+                <w:szCs w:val="28"/>
+                <w:rtl/>
+                <w:lang w:val="en-US"/>
+              </w:rPr>
+              <w:t>185–188</w:t>
+            </w:r>
+          </w:p>
+        </w:tc>
+        <w:tc>
+          <w:tcPr>
+            <w:tcW w:w="0" w:type="auto"/>
+            <w:tcBorders>
+              <w:top w:val="single" w:sz="6" w:space="0" w:color="auto"/>
+              <w:left w:val="single" w:sz="6" w:space="0" w:color="auto"/>
+              <w:bottom w:val="single" w:sz="6" w:space="0" w:color="auto"/>
+              <w:right w:val="single" w:sz="6" w:space="0" w:color="auto"/>
+            </w:tcBorders>
+            <w:tcMar>
+              <w:top w:w="240" w:type="dxa"/>
+              <w:left w:w="0" w:type="dxa"/>
+              <w:bottom w:w="240" w:type="dxa"/>
+              <w:right w:w="0" w:type="dxa"/>
+            </w:tcMar>
+            <w:vAlign w:val="center"/>
+            <w:hideMark/>
+          </w:tcPr>
+          <w:p>
+            <w:pPr>
+              <w:bidi/>
+              <w:rPr>
+                <w:sz w:val="28"/>
+                <w:szCs w:val="28"/>
+                <w:rtl/>
+                <w:lang w:val="en-US"/>
+              </w:rPr>
+            </w:pPr>
+            <w:r>
+              <w:rPr>
+                <w:sz w:val="28"/>
+                <w:szCs w:val="28"/>
+                <w:rtl/>
+                <w:lang w:val="en-US"/>
+              </w:rPr>
+              <w:t>אתר מודיפיקציה שומנית (פרנילציה)</w:t>
+            </w:r>
+          </w:p>
+        </w:tc>
+      </w:tr>
+    </w:tbl>
+    <w:p>
+      <w:pPr>
+        <w:bidi/>
+        <w:rPr>
+          <w:rFonts w:hint="cs"/>
+          <w:sz w:val="28"/>
+          <w:szCs w:val="28"/>
+          <w:lang w:val="en-US"/>
+        </w:rPr>
+      </w:pPr>
+    </w:p>
+    <w:p>
+      <w:pPr>
+        <w:bidi/>
+        <w:rPr>
+          <w:sz w:val="28"/>
+          <w:szCs w:val="28"/>
+          <w:lang w:val="en-US"/>
+        </w:rPr>
+      </w:pPr>
+      <w:r>
+        <w:rPr>
+          <w:noProof/>
+        </w:rPr>
+        <w:drawing>
+          <wp:inline distT="0" distB="0" distL="0" distR="0" wp14:anchorId="6337BF69" wp14:editId="092912F9">
+            <wp:extent cx="5733415" cy="2775585"/>
+            <wp:effectExtent l="0" t="0" r="635" b="5715"/>
+            <wp:docPr id="1756119886" name="Picture 1" descr="Fig. 1"/>
+            <wp:cNvGraphicFramePr>
+              <a:graphicFrameLocks xmlns:a="http://schemas.openxmlformats.org/drawingml/2006/main" noChangeAspect="1"/>
+            </wp:cNvGraphicFramePr>
+            <a:graphic xmlns:a="http://schemas.openxmlformats.org/drawingml/2006/main">
+              <a:graphicData uri="http://schemas.openxmlformats.org/drawingml/2006/picture">
+                <pic:pic xmlns:pic="http://schemas.openxmlformats.org/drawingml/2006/picture">
+                  <pic:nvPicPr>
+                    <pic:cNvPr id="0" name="Picture 1" descr="Fig. 1"/>
+                    <pic:cNvPicPr>
+                      <a:picLocks noChangeAspect="1" noChangeArrowheads="1"/>
+                    </pic:cNvPicPr>
+                  </pic:nvPicPr>
+                  <pic:blipFill>
+                    <a:blip r:embed="rId7">
+                      <a:extLst>
+                        <a:ext uri="{28A0092B-C50C-407E-A947-70E740481C1C}">
+                          <a14:useLocalDpi xmlns:a14="http://schemas.microsoft.com/office/drawing/2010/main" val="0"/>
+                        </a:ext>
+                      </a:extLst>
+                    </a:blip>
+                    <a:srcRect/>
+                    <a:stretch>
+                      <a:fillRect/>
+                    </a:stretch>
+                  </pic:blipFill>
+                  <pic:spPr bwMode="auto">
+                    <a:xfrm>
+                      <a:off x="0" y="0"/>
+                      <a:ext cx="5733415" cy="2775585"/>
+                    </a:xfrm>
+                    <a:prstGeom prst="rect">
+                      <a:avLst/>
+                    </a:prstGeom>
+                    <a:noFill/>
+                    <a:ln>
+                      <a:noFill/>
+                    </a:ln>
+                  </pic:spPr>
+                </pic:pic>
+              </a:graphicData>
+            </a:graphic>
+          </wp:inline>
+        </w:drawing>
+      </w:r>
     </w:p>
     <w:p>
       <w:pPr>
         <w:pStyle w:val="Heading1"/>
         <w:bidi/>
         <w:rPr>
-          <w:rFonts w:asciiTheme="minorBidi" w:hAnsiTheme="minorBidi" w:cstheme="minorBidi"/>
+          <w:rFonts w:asciiTheme="minorBidi" w:hAnsiTheme="minorBidi" w:cstheme="minorBidi" w:hint="cs"/>
           <w:sz w:val="28"/>
           <w:szCs w:val="28"/>
         </w:rPr>
@@ -4244,15 +4777,2567 @@
         <w:rPr>
           <w:sz w:val="28"/>
           <w:szCs w:val="28"/>
-        </w:rPr>
-      </w:pPr>
-      <w:r>
-        <w:rPr>
-          <w:sz w:val="28"/>
-          <w:szCs w:val="28"/>
-          <w:rtl/>
-        </w:rPr>
-        <w:t xml:space="preserve">החלבון </w:t>
+          <w:rtl/>
+        </w:rPr>
+      </w:pPr>
+    </w:p>
+    <w:p>
+      <w:pPr>
+        <w:bidi/>
+        <w:rPr>
+          <w:sz w:val="28"/>
+          <w:szCs w:val="28"/>
+          <w:rtl/>
+        </w:rPr>
+      </w:pPr>
+    </w:p>
+    <w:p>
+      <w:pPr>
+        <w:bidi/>
+        <w:rPr>
+          <w:sz w:val="28"/>
+          <w:szCs w:val="28"/>
+          <w:rtl/>
+        </w:rPr>
+      </w:pPr>
+    </w:p>
+    <w:p>
+      <w:pPr>
+        <w:bidi/>
+        <w:rPr>
+          <w:sz w:val="28"/>
+          <w:szCs w:val="28"/>
+          <w:rtl/>
+        </w:rPr>
+      </w:pPr>
+    </w:p>
+    <w:p>
+      <w:pPr>
+        <w:bidi/>
+        <w:rPr>
+          <w:rFonts w:asciiTheme="minorBidi" w:eastAsia="Alef" w:hAnsiTheme="minorBidi" w:cstheme="minorBidi"/>
+          <w:sz w:val="28"/>
+          <w:szCs w:val="28"/>
+          <w:shd w:val="clear" w:color="auto" w:fill="F8F9FA"/>
+          <w:lang w:val="en-US"/>
+        </w:rPr>
+      </w:pPr>
+      <w:r>
+        <w:rPr>
+          <w:rFonts w:asciiTheme="minorBidi" w:eastAsia="Alef" w:hAnsiTheme="minorBidi" w:cstheme="minorBidi"/>
+          <w:sz w:val="28"/>
+          <w:szCs w:val="28"/>
+          <w:shd w:val="clear" w:color="auto" w:fill="F8F9FA"/>
+          <w:rtl/>
+        </w:rPr>
+        <w:t>החלבון</w:t>
+      </w:r>
+      <w:r>
+        <w:rPr>
+          <w:rFonts w:asciiTheme="minorBidi" w:eastAsia="Alef" w:hAnsiTheme="minorBidi" w:cstheme="minorBidi"/>
+          <w:sz w:val="28"/>
+          <w:szCs w:val="28"/>
+          <w:shd w:val="clear" w:color="auto" w:fill="F8F9FA"/>
+          <w:lang w:val="en-US"/>
+        </w:rPr>
+        <w:t xml:space="preserve"> EGFR </w:t>
+      </w:r>
+      <w:r>
+        <w:rPr>
+          <w:rFonts w:asciiTheme="minorBidi" w:eastAsia="Alef" w:hAnsiTheme="minorBidi" w:cstheme="minorBidi"/>
+          <w:sz w:val="28"/>
+          <w:szCs w:val="28"/>
+          <w:shd w:val="clear" w:color="auto" w:fill="F8F9FA"/>
+          <w:rtl/>
+        </w:rPr>
+        <w:t>הוא קולטן טירוזין קינאז</w:t>
+      </w:r>
+      <w:r>
+        <w:rPr>
+          <w:rFonts w:asciiTheme="minorBidi" w:eastAsia="Alef" w:hAnsiTheme="minorBidi" w:cstheme="minorBidi"/>
+          <w:sz w:val="28"/>
+          <w:szCs w:val="28"/>
+          <w:shd w:val="clear" w:color="auto" w:fill="F8F9FA"/>
+          <w:lang w:val="en-US"/>
+        </w:rPr>
+        <w:t xml:space="preserve"> (Receptor Tyrosine Kinase) </w:t>
+      </w:r>
+      <w:r>
+        <w:rPr>
+          <w:rFonts w:asciiTheme="minorBidi" w:eastAsia="Alef" w:hAnsiTheme="minorBidi" w:cstheme="minorBidi"/>
+          <w:sz w:val="28"/>
+          <w:szCs w:val="28"/>
+          <w:shd w:val="clear" w:color="auto" w:fill="F8F9FA"/>
+          <w:rtl/>
+        </w:rPr>
+        <w:t xml:space="preserve">חוצה ממברנה, המתפקד כנקודת התחלה להעברת אותות גדילה מחוץ לתא אל </w:t>
+      </w:r>
+      <w:r>
+        <w:rPr>
+          <w:rFonts w:asciiTheme="minorBidi" w:eastAsia="Alef" w:hAnsiTheme="minorBidi" w:cstheme="minorBidi" w:hint="cs"/>
+          <w:sz w:val="28"/>
+          <w:szCs w:val="28"/>
+          <w:shd w:val="clear" w:color="auto" w:fill="F8F9FA"/>
+          <w:rtl/>
+        </w:rPr>
+        <w:t>תוכו</w:t>
+      </w:r>
+      <w:r>
+        <w:rPr>
+          <w:rFonts w:asciiTheme="minorBidi" w:eastAsia="Alef" w:hAnsiTheme="minorBidi" w:cstheme="minorBidi"/>
+          <w:sz w:val="28"/>
+          <w:szCs w:val="28"/>
+          <w:shd w:val="clear" w:color="auto" w:fill="F8F9FA"/>
+          <w:rtl/>
+        </w:rPr>
+        <w:t xml:space="preserve">. </w:t>
+      </w:r>
+      <w:r>
+        <w:rPr>
+          <w:rFonts w:asciiTheme="minorBidi" w:eastAsia="Alef" w:hAnsiTheme="minorBidi" w:cstheme="minorBidi"/>
+          <w:sz w:val="28"/>
+          <w:szCs w:val="28"/>
+          <w:shd w:val="clear" w:color="auto" w:fill="F8F9FA"/>
+          <w:rtl/>
+        </w:rPr>
+        <w:lastRenderedPageBreak/>
+        <w:t>המבנה שלו מורכב משלושה אזורים עיקריים, כאשר האזור החוץ-תאי</w:t>
+      </w:r>
+      <w:r>
+        <w:rPr>
+          <w:rFonts w:asciiTheme="minorBidi" w:eastAsia="Alef" w:hAnsiTheme="minorBidi" w:cstheme="minorBidi"/>
+          <w:sz w:val="28"/>
+          <w:szCs w:val="28"/>
+          <w:shd w:val="clear" w:color="auto" w:fill="F8F9FA"/>
+          <w:lang w:val="en-US"/>
+        </w:rPr>
+        <w:t xml:space="preserve"> (Extracellular Region) </w:t>
+      </w:r>
+      <w:r>
+        <w:rPr>
+          <w:rFonts w:asciiTheme="minorBidi" w:eastAsia="Alef" w:hAnsiTheme="minorBidi" w:cstheme="minorBidi" w:hint="cs"/>
+          <w:sz w:val="28"/>
+          <w:szCs w:val="28"/>
+          <w:shd w:val="clear" w:color="auto" w:fill="F8F9FA"/>
+          <w:rtl/>
+        </w:rPr>
+        <w:t xml:space="preserve"> </w:t>
+      </w:r>
+      <w:r>
+        <w:rPr>
+          <w:rFonts w:asciiTheme="minorBidi" w:eastAsia="Alef" w:hAnsiTheme="minorBidi" w:cstheme="minorBidi"/>
+          <w:sz w:val="28"/>
+          <w:szCs w:val="28"/>
+          <w:shd w:val="clear" w:color="auto" w:fill="F8F9FA"/>
+          <w:rtl/>
+        </w:rPr>
+        <w:t>משתרע משארית 25 ועד</w:t>
+      </w:r>
+      <w:r>
+        <w:rPr>
+          <w:rFonts w:asciiTheme="minorBidi" w:eastAsia="Alef" w:hAnsiTheme="minorBidi" w:cstheme="minorBidi" w:hint="cs"/>
+          <w:sz w:val="28"/>
+          <w:szCs w:val="28"/>
+          <w:shd w:val="clear" w:color="auto" w:fill="F8F9FA"/>
+          <w:rtl/>
+        </w:rPr>
+        <w:t xml:space="preserve"> שארית 645. אזור זה מחלוק לארבעה דומיינים (</w:t>
+      </w:r>
+      <w:r>
+        <w:rPr>
+          <w:rFonts w:asciiTheme="minorBidi" w:eastAsia="Alef" w:hAnsiTheme="minorBidi" w:cstheme="minorBidi"/>
+          <w:sz w:val="28"/>
+          <w:szCs w:val="28"/>
+          <w:shd w:val="clear" w:color="auto" w:fill="F8F9FA"/>
+          <w:lang w:val="en-US"/>
+        </w:rPr>
+        <w:t>I</w:t>
+      </w:r>
+      <w:r>
+        <w:rPr>
+          <w:rFonts w:asciiTheme="minorBidi" w:eastAsia="Alef" w:hAnsiTheme="minorBidi" w:cstheme="minorBidi" w:hint="cs"/>
+          <w:sz w:val="28"/>
+          <w:szCs w:val="28"/>
+          <w:shd w:val="clear" w:color="auto" w:fill="F8F9FA"/>
+          <w:rtl/>
+          <w:lang w:val="en-US"/>
+        </w:rPr>
+        <w:t>-</w:t>
+      </w:r>
+      <w:r>
+        <w:rPr>
+          <w:rFonts w:asciiTheme="minorBidi" w:eastAsia="Alef" w:hAnsiTheme="minorBidi" w:cstheme="minorBidi"/>
+          <w:sz w:val="28"/>
+          <w:szCs w:val="28"/>
+          <w:shd w:val="clear" w:color="auto" w:fill="F8F9FA"/>
+          <w:lang w:val="en-US"/>
+        </w:rPr>
+        <w:t>(IV</w:t>
+      </w:r>
+      <w:r>
+        <w:rPr>
+          <w:rFonts w:asciiTheme="minorBidi" w:eastAsia="Alef" w:hAnsiTheme="minorBidi" w:cstheme="minorBidi" w:hint="cs"/>
+          <w:sz w:val="28"/>
+          <w:szCs w:val="28"/>
+          <w:shd w:val="clear" w:color="auto" w:fill="F8F9FA"/>
+          <w:rtl/>
+        </w:rPr>
+        <w:t xml:space="preserve">, כאשר דומיינים </w:t>
+      </w:r>
+      <w:r>
+        <w:rPr>
+          <w:rFonts w:asciiTheme="minorBidi" w:eastAsia="Alef" w:hAnsiTheme="minorBidi" w:cstheme="minorBidi"/>
+          <w:sz w:val="28"/>
+          <w:szCs w:val="28"/>
+          <w:shd w:val="clear" w:color="auto" w:fill="F8F9FA"/>
+          <w:lang w:val="en-US"/>
+        </w:rPr>
+        <w:t>I</w:t>
+      </w:r>
+      <w:r>
+        <w:rPr>
+          <w:rFonts w:asciiTheme="minorBidi" w:eastAsia="Alef" w:hAnsiTheme="minorBidi" w:cstheme="minorBidi" w:hint="cs"/>
+          <w:sz w:val="28"/>
+          <w:szCs w:val="28"/>
+          <w:shd w:val="clear" w:color="auto" w:fill="F8F9FA"/>
+          <w:rtl/>
+          <w:lang w:val="en-US"/>
+        </w:rPr>
+        <w:t xml:space="preserve"> ו-</w:t>
+      </w:r>
+      <w:r>
+        <w:rPr>
+          <w:rFonts w:asciiTheme="minorBidi" w:eastAsia="Alef" w:hAnsiTheme="minorBidi" w:cstheme="minorBidi"/>
+          <w:sz w:val="28"/>
+          <w:szCs w:val="28"/>
+          <w:shd w:val="clear" w:color="auto" w:fill="F8F9FA"/>
+          <w:lang w:val="en-US"/>
+        </w:rPr>
+        <w:t>III</w:t>
+      </w:r>
+      <w:r>
+        <w:rPr>
+          <w:rFonts w:asciiTheme="minorBidi" w:eastAsia="Alef" w:hAnsiTheme="minorBidi" w:cstheme="minorBidi" w:hint="cs"/>
+          <w:sz w:val="28"/>
+          <w:szCs w:val="28"/>
+          <w:shd w:val="clear" w:color="auto" w:fill="F8F9FA"/>
+          <w:rtl/>
+          <w:lang w:val="en-US"/>
+        </w:rPr>
+        <w:t xml:space="preserve"> אחראים על קשירת הליגנד, ודומיין </w:t>
+      </w:r>
+      <w:r>
+        <w:rPr>
+          <w:rFonts w:asciiTheme="minorBidi" w:eastAsia="Alef" w:hAnsiTheme="minorBidi" w:cstheme="minorBidi"/>
+          <w:sz w:val="28"/>
+          <w:szCs w:val="28"/>
+          <w:shd w:val="clear" w:color="auto" w:fill="F8F9FA"/>
+          <w:lang w:val="en-US"/>
+        </w:rPr>
+        <w:t>II</w:t>
+      </w:r>
+      <w:r>
+        <w:rPr>
+          <w:rFonts w:asciiTheme="minorBidi" w:eastAsia="Alef" w:hAnsiTheme="minorBidi" w:cstheme="minorBidi" w:hint="cs"/>
+          <w:sz w:val="28"/>
+          <w:szCs w:val="28"/>
+          <w:shd w:val="clear" w:color="auto" w:fill="F8F9FA"/>
+          <w:rtl/>
+          <w:lang w:val="en-US"/>
+        </w:rPr>
+        <w:t xml:space="preserve"> מאפשר לשני קולטנים להיצד זה לזה. </w:t>
+      </w:r>
+      <w:r>
+        <w:rPr>
+          <w:rFonts w:asciiTheme="minorBidi" w:eastAsia="Alef" w:hAnsiTheme="minorBidi" w:cstheme="minorBidi"/>
+          <w:sz w:val="28"/>
+          <w:szCs w:val="28"/>
+          <w:shd w:val="clear" w:color="auto" w:fill="F8F9FA"/>
+          <w:rtl/>
+        </w:rPr>
+        <w:t>לאחר קשירת הליגנד, הקולטן עובר שינוי מבני המעביר את האות דרך הדומיין הטרנס-ממברנלי (שאריות 646–668), המעגן את החלבון בתוך הממברנה ומקשר בין הסביבה החוץ-תאית לציטופלזמה</w:t>
+      </w:r>
+      <w:r>
+        <w:rPr>
+          <w:rFonts w:asciiTheme="minorBidi" w:eastAsia="Alef" w:hAnsiTheme="minorBidi" w:cstheme="minorBidi"/>
+          <w:sz w:val="28"/>
+          <w:szCs w:val="28"/>
+          <w:shd w:val="clear" w:color="auto" w:fill="F8F9FA"/>
+          <w:lang w:val="en-US"/>
+        </w:rPr>
+        <w:t>.</w:t>
+      </w:r>
+    </w:p>
+    <w:p>
+      <w:pPr>
+        <w:bidi/>
+        <w:rPr>
+          <w:rFonts w:asciiTheme="minorBidi" w:eastAsia="Alef" w:hAnsiTheme="minorBidi" w:cstheme="minorBidi"/>
+          <w:sz w:val="28"/>
+          <w:szCs w:val="28"/>
+          <w:shd w:val="clear" w:color="auto" w:fill="F8F9FA"/>
+          <w:lang w:val="en-US"/>
+        </w:rPr>
+      </w:pPr>
+      <w:r>
+        <w:rPr>
+          <w:rFonts w:asciiTheme="minorBidi" w:eastAsia="Alef" w:hAnsiTheme="minorBidi" w:cstheme="minorBidi"/>
+          <w:sz w:val="28"/>
+          <w:szCs w:val="28"/>
+          <w:shd w:val="clear" w:color="auto" w:fill="F8F9FA"/>
+          <w:rtl/>
+        </w:rPr>
+        <w:t>בצדו התוך-תאי של הקרום נמצא דומיין הטירוזין קינאז (שאריות 713–973), המהווה את הלב התפקודי של החלבון. דומיין זה מתפקד כאנזים המזרז הוספת קבוצות פוספט לחלבונים אחרים ולעצמו. בתוך דומיין הקינאז קיימים אזורים רגישים במיוחד,</w:t>
+      </w:r>
+      <w:r>
+        <w:rPr>
+          <w:rFonts w:asciiTheme="minorBidi" w:eastAsia="Alef" w:hAnsiTheme="minorBidi" w:cstheme="minorBidi" w:hint="cs"/>
+          <w:sz w:val="28"/>
+          <w:szCs w:val="28"/>
+          <w:shd w:val="clear" w:color="auto" w:fill="F8F9FA"/>
+          <w:rtl/>
+        </w:rPr>
+        <w:t xml:space="preserve"> כמו ה</w:t>
+      </w:r>
+      <w:r>
+        <w:rPr>
+          <w:rFonts w:asciiTheme="minorBidi" w:eastAsia="Alef" w:hAnsiTheme="minorBidi" w:cstheme="minorBidi"/>
+          <w:sz w:val="28"/>
+          <w:szCs w:val="28"/>
+          <w:shd w:val="clear" w:color="auto" w:fill="F8F9FA"/>
+          <w:lang w:val="en-US"/>
+        </w:rPr>
+        <w:t>P loop</w:t>
+      </w:r>
+      <w:r>
+        <w:rPr>
+          <w:rFonts w:asciiTheme="minorBidi" w:eastAsia="Alef" w:hAnsiTheme="minorBidi" w:cstheme="minorBidi" w:hint="cs"/>
+          <w:sz w:val="28"/>
+          <w:szCs w:val="28"/>
+          <w:shd w:val="clear" w:color="auto" w:fill="F8F9FA"/>
+          <w:rtl/>
+          <w:lang w:val="en-US"/>
+        </w:rPr>
+        <w:t>(שאריות 741-750) האחראי על קשירת מולקולת ה</w:t>
+      </w:r>
+      <w:r>
+        <w:rPr>
+          <w:rFonts w:asciiTheme="minorBidi" w:eastAsia="Alef" w:hAnsiTheme="minorBidi" w:cstheme="minorBidi"/>
+          <w:sz w:val="28"/>
+          <w:szCs w:val="28"/>
+          <w:shd w:val="clear" w:color="auto" w:fill="F8F9FA"/>
+          <w:lang w:val="en-US"/>
+        </w:rPr>
+        <w:t>ATP</w:t>
+      </w:r>
+      <w:r>
+        <w:rPr>
+          <w:rFonts w:asciiTheme="minorBidi" w:eastAsia="Alef" w:hAnsiTheme="minorBidi" w:cstheme="minorBidi" w:hint="cs"/>
+          <w:sz w:val="28"/>
+          <w:szCs w:val="28"/>
+          <w:shd w:val="clear" w:color="auto" w:fill="F8F9FA"/>
+          <w:rtl/>
+          <w:lang w:val="en-US"/>
+        </w:rPr>
+        <w:t>.</w:t>
+      </w:r>
+      <w:r>
+        <w:rPr>
+          <w:rFonts w:asciiTheme="minorBidi" w:eastAsia="Alef" w:hAnsiTheme="minorBidi" w:cstheme="minorBidi"/>
+          <w:sz w:val="28"/>
+          <w:szCs w:val="28"/>
+          <w:shd w:val="clear" w:color="auto" w:fill="F8F9FA"/>
+          <w:rtl/>
+        </w:rPr>
+        <w:t xml:space="preserve"> מוטציות רבות המזוהות עם מחלת הסרטן</w:t>
+      </w:r>
+      <w:r>
+        <w:rPr>
+          <w:rFonts w:asciiTheme="minorBidi" w:eastAsia="Alef" w:hAnsiTheme="minorBidi" w:cstheme="minorBidi"/>
+          <w:sz w:val="28"/>
+          <w:szCs w:val="28"/>
+          <w:shd w:val="clear" w:color="auto" w:fill="F8F9FA"/>
+          <w:lang w:val="en-US"/>
+        </w:rPr>
+        <w:t xml:space="preserve"> </w:t>
+      </w:r>
+      <w:r>
+        <w:rPr>
+          <w:rFonts w:asciiTheme="minorBidi" w:eastAsia="Alef" w:hAnsiTheme="minorBidi" w:cstheme="minorBidi"/>
+          <w:sz w:val="28"/>
+          <w:szCs w:val="28"/>
+          <w:shd w:val="clear" w:color="auto" w:fill="F8F9FA"/>
+          <w:rtl/>
+        </w:rPr>
+        <w:t xml:space="preserve">מתרחשות בדיוק באזורים אלו. שינויים אלו בשאריות </w:t>
+      </w:r>
+      <w:r>
+        <w:rPr>
+          <w:rFonts w:asciiTheme="minorBidi" w:eastAsia="Alef" w:hAnsiTheme="minorBidi" w:cstheme="minorBidi" w:hint="cs"/>
+          <w:sz w:val="28"/>
+          <w:szCs w:val="28"/>
+          <w:shd w:val="clear" w:color="auto" w:fill="F8F9FA"/>
+          <w:rtl/>
+          <w:lang w:val="en-US"/>
+        </w:rPr>
+        <w:t>אלה</w:t>
+      </w:r>
+      <w:r>
+        <w:rPr>
+          <w:rFonts w:asciiTheme="minorBidi" w:eastAsia="Alef" w:hAnsiTheme="minorBidi" w:cstheme="minorBidi"/>
+          <w:sz w:val="28"/>
+          <w:szCs w:val="28"/>
+          <w:shd w:val="clear" w:color="auto" w:fill="F8F9FA"/>
+          <w:rtl/>
+        </w:rPr>
+        <w:t xml:space="preserve"> גורמים לחלבון "להיתקע" במצב פעיל באופן קבוע, ללא צורך בליגנד, ובכך משדרים לתא פקודות חלוקה בלתי פוסקות</w:t>
+      </w:r>
+      <w:r>
+        <w:rPr>
+          <w:rFonts w:asciiTheme="minorBidi" w:eastAsia="Alef" w:hAnsiTheme="minorBidi" w:cstheme="minorBidi"/>
+          <w:sz w:val="28"/>
+          <w:szCs w:val="28"/>
+          <w:shd w:val="clear" w:color="auto" w:fill="F8F9FA"/>
+          <w:lang w:val="en-US"/>
+        </w:rPr>
+        <w:t>.</w:t>
+      </w:r>
+    </w:p>
+    <w:p>
+      <w:pPr>
+        <w:bidi/>
+        <w:rPr>
+          <w:rFonts w:asciiTheme="minorBidi" w:eastAsia="Alef" w:hAnsiTheme="minorBidi" w:cstheme="minorBidi"/>
+          <w:sz w:val="28"/>
+          <w:szCs w:val="28"/>
+          <w:shd w:val="clear" w:color="auto" w:fill="F8F9FA"/>
+          <w:rtl/>
+          <w:lang w:val="en-US"/>
+        </w:rPr>
+      </w:pPr>
+      <w:r>
+        <w:rPr>
+          <w:rFonts w:asciiTheme="minorBidi" w:eastAsia="Alef" w:hAnsiTheme="minorBidi" w:cstheme="minorBidi"/>
+          <w:sz w:val="28"/>
+          <w:szCs w:val="28"/>
+          <w:shd w:val="clear" w:color="auto" w:fill="F8F9FA"/>
+          <w:rtl/>
+        </w:rPr>
+        <w:t>החלק ה</w:t>
+      </w:r>
+      <w:r>
+        <w:rPr>
+          <w:rFonts w:asciiTheme="minorBidi" w:eastAsia="Alef" w:hAnsiTheme="minorBidi" w:cstheme="minorBidi" w:hint="cs"/>
+          <w:sz w:val="28"/>
+          <w:szCs w:val="28"/>
+          <w:shd w:val="clear" w:color="auto" w:fill="F8F9FA"/>
+          <w:rtl/>
+        </w:rPr>
+        <w:t>אחרון</w:t>
+      </w:r>
+      <w:r>
+        <w:rPr>
+          <w:rFonts w:asciiTheme="minorBidi" w:eastAsia="Alef" w:hAnsiTheme="minorBidi" w:cstheme="minorBidi"/>
+          <w:sz w:val="28"/>
+          <w:szCs w:val="28"/>
+          <w:shd w:val="clear" w:color="auto" w:fill="F8F9FA"/>
+          <w:rtl/>
+        </w:rPr>
+        <w:t xml:space="preserve"> של החלבון הוא</w:t>
+      </w:r>
+      <w:r>
+        <w:rPr>
+          <w:rFonts w:asciiTheme="minorBidi" w:eastAsia="Alef" w:hAnsiTheme="minorBidi" w:cstheme="minorBidi" w:hint="cs"/>
+          <w:sz w:val="28"/>
+          <w:szCs w:val="28"/>
+          <w:shd w:val="clear" w:color="auto" w:fill="F8F9FA"/>
+          <w:rtl/>
+        </w:rPr>
+        <w:t xml:space="preserve"> הקצה ה </w:t>
+      </w:r>
+      <w:r>
+        <w:rPr>
+          <w:rFonts w:asciiTheme="minorBidi" w:eastAsia="Alef" w:hAnsiTheme="minorBidi" w:cstheme="minorBidi"/>
+          <w:sz w:val="28"/>
+          <w:szCs w:val="28"/>
+          <w:shd w:val="clear" w:color="auto" w:fill="F8F9FA"/>
+          <w:lang w:val="en-US"/>
+        </w:rPr>
+        <w:t>C</w:t>
+      </w:r>
+      <w:r>
+        <w:rPr>
+          <w:rFonts w:asciiTheme="minorBidi" w:eastAsia="Alef" w:hAnsiTheme="minorBidi" w:cstheme="minorBidi" w:hint="cs"/>
+          <w:sz w:val="28"/>
+          <w:szCs w:val="28"/>
+          <w:shd w:val="clear" w:color="auto" w:fill="F8F9FA"/>
+          <w:rtl/>
+          <w:lang w:val="en-US"/>
+        </w:rPr>
+        <w:t xml:space="preserve"> טרמינלי המשתרע משארית 974 ועד סוף הרצף בשארית 1210.</w:t>
+      </w:r>
+      <w:r>
+        <w:rPr>
+          <w:rFonts w:asciiTheme="minorBidi" w:eastAsia="Alef" w:hAnsiTheme="minorBidi" w:cstheme="minorBidi"/>
+          <w:sz w:val="28"/>
+          <w:szCs w:val="28"/>
+          <w:shd w:val="clear" w:color="auto" w:fill="F8F9FA"/>
+          <w:rtl/>
+        </w:rPr>
+        <w:t xml:space="preserve"> אזור זה הוא גמיש וארוך במיוחד, ותפקידו המרכזי הוא לשמש כלוח בקרה להעברת האותות. הוא כולל מספר שאריות טירוזין ספציפיות העוברות זרחון עצמי</w:t>
+      </w:r>
+      <w:r>
+        <w:rPr>
+          <w:rFonts w:asciiTheme="minorBidi" w:eastAsia="Alef" w:hAnsiTheme="minorBidi" w:cstheme="minorBidi"/>
+          <w:sz w:val="28"/>
+          <w:szCs w:val="28"/>
+          <w:shd w:val="clear" w:color="auto" w:fill="F8F9FA"/>
+          <w:lang w:val="en-US"/>
+        </w:rPr>
+        <w:t xml:space="preserve"> (Autophosphorylation) </w:t>
+      </w:r>
+      <w:r>
+        <w:rPr>
+          <w:rFonts w:asciiTheme="minorBidi" w:eastAsia="Alef" w:hAnsiTheme="minorBidi" w:cstheme="minorBidi"/>
+          <w:sz w:val="28"/>
+          <w:szCs w:val="28"/>
+          <w:shd w:val="clear" w:color="auto" w:fill="F8F9FA"/>
+          <w:rtl/>
+        </w:rPr>
+        <w:t>לאחר הפעלת הקולטן. שאריות אלו משמשות כאתרי עגינה לחלבוני העברת אותות במורד הזרם, אשר מזהים את הפוספט ומתחילים את שרשרת התגובות המובילה לחלוקת התא. מוטציות מסוימות המתרחשות בדומיין הקינאז משפיעות באופן אלוסטרי על הנגישות של הקצה</w:t>
+      </w:r>
+      <w:r>
+        <w:rPr>
+          <w:rFonts w:asciiTheme="minorBidi" w:eastAsia="Alef" w:hAnsiTheme="minorBidi" w:cstheme="minorBidi" w:hint="cs"/>
+          <w:sz w:val="28"/>
+          <w:szCs w:val="28"/>
+          <w:shd w:val="clear" w:color="auto" w:fill="F8F9FA"/>
+          <w:rtl/>
+        </w:rPr>
+        <w:t xml:space="preserve"> ה </w:t>
+      </w:r>
+      <w:r>
+        <w:rPr>
+          <w:rFonts w:asciiTheme="minorBidi" w:eastAsia="Alef" w:hAnsiTheme="minorBidi" w:cstheme="minorBidi"/>
+          <w:sz w:val="28"/>
+          <w:szCs w:val="28"/>
+          <w:shd w:val="clear" w:color="auto" w:fill="F8F9FA"/>
+          <w:lang w:val="en-US"/>
+        </w:rPr>
+        <w:t>C</w:t>
+      </w:r>
+      <w:r>
+        <w:rPr>
+          <w:rFonts w:asciiTheme="minorBidi" w:eastAsia="Alef" w:hAnsiTheme="minorBidi" w:cstheme="minorBidi" w:hint="cs"/>
+          <w:sz w:val="28"/>
+          <w:szCs w:val="28"/>
+          <w:shd w:val="clear" w:color="auto" w:fill="F8F9FA"/>
+          <w:rtl/>
+          <w:lang w:val="en-US"/>
+        </w:rPr>
+        <w:t xml:space="preserve"> טרמינלי</w:t>
+      </w:r>
+      <w:r>
+        <w:rPr>
+          <w:rFonts w:asciiTheme="minorBidi" w:eastAsia="Alef" w:hAnsiTheme="minorBidi" w:cstheme="minorBidi"/>
+          <w:sz w:val="28"/>
+          <w:szCs w:val="28"/>
+          <w:shd w:val="clear" w:color="auto" w:fill="F8F9FA"/>
+          <w:rtl/>
+        </w:rPr>
+        <w:t>, ובכך מגבירות עוד יותר את עוצמת האות הסרטני המועבר לגרעין התא</w:t>
+      </w:r>
+      <w:r>
+        <w:rPr>
+          <w:rFonts w:asciiTheme="minorBidi" w:eastAsia="Alef" w:hAnsiTheme="minorBidi" w:cstheme="minorBidi"/>
+          <w:sz w:val="28"/>
+          <w:szCs w:val="28"/>
+          <w:shd w:val="clear" w:color="auto" w:fill="F8F9FA"/>
+          <w:lang w:val="en-US"/>
+        </w:rPr>
+        <w:t>.</w:t>
+      </w:r>
+    </w:p>
+    <w:p>
+      <w:pPr>
+        <w:bidi/>
+        <w:rPr>
+          <w:rFonts w:asciiTheme="minorBidi" w:eastAsia="Alef" w:hAnsiTheme="minorBidi" w:cstheme="minorBidi"/>
+          <w:sz w:val="28"/>
+          <w:szCs w:val="28"/>
+          <w:shd w:val="clear" w:color="auto" w:fill="F8F9FA"/>
+          <w:rtl/>
+          <w:lang w:val="en-US"/>
+        </w:rPr>
+      </w:pPr>
+    </w:p>
+    <w:tbl>
+      <w:tblPr>
+        <w:bidiVisual/>
+        <w:tblW w:w="0" w:type="auto"/>
+        <w:tblCellSpacing w:w="15" w:type="dxa"/>
+        <w:tblCellMar>
+          <w:left w:w="0" w:type="dxa"/>
+          <w:right w:w="0" w:type="dxa"/>
+        </w:tblCellMar>
+        <w:tblLook w:val="04A0" w:firstRow="1" w:lastRow="0" w:firstColumn="1" w:lastColumn="0" w:noHBand="0" w:noVBand="1"/>
+      </w:tblPr>
+      <w:tblGrid>
+        <w:gridCol w:w="2827"/>
+        <w:gridCol w:w="1541"/>
+        <w:gridCol w:w="4645"/>
+      </w:tblGrid>
+      <w:tr>
+        <w:trPr>
+          <w:tblHeader/>
+          <w:tblCellSpacing w:w="15" w:type="dxa"/>
+        </w:trPr>
+        <w:tc>
+          <w:tcPr>
+            <w:tcW w:w="0" w:type="auto"/>
+            <w:tcBorders>
+              <w:top w:val="single" w:sz="6" w:space="0" w:color="auto"/>
+              <w:left w:val="single" w:sz="6" w:space="0" w:color="auto"/>
+              <w:bottom w:val="single" w:sz="6" w:space="0" w:color="auto"/>
+              <w:right w:val="single" w:sz="6" w:space="0" w:color="auto"/>
+            </w:tcBorders>
+            <w:tcMar>
+              <w:top w:w="240" w:type="dxa"/>
+              <w:left w:w="180" w:type="dxa"/>
+              <w:bottom w:w="240" w:type="dxa"/>
+              <w:right w:w="0" w:type="dxa"/>
+            </w:tcMar>
+            <w:vAlign w:val="center"/>
+            <w:hideMark/>
+          </w:tcPr>
+          <w:p>
+            <w:pPr>
+              <w:bidi/>
+              <w:rPr>
+                <w:rFonts w:asciiTheme="minorBidi" w:eastAsia="Alef" w:hAnsiTheme="minorBidi" w:cstheme="minorBidi"/>
+                <w:sz w:val="28"/>
+                <w:szCs w:val="28"/>
+                <w:shd w:val="clear" w:color="auto" w:fill="F8F9FA"/>
+                <w:lang w:val="en-US"/>
+              </w:rPr>
+            </w:pPr>
+            <w:r>
+              <w:rPr>
+                <w:rFonts w:asciiTheme="minorBidi" w:eastAsia="Alef" w:hAnsiTheme="minorBidi" w:cstheme="minorBidi"/>
+                <w:b/>
+                <w:bCs/>
+                <w:sz w:val="28"/>
+                <w:szCs w:val="28"/>
+                <w:shd w:val="clear" w:color="auto" w:fill="F8F9FA"/>
+                <w:rtl/>
+                <w:lang w:val="en-US"/>
+              </w:rPr>
+              <w:t>שם הדומיין / תת-אזור</w:t>
+            </w:r>
+          </w:p>
+        </w:tc>
+        <w:tc>
+          <w:tcPr>
+            <w:tcW w:w="0" w:type="auto"/>
+            <w:tcBorders>
+              <w:top w:val="single" w:sz="6" w:space="0" w:color="auto"/>
+              <w:left w:val="single" w:sz="6" w:space="0" w:color="auto"/>
+              <w:bottom w:val="single" w:sz="6" w:space="0" w:color="auto"/>
+              <w:right w:val="single" w:sz="6" w:space="0" w:color="auto"/>
+            </w:tcBorders>
+            <w:tcMar>
+              <w:top w:w="240" w:type="dxa"/>
+              <w:left w:w="180" w:type="dxa"/>
+              <w:bottom w:w="240" w:type="dxa"/>
+              <w:right w:w="0" w:type="dxa"/>
+            </w:tcMar>
+            <w:vAlign w:val="center"/>
+            <w:hideMark/>
+          </w:tcPr>
+          <w:p>
+            <w:pPr>
+              <w:bidi/>
+              <w:rPr>
+                <w:rFonts w:asciiTheme="minorBidi" w:eastAsia="Alef" w:hAnsiTheme="minorBidi" w:cstheme="minorBidi"/>
+                <w:sz w:val="28"/>
+                <w:szCs w:val="28"/>
+                <w:shd w:val="clear" w:color="auto" w:fill="F8F9FA"/>
+                <w:rtl/>
+                <w:lang w:val="en-US"/>
+              </w:rPr>
+            </w:pPr>
+            <w:r>
+              <w:rPr>
+                <w:rFonts w:asciiTheme="minorBidi" w:eastAsia="Alef" w:hAnsiTheme="minorBidi" w:cstheme="minorBidi"/>
+                <w:b/>
+                <w:bCs/>
+                <w:sz w:val="28"/>
+                <w:szCs w:val="28"/>
+                <w:shd w:val="clear" w:color="auto" w:fill="F8F9FA"/>
+                <w:rtl/>
+                <w:lang w:val="en-US"/>
+              </w:rPr>
+              <w:t>טווח שאריות (</w:t>
+            </w:r>
+            <w:r>
+              <w:rPr>
+                <w:rFonts w:asciiTheme="minorBidi" w:eastAsia="Alef" w:hAnsiTheme="minorBidi" w:cstheme="minorBidi"/>
+                <w:b/>
+                <w:bCs/>
+                <w:sz w:val="28"/>
+                <w:szCs w:val="28"/>
+                <w:shd w:val="clear" w:color="auto" w:fill="F8F9FA"/>
+                <w:lang w:val="en-US"/>
+              </w:rPr>
+              <w:t>AA</w:t>
+            </w:r>
+            <w:r>
+              <w:rPr>
+                <w:rFonts w:asciiTheme="minorBidi" w:eastAsia="Alef" w:hAnsiTheme="minorBidi" w:cstheme="minorBidi"/>
+                <w:b/>
+                <w:bCs/>
+                <w:sz w:val="28"/>
+                <w:szCs w:val="28"/>
+                <w:shd w:val="clear" w:color="auto" w:fill="F8F9FA"/>
+                <w:rtl/>
+                <w:lang w:val="en-US"/>
+              </w:rPr>
+              <w:t>)</w:t>
+            </w:r>
+          </w:p>
+        </w:tc>
+        <w:tc>
+          <w:tcPr>
+            <w:tcW w:w="0" w:type="auto"/>
+            <w:tcBorders>
+              <w:top w:val="single" w:sz="6" w:space="0" w:color="auto"/>
+              <w:left w:val="single" w:sz="6" w:space="0" w:color="auto"/>
+              <w:bottom w:val="single" w:sz="6" w:space="0" w:color="auto"/>
+              <w:right w:val="single" w:sz="6" w:space="0" w:color="auto"/>
+            </w:tcBorders>
+            <w:tcMar>
+              <w:top w:w="240" w:type="dxa"/>
+              <w:left w:w="0" w:type="dxa"/>
+              <w:bottom w:w="240" w:type="dxa"/>
+              <w:right w:w="0" w:type="dxa"/>
+            </w:tcMar>
+            <w:vAlign w:val="center"/>
+            <w:hideMark/>
+          </w:tcPr>
+          <w:p>
+            <w:pPr>
+              <w:bidi/>
+              <w:rPr>
+                <w:rFonts w:asciiTheme="minorBidi" w:eastAsia="Alef" w:hAnsiTheme="minorBidi" w:cstheme="minorBidi"/>
+                <w:sz w:val="28"/>
+                <w:szCs w:val="28"/>
+                <w:shd w:val="clear" w:color="auto" w:fill="F8F9FA"/>
+                <w:rtl/>
+                <w:lang w:val="en-US"/>
+              </w:rPr>
+            </w:pPr>
+            <w:r>
+              <w:rPr>
+                <w:rFonts w:asciiTheme="minorBidi" w:eastAsia="Alef" w:hAnsiTheme="minorBidi" w:cstheme="minorBidi"/>
+                <w:b/>
+                <w:bCs/>
+                <w:sz w:val="28"/>
+                <w:szCs w:val="28"/>
+                <w:shd w:val="clear" w:color="auto" w:fill="F8F9FA"/>
+                <w:rtl/>
+                <w:lang w:val="en-US"/>
+              </w:rPr>
+              <w:t>תפקיד ביולוגי ותפקודי</w:t>
+            </w:r>
+          </w:p>
+        </w:tc>
+      </w:tr>
+      <w:tr>
+        <w:trPr>
+          <w:tblCellSpacing w:w="15" w:type="dxa"/>
+        </w:trPr>
+        <w:tc>
+          <w:tcPr>
+            <w:tcW w:w="0" w:type="auto"/>
+            <w:tcBorders>
+              <w:top w:val="single" w:sz="6" w:space="0" w:color="auto"/>
+              <w:left w:val="single" w:sz="6" w:space="0" w:color="auto"/>
+              <w:bottom w:val="single" w:sz="6" w:space="0" w:color="auto"/>
+              <w:right w:val="single" w:sz="6" w:space="0" w:color="auto"/>
+            </w:tcBorders>
+            <w:tcMar>
+              <w:top w:w="240" w:type="dxa"/>
+              <w:left w:w="180" w:type="dxa"/>
+              <w:bottom w:w="240" w:type="dxa"/>
+              <w:right w:w="0" w:type="dxa"/>
+            </w:tcMar>
+            <w:vAlign w:val="center"/>
+            <w:hideMark/>
+          </w:tcPr>
+          <w:p>
+            <w:pPr>
+              <w:bidi/>
+              <w:rPr>
+                <w:rFonts w:asciiTheme="minorBidi" w:eastAsia="Alef" w:hAnsiTheme="minorBidi" w:cstheme="minorBidi"/>
+                <w:sz w:val="28"/>
+                <w:szCs w:val="28"/>
+                <w:shd w:val="clear" w:color="auto" w:fill="F8F9FA"/>
+                <w:rtl/>
+                <w:lang w:val="en-US"/>
+              </w:rPr>
+            </w:pPr>
+            <w:r>
+              <w:rPr>
+                <w:rFonts w:asciiTheme="minorBidi" w:eastAsia="Alef" w:hAnsiTheme="minorBidi" w:cstheme="minorBidi"/>
+                <w:b/>
+                <w:bCs/>
+                <w:sz w:val="28"/>
+                <w:szCs w:val="28"/>
+                <w:shd w:val="clear" w:color="auto" w:fill="F8F9FA"/>
+                <w:lang w:val="en-US"/>
+              </w:rPr>
+              <w:t>Signal Peptide</w:t>
+            </w:r>
+          </w:p>
+        </w:tc>
+        <w:tc>
+          <w:tcPr>
+            <w:tcW w:w="0" w:type="auto"/>
+            <w:tcBorders>
+              <w:top w:val="single" w:sz="6" w:space="0" w:color="auto"/>
+              <w:left w:val="single" w:sz="6" w:space="0" w:color="auto"/>
+              <w:bottom w:val="single" w:sz="6" w:space="0" w:color="auto"/>
+              <w:right w:val="single" w:sz="6" w:space="0" w:color="auto"/>
+            </w:tcBorders>
+            <w:tcMar>
+              <w:top w:w="240" w:type="dxa"/>
+              <w:left w:w="180" w:type="dxa"/>
+              <w:bottom w:w="240" w:type="dxa"/>
+              <w:right w:w="0" w:type="dxa"/>
+            </w:tcMar>
+            <w:vAlign w:val="center"/>
+            <w:hideMark/>
+          </w:tcPr>
+          <w:p>
+            <w:pPr>
+              <w:bidi/>
+              <w:rPr>
+                <w:rFonts w:asciiTheme="minorBidi" w:eastAsia="Alef" w:hAnsiTheme="minorBidi" w:cstheme="minorBidi"/>
+                <w:sz w:val="28"/>
+                <w:szCs w:val="28"/>
+                <w:shd w:val="clear" w:color="auto" w:fill="F8F9FA"/>
+                <w:rtl/>
+                <w:lang w:val="en-US"/>
+              </w:rPr>
+            </w:pPr>
+            <w:r>
+              <w:rPr>
+                <w:rFonts w:asciiTheme="minorBidi" w:eastAsia="Alef" w:hAnsiTheme="minorBidi" w:cstheme="minorBidi"/>
+                <w:sz w:val="28"/>
+                <w:szCs w:val="28"/>
+                <w:shd w:val="clear" w:color="auto" w:fill="F8F9FA"/>
+                <w:rtl/>
+                <w:lang w:val="en-US"/>
+              </w:rPr>
+              <w:t>1–24</w:t>
+            </w:r>
+          </w:p>
+        </w:tc>
+        <w:tc>
+          <w:tcPr>
+            <w:tcW w:w="0" w:type="auto"/>
+            <w:tcBorders>
+              <w:top w:val="single" w:sz="6" w:space="0" w:color="auto"/>
+              <w:left w:val="single" w:sz="6" w:space="0" w:color="auto"/>
+              <w:bottom w:val="single" w:sz="6" w:space="0" w:color="auto"/>
+              <w:right w:val="single" w:sz="6" w:space="0" w:color="auto"/>
+            </w:tcBorders>
+            <w:tcMar>
+              <w:top w:w="240" w:type="dxa"/>
+              <w:left w:w="0" w:type="dxa"/>
+              <w:bottom w:w="240" w:type="dxa"/>
+              <w:right w:w="0" w:type="dxa"/>
+            </w:tcMar>
+            <w:vAlign w:val="center"/>
+            <w:hideMark/>
+          </w:tcPr>
+          <w:p>
+            <w:pPr>
+              <w:bidi/>
+              <w:rPr>
+                <w:rFonts w:asciiTheme="minorBidi" w:eastAsia="Alef" w:hAnsiTheme="minorBidi" w:cstheme="minorBidi"/>
+                <w:sz w:val="28"/>
+                <w:szCs w:val="28"/>
+                <w:shd w:val="clear" w:color="auto" w:fill="F8F9FA"/>
+                <w:rtl/>
+                <w:lang w:val="en-US"/>
+              </w:rPr>
+            </w:pPr>
+            <w:r>
+              <w:rPr>
+                <w:rFonts w:asciiTheme="minorBidi" w:eastAsia="Alef" w:hAnsiTheme="minorBidi" w:cstheme="minorBidi"/>
+                <w:sz w:val="28"/>
+                <w:szCs w:val="28"/>
+                <w:shd w:val="clear" w:color="auto" w:fill="F8F9FA"/>
+                <w:rtl/>
+                <w:lang w:val="en-US"/>
+              </w:rPr>
+              <w:t>רצף הכוונה קצר האחראי על ניתוב החלבון לממברנה; נחתך מהחלבון המוגמר.</w:t>
+            </w:r>
+          </w:p>
+        </w:tc>
+      </w:tr>
+      <w:tr>
+        <w:trPr>
+          <w:tblCellSpacing w:w="15" w:type="dxa"/>
+        </w:trPr>
+        <w:tc>
+          <w:tcPr>
+            <w:tcW w:w="0" w:type="auto"/>
+            <w:tcBorders>
+              <w:top w:val="single" w:sz="6" w:space="0" w:color="auto"/>
+              <w:left w:val="single" w:sz="6" w:space="0" w:color="auto"/>
+              <w:bottom w:val="single" w:sz="6" w:space="0" w:color="auto"/>
+              <w:right w:val="single" w:sz="6" w:space="0" w:color="auto"/>
+            </w:tcBorders>
+            <w:tcMar>
+              <w:top w:w="240" w:type="dxa"/>
+              <w:left w:w="180" w:type="dxa"/>
+              <w:bottom w:w="240" w:type="dxa"/>
+              <w:right w:w="0" w:type="dxa"/>
+            </w:tcMar>
+            <w:vAlign w:val="center"/>
+            <w:hideMark/>
+          </w:tcPr>
+          <w:p>
+            <w:pPr>
+              <w:bidi/>
+              <w:rPr>
+                <w:rFonts w:asciiTheme="minorBidi" w:eastAsia="Alef" w:hAnsiTheme="minorBidi" w:cstheme="minorBidi"/>
+                <w:sz w:val="28"/>
+                <w:szCs w:val="28"/>
+                <w:shd w:val="clear" w:color="auto" w:fill="F8F9FA"/>
+                <w:rtl/>
+                <w:lang w:val="en-US"/>
+              </w:rPr>
+            </w:pPr>
+            <w:r>
+              <w:rPr>
+                <w:rFonts w:asciiTheme="minorBidi" w:eastAsia="Alef" w:hAnsiTheme="minorBidi" w:cstheme="minorBidi"/>
+                <w:b/>
+                <w:bCs/>
+                <w:sz w:val="28"/>
+                <w:szCs w:val="28"/>
+                <w:shd w:val="clear" w:color="auto" w:fill="F8F9FA"/>
+                <w:lang w:val="en-US"/>
+              </w:rPr>
+              <w:t>Domain I (L1)</w:t>
+            </w:r>
+          </w:p>
+        </w:tc>
+        <w:tc>
+          <w:tcPr>
+            <w:tcW w:w="0" w:type="auto"/>
+            <w:tcBorders>
+              <w:top w:val="single" w:sz="6" w:space="0" w:color="auto"/>
+              <w:left w:val="single" w:sz="6" w:space="0" w:color="auto"/>
+              <w:bottom w:val="single" w:sz="6" w:space="0" w:color="auto"/>
+              <w:right w:val="single" w:sz="6" w:space="0" w:color="auto"/>
+            </w:tcBorders>
+            <w:tcMar>
+              <w:top w:w="240" w:type="dxa"/>
+              <w:left w:w="180" w:type="dxa"/>
+              <w:bottom w:w="240" w:type="dxa"/>
+              <w:right w:w="0" w:type="dxa"/>
+            </w:tcMar>
+            <w:vAlign w:val="center"/>
+            <w:hideMark/>
+          </w:tcPr>
+          <w:p>
+            <w:pPr>
+              <w:bidi/>
+              <w:rPr>
+                <w:rFonts w:asciiTheme="minorBidi" w:eastAsia="Alef" w:hAnsiTheme="minorBidi" w:cstheme="minorBidi"/>
+                <w:sz w:val="28"/>
+                <w:szCs w:val="28"/>
+                <w:shd w:val="clear" w:color="auto" w:fill="F8F9FA"/>
+                <w:rtl/>
+                <w:lang w:val="en-US"/>
+              </w:rPr>
+            </w:pPr>
+            <w:r>
+              <w:rPr>
+                <w:rFonts w:asciiTheme="minorBidi" w:eastAsia="Alef" w:hAnsiTheme="minorBidi" w:cstheme="minorBidi"/>
+                <w:sz w:val="28"/>
+                <w:szCs w:val="28"/>
+                <w:shd w:val="clear" w:color="auto" w:fill="F8F9FA"/>
+                <w:rtl/>
+                <w:lang w:val="en-US"/>
+              </w:rPr>
+              <w:t>25–189</w:t>
+            </w:r>
+          </w:p>
+        </w:tc>
+        <w:tc>
+          <w:tcPr>
+            <w:tcW w:w="0" w:type="auto"/>
+            <w:tcBorders>
+              <w:top w:val="single" w:sz="6" w:space="0" w:color="auto"/>
+              <w:left w:val="single" w:sz="6" w:space="0" w:color="auto"/>
+              <w:bottom w:val="single" w:sz="6" w:space="0" w:color="auto"/>
+              <w:right w:val="single" w:sz="6" w:space="0" w:color="auto"/>
+            </w:tcBorders>
+            <w:tcMar>
+              <w:top w:w="240" w:type="dxa"/>
+              <w:left w:w="0" w:type="dxa"/>
+              <w:bottom w:w="240" w:type="dxa"/>
+              <w:right w:w="0" w:type="dxa"/>
+            </w:tcMar>
+            <w:vAlign w:val="center"/>
+            <w:hideMark/>
+          </w:tcPr>
+          <w:p>
+            <w:pPr>
+              <w:bidi/>
+              <w:rPr>
+                <w:rFonts w:asciiTheme="minorBidi" w:eastAsia="Alef" w:hAnsiTheme="minorBidi" w:cstheme="minorBidi"/>
+                <w:sz w:val="28"/>
+                <w:szCs w:val="28"/>
+                <w:shd w:val="clear" w:color="auto" w:fill="F8F9FA"/>
+                <w:rtl/>
+                <w:lang w:val="en-US"/>
+              </w:rPr>
+            </w:pPr>
+            <w:r>
+              <w:rPr>
+                <w:rFonts w:asciiTheme="minorBidi" w:eastAsia="Alef" w:hAnsiTheme="minorBidi" w:cstheme="minorBidi"/>
+                <w:sz w:val="28"/>
+                <w:szCs w:val="28"/>
+                <w:shd w:val="clear" w:color="auto" w:fill="F8F9FA"/>
+                <w:rtl/>
+                <w:lang w:val="en-US"/>
+              </w:rPr>
+              <w:t>חלק מהמבנה החוץ-תאי היוצר את אתר הקישור הראשוני לליגנד (</w:t>
+            </w:r>
+            <w:r>
+              <w:rPr>
+                <w:rFonts w:asciiTheme="minorBidi" w:eastAsia="Alef" w:hAnsiTheme="minorBidi" w:cstheme="minorBidi"/>
+                <w:sz w:val="28"/>
+                <w:szCs w:val="28"/>
+                <w:shd w:val="clear" w:color="auto" w:fill="F8F9FA"/>
+                <w:lang w:val="en-US"/>
+              </w:rPr>
+              <w:t>EGF</w:t>
+            </w:r>
+            <w:r>
+              <w:rPr>
+                <w:rFonts w:asciiTheme="minorBidi" w:eastAsia="Alef" w:hAnsiTheme="minorBidi" w:cstheme="minorBidi"/>
+                <w:sz w:val="28"/>
+                <w:szCs w:val="28"/>
+                <w:shd w:val="clear" w:color="auto" w:fill="F8F9FA"/>
+                <w:rtl/>
+                <w:lang w:val="en-US"/>
+              </w:rPr>
+              <w:t>).</w:t>
+            </w:r>
+          </w:p>
+        </w:tc>
+      </w:tr>
+      <w:tr>
+        <w:trPr>
+          <w:tblCellSpacing w:w="15" w:type="dxa"/>
+        </w:trPr>
+        <w:tc>
+          <w:tcPr>
+            <w:tcW w:w="0" w:type="auto"/>
+            <w:tcBorders>
+              <w:top w:val="single" w:sz="6" w:space="0" w:color="auto"/>
+              <w:left w:val="single" w:sz="6" w:space="0" w:color="auto"/>
+              <w:bottom w:val="single" w:sz="6" w:space="0" w:color="auto"/>
+              <w:right w:val="single" w:sz="6" w:space="0" w:color="auto"/>
+            </w:tcBorders>
+            <w:tcMar>
+              <w:top w:w="240" w:type="dxa"/>
+              <w:left w:w="180" w:type="dxa"/>
+              <w:bottom w:w="240" w:type="dxa"/>
+              <w:right w:w="0" w:type="dxa"/>
+            </w:tcMar>
+            <w:vAlign w:val="center"/>
+            <w:hideMark/>
+          </w:tcPr>
+          <w:p>
+            <w:pPr>
+              <w:bidi/>
+              <w:rPr>
+                <w:rFonts w:asciiTheme="minorBidi" w:eastAsia="Alef" w:hAnsiTheme="minorBidi" w:cstheme="minorBidi"/>
+                <w:sz w:val="28"/>
+                <w:szCs w:val="28"/>
+                <w:shd w:val="clear" w:color="auto" w:fill="F8F9FA"/>
+                <w:rtl/>
+                <w:lang w:val="en-US"/>
+              </w:rPr>
+            </w:pPr>
+            <w:r>
+              <w:rPr>
+                <w:rFonts w:asciiTheme="minorBidi" w:eastAsia="Alef" w:hAnsiTheme="minorBidi" w:cstheme="minorBidi"/>
+                <w:b/>
+                <w:bCs/>
+                <w:sz w:val="28"/>
+                <w:szCs w:val="28"/>
+                <w:shd w:val="clear" w:color="auto" w:fill="F8F9FA"/>
+                <w:lang w:val="en-US"/>
+              </w:rPr>
+              <w:lastRenderedPageBreak/>
+              <w:t>Domain II (CR1)</w:t>
+            </w:r>
+          </w:p>
+        </w:tc>
+        <w:tc>
+          <w:tcPr>
+            <w:tcW w:w="0" w:type="auto"/>
+            <w:tcBorders>
+              <w:top w:val="single" w:sz="6" w:space="0" w:color="auto"/>
+              <w:left w:val="single" w:sz="6" w:space="0" w:color="auto"/>
+              <w:bottom w:val="single" w:sz="6" w:space="0" w:color="auto"/>
+              <w:right w:val="single" w:sz="6" w:space="0" w:color="auto"/>
+            </w:tcBorders>
+            <w:tcMar>
+              <w:top w:w="240" w:type="dxa"/>
+              <w:left w:w="180" w:type="dxa"/>
+              <w:bottom w:w="240" w:type="dxa"/>
+              <w:right w:w="0" w:type="dxa"/>
+            </w:tcMar>
+            <w:vAlign w:val="center"/>
+            <w:hideMark/>
+          </w:tcPr>
+          <w:p>
+            <w:pPr>
+              <w:bidi/>
+              <w:rPr>
+                <w:rFonts w:asciiTheme="minorBidi" w:eastAsia="Alef" w:hAnsiTheme="minorBidi" w:cstheme="minorBidi"/>
+                <w:sz w:val="28"/>
+                <w:szCs w:val="28"/>
+                <w:shd w:val="clear" w:color="auto" w:fill="F8F9FA"/>
+                <w:rtl/>
+                <w:lang w:val="en-US"/>
+              </w:rPr>
+            </w:pPr>
+            <w:r>
+              <w:rPr>
+                <w:rFonts w:asciiTheme="minorBidi" w:eastAsia="Alef" w:hAnsiTheme="minorBidi" w:cstheme="minorBidi"/>
+                <w:sz w:val="28"/>
+                <w:szCs w:val="28"/>
+                <w:shd w:val="clear" w:color="auto" w:fill="F8F9FA"/>
+                <w:rtl/>
+                <w:lang w:val="en-US"/>
+              </w:rPr>
+              <w:t>190–333</w:t>
+            </w:r>
+          </w:p>
+        </w:tc>
+        <w:tc>
+          <w:tcPr>
+            <w:tcW w:w="0" w:type="auto"/>
+            <w:tcBorders>
+              <w:top w:val="single" w:sz="6" w:space="0" w:color="auto"/>
+              <w:left w:val="single" w:sz="6" w:space="0" w:color="auto"/>
+              <w:bottom w:val="single" w:sz="6" w:space="0" w:color="auto"/>
+              <w:right w:val="single" w:sz="6" w:space="0" w:color="auto"/>
+            </w:tcBorders>
+            <w:tcMar>
+              <w:top w:w="240" w:type="dxa"/>
+              <w:left w:w="0" w:type="dxa"/>
+              <w:bottom w:w="240" w:type="dxa"/>
+              <w:right w:w="0" w:type="dxa"/>
+            </w:tcMar>
+            <w:vAlign w:val="center"/>
+            <w:hideMark/>
+          </w:tcPr>
+          <w:p>
+            <w:pPr>
+              <w:bidi/>
+              <w:rPr>
+                <w:rFonts w:asciiTheme="minorBidi" w:eastAsia="Alef" w:hAnsiTheme="minorBidi" w:cstheme="minorBidi"/>
+                <w:sz w:val="28"/>
+                <w:szCs w:val="28"/>
+                <w:shd w:val="clear" w:color="auto" w:fill="F8F9FA"/>
+                <w:rtl/>
+                <w:lang w:val="en-US"/>
+              </w:rPr>
+            </w:pPr>
+            <w:r>
+              <w:rPr>
+                <w:rFonts w:asciiTheme="minorBidi" w:eastAsia="Alef" w:hAnsiTheme="minorBidi" w:cstheme="minorBidi"/>
+                <w:sz w:val="28"/>
+                <w:szCs w:val="28"/>
+                <w:shd w:val="clear" w:color="auto" w:fill="F8F9FA"/>
+                <w:rtl/>
+                <w:lang w:val="en-US"/>
+              </w:rPr>
+              <w:t>אזור עשיר בציסטאין הכולל את "זרוע הדימריזציה" – קריטי לחיבור בין שני קולטנים.</w:t>
+            </w:r>
+          </w:p>
+        </w:tc>
+      </w:tr>
+      <w:tr>
+        <w:trPr>
+          <w:tblCellSpacing w:w="15" w:type="dxa"/>
+        </w:trPr>
+        <w:tc>
+          <w:tcPr>
+            <w:tcW w:w="0" w:type="auto"/>
+            <w:tcBorders>
+              <w:top w:val="single" w:sz="6" w:space="0" w:color="auto"/>
+              <w:left w:val="single" w:sz="6" w:space="0" w:color="auto"/>
+              <w:bottom w:val="single" w:sz="6" w:space="0" w:color="auto"/>
+              <w:right w:val="single" w:sz="6" w:space="0" w:color="auto"/>
+            </w:tcBorders>
+            <w:tcMar>
+              <w:top w:w="240" w:type="dxa"/>
+              <w:left w:w="180" w:type="dxa"/>
+              <w:bottom w:w="240" w:type="dxa"/>
+              <w:right w:w="0" w:type="dxa"/>
+            </w:tcMar>
+            <w:vAlign w:val="center"/>
+            <w:hideMark/>
+          </w:tcPr>
+          <w:p>
+            <w:pPr>
+              <w:bidi/>
+              <w:rPr>
+                <w:rFonts w:asciiTheme="minorBidi" w:eastAsia="Alef" w:hAnsiTheme="minorBidi" w:cstheme="minorBidi"/>
+                <w:sz w:val="28"/>
+                <w:szCs w:val="28"/>
+                <w:shd w:val="clear" w:color="auto" w:fill="F8F9FA"/>
+                <w:rtl/>
+                <w:lang w:val="en-US"/>
+              </w:rPr>
+            </w:pPr>
+            <w:r>
+              <w:rPr>
+                <w:rFonts w:asciiTheme="minorBidi" w:eastAsia="Alef" w:hAnsiTheme="minorBidi" w:cstheme="minorBidi"/>
+                <w:b/>
+                <w:bCs/>
+                <w:sz w:val="28"/>
+                <w:szCs w:val="28"/>
+                <w:shd w:val="clear" w:color="auto" w:fill="F8F9FA"/>
+                <w:lang w:val="en-US"/>
+              </w:rPr>
+              <w:t>Domain III (L2)</w:t>
+            </w:r>
+          </w:p>
+        </w:tc>
+        <w:tc>
+          <w:tcPr>
+            <w:tcW w:w="0" w:type="auto"/>
+            <w:tcBorders>
+              <w:top w:val="single" w:sz="6" w:space="0" w:color="auto"/>
+              <w:left w:val="single" w:sz="6" w:space="0" w:color="auto"/>
+              <w:bottom w:val="single" w:sz="6" w:space="0" w:color="auto"/>
+              <w:right w:val="single" w:sz="6" w:space="0" w:color="auto"/>
+            </w:tcBorders>
+            <w:tcMar>
+              <w:top w:w="240" w:type="dxa"/>
+              <w:left w:w="180" w:type="dxa"/>
+              <w:bottom w:w="240" w:type="dxa"/>
+              <w:right w:w="0" w:type="dxa"/>
+            </w:tcMar>
+            <w:vAlign w:val="center"/>
+            <w:hideMark/>
+          </w:tcPr>
+          <w:p>
+            <w:pPr>
+              <w:bidi/>
+              <w:rPr>
+                <w:rFonts w:asciiTheme="minorBidi" w:eastAsia="Alef" w:hAnsiTheme="minorBidi" w:cstheme="minorBidi"/>
+                <w:sz w:val="28"/>
+                <w:szCs w:val="28"/>
+                <w:shd w:val="clear" w:color="auto" w:fill="F8F9FA"/>
+                <w:rtl/>
+                <w:lang w:val="en-US"/>
+              </w:rPr>
+            </w:pPr>
+            <w:r>
+              <w:rPr>
+                <w:rFonts w:asciiTheme="minorBidi" w:eastAsia="Alef" w:hAnsiTheme="minorBidi" w:cstheme="minorBidi"/>
+                <w:sz w:val="28"/>
+                <w:szCs w:val="28"/>
+                <w:shd w:val="clear" w:color="auto" w:fill="F8F9FA"/>
+                <w:rtl/>
+                <w:lang w:val="en-US"/>
+              </w:rPr>
+              <w:t>334–504</w:t>
+            </w:r>
+          </w:p>
+        </w:tc>
+        <w:tc>
+          <w:tcPr>
+            <w:tcW w:w="0" w:type="auto"/>
+            <w:tcBorders>
+              <w:top w:val="single" w:sz="6" w:space="0" w:color="auto"/>
+              <w:left w:val="single" w:sz="6" w:space="0" w:color="auto"/>
+              <w:bottom w:val="single" w:sz="6" w:space="0" w:color="auto"/>
+              <w:right w:val="single" w:sz="6" w:space="0" w:color="auto"/>
+            </w:tcBorders>
+            <w:tcMar>
+              <w:top w:w="240" w:type="dxa"/>
+              <w:left w:w="0" w:type="dxa"/>
+              <w:bottom w:w="240" w:type="dxa"/>
+              <w:right w:w="0" w:type="dxa"/>
+            </w:tcMar>
+            <w:vAlign w:val="center"/>
+            <w:hideMark/>
+          </w:tcPr>
+          <w:p>
+            <w:pPr>
+              <w:bidi/>
+              <w:rPr>
+                <w:rFonts w:asciiTheme="minorBidi" w:eastAsia="Alef" w:hAnsiTheme="minorBidi" w:cstheme="minorBidi"/>
+                <w:sz w:val="28"/>
+                <w:szCs w:val="28"/>
+                <w:shd w:val="clear" w:color="auto" w:fill="F8F9FA"/>
+                <w:rtl/>
+                <w:lang w:val="en-US"/>
+              </w:rPr>
+            </w:pPr>
+            <w:r>
+              <w:rPr>
+                <w:rFonts w:asciiTheme="minorBidi" w:eastAsia="Alef" w:hAnsiTheme="minorBidi" w:cstheme="minorBidi"/>
+                <w:sz w:val="28"/>
+                <w:szCs w:val="28"/>
+                <w:shd w:val="clear" w:color="auto" w:fill="F8F9FA"/>
+                <w:rtl/>
+                <w:lang w:val="en-US"/>
+              </w:rPr>
+              <w:t xml:space="preserve">דומיין מרכזי לקשירת הליגנד; משתף פעולה עם דומיין </w:t>
+            </w:r>
+            <w:r>
+              <w:rPr>
+                <w:rFonts w:asciiTheme="minorBidi" w:eastAsia="Alef" w:hAnsiTheme="minorBidi" w:cstheme="minorBidi"/>
+                <w:sz w:val="28"/>
+                <w:szCs w:val="28"/>
+                <w:shd w:val="clear" w:color="auto" w:fill="F8F9FA"/>
+                <w:lang w:val="en-US"/>
+              </w:rPr>
+              <w:t>I</w:t>
+            </w:r>
+            <w:r>
+              <w:rPr>
+                <w:rFonts w:asciiTheme="minorBidi" w:eastAsia="Alef" w:hAnsiTheme="minorBidi" w:cstheme="minorBidi"/>
+                <w:sz w:val="28"/>
+                <w:szCs w:val="28"/>
+                <w:shd w:val="clear" w:color="auto" w:fill="F8F9FA"/>
+                <w:rtl/>
+                <w:lang w:val="en-US"/>
+              </w:rPr>
+              <w:t xml:space="preserve"> ליצירת כיס קשירה יציב.</w:t>
+            </w:r>
+          </w:p>
+        </w:tc>
+      </w:tr>
+      <w:tr>
+        <w:trPr>
+          <w:tblCellSpacing w:w="15" w:type="dxa"/>
+        </w:trPr>
+        <w:tc>
+          <w:tcPr>
+            <w:tcW w:w="0" w:type="auto"/>
+            <w:tcBorders>
+              <w:top w:val="single" w:sz="6" w:space="0" w:color="auto"/>
+              <w:left w:val="single" w:sz="6" w:space="0" w:color="auto"/>
+              <w:bottom w:val="single" w:sz="6" w:space="0" w:color="auto"/>
+              <w:right w:val="single" w:sz="6" w:space="0" w:color="auto"/>
+            </w:tcBorders>
+            <w:tcMar>
+              <w:top w:w="240" w:type="dxa"/>
+              <w:left w:w="180" w:type="dxa"/>
+              <w:bottom w:w="240" w:type="dxa"/>
+              <w:right w:w="0" w:type="dxa"/>
+            </w:tcMar>
+            <w:vAlign w:val="center"/>
+            <w:hideMark/>
+          </w:tcPr>
+          <w:p>
+            <w:pPr>
+              <w:bidi/>
+              <w:rPr>
+                <w:rFonts w:asciiTheme="minorBidi" w:eastAsia="Alef" w:hAnsiTheme="minorBidi" w:cstheme="minorBidi"/>
+                <w:sz w:val="28"/>
+                <w:szCs w:val="28"/>
+                <w:shd w:val="clear" w:color="auto" w:fill="F8F9FA"/>
+                <w:rtl/>
+                <w:lang w:val="en-US"/>
+              </w:rPr>
+            </w:pPr>
+            <w:r>
+              <w:rPr>
+                <w:rFonts w:asciiTheme="minorBidi" w:eastAsia="Alef" w:hAnsiTheme="minorBidi" w:cstheme="minorBidi"/>
+                <w:b/>
+                <w:bCs/>
+                <w:sz w:val="28"/>
+                <w:szCs w:val="28"/>
+                <w:shd w:val="clear" w:color="auto" w:fill="F8F9FA"/>
+                <w:lang w:val="en-US"/>
+              </w:rPr>
+              <w:t>Domain IV (CR2)</w:t>
+            </w:r>
+          </w:p>
+        </w:tc>
+        <w:tc>
+          <w:tcPr>
+            <w:tcW w:w="0" w:type="auto"/>
+            <w:tcBorders>
+              <w:top w:val="single" w:sz="6" w:space="0" w:color="auto"/>
+              <w:left w:val="single" w:sz="6" w:space="0" w:color="auto"/>
+              <w:bottom w:val="single" w:sz="6" w:space="0" w:color="auto"/>
+              <w:right w:val="single" w:sz="6" w:space="0" w:color="auto"/>
+            </w:tcBorders>
+            <w:tcMar>
+              <w:top w:w="240" w:type="dxa"/>
+              <w:left w:w="180" w:type="dxa"/>
+              <w:bottom w:w="240" w:type="dxa"/>
+              <w:right w:w="0" w:type="dxa"/>
+            </w:tcMar>
+            <w:vAlign w:val="center"/>
+            <w:hideMark/>
+          </w:tcPr>
+          <w:p>
+            <w:pPr>
+              <w:bidi/>
+              <w:rPr>
+                <w:rFonts w:asciiTheme="minorBidi" w:eastAsia="Alef" w:hAnsiTheme="minorBidi" w:cstheme="minorBidi"/>
+                <w:sz w:val="28"/>
+                <w:szCs w:val="28"/>
+                <w:shd w:val="clear" w:color="auto" w:fill="F8F9FA"/>
+                <w:rtl/>
+                <w:lang w:val="en-US"/>
+              </w:rPr>
+            </w:pPr>
+            <w:r>
+              <w:rPr>
+                <w:rFonts w:asciiTheme="minorBidi" w:eastAsia="Alef" w:hAnsiTheme="minorBidi" w:cstheme="minorBidi"/>
+                <w:sz w:val="28"/>
+                <w:szCs w:val="28"/>
+                <w:shd w:val="clear" w:color="auto" w:fill="F8F9FA"/>
+                <w:rtl/>
+                <w:lang w:val="en-US"/>
+              </w:rPr>
+              <w:t>505–645</w:t>
+            </w:r>
+          </w:p>
+        </w:tc>
+        <w:tc>
+          <w:tcPr>
+            <w:tcW w:w="0" w:type="auto"/>
+            <w:tcBorders>
+              <w:top w:val="single" w:sz="6" w:space="0" w:color="auto"/>
+              <w:left w:val="single" w:sz="6" w:space="0" w:color="auto"/>
+              <w:bottom w:val="single" w:sz="6" w:space="0" w:color="auto"/>
+              <w:right w:val="single" w:sz="6" w:space="0" w:color="auto"/>
+            </w:tcBorders>
+            <w:tcMar>
+              <w:top w:w="240" w:type="dxa"/>
+              <w:left w:w="0" w:type="dxa"/>
+              <w:bottom w:w="240" w:type="dxa"/>
+              <w:right w:w="0" w:type="dxa"/>
+            </w:tcMar>
+            <w:vAlign w:val="center"/>
+            <w:hideMark/>
+          </w:tcPr>
+          <w:p>
+            <w:pPr>
+              <w:bidi/>
+              <w:rPr>
+                <w:rFonts w:asciiTheme="minorBidi" w:eastAsia="Alef" w:hAnsiTheme="minorBidi" w:cstheme="minorBidi"/>
+                <w:sz w:val="28"/>
+                <w:szCs w:val="28"/>
+                <w:shd w:val="clear" w:color="auto" w:fill="F8F9FA"/>
+                <w:rtl/>
+                <w:lang w:val="en-US"/>
+              </w:rPr>
+            </w:pPr>
+            <w:r>
+              <w:rPr>
+                <w:rFonts w:asciiTheme="minorBidi" w:eastAsia="Alef" w:hAnsiTheme="minorBidi" w:cstheme="minorBidi"/>
+                <w:sz w:val="28"/>
+                <w:szCs w:val="28"/>
+                <w:shd w:val="clear" w:color="auto" w:fill="F8F9FA"/>
+                <w:rtl/>
+                <w:lang w:val="en-US"/>
+              </w:rPr>
+              <w:t>אזור האחראי על אוטו-אינהיביציה (</w:t>
+            </w:r>
+            <w:r>
+              <w:rPr>
+                <w:rFonts w:asciiTheme="minorBidi" w:eastAsia="Alef" w:hAnsiTheme="minorBidi" w:cstheme="minorBidi"/>
+                <w:sz w:val="28"/>
+                <w:szCs w:val="28"/>
+                <w:shd w:val="clear" w:color="auto" w:fill="F8F9FA"/>
+                <w:lang w:val="en-US"/>
+              </w:rPr>
+              <w:t>Tether</w:t>
+            </w:r>
+            <w:r>
+              <w:rPr>
+                <w:rFonts w:asciiTheme="minorBidi" w:eastAsia="Alef" w:hAnsiTheme="minorBidi" w:cstheme="minorBidi"/>
+                <w:sz w:val="28"/>
+                <w:szCs w:val="28"/>
+                <w:shd w:val="clear" w:color="auto" w:fill="F8F9FA"/>
+                <w:rtl/>
+                <w:lang w:val="en-US"/>
+              </w:rPr>
+              <w:t>); שומר על הקולטן במצב סגור ללא ליגנד.</w:t>
+            </w:r>
+          </w:p>
+        </w:tc>
+      </w:tr>
+      <w:tr>
+        <w:trPr>
+          <w:tblCellSpacing w:w="15" w:type="dxa"/>
+        </w:trPr>
+        <w:tc>
+          <w:tcPr>
+            <w:tcW w:w="0" w:type="auto"/>
+            <w:tcBorders>
+              <w:top w:val="single" w:sz="6" w:space="0" w:color="auto"/>
+              <w:left w:val="single" w:sz="6" w:space="0" w:color="auto"/>
+              <w:bottom w:val="single" w:sz="6" w:space="0" w:color="auto"/>
+              <w:right w:val="single" w:sz="6" w:space="0" w:color="auto"/>
+            </w:tcBorders>
+            <w:tcMar>
+              <w:top w:w="240" w:type="dxa"/>
+              <w:left w:w="180" w:type="dxa"/>
+              <w:bottom w:w="240" w:type="dxa"/>
+              <w:right w:w="0" w:type="dxa"/>
+            </w:tcMar>
+            <w:vAlign w:val="center"/>
+            <w:hideMark/>
+          </w:tcPr>
+          <w:p>
+            <w:pPr>
+              <w:bidi/>
+              <w:rPr>
+                <w:rFonts w:asciiTheme="minorBidi" w:eastAsia="Alef" w:hAnsiTheme="minorBidi" w:cstheme="minorBidi"/>
+                <w:sz w:val="28"/>
+                <w:szCs w:val="28"/>
+                <w:shd w:val="clear" w:color="auto" w:fill="F8F9FA"/>
+                <w:rtl/>
+                <w:lang w:val="en-US"/>
+              </w:rPr>
+            </w:pPr>
+            <w:r>
+              <w:rPr>
+                <w:rFonts w:asciiTheme="minorBidi" w:eastAsia="Alef" w:hAnsiTheme="minorBidi" w:cstheme="minorBidi"/>
+                <w:b/>
+                <w:bCs/>
+                <w:sz w:val="28"/>
+                <w:szCs w:val="28"/>
+                <w:shd w:val="clear" w:color="auto" w:fill="F8F9FA"/>
+                <w:lang w:val="en-US"/>
+              </w:rPr>
+              <w:t>Transmembrane (TM)</w:t>
+            </w:r>
+          </w:p>
+        </w:tc>
+        <w:tc>
+          <w:tcPr>
+            <w:tcW w:w="0" w:type="auto"/>
+            <w:tcBorders>
+              <w:top w:val="single" w:sz="6" w:space="0" w:color="auto"/>
+              <w:left w:val="single" w:sz="6" w:space="0" w:color="auto"/>
+              <w:bottom w:val="single" w:sz="6" w:space="0" w:color="auto"/>
+              <w:right w:val="single" w:sz="6" w:space="0" w:color="auto"/>
+            </w:tcBorders>
+            <w:tcMar>
+              <w:top w:w="240" w:type="dxa"/>
+              <w:left w:w="180" w:type="dxa"/>
+              <w:bottom w:w="240" w:type="dxa"/>
+              <w:right w:w="0" w:type="dxa"/>
+            </w:tcMar>
+            <w:vAlign w:val="center"/>
+            <w:hideMark/>
+          </w:tcPr>
+          <w:p>
+            <w:pPr>
+              <w:bidi/>
+              <w:rPr>
+                <w:rFonts w:asciiTheme="minorBidi" w:eastAsia="Alef" w:hAnsiTheme="minorBidi" w:cstheme="minorBidi"/>
+                <w:sz w:val="28"/>
+                <w:szCs w:val="28"/>
+                <w:shd w:val="clear" w:color="auto" w:fill="F8F9FA"/>
+                <w:rtl/>
+                <w:lang w:val="en-US"/>
+              </w:rPr>
+            </w:pPr>
+            <w:r>
+              <w:rPr>
+                <w:rFonts w:asciiTheme="minorBidi" w:eastAsia="Alef" w:hAnsiTheme="minorBidi" w:cstheme="minorBidi"/>
+                <w:sz w:val="28"/>
+                <w:szCs w:val="28"/>
+                <w:shd w:val="clear" w:color="auto" w:fill="F8F9FA"/>
+                <w:rtl/>
+                <w:lang w:val="en-US"/>
+              </w:rPr>
+              <w:t>646–668</w:t>
+            </w:r>
+          </w:p>
+        </w:tc>
+        <w:tc>
+          <w:tcPr>
+            <w:tcW w:w="0" w:type="auto"/>
+            <w:tcBorders>
+              <w:top w:val="single" w:sz="6" w:space="0" w:color="auto"/>
+              <w:left w:val="single" w:sz="6" w:space="0" w:color="auto"/>
+              <w:bottom w:val="single" w:sz="6" w:space="0" w:color="auto"/>
+              <w:right w:val="single" w:sz="6" w:space="0" w:color="auto"/>
+            </w:tcBorders>
+            <w:tcMar>
+              <w:top w:w="240" w:type="dxa"/>
+              <w:left w:w="0" w:type="dxa"/>
+              <w:bottom w:w="240" w:type="dxa"/>
+              <w:right w:w="0" w:type="dxa"/>
+            </w:tcMar>
+            <w:vAlign w:val="center"/>
+            <w:hideMark/>
+          </w:tcPr>
+          <w:p>
+            <w:pPr>
+              <w:bidi/>
+              <w:rPr>
+                <w:rFonts w:asciiTheme="minorBidi" w:eastAsia="Alef" w:hAnsiTheme="minorBidi" w:cstheme="minorBidi"/>
+                <w:sz w:val="28"/>
+                <w:szCs w:val="28"/>
+                <w:shd w:val="clear" w:color="auto" w:fill="F8F9FA"/>
+                <w:rtl/>
+                <w:lang w:val="en-US"/>
+              </w:rPr>
+            </w:pPr>
+            <w:r>
+              <w:rPr>
+                <w:rFonts w:asciiTheme="minorBidi" w:eastAsia="Alef" w:hAnsiTheme="minorBidi" w:cstheme="minorBidi"/>
+                <w:sz w:val="28"/>
+                <w:szCs w:val="28"/>
+                <w:shd w:val="clear" w:color="auto" w:fill="F8F9FA"/>
+                <w:rtl/>
+                <w:lang w:val="en-US"/>
+              </w:rPr>
+              <w:t>מקטע סלילי (</w:t>
+            </w:r>
+            <w:r>
+              <w:rPr>
+                <w:rFonts w:asciiTheme="minorBidi" w:eastAsia="Alef" w:hAnsiTheme="minorBidi" w:cstheme="minorBidi"/>
+                <w:sz w:val="28"/>
+                <w:szCs w:val="28"/>
+                <w:shd w:val="clear" w:color="auto" w:fill="F8F9FA"/>
+                <w:lang w:val="en-US"/>
+              </w:rPr>
+              <w:t>Helix</w:t>
+            </w:r>
+            <w:r>
+              <w:rPr>
+                <w:rFonts w:asciiTheme="minorBidi" w:eastAsia="Alef" w:hAnsiTheme="minorBidi" w:cstheme="minorBidi"/>
+                <w:sz w:val="28"/>
+                <w:szCs w:val="28"/>
+                <w:shd w:val="clear" w:color="auto" w:fill="F8F9FA"/>
+                <w:rtl/>
+                <w:lang w:val="en-US"/>
+              </w:rPr>
+              <w:t>) החוצה את ממברנת התא ומעביר את האות פנימה דרך שינוי מיקום.</w:t>
+            </w:r>
+          </w:p>
+        </w:tc>
+      </w:tr>
+      <w:tr>
+        <w:trPr>
+          <w:tblCellSpacing w:w="15" w:type="dxa"/>
+        </w:trPr>
+        <w:tc>
+          <w:tcPr>
+            <w:tcW w:w="0" w:type="auto"/>
+            <w:tcBorders>
+              <w:top w:val="single" w:sz="6" w:space="0" w:color="auto"/>
+              <w:left w:val="single" w:sz="6" w:space="0" w:color="auto"/>
+              <w:bottom w:val="single" w:sz="6" w:space="0" w:color="auto"/>
+              <w:right w:val="single" w:sz="6" w:space="0" w:color="auto"/>
+            </w:tcBorders>
+            <w:tcMar>
+              <w:top w:w="240" w:type="dxa"/>
+              <w:left w:w="180" w:type="dxa"/>
+              <w:bottom w:w="240" w:type="dxa"/>
+              <w:right w:w="0" w:type="dxa"/>
+            </w:tcMar>
+            <w:vAlign w:val="center"/>
+            <w:hideMark/>
+          </w:tcPr>
+          <w:p>
+            <w:pPr>
+              <w:bidi/>
+              <w:rPr>
+                <w:rFonts w:asciiTheme="minorBidi" w:eastAsia="Alef" w:hAnsiTheme="minorBidi" w:cstheme="minorBidi"/>
+                <w:sz w:val="28"/>
+                <w:szCs w:val="28"/>
+                <w:shd w:val="clear" w:color="auto" w:fill="F8F9FA"/>
+                <w:rtl/>
+                <w:lang w:val="en-US"/>
+              </w:rPr>
+            </w:pPr>
+            <w:r>
+              <w:rPr>
+                <w:rFonts w:asciiTheme="minorBidi" w:eastAsia="Alef" w:hAnsiTheme="minorBidi" w:cstheme="minorBidi"/>
+                <w:b/>
+                <w:bCs/>
+                <w:sz w:val="28"/>
+                <w:szCs w:val="28"/>
+                <w:shd w:val="clear" w:color="auto" w:fill="F8F9FA"/>
+                <w:lang w:val="en-US"/>
+              </w:rPr>
+              <w:t>Juxtamembrane (JM)</w:t>
+            </w:r>
+          </w:p>
+        </w:tc>
+        <w:tc>
+          <w:tcPr>
+            <w:tcW w:w="0" w:type="auto"/>
+            <w:tcBorders>
+              <w:top w:val="single" w:sz="6" w:space="0" w:color="auto"/>
+              <w:left w:val="single" w:sz="6" w:space="0" w:color="auto"/>
+              <w:bottom w:val="single" w:sz="6" w:space="0" w:color="auto"/>
+              <w:right w:val="single" w:sz="6" w:space="0" w:color="auto"/>
+            </w:tcBorders>
+            <w:tcMar>
+              <w:top w:w="240" w:type="dxa"/>
+              <w:left w:w="180" w:type="dxa"/>
+              <w:bottom w:w="240" w:type="dxa"/>
+              <w:right w:w="0" w:type="dxa"/>
+            </w:tcMar>
+            <w:vAlign w:val="center"/>
+            <w:hideMark/>
+          </w:tcPr>
+          <w:p>
+            <w:pPr>
+              <w:bidi/>
+              <w:rPr>
+                <w:rFonts w:asciiTheme="minorBidi" w:eastAsia="Alef" w:hAnsiTheme="minorBidi" w:cstheme="minorBidi"/>
+                <w:sz w:val="28"/>
+                <w:szCs w:val="28"/>
+                <w:shd w:val="clear" w:color="auto" w:fill="F8F9FA"/>
+                <w:rtl/>
+                <w:lang w:val="en-US"/>
+              </w:rPr>
+            </w:pPr>
+            <w:r>
+              <w:rPr>
+                <w:rFonts w:asciiTheme="minorBidi" w:eastAsia="Alef" w:hAnsiTheme="minorBidi" w:cstheme="minorBidi"/>
+                <w:sz w:val="28"/>
+                <w:szCs w:val="28"/>
+                <w:shd w:val="clear" w:color="auto" w:fill="F8F9FA"/>
+                <w:rtl/>
+                <w:lang w:val="en-US"/>
+              </w:rPr>
+              <w:t>669–712</w:t>
+            </w:r>
+          </w:p>
+        </w:tc>
+        <w:tc>
+          <w:tcPr>
+            <w:tcW w:w="0" w:type="auto"/>
+            <w:tcBorders>
+              <w:top w:val="single" w:sz="6" w:space="0" w:color="auto"/>
+              <w:left w:val="single" w:sz="6" w:space="0" w:color="auto"/>
+              <w:bottom w:val="single" w:sz="6" w:space="0" w:color="auto"/>
+              <w:right w:val="single" w:sz="6" w:space="0" w:color="auto"/>
+            </w:tcBorders>
+            <w:tcMar>
+              <w:top w:w="240" w:type="dxa"/>
+              <w:left w:w="0" w:type="dxa"/>
+              <w:bottom w:w="240" w:type="dxa"/>
+              <w:right w:w="0" w:type="dxa"/>
+            </w:tcMar>
+            <w:vAlign w:val="center"/>
+            <w:hideMark/>
+          </w:tcPr>
+          <w:p>
+            <w:pPr>
+              <w:bidi/>
+              <w:rPr>
+                <w:rFonts w:asciiTheme="minorBidi" w:eastAsia="Alef" w:hAnsiTheme="minorBidi" w:cstheme="minorBidi"/>
+                <w:sz w:val="28"/>
+                <w:szCs w:val="28"/>
+                <w:shd w:val="clear" w:color="auto" w:fill="F8F9FA"/>
+                <w:rtl/>
+                <w:lang w:val="en-US"/>
+              </w:rPr>
+            </w:pPr>
+            <w:r>
+              <w:rPr>
+                <w:rFonts w:asciiTheme="minorBidi" w:eastAsia="Alef" w:hAnsiTheme="minorBidi" w:cstheme="minorBidi"/>
+                <w:sz w:val="28"/>
+                <w:szCs w:val="28"/>
+                <w:shd w:val="clear" w:color="auto" w:fill="F8F9FA"/>
+                <w:rtl/>
+                <w:lang w:val="en-US"/>
+              </w:rPr>
+              <w:t>מקשר פנימי בעל תפקיד רגולטורי השולט על הפעלת דומיין הקינאז הסמוך לו.</w:t>
+            </w:r>
+          </w:p>
+        </w:tc>
+      </w:tr>
+      <w:tr>
+        <w:trPr>
+          <w:tblCellSpacing w:w="15" w:type="dxa"/>
+        </w:trPr>
+        <w:tc>
+          <w:tcPr>
+            <w:tcW w:w="0" w:type="auto"/>
+            <w:tcBorders>
+              <w:top w:val="single" w:sz="6" w:space="0" w:color="auto"/>
+              <w:left w:val="single" w:sz="6" w:space="0" w:color="auto"/>
+              <w:bottom w:val="single" w:sz="6" w:space="0" w:color="auto"/>
+              <w:right w:val="single" w:sz="6" w:space="0" w:color="auto"/>
+            </w:tcBorders>
+            <w:tcMar>
+              <w:top w:w="240" w:type="dxa"/>
+              <w:left w:w="180" w:type="dxa"/>
+              <w:bottom w:w="240" w:type="dxa"/>
+              <w:right w:w="0" w:type="dxa"/>
+            </w:tcMar>
+            <w:vAlign w:val="center"/>
+            <w:hideMark/>
+          </w:tcPr>
+          <w:p>
+            <w:pPr>
+              <w:bidi/>
+              <w:rPr>
+                <w:rFonts w:asciiTheme="minorBidi" w:eastAsia="Alef" w:hAnsiTheme="minorBidi" w:cstheme="minorBidi"/>
+                <w:sz w:val="28"/>
+                <w:szCs w:val="28"/>
+                <w:shd w:val="clear" w:color="auto" w:fill="F8F9FA"/>
+                <w:rtl/>
+                <w:lang w:val="en-US"/>
+              </w:rPr>
+            </w:pPr>
+            <w:r>
+              <w:rPr>
+                <w:rFonts w:asciiTheme="minorBidi" w:eastAsia="Alef" w:hAnsiTheme="minorBidi" w:cstheme="minorBidi"/>
+                <w:b/>
+                <w:bCs/>
+                <w:sz w:val="28"/>
+                <w:szCs w:val="28"/>
+                <w:shd w:val="clear" w:color="auto" w:fill="F8F9FA"/>
+                <w:lang w:val="en-US"/>
+              </w:rPr>
+              <w:t>Tyrosine Kinase Domain</w:t>
+            </w:r>
+          </w:p>
+        </w:tc>
+        <w:tc>
+          <w:tcPr>
+            <w:tcW w:w="0" w:type="auto"/>
+            <w:tcBorders>
+              <w:top w:val="single" w:sz="6" w:space="0" w:color="auto"/>
+              <w:left w:val="single" w:sz="6" w:space="0" w:color="auto"/>
+              <w:bottom w:val="single" w:sz="6" w:space="0" w:color="auto"/>
+              <w:right w:val="single" w:sz="6" w:space="0" w:color="auto"/>
+            </w:tcBorders>
+            <w:tcMar>
+              <w:top w:w="240" w:type="dxa"/>
+              <w:left w:w="180" w:type="dxa"/>
+              <w:bottom w:w="240" w:type="dxa"/>
+              <w:right w:w="0" w:type="dxa"/>
+            </w:tcMar>
+            <w:vAlign w:val="center"/>
+            <w:hideMark/>
+          </w:tcPr>
+          <w:p>
+            <w:pPr>
+              <w:bidi/>
+              <w:rPr>
+                <w:rFonts w:asciiTheme="minorBidi" w:eastAsia="Alef" w:hAnsiTheme="minorBidi" w:cstheme="minorBidi"/>
+                <w:sz w:val="28"/>
+                <w:szCs w:val="28"/>
+                <w:shd w:val="clear" w:color="auto" w:fill="F8F9FA"/>
+                <w:rtl/>
+                <w:lang w:val="en-US"/>
+              </w:rPr>
+            </w:pPr>
+            <w:r>
+              <w:rPr>
+                <w:rFonts w:asciiTheme="minorBidi" w:eastAsia="Alef" w:hAnsiTheme="minorBidi" w:cstheme="minorBidi"/>
+                <w:b/>
+                <w:bCs/>
+                <w:sz w:val="28"/>
+                <w:szCs w:val="28"/>
+                <w:shd w:val="clear" w:color="auto" w:fill="F8F9FA"/>
+                <w:rtl/>
+                <w:lang w:val="en-US"/>
+              </w:rPr>
+              <w:t>713–973</w:t>
+            </w:r>
+          </w:p>
+        </w:tc>
+        <w:tc>
+          <w:tcPr>
+            <w:tcW w:w="0" w:type="auto"/>
+            <w:tcBorders>
+              <w:top w:val="single" w:sz="6" w:space="0" w:color="auto"/>
+              <w:left w:val="single" w:sz="6" w:space="0" w:color="auto"/>
+              <w:bottom w:val="single" w:sz="6" w:space="0" w:color="auto"/>
+              <w:right w:val="single" w:sz="6" w:space="0" w:color="auto"/>
+            </w:tcBorders>
+            <w:tcMar>
+              <w:top w:w="240" w:type="dxa"/>
+              <w:left w:w="0" w:type="dxa"/>
+              <w:bottom w:w="240" w:type="dxa"/>
+              <w:right w:w="0" w:type="dxa"/>
+            </w:tcMar>
+            <w:vAlign w:val="center"/>
+            <w:hideMark/>
+          </w:tcPr>
+          <w:p>
+            <w:pPr>
+              <w:bidi/>
+              <w:rPr>
+                <w:rFonts w:asciiTheme="minorBidi" w:eastAsia="Alef" w:hAnsiTheme="minorBidi" w:cstheme="minorBidi"/>
+                <w:sz w:val="28"/>
+                <w:szCs w:val="28"/>
+                <w:shd w:val="clear" w:color="auto" w:fill="F8F9FA"/>
+                <w:rtl/>
+                <w:lang w:val="en-US"/>
+              </w:rPr>
+            </w:pPr>
+            <w:r>
+              <w:rPr>
+                <w:rFonts w:asciiTheme="minorBidi" w:eastAsia="Alef" w:hAnsiTheme="minorBidi" w:cstheme="minorBidi"/>
+                <w:b/>
+                <w:bCs/>
+                <w:sz w:val="28"/>
+                <w:szCs w:val="28"/>
+                <w:shd w:val="clear" w:color="auto" w:fill="F8F9FA"/>
+                <w:rtl/>
+                <w:lang w:val="en-US"/>
+              </w:rPr>
+              <w:t>הלב התפקודי של החלבון; מבצע את פעולת הזרחון. זהו מוקד המוטציות (</w:t>
+            </w:r>
+            <w:r>
+              <w:rPr>
+                <w:rFonts w:asciiTheme="minorBidi" w:eastAsia="Alef" w:hAnsiTheme="minorBidi" w:cstheme="minorBidi"/>
+                <w:b/>
+                <w:bCs/>
+                <w:sz w:val="28"/>
+                <w:szCs w:val="28"/>
+                <w:shd w:val="clear" w:color="auto" w:fill="F8F9FA"/>
+                <w:lang w:val="en-US"/>
+              </w:rPr>
+              <w:t>Hotspot</w:t>
+            </w:r>
+            <w:r>
+              <w:rPr>
+                <w:rFonts w:asciiTheme="minorBidi" w:eastAsia="Alef" w:hAnsiTheme="minorBidi" w:cstheme="minorBidi"/>
+                <w:b/>
+                <w:bCs/>
+                <w:sz w:val="28"/>
+                <w:szCs w:val="28"/>
+                <w:shd w:val="clear" w:color="auto" w:fill="F8F9FA"/>
+                <w:rtl/>
+                <w:lang w:val="en-US"/>
+              </w:rPr>
+              <w:t>) העיקרי.</w:t>
+            </w:r>
+          </w:p>
+        </w:tc>
+      </w:tr>
+      <w:tr>
+        <w:trPr>
+          <w:tblCellSpacing w:w="15" w:type="dxa"/>
+        </w:trPr>
+        <w:tc>
+          <w:tcPr>
+            <w:tcW w:w="0" w:type="auto"/>
+            <w:tcBorders>
+              <w:top w:val="single" w:sz="6" w:space="0" w:color="auto"/>
+              <w:left w:val="single" w:sz="6" w:space="0" w:color="auto"/>
+              <w:bottom w:val="single" w:sz="6" w:space="0" w:color="auto"/>
+              <w:right w:val="single" w:sz="6" w:space="0" w:color="auto"/>
+            </w:tcBorders>
+            <w:tcMar>
+              <w:top w:w="240" w:type="dxa"/>
+              <w:left w:w="180" w:type="dxa"/>
+              <w:bottom w:w="240" w:type="dxa"/>
+              <w:right w:w="0" w:type="dxa"/>
+            </w:tcMar>
+            <w:vAlign w:val="center"/>
+            <w:hideMark/>
+          </w:tcPr>
+          <w:p>
+            <w:pPr>
+              <w:bidi/>
+              <w:rPr>
+                <w:rFonts w:asciiTheme="minorBidi" w:eastAsia="Alef" w:hAnsiTheme="minorBidi" w:cstheme="minorBidi"/>
+                <w:sz w:val="28"/>
+                <w:szCs w:val="28"/>
+                <w:shd w:val="clear" w:color="auto" w:fill="F8F9FA"/>
+                <w:rtl/>
+                <w:lang w:val="en-US"/>
+              </w:rPr>
+            </w:pPr>
+            <w:r>
+              <w:rPr>
+                <w:rFonts w:asciiTheme="minorBidi" w:eastAsia="Alef" w:hAnsiTheme="minorBidi" w:cstheme="minorBidi"/>
+                <w:b/>
+                <w:bCs/>
+                <w:sz w:val="28"/>
+                <w:szCs w:val="28"/>
+                <w:shd w:val="clear" w:color="auto" w:fill="F8F9FA"/>
+                <w:lang w:val="en-US"/>
+              </w:rPr>
+              <w:t>P-loop</w:t>
+            </w:r>
+          </w:p>
+        </w:tc>
+        <w:tc>
+          <w:tcPr>
+            <w:tcW w:w="0" w:type="auto"/>
+            <w:tcBorders>
+              <w:top w:val="single" w:sz="6" w:space="0" w:color="auto"/>
+              <w:left w:val="single" w:sz="6" w:space="0" w:color="auto"/>
+              <w:bottom w:val="single" w:sz="6" w:space="0" w:color="auto"/>
+              <w:right w:val="single" w:sz="6" w:space="0" w:color="auto"/>
+            </w:tcBorders>
+            <w:tcMar>
+              <w:top w:w="240" w:type="dxa"/>
+              <w:left w:w="180" w:type="dxa"/>
+              <w:bottom w:w="240" w:type="dxa"/>
+              <w:right w:w="0" w:type="dxa"/>
+            </w:tcMar>
+            <w:vAlign w:val="center"/>
+            <w:hideMark/>
+          </w:tcPr>
+          <w:p>
+            <w:pPr>
+              <w:bidi/>
+              <w:rPr>
+                <w:rFonts w:asciiTheme="minorBidi" w:eastAsia="Alef" w:hAnsiTheme="minorBidi" w:cstheme="minorBidi"/>
+                <w:sz w:val="28"/>
+                <w:szCs w:val="28"/>
+                <w:shd w:val="clear" w:color="auto" w:fill="F8F9FA"/>
+                <w:rtl/>
+                <w:lang w:val="en-US"/>
+              </w:rPr>
+            </w:pPr>
+            <w:r>
+              <w:rPr>
+                <w:rFonts w:asciiTheme="minorBidi" w:eastAsia="Alef" w:hAnsiTheme="minorBidi" w:cstheme="minorBidi"/>
+                <w:i/>
+                <w:iCs/>
+                <w:sz w:val="28"/>
+                <w:szCs w:val="28"/>
+                <w:shd w:val="clear" w:color="auto" w:fill="F8F9FA"/>
+                <w:rtl/>
+                <w:lang w:val="en-US"/>
+              </w:rPr>
+              <w:t>741–750</w:t>
+            </w:r>
+          </w:p>
+        </w:tc>
+        <w:tc>
+          <w:tcPr>
+            <w:tcW w:w="0" w:type="auto"/>
+            <w:tcBorders>
+              <w:top w:val="single" w:sz="6" w:space="0" w:color="auto"/>
+              <w:left w:val="single" w:sz="6" w:space="0" w:color="auto"/>
+              <w:bottom w:val="single" w:sz="6" w:space="0" w:color="auto"/>
+              <w:right w:val="single" w:sz="6" w:space="0" w:color="auto"/>
+            </w:tcBorders>
+            <w:tcMar>
+              <w:top w:w="240" w:type="dxa"/>
+              <w:left w:w="0" w:type="dxa"/>
+              <w:bottom w:w="240" w:type="dxa"/>
+              <w:right w:w="0" w:type="dxa"/>
+            </w:tcMar>
+            <w:vAlign w:val="center"/>
+            <w:hideMark/>
+          </w:tcPr>
+          <w:p>
+            <w:pPr>
+              <w:bidi/>
+              <w:rPr>
+                <w:rFonts w:asciiTheme="minorBidi" w:eastAsia="Alef" w:hAnsiTheme="minorBidi" w:cstheme="minorBidi"/>
+                <w:sz w:val="28"/>
+                <w:szCs w:val="28"/>
+                <w:shd w:val="clear" w:color="auto" w:fill="F8F9FA"/>
+                <w:rtl/>
+                <w:lang w:val="en-US"/>
+              </w:rPr>
+            </w:pPr>
+            <w:r>
+              <w:rPr>
+                <w:rFonts w:asciiTheme="minorBidi" w:eastAsia="Alef" w:hAnsiTheme="minorBidi" w:cstheme="minorBidi"/>
+                <w:sz w:val="28"/>
+                <w:szCs w:val="28"/>
+                <w:shd w:val="clear" w:color="auto" w:fill="F8F9FA"/>
+                <w:rtl/>
+                <w:lang w:val="en-US"/>
+              </w:rPr>
+              <w:t>אתר בתוך הקינאז האחראי על קשירה ואחיזה של מולקולת ה-</w:t>
+            </w:r>
+            <w:r>
+              <w:rPr>
+                <w:rFonts w:asciiTheme="minorBidi" w:eastAsia="Alef" w:hAnsiTheme="minorBidi" w:cstheme="minorBidi"/>
+                <w:sz w:val="28"/>
+                <w:szCs w:val="28"/>
+                <w:shd w:val="clear" w:color="auto" w:fill="F8F9FA"/>
+                <w:lang w:val="en-US"/>
+              </w:rPr>
+              <w:t>ATP</w:t>
+            </w:r>
+            <w:r>
+              <w:rPr>
+                <w:rFonts w:asciiTheme="minorBidi" w:eastAsia="Alef" w:hAnsiTheme="minorBidi" w:cstheme="minorBidi"/>
+                <w:sz w:val="28"/>
+                <w:szCs w:val="28"/>
+                <w:shd w:val="clear" w:color="auto" w:fill="F8F9FA"/>
+                <w:rtl/>
+                <w:lang w:val="en-US"/>
+              </w:rPr>
+              <w:t xml:space="preserve"> לצורך הפקת אנרגיה.</w:t>
+            </w:r>
+          </w:p>
+        </w:tc>
+      </w:tr>
+      <w:tr>
+        <w:trPr>
+          <w:tblCellSpacing w:w="15" w:type="dxa"/>
+        </w:trPr>
+        <w:tc>
+          <w:tcPr>
+            <w:tcW w:w="0" w:type="auto"/>
+            <w:tcBorders>
+              <w:top w:val="single" w:sz="6" w:space="0" w:color="auto"/>
+              <w:left w:val="single" w:sz="6" w:space="0" w:color="auto"/>
+              <w:bottom w:val="single" w:sz="6" w:space="0" w:color="auto"/>
+              <w:right w:val="single" w:sz="6" w:space="0" w:color="auto"/>
+            </w:tcBorders>
+            <w:tcMar>
+              <w:top w:w="240" w:type="dxa"/>
+              <w:left w:w="180" w:type="dxa"/>
+              <w:bottom w:w="240" w:type="dxa"/>
+              <w:right w:w="0" w:type="dxa"/>
+            </w:tcMar>
+            <w:vAlign w:val="center"/>
+            <w:hideMark/>
+          </w:tcPr>
+          <w:p>
+            <w:pPr>
+              <w:bidi/>
+              <w:rPr>
+                <w:rFonts w:asciiTheme="minorBidi" w:eastAsia="Alef" w:hAnsiTheme="minorBidi" w:cstheme="minorBidi"/>
+                <w:sz w:val="28"/>
+                <w:szCs w:val="28"/>
+                <w:shd w:val="clear" w:color="auto" w:fill="F8F9FA"/>
+                <w:rtl/>
+                <w:lang w:val="en-US"/>
+              </w:rPr>
+            </w:pPr>
+            <w:r>
+              <w:rPr>
+                <w:rFonts w:asciiTheme="minorBidi" w:eastAsia="Alef" w:hAnsiTheme="minorBidi" w:cstheme="minorBidi"/>
+                <w:b/>
+                <w:bCs/>
+                <w:sz w:val="28"/>
+                <w:szCs w:val="28"/>
+                <w:shd w:val="clear" w:color="auto" w:fill="F8F9FA"/>
+                <w:lang w:val="en-US"/>
+              </w:rPr>
+              <w:lastRenderedPageBreak/>
+              <w:t>Activation Loop (A-loop)</w:t>
+            </w:r>
+          </w:p>
+        </w:tc>
+        <w:tc>
+          <w:tcPr>
+            <w:tcW w:w="0" w:type="auto"/>
+            <w:tcBorders>
+              <w:top w:val="single" w:sz="6" w:space="0" w:color="auto"/>
+              <w:left w:val="single" w:sz="6" w:space="0" w:color="auto"/>
+              <w:bottom w:val="single" w:sz="6" w:space="0" w:color="auto"/>
+              <w:right w:val="single" w:sz="6" w:space="0" w:color="auto"/>
+            </w:tcBorders>
+            <w:tcMar>
+              <w:top w:w="240" w:type="dxa"/>
+              <w:left w:w="180" w:type="dxa"/>
+              <w:bottom w:w="240" w:type="dxa"/>
+              <w:right w:w="0" w:type="dxa"/>
+            </w:tcMar>
+            <w:vAlign w:val="center"/>
+            <w:hideMark/>
+          </w:tcPr>
+          <w:p>
+            <w:pPr>
+              <w:bidi/>
+              <w:rPr>
+                <w:rFonts w:asciiTheme="minorBidi" w:eastAsia="Alef" w:hAnsiTheme="minorBidi" w:cstheme="minorBidi"/>
+                <w:sz w:val="28"/>
+                <w:szCs w:val="28"/>
+                <w:shd w:val="clear" w:color="auto" w:fill="F8F9FA"/>
+                <w:rtl/>
+                <w:lang w:val="en-US"/>
+              </w:rPr>
+            </w:pPr>
+            <w:r>
+              <w:rPr>
+                <w:rFonts w:asciiTheme="minorBidi" w:eastAsia="Alef" w:hAnsiTheme="minorBidi" w:cstheme="minorBidi"/>
+                <w:i/>
+                <w:iCs/>
+                <w:sz w:val="28"/>
+                <w:szCs w:val="28"/>
+                <w:shd w:val="clear" w:color="auto" w:fill="F8F9FA"/>
+                <w:rtl/>
+                <w:lang w:val="en-US"/>
+              </w:rPr>
+              <w:t>850–875</w:t>
+            </w:r>
+          </w:p>
+        </w:tc>
+        <w:tc>
+          <w:tcPr>
+            <w:tcW w:w="0" w:type="auto"/>
+            <w:tcBorders>
+              <w:top w:val="single" w:sz="6" w:space="0" w:color="auto"/>
+              <w:left w:val="single" w:sz="6" w:space="0" w:color="auto"/>
+              <w:bottom w:val="single" w:sz="6" w:space="0" w:color="auto"/>
+              <w:right w:val="single" w:sz="6" w:space="0" w:color="auto"/>
+            </w:tcBorders>
+            <w:tcMar>
+              <w:top w:w="240" w:type="dxa"/>
+              <w:left w:w="0" w:type="dxa"/>
+              <w:bottom w:w="240" w:type="dxa"/>
+              <w:right w:w="0" w:type="dxa"/>
+            </w:tcMar>
+            <w:vAlign w:val="center"/>
+            <w:hideMark/>
+          </w:tcPr>
+          <w:p>
+            <w:pPr>
+              <w:bidi/>
+              <w:rPr>
+                <w:rFonts w:asciiTheme="minorBidi" w:eastAsia="Alef" w:hAnsiTheme="minorBidi" w:cstheme="minorBidi"/>
+                <w:sz w:val="28"/>
+                <w:szCs w:val="28"/>
+                <w:shd w:val="clear" w:color="auto" w:fill="F8F9FA"/>
+                <w:rtl/>
+                <w:lang w:val="en-US"/>
+              </w:rPr>
+            </w:pPr>
+            <w:r>
+              <w:rPr>
+                <w:rFonts w:asciiTheme="minorBidi" w:eastAsia="Alef" w:hAnsiTheme="minorBidi" w:cstheme="minorBidi"/>
+                <w:sz w:val="28"/>
+                <w:szCs w:val="28"/>
+                <w:shd w:val="clear" w:color="auto" w:fill="F8F9FA"/>
+                <w:rtl/>
+                <w:lang w:val="en-US"/>
+              </w:rPr>
+              <w:t>מתג בקרה פנימי הקובע את רמת הפעילות של האנזים; מוטציות כאן גורמות להפעלה קבועה.</w:t>
+            </w:r>
+          </w:p>
+        </w:tc>
+      </w:tr>
+      <w:tr>
+        <w:trPr>
+          <w:tblCellSpacing w:w="15" w:type="dxa"/>
+        </w:trPr>
+        <w:tc>
+          <w:tcPr>
+            <w:tcW w:w="0" w:type="auto"/>
+            <w:tcBorders>
+              <w:top w:val="single" w:sz="6" w:space="0" w:color="auto"/>
+              <w:left w:val="single" w:sz="6" w:space="0" w:color="auto"/>
+              <w:bottom w:val="single" w:sz="6" w:space="0" w:color="auto"/>
+              <w:right w:val="single" w:sz="6" w:space="0" w:color="auto"/>
+            </w:tcBorders>
+            <w:tcMar>
+              <w:top w:w="240" w:type="dxa"/>
+              <w:left w:w="180" w:type="dxa"/>
+              <w:bottom w:w="240" w:type="dxa"/>
+              <w:right w:w="0" w:type="dxa"/>
+            </w:tcMar>
+            <w:vAlign w:val="center"/>
+            <w:hideMark/>
+          </w:tcPr>
+          <w:p>
+            <w:pPr>
+              <w:bidi/>
+              <w:rPr>
+                <w:rFonts w:asciiTheme="minorBidi" w:eastAsia="Alef" w:hAnsiTheme="minorBidi" w:cstheme="minorBidi"/>
+                <w:sz w:val="28"/>
+                <w:szCs w:val="28"/>
+                <w:shd w:val="clear" w:color="auto" w:fill="F8F9FA"/>
+                <w:rtl/>
+                <w:lang w:val="en-US"/>
+              </w:rPr>
+            </w:pPr>
+            <w:r>
+              <w:rPr>
+                <w:rFonts w:asciiTheme="minorBidi" w:eastAsia="Alef" w:hAnsiTheme="minorBidi" w:cstheme="minorBidi"/>
+                <w:b/>
+                <w:bCs/>
+                <w:sz w:val="28"/>
+                <w:szCs w:val="28"/>
+                <w:shd w:val="clear" w:color="auto" w:fill="F8F9FA"/>
+                <w:lang w:val="en-US"/>
+              </w:rPr>
+              <w:t>C-terminal Tail</w:t>
+            </w:r>
+          </w:p>
+        </w:tc>
+        <w:tc>
+          <w:tcPr>
+            <w:tcW w:w="0" w:type="auto"/>
+            <w:tcBorders>
+              <w:top w:val="single" w:sz="6" w:space="0" w:color="auto"/>
+              <w:left w:val="single" w:sz="6" w:space="0" w:color="auto"/>
+              <w:bottom w:val="single" w:sz="6" w:space="0" w:color="auto"/>
+              <w:right w:val="single" w:sz="6" w:space="0" w:color="auto"/>
+            </w:tcBorders>
+            <w:tcMar>
+              <w:top w:w="240" w:type="dxa"/>
+              <w:left w:w="180" w:type="dxa"/>
+              <w:bottom w:w="240" w:type="dxa"/>
+              <w:right w:w="0" w:type="dxa"/>
+            </w:tcMar>
+            <w:vAlign w:val="center"/>
+            <w:hideMark/>
+          </w:tcPr>
+          <w:p>
+            <w:pPr>
+              <w:bidi/>
+              <w:rPr>
+                <w:rFonts w:asciiTheme="minorBidi" w:eastAsia="Alef" w:hAnsiTheme="minorBidi" w:cstheme="minorBidi"/>
+                <w:sz w:val="28"/>
+                <w:szCs w:val="28"/>
+                <w:shd w:val="clear" w:color="auto" w:fill="F8F9FA"/>
+                <w:rtl/>
+                <w:lang w:val="en-US"/>
+              </w:rPr>
+            </w:pPr>
+            <w:r>
+              <w:rPr>
+                <w:rFonts w:asciiTheme="minorBidi" w:eastAsia="Alef" w:hAnsiTheme="minorBidi" w:cstheme="minorBidi"/>
+                <w:sz w:val="28"/>
+                <w:szCs w:val="28"/>
+                <w:shd w:val="clear" w:color="auto" w:fill="F8F9FA"/>
+                <w:rtl/>
+                <w:lang w:val="en-US"/>
+              </w:rPr>
+              <w:t>974–1210</w:t>
+            </w:r>
+          </w:p>
+        </w:tc>
+        <w:tc>
+          <w:tcPr>
+            <w:tcW w:w="0" w:type="auto"/>
+            <w:tcBorders>
+              <w:top w:val="single" w:sz="6" w:space="0" w:color="auto"/>
+              <w:left w:val="single" w:sz="6" w:space="0" w:color="auto"/>
+              <w:bottom w:val="single" w:sz="6" w:space="0" w:color="auto"/>
+              <w:right w:val="single" w:sz="6" w:space="0" w:color="auto"/>
+            </w:tcBorders>
+            <w:tcMar>
+              <w:top w:w="240" w:type="dxa"/>
+              <w:left w:w="0" w:type="dxa"/>
+              <w:bottom w:w="240" w:type="dxa"/>
+              <w:right w:w="0" w:type="dxa"/>
+            </w:tcMar>
+            <w:vAlign w:val="center"/>
+            <w:hideMark/>
+          </w:tcPr>
+          <w:p>
+            <w:pPr>
+              <w:bidi/>
+              <w:rPr>
+                <w:rFonts w:asciiTheme="minorBidi" w:eastAsia="Alef" w:hAnsiTheme="minorBidi" w:cstheme="minorBidi"/>
+                <w:sz w:val="28"/>
+                <w:szCs w:val="28"/>
+                <w:shd w:val="clear" w:color="auto" w:fill="F8F9FA"/>
+                <w:rtl/>
+                <w:lang w:val="en-US"/>
+              </w:rPr>
+            </w:pPr>
+            <w:r>
+              <w:rPr>
+                <w:rFonts w:asciiTheme="minorBidi" w:eastAsia="Alef" w:hAnsiTheme="minorBidi" w:cstheme="minorBidi"/>
+                <w:sz w:val="28"/>
+                <w:szCs w:val="28"/>
+                <w:shd w:val="clear" w:color="auto" w:fill="F8F9FA"/>
+                <w:rtl/>
+                <w:lang w:val="en-US"/>
+              </w:rPr>
+              <w:t>זנב גמיש המכיל שאריות טירוזין שעוברות זרחון עצמי ומשמשות כנקודות עגינה לחלבוני המשך.</w:t>
+            </w:r>
+          </w:p>
+        </w:tc>
+      </w:tr>
+    </w:tbl>
+    <w:p>
+      <w:pPr>
+        <w:bidi/>
+        <w:rPr>
+          <w:rFonts w:asciiTheme="minorBidi" w:eastAsia="Alef" w:hAnsiTheme="minorBidi" w:cstheme="minorBidi"/>
+          <w:sz w:val="28"/>
+          <w:szCs w:val="28"/>
+          <w:shd w:val="clear" w:color="auto" w:fill="F8F9FA"/>
+          <w:lang w:val="en-US"/>
+        </w:rPr>
+      </w:pPr>
+    </w:p>
+    <w:p>
+      <w:pPr>
+        <w:bidi/>
+        <w:rPr>
+          <w:rFonts w:asciiTheme="minorBidi" w:eastAsia="Alef" w:hAnsiTheme="minorBidi" w:cstheme="minorBidi"/>
+          <w:sz w:val="28"/>
+          <w:szCs w:val="28"/>
+          <w:shd w:val="clear" w:color="auto" w:fill="F8F9FA"/>
+          <w:lang w:val="en-US"/>
+        </w:rPr>
+      </w:pPr>
+      <w:r>
+        <w:rPr>
+          <w:noProof/>
+        </w:rPr>
+        <w:drawing>
+          <wp:inline distT="0" distB="0" distL="0" distR="0" wp14:anchorId="3A648164" wp14:editId="5CEB7913">
+            <wp:extent cx="5733415" cy="3264535"/>
+            <wp:effectExtent l="0" t="0" r="635" b="0"/>
+            <wp:docPr id="388196753" name="Picture 2" descr="FIGURE 1"/>
+            <wp:cNvGraphicFramePr>
+              <a:graphicFrameLocks xmlns:a="http://schemas.openxmlformats.org/drawingml/2006/main" noChangeAspect="1"/>
+            </wp:cNvGraphicFramePr>
+            <a:graphic xmlns:a="http://schemas.openxmlformats.org/drawingml/2006/main">
+              <a:graphicData uri="http://schemas.openxmlformats.org/drawingml/2006/picture">
+                <pic:pic xmlns:pic="http://schemas.openxmlformats.org/drawingml/2006/picture">
+                  <pic:nvPicPr>
+                    <pic:cNvPr id="0" name="Picture 3" descr="FIGURE 1"/>
+                    <pic:cNvPicPr>
+                      <a:picLocks noChangeAspect="1" noChangeArrowheads="1"/>
+                    </pic:cNvPicPr>
+                  </pic:nvPicPr>
+                  <pic:blipFill>
+                    <a:blip r:embed="rId8">
+                      <a:extLst>
+                        <a:ext uri="{28A0092B-C50C-407E-A947-70E740481C1C}">
+                          <a14:useLocalDpi xmlns:a14="http://schemas.microsoft.com/office/drawing/2010/main" val="0"/>
+                        </a:ext>
+                      </a:extLst>
+                    </a:blip>
+                    <a:srcRect/>
+                    <a:stretch>
+                      <a:fillRect/>
+                    </a:stretch>
+                  </pic:blipFill>
+                  <pic:spPr bwMode="auto">
+                    <a:xfrm>
+                      <a:off x="0" y="0"/>
+                      <a:ext cx="5733415" cy="3264535"/>
+                    </a:xfrm>
+                    <a:prstGeom prst="rect">
+                      <a:avLst/>
+                    </a:prstGeom>
+                    <a:noFill/>
+                    <a:ln>
+                      <a:noFill/>
+                    </a:ln>
+                  </pic:spPr>
+                </pic:pic>
+              </a:graphicData>
+            </a:graphic>
+          </wp:inline>
+        </w:drawing>
+      </w:r>
+    </w:p>
+    <w:p>
+      <w:pPr>
+        <w:bidi/>
+        <w:rPr>
+          <w:rFonts w:asciiTheme="minorBidi" w:eastAsia="Alef" w:hAnsiTheme="minorBidi" w:cstheme="minorBidi"/>
+          <w:sz w:val="28"/>
+          <w:szCs w:val="28"/>
+          <w:shd w:val="clear" w:color="auto" w:fill="F8F9FA"/>
+          <w:lang w:val="en-US"/>
+        </w:rPr>
+      </w:pPr>
+    </w:p>
+    <w:p>
+      <w:pPr>
+        <w:pStyle w:val="Heading1"/>
+        <w:bidi/>
+      </w:pPr>
+      <w:bookmarkStart w:id="11" w:name="_9xd3qmvt2s3s" w:colFirst="0" w:colLast="0"/>
+      <w:bookmarkStart w:id="12" w:name="_Toc227282087"/>
+      <w:bookmarkEnd w:id="11"/>
+      <w:r>
+        <w:rPr>
+          <w:rtl/>
+        </w:rPr>
+        <w:t>תכנון העבודה</w:t>
+      </w:r>
+      <w:bookmarkEnd w:id="12"/>
+    </w:p>
+    <w:p>
+      <w:pPr>
+        <w:pStyle w:val="Heading2"/>
+        <w:bidi/>
+      </w:pPr>
+      <w:bookmarkStart w:id="13" w:name="_iha2naqtatbu" w:colFirst="0" w:colLast="0"/>
+      <w:bookmarkStart w:id="14" w:name="_Toc227282088"/>
+      <w:bookmarkEnd w:id="13"/>
+      <w:r>
+        <w:rPr>
+          <w:rtl/>
+        </w:rPr>
+        <w:t>1. איסוף נתונים</w:t>
+      </w:r>
+      <w:bookmarkEnd w:id="14"/>
+    </w:p>
+    <w:p>
+      <w:pPr>
+        <w:bidi/>
+        <w:rPr>
+          <w:sz w:val="28"/>
+          <w:szCs w:val="28"/>
+        </w:rPr>
+      </w:pPr>
+      <w:r>
+        <w:rPr>
+          <w:rFonts w:hint="cs"/>
+          <w:sz w:val="28"/>
+          <w:szCs w:val="28"/>
+          <w:rtl/>
+        </w:rPr>
+        <w:t xml:space="preserve">- </w:t>
+      </w:r>
+      <w:r>
+        <w:rPr>
+          <w:sz w:val="28"/>
+          <w:szCs w:val="28"/>
+          <w:rtl/>
+        </w:rPr>
+        <w:t xml:space="preserve">הורדת רשימות מוטציות עבור </w:t>
+      </w:r>
+      <w:r>
+        <w:rPr>
+          <w:sz w:val="28"/>
+          <w:szCs w:val="28"/>
+        </w:rPr>
+        <w:t>KRAS</w:t>
+      </w:r>
+      <w:r>
+        <w:rPr>
+          <w:sz w:val="28"/>
+          <w:szCs w:val="28"/>
+          <w:rtl/>
+        </w:rPr>
+        <w:t xml:space="preserve"> ו-</w:t>
       </w:r>
       <w:r>
         <w:rPr>
@@ -4267,433 +7352,51 @@
           <w:szCs w:val="28"/>
           <w:rtl/>
         </w:rPr>
-        <w:t xml:space="preserve"> הוא קולטן </w:t>
-      </w:r>
-      <w:proofErr w:type="spellStart"/>
-      <w:r>
-        <w:rPr>
-          <w:sz w:val="28"/>
-          <w:szCs w:val="28"/>
-          <w:rtl/>
-        </w:rPr>
-        <w:t>טירוזין</w:t>
-      </w:r>
-      <w:proofErr w:type="spellEnd"/>
-      <w:r>
-        <w:rPr>
-          <w:sz w:val="28"/>
-          <w:szCs w:val="28"/>
-          <w:rtl/>
-        </w:rPr>
-        <w:t xml:space="preserve"> </w:t>
-      </w:r>
-      <w:proofErr w:type="spellStart"/>
-      <w:r>
-        <w:rPr>
-          <w:sz w:val="28"/>
-          <w:szCs w:val="28"/>
-          <w:rtl/>
-        </w:rPr>
-        <w:t>קינאז</w:t>
-      </w:r>
-      <w:proofErr w:type="spellEnd"/>
-      <w:r>
-        <w:rPr>
-          <w:sz w:val="28"/>
-          <w:szCs w:val="28"/>
-          <w:rtl/>
-        </w:rPr>
-        <w:t xml:space="preserve"> (</w:t>
-      </w:r>
-      <w:proofErr w:type="spellStart"/>
-      <w:r>
-        <w:rPr>
-          <w:sz w:val="28"/>
-          <w:szCs w:val="28"/>
-        </w:rPr>
-        <w:t>Receptor</w:t>
-      </w:r>
-      <w:proofErr w:type="spellEnd"/>
-      <w:r>
-        <w:rPr>
-          <w:sz w:val="28"/>
-          <w:szCs w:val="28"/>
-        </w:rPr>
-        <w:t xml:space="preserve"> </w:t>
-      </w:r>
-      <w:proofErr w:type="spellStart"/>
-      <w:r>
-        <w:rPr>
-          <w:sz w:val="28"/>
-          <w:szCs w:val="28"/>
-        </w:rPr>
-        <w:t>Tyrosine</w:t>
-      </w:r>
-      <w:proofErr w:type="spellEnd"/>
-      <w:r>
-        <w:rPr>
-          <w:sz w:val="28"/>
-          <w:szCs w:val="28"/>
-        </w:rPr>
-        <w:t xml:space="preserve"> </w:t>
-      </w:r>
-      <w:proofErr w:type="spellStart"/>
-      <w:r>
-        <w:rPr>
-          <w:sz w:val="28"/>
-          <w:szCs w:val="28"/>
-        </w:rPr>
-        <w:t>Kinase</w:t>
-      </w:r>
-      <w:proofErr w:type="spellEnd"/>
-      <w:r>
-        <w:rPr>
-          <w:sz w:val="28"/>
-          <w:szCs w:val="28"/>
-          <w:rtl/>
-        </w:rPr>
-        <w:t>) הממוקם בממברנה.</w:t>
-      </w:r>
-    </w:p>
-    <w:p>
-      <w:pPr>
-        <w:bidi/>
-        <w:rPr>
-          <w:sz w:val="28"/>
-          <w:szCs w:val="28"/>
-        </w:rPr>
-      </w:pPr>
-      <w:r>
-        <w:rPr>
-          <w:sz w:val="28"/>
-          <w:szCs w:val="28"/>
-          <w:rtl/>
-        </w:rPr>
-        <w:t xml:space="preserve">הוא כולל מספר </w:t>
-      </w:r>
-      <w:proofErr w:type="spellStart"/>
-      <w:r>
-        <w:rPr>
-          <w:sz w:val="28"/>
-          <w:szCs w:val="28"/>
-          <w:rtl/>
-        </w:rPr>
-        <w:t>דומיינים</w:t>
-      </w:r>
-      <w:proofErr w:type="spellEnd"/>
-      <w:r>
-        <w:rPr>
-          <w:sz w:val="28"/>
-          <w:szCs w:val="28"/>
-          <w:rtl/>
-        </w:rPr>
-        <w:t>:</w:t>
-      </w:r>
-    </w:p>
-    <w:p>
-      <w:pPr>
-        <w:bidi/>
-        <w:rPr>
-          <w:sz w:val="28"/>
-          <w:szCs w:val="28"/>
-        </w:rPr>
-      </w:pPr>
-      <w:r>
-        <w:rPr>
-          <w:sz w:val="28"/>
-          <w:szCs w:val="28"/>
-          <w:rtl/>
-        </w:rPr>
-        <w:t xml:space="preserve">דומיין חוץ-תאי לקישור </w:t>
-      </w:r>
-      <w:proofErr w:type="spellStart"/>
-      <w:r>
-        <w:rPr>
-          <w:sz w:val="28"/>
-          <w:szCs w:val="28"/>
-          <w:rtl/>
-        </w:rPr>
-        <w:t>ליגנד</w:t>
-      </w:r>
-      <w:proofErr w:type="spellEnd"/>
-    </w:p>
-    <w:p>
-      <w:pPr>
-        <w:bidi/>
-        <w:rPr>
-          <w:sz w:val="28"/>
-          <w:szCs w:val="28"/>
-        </w:rPr>
-      </w:pPr>
-      <w:r>
-        <w:rPr>
-          <w:sz w:val="28"/>
-          <w:szCs w:val="28"/>
-          <w:rtl/>
-        </w:rPr>
-        <w:t xml:space="preserve">דומיין </w:t>
-      </w:r>
-      <w:proofErr w:type="spellStart"/>
-      <w:r>
-        <w:rPr>
-          <w:sz w:val="28"/>
-          <w:szCs w:val="28"/>
-          <w:rtl/>
-        </w:rPr>
-        <w:t>טרנסממברנלי</w:t>
-      </w:r>
-      <w:proofErr w:type="spellEnd"/>
-    </w:p>
-    <w:p>
-      <w:pPr>
-        <w:bidi/>
-        <w:rPr>
-          <w:sz w:val="28"/>
-          <w:szCs w:val="28"/>
-          <w:rtl/>
-        </w:rPr>
-      </w:pPr>
-      <w:r>
-        <w:rPr>
-          <w:sz w:val="28"/>
-          <w:szCs w:val="28"/>
-          <w:rtl/>
-        </w:rPr>
-        <w:t xml:space="preserve">דומיין </w:t>
-      </w:r>
-      <w:proofErr w:type="spellStart"/>
-      <w:r>
-        <w:rPr>
-          <w:sz w:val="28"/>
-          <w:szCs w:val="28"/>
-          <w:rtl/>
-        </w:rPr>
-        <w:t>קינאז</w:t>
-      </w:r>
-      <w:proofErr w:type="spellEnd"/>
-      <w:r>
-        <w:rPr>
-          <w:sz w:val="28"/>
-          <w:szCs w:val="28"/>
-          <w:rtl/>
-        </w:rPr>
-        <w:t xml:space="preserve"> </w:t>
-      </w:r>
-      <w:proofErr w:type="spellStart"/>
-      <w:r>
-        <w:rPr>
-          <w:sz w:val="28"/>
-          <w:szCs w:val="28"/>
-          <w:rtl/>
-        </w:rPr>
-        <w:t>תוך־תאי</w:t>
-      </w:r>
-      <w:proofErr w:type="spellEnd"/>
-    </w:p>
-    <w:p>
-      <w:pPr>
-        <w:bidi/>
-        <w:rPr>
-          <w:sz w:val="28"/>
-          <w:szCs w:val="28"/>
-        </w:rPr>
-      </w:pPr>
-    </w:p>
-    <w:p>
-      <w:pPr>
-        <w:bidi/>
-        <w:rPr>
-          <w:sz w:val="28"/>
-          <w:szCs w:val="28"/>
-        </w:rPr>
-      </w:pPr>
-      <w:bookmarkStart w:id="11" w:name="_btauaj82yl6d" w:colFirst="0" w:colLast="0"/>
-      <w:bookmarkEnd w:id="11"/>
-      <w:r>
-        <w:rPr>
-          <w:sz w:val="28"/>
-          <w:szCs w:val="28"/>
-          <w:rtl/>
-        </w:rPr>
-        <w:t xml:space="preserve">מוטציות סרטניות רבות מתרחשות </w:t>
-      </w:r>
-      <w:proofErr w:type="spellStart"/>
-      <w:r>
-        <w:rPr>
-          <w:sz w:val="28"/>
-          <w:szCs w:val="28"/>
-          <w:rtl/>
-        </w:rPr>
-        <w:t>בדומיין</w:t>
-      </w:r>
-      <w:proofErr w:type="spellEnd"/>
-      <w:r>
-        <w:rPr>
-          <w:sz w:val="28"/>
-          <w:szCs w:val="28"/>
-          <w:rtl/>
-        </w:rPr>
-        <w:t xml:space="preserve"> </w:t>
-      </w:r>
-      <w:proofErr w:type="spellStart"/>
-      <w:r>
-        <w:rPr>
-          <w:sz w:val="28"/>
-          <w:szCs w:val="28"/>
-          <w:rtl/>
-        </w:rPr>
-        <w:t>הקינאז</w:t>
-      </w:r>
-      <w:proofErr w:type="spellEnd"/>
-      <w:r>
-        <w:rPr>
-          <w:sz w:val="28"/>
-          <w:szCs w:val="28"/>
-          <w:rtl/>
-        </w:rPr>
-        <w:t xml:space="preserve"> וגורמות להפעלה קבועה של אותות גדילה.</w:t>
-      </w:r>
-    </w:p>
-    <w:p>
-      <w:pPr>
-        <w:bidi/>
-        <w:rPr>
-          <w:rFonts w:asciiTheme="minorBidi" w:eastAsia="Alef" w:hAnsiTheme="minorBidi" w:cstheme="minorBidi"/>
-          <w:sz w:val="28"/>
-          <w:szCs w:val="28"/>
-          <w:shd w:val="clear" w:color="auto" w:fill="F8F9FA"/>
-        </w:rPr>
-      </w:pPr>
-    </w:p>
-    <w:p>
-      <w:pPr>
-        <w:pStyle w:val="Heading1"/>
-        <w:bidi/>
-      </w:pPr>
-      <w:bookmarkStart w:id="12" w:name="_9xd3qmvt2s3s" w:colFirst="0" w:colLast="0"/>
-      <w:bookmarkStart w:id="13" w:name="_Toc227282087"/>
-      <w:bookmarkEnd w:id="12"/>
-      <w:r>
-        <w:rPr>
-          <w:rtl/>
-        </w:rPr>
-        <w:t>תכנון העבודה</w:t>
-      </w:r>
-      <w:bookmarkEnd w:id="13"/>
+        <w:t xml:space="preserve"> ממאגרי מידע</w:t>
+      </w:r>
+    </w:p>
+    <w:p>
+      <w:pPr>
+        <w:bidi/>
+        <w:rPr>
+          <w:sz w:val="28"/>
+          <w:szCs w:val="28"/>
+        </w:rPr>
+      </w:pPr>
+      <w:r>
+        <w:rPr>
+          <w:rFonts w:hint="cs"/>
+          <w:sz w:val="28"/>
+          <w:szCs w:val="28"/>
+          <w:rtl/>
+          <w:lang w:bidi="he"/>
+        </w:rPr>
+        <w:t xml:space="preserve">- </w:t>
+      </w:r>
+      <w:r>
+        <w:rPr>
+          <w:sz w:val="28"/>
+          <w:szCs w:val="28"/>
+          <w:rtl/>
+        </w:rPr>
+        <w:t>איסוף מידע על מיקומי הדומיינים בכל חלבון</w:t>
+      </w:r>
     </w:p>
     <w:p>
       <w:pPr>
         <w:pStyle w:val="Heading2"/>
         <w:bidi/>
-      </w:pPr>
-      <w:bookmarkStart w:id="14" w:name="_iha2naqtatbu" w:colFirst="0" w:colLast="0"/>
-      <w:bookmarkStart w:id="15" w:name="_Toc227282088"/>
-      <w:bookmarkEnd w:id="14"/>
-      <w:r>
-        <w:rPr>
-          <w:rtl/>
-        </w:rPr>
-        <w:t>1. איסוף נתונים</w:t>
-      </w:r>
-      <w:bookmarkEnd w:id="15"/>
-    </w:p>
-    <w:p>
-      <w:pPr>
-        <w:bidi/>
-        <w:rPr>
-          <w:sz w:val="28"/>
-          <w:szCs w:val="28"/>
-        </w:rPr>
-      </w:pPr>
-      <w:r>
-        <w:rPr>
-          <w:rFonts w:hint="cs"/>
-          <w:sz w:val="28"/>
-          <w:szCs w:val="28"/>
-          <w:rtl/>
-        </w:rPr>
-        <w:t xml:space="preserve">- </w:t>
-      </w:r>
-      <w:r>
-        <w:rPr>
-          <w:sz w:val="28"/>
-          <w:szCs w:val="28"/>
-          <w:rtl/>
-        </w:rPr>
-        <w:t xml:space="preserve">הורדת רשימות מוטציות עבור </w:t>
-      </w:r>
-      <w:r>
-        <w:rPr>
-          <w:sz w:val="28"/>
-          <w:szCs w:val="28"/>
-        </w:rPr>
-        <w:t>KRAS</w:t>
-      </w:r>
-      <w:r>
-        <w:rPr>
-          <w:sz w:val="28"/>
-          <w:szCs w:val="28"/>
-          <w:rtl/>
-        </w:rPr>
-        <w:t xml:space="preserve"> ו-</w:t>
-      </w:r>
-      <w:r>
-        <w:rPr>
-          <w:sz w:val="28"/>
-          <w:szCs w:val="28"/>
-        </w:rPr>
-        <w:t>EGFR</w:t>
-      </w:r>
-      <w:r>
-        <w:rPr>
-          <w:sz w:val="28"/>
-          <w:szCs w:val="28"/>
-          <w:rtl/>
-        </w:rPr>
-        <w:t xml:space="preserve"> ממאגרי מידע</w:t>
-      </w:r>
-    </w:p>
-    <w:p>
-      <w:pPr>
-        <w:bidi/>
-        <w:rPr>
-          <w:sz w:val="28"/>
-          <w:szCs w:val="28"/>
-        </w:rPr>
-      </w:pPr>
-      <w:r>
-        <w:rPr>
-          <w:rFonts w:hint="cs"/>
-          <w:sz w:val="28"/>
-          <w:szCs w:val="28"/>
-          <w:rtl/>
-          <w:lang w:bidi="he"/>
-        </w:rPr>
-        <w:t xml:space="preserve">- </w:t>
-      </w:r>
-      <w:r>
-        <w:rPr>
-          <w:sz w:val="28"/>
-          <w:szCs w:val="28"/>
-          <w:rtl/>
-        </w:rPr>
-        <w:t>איסוף מידע על מיקומי הדומיינים בכל חלבון</w:t>
-      </w:r>
-    </w:p>
-    <w:p>
-      <w:pPr>
-        <w:pStyle w:val="Heading2"/>
-        <w:bidi/>
-        <w:rPr>
-          <w:rtl/>
-        </w:rPr>
-      </w:pPr>
-      <w:bookmarkStart w:id="16" w:name="_Toc227282089"/>
+        <w:rPr>
+          <w:rtl/>
+        </w:rPr>
+      </w:pPr>
+      <w:bookmarkStart w:id="15" w:name="_Toc227282089"/>
       <w:r>
         <w:rPr>
           <w:sz w:val="26"/>
           <w:szCs w:val="26"/>
         </w:rPr>
+        <w:lastRenderedPageBreak/>
         <w:t>2</w:t>
       </w:r>
       <w:r>
@@ -4702,128 +7405,113 @@
         </w:rPr>
         <w:t>. הגדרת המבנה (</w:t>
       </w:r>
-      <w:proofErr w:type="spellStart"/>
-      <w:r>
-        <w:t>Data</w:t>
-      </w:r>
-      <w:proofErr w:type="spellEnd"/>
-      <w:r>
-        <w:t xml:space="preserve"> </w:t>
-      </w:r>
-      <w:proofErr w:type="spellStart"/>
-      <w:r>
-        <w:t>Structures</w:t>
-      </w:r>
-      <w:proofErr w:type="spellEnd"/>
+      <w:r>
+        <w:t>Data Structures</w:t>
+      </w:r>
       <w:r>
         <w:rPr>
           <w:rtl/>
         </w:rPr>
         <w:t>)</w:t>
       </w:r>
+      <w:bookmarkEnd w:id="15"/>
+    </w:p>
+    <w:p>
+      <w:pPr>
+        <w:bidi/>
+        <w:rPr>
+          <w:sz w:val="28"/>
+          <w:szCs w:val="28"/>
+          <w:rtl/>
+          <w:lang w:val="en-US"/>
+        </w:rPr>
+      </w:pPr>
+      <w:r>
+        <w:rPr>
+          <w:rFonts w:hint="cs"/>
+          <w:sz w:val="28"/>
+          <w:szCs w:val="28"/>
+          <w:rtl/>
+        </w:rPr>
+        <w:t xml:space="preserve">לפני הפונקציות, הגדרת שני מילונים: </w:t>
+      </w:r>
+      <w:r>
+        <w:rPr>
+          <w:sz w:val="28"/>
+          <w:szCs w:val="28"/>
+          <w:lang w:val="en-US"/>
+        </w:rPr>
+        <w:t>EGFR_domains</w:t>
+      </w:r>
+      <w:r>
+        <w:rPr>
+          <w:rFonts w:hint="cs"/>
+          <w:sz w:val="28"/>
+          <w:szCs w:val="28"/>
+          <w:rtl/>
+          <w:lang w:val="en-US"/>
+        </w:rPr>
+        <w:t xml:space="preserve"> ו-</w:t>
+      </w:r>
+      <w:r>
+        <w:rPr>
+          <w:sz w:val="28"/>
+          <w:szCs w:val="28"/>
+          <w:lang w:val="en-US"/>
+        </w:rPr>
+        <w:t>KRAS_domains</w:t>
+      </w:r>
+      <w:r>
+        <w:rPr>
+          <w:rFonts w:hint="cs"/>
+          <w:sz w:val="28"/>
+          <w:szCs w:val="28"/>
+          <w:rtl/>
+          <w:lang w:val="en-US"/>
+        </w:rPr>
+        <w:t>.</w:t>
+      </w:r>
+    </w:p>
+    <w:p>
+      <w:pPr>
+        <w:bidi/>
+        <w:rPr>
+          <w:sz w:val="28"/>
+          <w:szCs w:val="28"/>
+          <w:lang w:val="en-US"/>
+        </w:rPr>
+      </w:pPr>
+      <w:r>
+        <w:rPr>
+          <w:sz w:val="28"/>
+          <w:szCs w:val="28"/>
+          <w:rtl/>
+        </w:rPr>
+        <w:t>המטרה: מילונים שמייצגים טווחים של חומצות אמינו. המפתח הוא הטווח (התחלה וסוף) והערך הוא מונה שמתחיל ב-0.</w:t>
+      </w:r>
+    </w:p>
+    <w:p>
+      <w:pPr>
+        <w:pStyle w:val="Heading2"/>
+        <w:bidi/>
+      </w:pPr>
+      <w:bookmarkStart w:id="16" w:name="_ne5ou9fdmxey" w:colFirst="0" w:colLast="0"/>
+      <w:bookmarkStart w:id="17" w:name="_Toc227282090"/>
       <w:bookmarkEnd w:id="16"/>
-    </w:p>
-    <w:p>
-      <w:pPr>
-        <w:bidi/>
-        <w:rPr>
-          <w:sz w:val="28"/>
-          <w:szCs w:val="28"/>
-          <w:rtl/>
-          <w:lang w:val="en-US"/>
-        </w:rPr>
-      </w:pPr>
       <w:r>
         <w:rPr>
           <w:rFonts w:hint="cs"/>
-          <w:sz w:val="28"/>
-          <w:szCs w:val="28"/>
-          <w:rtl/>
-        </w:rPr>
-        <w:t xml:space="preserve">לפני הפונקציות, הגדרת שני מילונים: </w:t>
-      </w:r>
-      <w:proofErr w:type="spellStart"/>
-      <w:r>
-        <w:rPr>
-          <w:sz w:val="28"/>
-          <w:szCs w:val="28"/>
-          <w:lang w:val="en-US"/>
-        </w:rPr>
-        <w:t>EGFR_domains</w:t>
-      </w:r>
-      <w:proofErr w:type="spellEnd"/>
-      <w:r>
-        <w:rPr>
-          <w:rFonts w:hint="cs"/>
-          <w:sz w:val="28"/>
-          <w:szCs w:val="28"/>
-          <w:rtl/>
-          <w:lang w:val="en-US"/>
-        </w:rPr>
-        <w:t xml:space="preserve"> ו-</w:t>
-      </w:r>
-      <w:proofErr w:type="spellStart"/>
-      <w:r>
-        <w:rPr>
-          <w:sz w:val="28"/>
-          <w:szCs w:val="28"/>
-          <w:lang w:val="en-US"/>
-        </w:rPr>
-        <w:t>KRAS_domains</w:t>
-      </w:r>
-      <w:proofErr w:type="spellEnd"/>
-      <w:r>
-        <w:rPr>
-          <w:rFonts w:hint="cs"/>
-          <w:sz w:val="28"/>
-          <w:szCs w:val="28"/>
-          <w:rtl/>
-          <w:lang w:val="en-US"/>
-        </w:rPr>
-        <w:t>.</w:t>
-      </w:r>
-    </w:p>
-    <w:p>
-      <w:pPr>
-        <w:bidi/>
-        <w:rPr>
-          <w:sz w:val="28"/>
-          <w:szCs w:val="28"/>
-          <w:lang w:val="en-US"/>
-        </w:rPr>
-      </w:pPr>
-      <w:r>
-        <w:rPr>
-          <w:sz w:val="28"/>
-          <w:szCs w:val="28"/>
-          <w:rtl/>
-        </w:rPr>
-        <w:t>המטרה: מילונים שמייצגים טווחים של חומצות אמינו. המפתח הוא הטווח (התחלה וסוף) והערך הוא מונה שמתחיל ב-0.</w:t>
-      </w:r>
-    </w:p>
-    <w:p>
-      <w:pPr>
-        <w:pStyle w:val="Heading2"/>
-        <w:bidi/>
-      </w:pPr>
-      <w:bookmarkStart w:id="17" w:name="_ne5ou9fdmxey" w:colFirst="0" w:colLast="0"/>
-      <w:bookmarkStart w:id="18" w:name="_Toc227282090"/>
+          <w:rtl/>
+        </w:rPr>
+        <w:t xml:space="preserve">3. </w:t>
+      </w:r>
+      <w:r>
+        <w:rPr>
+          <w:rtl/>
+        </w:rPr>
+        <w:t>חלוקה לפונקציות</w:t>
+      </w:r>
       <w:bookmarkEnd w:id="17"/>
-      <w:r>
-        <w:rPr>
-          <w:rFonts w:hint="cs"/>
-          <w:rtl/>
-        </w:rPr>
-        <w:lastRenderedPageBreak/>
-        <w:t xml:space="preserve">3. </w:t>
-      </w:r>
-      <w:r>
-        <w:rPr>
-          <w:rtl/>
-        </w:rPr>
-        <w:t>חלוקה לפונקציות</w:t>
-      </w:r>
-      <w:bookmarkEnd w:id="18"/>
     </w:p>
     <w:p>
       <w:pPr>
@@ -4835,8 +7523,8 @@
           <w:szCs w:val="28"/>
         </w:rPr>
       </w:pPr>
-      <w:bookmarkStart w:id="19" w:name="_1f0rcidusbcb" w:colFirst="0" w:colLast="0"/>
-      <w:bookmarkEnd w:id="19"/>
+      <w:bookmarkStart w:id="18" w:name="_1f0rcidusbcb" w:colFirst="0" w:colLast="0"/>
+      <w:bookmarkEnd w:id="18"/>
       <w:r>
         <w:rPr>
           <w:b/>
@@ -4847,7 +7535,6 @@
         </w:rPr>
         <w:t xml:space="preserve">פונקציית חילוץ המוטציות: </w:t>
       </w:r>
-      <w:proofErr w:type="spellStart"/>
       <w:r>
         <w:rPr>
           <w:b/>
@@ -4857,7 +7544,6 @@
         </w:rPr>
         <w:t>get_list_of_all_protein_changes</w:t>
       </w:r>
-      <w:proofErr w:type="spellEnd"/>
     </w:p>
     <w:p>
       <w:pPr>
@@ -4959,8 +7645,8 @@
           <w:szCs w:val="28"/>
         </w:rPr>
       </w:pPr>
-      <w:bookmarkStart w:id="20" w:name="_ekxkr6juahlg" w:colFirst="0" w:colLast="0"/>
-      <w:bookmarkEnd w:id="20"/>
+      <w:bookmarkStart w:id="19" w:name="_ekxkr6juahlg" w:colFirst="0" w:colLast="0"/>
+      <w:bookmarkEnd w:id="19"/>
       <w:r>
         <w:rPr>
           <w:b/>
@@ -4971,7 +7657,6 @@
         </w:rPr>
         <w:t xml:space="preserve">פונקציית המרת טקסט למספרים: </w:t>
       </w:r>
-      <w:proofErr w:type="spellStart"/>
       <w:r>
         <w:rPr>
           <w:rFonts w:eastAsia="Roboto Mono"/>
@@ -4982,7 +7667,6 @@
         </w:rPr>
         <w:t>get_mutation_indices</w:t>
       </w:r>
-      <w:proofErr w:type="spellEnd"/>
     </w:p>
     <w:p>
       <w:pPr>
@@ -5000,7 +7684,6 @@
         </w:rPr>
         <w:t>מה היא עושה: משתמשת ב"ביטויים רגולריים" (</w:t>
       </w:r>
-      <w:proofErr w:type="spellStart"/>
       <w:r>
         <w:rPr>
           <w:rFonts w:eastAsia="Roboto Mono"/>
@@ -5009,7 +7692,6 @@
         </w:rPr>
         <w:t>re</w:t>
       </w:r>
-      <w:proofErr w:type="spellEnd"/>
       <w:r>
         <w:rPr>
           <w:sz w:val="28"/>
@@ -5138,8 +7820,8 @@
           <w:szCs w:val="28"/>
         </w:rPr>
       </w:pPr>
-      <w:bookmarkStart w:id="21" w:name="_ky7j40v4frv1" w:colFirst="0" w:colLast="0"/>
-      <w:bookmarkEnd w:id="21"/>
+      <w:bookmarkStart w:id="20" w:name="_ky7j40v4frv1" w:colFirst="0" w:colLast="0"/>
+      <w:bookmarkEnd w:id="20"/>
       <w:r>
         <w:rPr>
           <w:b/>
@@ -5150,7 +7832,6 @@
         </w:rPr>
         <w:t xml:space="preserve">פונקציית הספירה והשיוך: </w:t>
       </w:r>
-      <w:proofErr w:type="spellStart"/>
       <w:r>
         <w:rPr>
           <w:rFonts w:eastAsia="Roboto Mono"/>
@@ -5161,7 +7842,6 @@
         </w:rPr>
         <w:t>update_domain_counts</w:t>
       </w:r>
-      <w:proofErr w:type="spellEnd"/>
     </w:p>
     <w:p>
       <w:pPr>
@@ -5242,9 +7922,9 @@
           <w:szCs w:val="34"/>
         </w:rPr>
       </w:pPr>
-      <w:bookmarkStart w:id="22" w:name="_k6iywqya666j" w:colFirst="0" w:colLast="0"/>
-      <w:bookmarkStart w:id="23" w:name="_Toc227282091"/>
-      <w:bookmarkEnd w:id="22"/>
+      <w:bookmarkStart w:id="21" w:name="_k6iywqya666j" w:colFirst="0" w:colLast="0"/>
+      <w:bookmarkStart w:id="22" w:name="_Toc227282091"/>
+      <w:bookmarkEnd w:id="21"/>
       <w:r>
         <w:rPr>
           <w:rFonts w:asciiTheme="minorBidi" w:hAnsiTheme="minorBidi" w:cstheme="minorBidi"/>
@@ -5256,7 +7936,7 @@
         </w:rPr>
         <w:t>גוף התוכנית</w:t>
       </w:r>
-      <w:bookmarkEnd w:id="23"/>
+      <w:bookmarkEnd w:id="22"/>
       <w:r>
         <w:rPr>
           <w:rFonts w:asciiTheme="minorBidi" w:hAnsiTheme="minorBidi" w:cstheme="minorBidi"/>
@@ -5287,29 +7967,7 @@
           <w:szCs w:val="28"/>
           <w:rtl/>
         </w:rPr>
-        <w:t xml:space="preserve">חיבור של </w:t>
-      </w:r>
-      <w:proofErr w:type="spellStart"/>
-      <w:r>
-        <w:rPr>
-          <w:b/>
-          <w:bCs/>
-          <w:sz w:val="28"/>
-          <w:szCs w:val="28"/>
-          <w:rtl/>
-        </w:rPr>
-        <w:t>הכל</w:t>
-      </w:r>
-      <w:proofErr w:type="spellEnd"/>
-      <w:r>
-        <w:rPr>
-          <w:b/>
-          <w:bCs/>
-          <w:sz w:val="28"/>
-          <w:szCs w:val="28"/>
-          <w:rtl/>
-        </w:rPr>
-        <w:t xml:space="preserve"> ביחד</w:t>
+        <w:t>חיבור של הכל ביחד</w:t>
       </w:r>
     </w:p>
     <w:p>
@@ -5354,8 +8012,8 @@
           <w:szCs w:val="28"/>
         </w:rPr>
       </w:pPr>
-      <w:bookmarkStart w:id="24" w:name="_3cmq91r498cd" w:colFirst="0" w:colLast="0"/>
-      <w:bookmarkEnd w:id="24"/>
+      <w:bookmarkStart w:id="23" w:name="_3cmq91r498cd" w:colFirst="0" w:colLast="0"/>
+      <w:bookmarkEnd w:id="23"/>
       <w:r>
         <w:rPr>
           <w:sz w:val="28"/>
@@ -5392,144 +8050,140 @@
           <w:color w:val="000000"/>
         </w:rPr>
       </w:pPr>
-      <w:bookmarkStart w:id="25" w:name="_vwz6znl1pq74" w:colFirst="0" w:colLast="0"/>
+      <w:bookmarkStart w:id="24" w:name="_vwz6znl1pq74" w:colFirst="0" w:colLast="0"/>
+      <w:bookmarkEnd w:id="24"/>
+    </w:p>
+    <w:p>
+      <w:pPr>
+        <w:pStyle w:val="Heading1"/>
+        <w:bidi/>
+        <w:rPr>
+          <w:rFonts w:asciiTheme="minorBidi" w:hAnsiTheme="minorBidi" w:cstheme="minorBidi"/>
+        </w:rPr>
+      </w:pPr>
+    </w:p>
+    <w:p>
+      <w:pPr>
+        <w:pStyle w:val="Heading1"/>
+        <w:bidi/>
+      </w:pPr>
+      <w:bookmarkStart w:id="25" w:name="_um05dmd4mhez" w:colFirst="0" w:colLast="0"/>
+      <w:bookmarkStart w:id="26" w:name="_Toc227282092"/>
       <w:bookmarkEnd w:id="25"/>
-    </w:p>
-    <w:p>
-      <w:pPr>
-        <w:pStyle w:val="Heading1"/>
-        <w:bidi/>
-        <w:rPr>
-          <w:rFonts w:asciiTheme="minorBidi" w:hAnsiTheme="minorBidi" w:cstheme="minorBidi"/>
-        </w:rPr>
-      </w:pPr>
-    </w:p>
-    <w:p>
-      <w:pPr>
-        <w:pStyle w:val="Heading1"/>
-        <w:bidi/>
-      </w:pPr>
-      <w:bookmarkStart w:id="26" w:name="_um05dmd4mhez" w:colFirst="0" w:colLast="0"/>
-      <w:bookmarkStart w:id="27" w:name="_Toc227282092"/>
+      <w:r>
+        <w:rPr>
+          <w:rtl/>
+        </w:rPr>
+        <w:t>בסיסי מידע</w:t>
+      </w:r>
       <w:bookmarkEnd w:id="26"/>
-      <w:r>
-        <w:rPr>
-          <w:rtl/>
-        </w:rPr>
-        <w:t>בסיסי מידע</w:t>
-      </w:r>
+    </w:p>
+    <w:p>
+      <w:pPr>
+        <w:bidi/>
+        <w:rPr>
+          <w:sz w:val="28"/>
+          <w:szCs w:val="28"/>
+        </w:rPr>
+      </w:pPr>
+      <w:r>
+        <w:rPr>
+          <w:sz w:val="28"/>
+          <w:szCs w:val="28"/>
+        </w:rPr>
+        <w:t>COSMIC</w:t>
+      </w:r>
+      <w:r>
+        <w:rPr>
+          <w:sz w:val="28"/>
+          <w:szCs w:val="28"/>
+          <w:rtl/>
+        </w:rPr>
+        <w:t xml:space="preserve"> – מידע על מוטציות סרטניות</w:t>
+      </w:r>
+    </w:p>
+    <w:p>
+      <w:pPr>
+        <w:bidi/>
+        <w:rPr>
+          <w:sz w:val="28"/>
+          <w:szCs w:val="28"/>
+        </w:rPr>
+      </w:pPr>
+      <w:r>
+        <w:rPr>
+          <w:sz w:val="28"/>
+          <w:szCs w:val="28"/>
+        </w:rPr>
+        <w:t>TCGA</w:t>
+      </w:r>
+      <w:r>
+        <w:rPr>
+          <w:sz w:val="28"/>
+          <w:szCs w:val="28"/>
+          <w:rtl/>
+        </w:rPr>
+        <w:t xml:space="preserve"> – נתוני סרטן</w:t>
+      </w:r>
+    </w:p>
+    <w:p>
+      <w:pPr>
+        <w:bidi/>
+        <w:rPr>
+          <w:sz w:val="28"/>
+          <w:szCs w:val="28"/>
+        </w:rPr>
+      </w:pPr>
+      <w:r>
+        <w:rPr>
+          <w:sz w:val="28"/>
+          <w:szCs w:val="28"/>
+        </w:rPr>
+        <w:t>UniProt</w:t>
+      </w:r>
+      <w:r>
+        <w:rPr>
+          <w:sz w:val="28"/>
+          <w:szCs w:val="28"/>
+          <w:rtl/>
+        </w:rPr>
+        <w:t xml:space="preserve"> – מידע על חלבונים</w:t>
+      </w:r>
+      <w:r>
+        <w:rPr>
+          <w:sz w:val="28"/>
+          <w:szCs w:val="28"/>
+          <w:rtl/>
+        </w:rPr>
+        <w:br/>
+      </w:r>
+      <w:r>
+        <w:rPr>
+          <w:sz w:val="28"/>
+          <w:szCs w:val="28"/>
+        </w:rPr>
+        <w:t>cbioportal</w:t>
+      </w:r>
+      <w:r>
+        <w:rPr>
+          <w:sz w:val="28"/>
+          <w:szCs w:val="28"/>
+          <w:rtl/>
+        </w:rPr>
+        <w:t>-מידע על המוטציות הסרטניות בחלבון</w:t>
+      </w:r>
+      <w:bookmarkStart w:id="27" w:name="_vjfsypdpna0x" w:colFirst="0" w:colLast="0"/>
+      <w:bookmarkStart w:id="28" w:name="_4be62dgcvlr" w:colFirst="0" w:colLast="0"/>
+      <w:bookmarkStart w:id="29" w:name="_cull30ud5xmz" w:colFirst="0" w:colLast="0"/>
+      <w:bookmarkStart w:id="30" w:name="_69s2z214exx4" w:colFirst="0" w:colLast="0"/>
+      <w:bookmarkStart w:id="31" w:name="_a40ahrgsyrwc" w:colFirst="0" w:colLast="0"/>
+      <w:bookmarkStart w:id="32" w:name="_7sr1vn1ys0l4" w:colFirst="0" w:colLast="0"/>
       <w:bookmarkEnd w:id="27"/>
-    </w:p>
-    <w:p>
-      <w:pPr>
-        <w:bidi/>
-        <w:rPr>
-          <w:sz w:val="28"/>
-          <w:szCs w:val="28"/>
-        </w:rPr>
-      </w:pPr>
-      <w:r>
-        <w:rPr>
-          <w:sz w:val="28"/>
-          <w:szCs w:val="28"/>
-        </w:rPr>
-        <w:t>COSMIC</w:t>
-      </w:r>
-      <w:r>
-        <w:rPr>
-          <w:sz w:val="28"/>
-          <w:szCs w:val="28"/>
-          <w:rtl/>
-        </w:rPr>
-        <w:t xml:space="preserve"> – מידע על מוטציות סרטניות</w:t>
-      </w:r>
-    </w:p>
-    <w:p>
-      <w:pPr>
-        <w:bidi/>
-        <w:rPr>
-          <w:sz w:val="28"/>
-          <w:szCs w:val="28"/>
-        </w:rPr>
-      </w:pPr>
-      <w:r>
-        <w:rPr>
-          <w:sz w:val="28"/>
-          <w:szCs w:val="28"/>
-        </w:rPr>
-        <w:t>TCGA</w:t>
-      </w:r>
-      <w:r>
-        <w:rPr>
-          <w:sz w:val="28"/>
-          <w:szCs w:val="28"/>
-          <w:rtl/>
-        </w:rPr>
-        <w:t xml:space="preserve"> – נתוני סרטן</w:t>
-      </w:r>
-    </w:p>
-    <w:p>
-      <w:pPr>
-        <w:bidi/>
-        <w:rPr>
-          <w:sz w:val="28"/>
-          <w:szCs w:val="28"/>
-        </w:rPr>
-      </w:pPr>
-      <w:proofErr w:type="spellStart"/>
-      <w:r>
-        <w:rPr>
-          <w:sz w:val="28"/>
-          <w:szCs w:val="28"/>
-        </w:rPr>
-        <w:t>UniProt</w:t>
-      </w:r>
-      <w:proofErr w:type="spellEnd"/>
-      <w:r>
-        <w:rPr>
-          <w:sz w:val="28"/>
-          <w:szCs w:val="28"/>
-          <w:rtl/>
-        </w:rPr>
-        <w:t xml:space="preserve"> – מידע על חלבונים</w:t>
-      </w:r>
-      <w:r>
-        <w:rPr>
-          <w:sz w:val="28"/>
-          <w:szCs w:val="28"/>
-          <w:rtl/>
-        </w:rPr>
-        <w:br/>
-      </w:r>
-      <w:proofErr w:type="spellStart"/>
-      <w:r>
-        <w:rPr>
-          <w:sz w:val="28"/>
-          <w:szCs w:val="28"/>
-        </w:rPr>
-        <w:t>cbioportal</w:t>
-      </w:r>
-      <w:proofErr w:type="spellEnd"/>
-      <w:r>
-        <w:rPr>
-          <w:sz w:val="28"/>
-          <w:szCs w:val="28"/>
-          <w:rtl/>
-        </w:rPr>
-        <w:t>-מידע על המוטציות הסרטניות בחלבון</w:t>
-      </w:r>
-      <w:bookmarkStart w:id="28" w:name="_vjfsypdpna0x" w:colFirst="0" w:colLast="0"/>
-      <w:bookmarkStart w:id="29" w:name="_4be62dgcvlr" w:colFirst="0" w:colLast="0"/>
-      <w:bookmarkStart w:id="30" w:name="_cull30ud5xmz" w:colFirst="0" w:colLast="0"/>
-      <w:bookmarkStart w:id="31" w:name="_69s2z214exx4" w:colFirst="0" w:colLast="0"/>
-      <w:bookmarkStart w:id="32" w:name="_a40ahrgsyrwc" w:colFirst="0" w:colLast="0"/>
-      <w:bookmarkStart w:id="33" w:name="_7sr1vn1ys0l4" w:colFirst="0" w:colLast="0"/>
       <w:bookmarkEnd w:id="28"/>
       <w:bookmarkEnd w:id="29"/>
       <w:bookmarkEnd w:id="30"/>
       <w:bookmarkEnd w:id="31"/>
       <w:bookmarkEnd w:id="32"/>
-      <w:bookmarkEnd w:id="33"/>
     </w:p>
     <w:p>
       <w:pPr>
@@ -5543,7 +8197,7 @@
           <w:rtl/>
         </w:rPr>
       </w:pPr>
-      <w:bookmarkStart w:id="34" w:name="_Toc227282093"/>
+      <w:bookmarkStart w:id="33" w:name="_Toc227282093"/>
       <w:r>
         <w:rPr>
           <w:rFonts w:asciiTheme="minorBidi" w:eastAsia="Alef" w:hAnsiTheme="minorBidi" w:cstheme="minorBidi" w:hint="cs"/>
@@ -5582,29 +8236,7 @@
           <w:rtl/>
           <w:lang w:val="en-US"/>
         </w:rPr>
-        <w:t xml:space="preserve">ת כמות המוטציות בכל דומיין, אנחנו נצטרך לבדוק לאיזה </w:t>
-      </w:r>
-      <w:proofErr w:type="spellStart"/>
-      <w:r>
-        <w:rPr>
-          <w:rFonts w:hint="cs"/>
-          <w:sz w:val="28"/>
-          <w:szCs w:val="28"/>
-          <w:rtl/>
-          <w:lang w:val="en-US"/>
-        </w:rPr>
-        <w:t>דומיינים</w:t>
-      </w:r>
-      <w:proofErr w:type="spellEnd"/>
-      <w:r>
-        <w:rPr>
-          <w:rFonts w:hint="cs"/>
-          <w:sz w:val="28"/>
-          <w:szCs w:val="28"/>
-          <w:rtl/>
-          <w:lang w:val="en-US"/>
-        </w:rPr>
-        <w:t xml:space="preserve"> יש </w:t>
+        <w:t xml:space="preserve">ת כמות המוטציות בכל דומיין, אנחנו נצטרך לבדוק לאיזה דומיינים יש </w:t>
       </w:r>
       <w:r>
         <w:rPr>
@@ -5916,42 +8548,20 @@
           <w:shd w:val="clear" w:color="auto" w:fill="F8F9FA"/>
           <w:rtl/>
         </w:rPr>
-        <w:t xml:space="preserve">תכנון אופן </w:t>
-      </w:r>
-      <w:proofErr w:type="spellStart"/>
-      <w:r>
-        <w:rPr>
-          <w:rFonts w:asciiTheme="minorBidi" w:eastAsia="Alef" w:hAnsiTheme="minorBidi" w:cstheme="minorBidi"/>
-          <w:sz w:val="36"/>
-          <w:szCs w:val="36"/>
-          <w:shd w:val="clear" w:color="auto" w:fill="F8F9FA"/>
-          <w:rtl/>
-        </w:rPr>
-        <w:t>הולידציה</w:t>
-      </w:r>
-      <w:proofErr w:type="spellEnd"/>
-      <w:r>
-        <w:rPr>
-          <w:rFonts w:asciiTheme="minorBidi" w:eastAsia="Alef" w:hAnsiTheme="minorBidi" w:cstheme="minorBidi"/>
-          <w:sz w:val="36"/>
-          <w:szCs w:val="36"/>
-          <w:shd w:val="clear" w:color="auto" w:fill="F8F9FA"/>
-          <w:rtl/>
-        </w:rPr>
-        <w:t xml:space="preserve"> של הקוד והתוצאות</w:t>
-      </w:r>
+        <w:t>תכנון אופן הולידציה של הקוד והתוצאות</w:t>
+      </w:r>
+      <w:bookmarkEnd w:id="33"/>
+    </w:p>
+    <w:p>
+      <w:pPr>
+        <w:bidi/>
+        <w:rPr>
+          <w:sz w:val="28"/>
+          <w:szCs w:val="28"/>
+        </w:rPr>
+      </w:pPr>
+      <w:bookmarkStart w:id="34" w:name="_tfmzby4om1rp" w:colFirst="0" w:colLast="0"/>
       <w:bookmarkEnd w:id="34"/>
-    </w:p>
-    <w:p>
-      <w:pPr>
-        <w:bidi/>
-        <w:rPr>
-          <w:sz w:val="28"/>
-          <w:szCs w:val="28"/>
-        </w:rPr>
-      </w:pPr>
-      <w:bookmarkStart w:id="35" w:name="_tfmzby4om1rp" w:colFirst="0" w:colLast="0"/>
-      <w:bookmarkEnd w:id="35"/>
       <w:r>
         <w:rPr>
           <w:sz w:val="28"/>
@@ -6009,7 +8619,6 @@
         </w:rPr>
         <w:t xml:space="preserve">בדיקה של ה </w:t>
       </w:r>
-      <w:proofErr w:type="spellStart"/>
       <w:r>
         <w:rPr>
           <w:sz w:val="28"/>
@@ -6018,7 +8627,6 @@
         </w:rPr>
         <w:t>hotspots</w:t>
       </w:r>
-      <w:proofErr w:type="spellEnd"/>
       <w:r>
         <w:rPr>
           <w:sz w:val="28"/>
@@ -6053,9 +8661,9 @@
         <w:pStyle w:val="Heading1"/>
         <w:bidi/>
       </w:pPr>
-      <w:bookmarkStart w:id="36" w:name="_7z2iq1tt498p" w:colFirst="0" w:colLast="0"/>
-      <w:bookmarkStart w:id="37" w:name="_Toc227282094"/>
-      <w:bookmarkEnd w:id="36"/>
+      <w:bookmarkStart w:id="35" w:name="_7z2iq1tt498p" w:colFirst="0" w:colLast="0"/>
+      <w:bookmarkStart w:id="36" w:name="_Toc227282094"/>
+      <w:bookmarkEnd w:id="35"/>
       <w:r>
         <w:rPr>
           <w:rtl/>
@@ -6063,7 +8671,7 @@
         <w:lastRenderedPageBreak/>
         <w:t>ביבליוגרפיה</w:t>
       </w:r>
-      <w:bookmarkEnd w:id="37"/>
+      <w:bookmarkEnd w:id="36"/>
     </w:p>
     <w:p>
       <w:pPr>
@@ -6083,7 +8691,7 @@
         </w:rPr>
         <w:t xml:space="preserve">Uniport - </w:t>
       </w:r>
-      <w:hyperlink r:id="rId7">
+      <w:hyperlink r:id="rId9">
         <w:r>
           <w:rPr>
             <w:color w:val="1155CC"/>
@@ -6112,25 +8720,15 @@
         </w:rPr>
         <w:t>c</w:t>
       </w:r>
-      <w:proofErr w:type="spellStart"/>
-      <w:r>
-        <w:rPr>
-          <w:sz w:val="28"/>
-          <w:szCs w:val="28"/>
-          <w:lang w:val="en-US"/>
-        </w:rPr>
-        <w:t>bioportal</w:t>
-      </w:r>
-      <w:proofErr w:type="spellEnd"/>
-      <w:r>
-        <w:rPr>
-          <w:sz w:val="28"/>
-          <w:szCs w:val="28"/>
-          <w:lang w:val="en-US"/>
-        </w:rPr>
-        <w:t>-</w:t>
-      </w:r>
-      <w:hyperlink r:id="rId8" w:history="1">
+      <w:r>
+        <w:rPr>
+          <w:sz w:val="28"/>
+          <w:szCs w:val="28"/>
+          <w:lang w:val="en-US"/>
+        </w:rPr>
+        <w:t>bioportal-</w:t>
+      </w:r>
+      <w:hyperlink r:id="rId10" w:history="1">
         <w:r>
           <w:rPr>
             <w:rStyle w:val="Hyperlink"/>
@@ -6152,7 +8750,6 @@
           <w:lang w:val="en-US"/>
         </w:rPr>
       </w:pPr>
-      <w:proofErr w:type="gramStart"/>
       <w:r>
         <w:rPr>
           <w:sz w:val="28"/>
@@ -6169,18 +8766,7 @@
           <w:rtl/>
           <w:lang w:val="en-US"/>
         </w:rPr>
-        <w:t>(</w:t>
-      </w:r>
-      <w:proofErr w:type="gramEnd"/>
-      <w:r>
-        <w:rPr>
-          <w:rFonts w:hint="cs"/>
-          <w:sz w:val="28"/>
-          <w:szCs w:val="28"/>
-          <w:rtl/>
-          <w:lang w:val="en-US"/>
-        </w:rPr>
-        <w:t>עדיין לא השתמשנו)</w:t>
+        <w:t>(עדיין לא השתמשנו)</w:t>
       </w:r>
     </w:p>
     <w:p>
@@ -6204,7 +8790,7 @@
         </w:rPr>
         <w:t xml:space="preserve">Logistic regression - </w:t>
       </w:r>
-      <w:hyperlink r:id="rId9" w:history="1">
+      <w:hyperlink r:id="rId11" w:history="1">
         <w:r>
           <w:rPr>
             <w:rStyle w:val="Hyperlink"/>
@@ -6263,7 +8849,7 @@
           <w:lang w:val="en-US"/>
         </w:rPr>
       </w:pPr>
-      <w:hyperlink r:id="rId10" w:history="1">
+      <w:hyperlink r:id="rId12" w:history="1">
         <w:r>
           <w:rPr>
             <w:rStyle w:val="Hyperlink"/>
@@ -6306,6 +8892,78 @@
         <w:bidi/>
         <w:rPr>
           <w:rFonts w:asciiTheme="minorBidi" w:eastAsia="Alef" w:hAnsiTheme="minorBidi" w:cstheme="minorBidi"/>
+          <w:sz w:val="36"/>
+          <w:szCs w:val="36"/>
+          <w:shd w:val="clear" w:color="auto" w:fill="F8F9FA"/>
+          <w:rtl/>
+          <w:lang w:val="en-US"/>
+        </w:rPr>
+      </w:pPr>
+      <w:r>
+        <w:rPr>
+          <w:rFonts w:asciiTheme="minorBidi" w:eastAsia="Alef" w:hAnsiTheme="minorBidi" w:cstheme="minorBidi" w:hint="cs"/>
+          <w:sz w:val="36"/>
+          <w:szCs w:val="36"/>
+          <w:shd w:val="clear" w:color="auto" w:fill="F8F9FA"/>
+          <w:rtl/>
+          <w:lang w:val="en-US"/>
+        </w:rPr>
+        <w:t xml:space="preserve">מידע על </w:t>
+      </w:r>
+      <w:r>
+        <w:rPr>
+          <w:rFonts w:asciiTheme="minorBidi" w:eastAsia="Alef" w:hAnsiTheme="minorBidi" w:cstheme="minorBidi"/>
+          <w:sz w:val="36"/>
+          <w:szCs w:val="36"/>
+          <w:shd w:val="clear" w:color="auto" w:fill="F8F9FA"/>
+          <w:lang w:val="en-US"/>
+        </w:rPr>
+        <w:t>EGFR</w:t>
+      </w:r>
+    </w:p>
+    <w:p>
+      <w:pPr>
+        <w:bidi/>
+        <w:rPr>
+          <w:rFonts w:asciiTheme="minorBidi" w:eastAsia="Alef" w:hAnsiTheme="minorBidi" w:cstheme="minorBidi"/>
+          <w:sz w:val="36"/>
+          <w:szCs w:val="36"/>
+          <w:shd w:val="clear" w:color="auto" w:fill="F8F9FA"/>
+          <w:rtl/>
+          <w:lang w:val="en-US"/>
+        </w:rPr>
+      </w:pPr>
+      <w:hyperlink r:id="rId13" w:history="1">
+        <w:r>
+          <w:rPr>
+            <w:rStyle w:val="Hyperlink"/>
+            <w:rFonts w:asciiTheme="minorBidi" w:eastAsia="Alef" w:hAnsiTheme="minorBidi" w:cstheme="minorBidi"/>
+            <w:sz w:val="36"/>
+            <w:szCs w:val="36"/>
+            <w:shd w:val="clear" w:color="auto" w:fill="F8F9FA"/>
+            <w:lang w:val="en-US"/>
+          </w:rPr>
+          <w:t>https://pmc.ncbi.nlm.nih.gov/articles/PMC2745238</w:t>
+        </w:r>
+        <w:r>
+          <w:rPr>
+            <w:rStyle w:val="Hyperlink"/>
+            <w:rFonts w:asciiTheme="minorBidi" w:eastAsia="Alef" w:hAnsiTheme="minorBidi"/>
+            <w:sz w:val="36"/>
+            <w:szCs w:val="36"/>
+            <w:shd w:val="clear" w:color="auto" w:fill="F8F9FA"/>
+            <w:rtl/>
+            <w:lang w:val="en-US"/>
+          </w:rPr>
+          <w:t>/</w:t>
+        </w:r>
+      </w:hyperlink>
+    </w:p>
+    <w:p>
+      <w:pPr>
+        <w:bidi/>
+        <w:rPr>
+          <w:rFonts w:asciiTheme="minorBidi" w:eastAsia="Alef" w:hAnsiTheme="minorBidi" w:cstheme="minorBidi" w:hint="cs"/>
           <w:sz w:val="36"/>
           <w:szCs w:val="36"/>
           <w:shd w:val="clear" w:color="auto" w:fill="F8F9FA"/>
